--- a/Статья.docx
+++ b/Статья.docx
@@ -1,38 +1,36 @@
 
 <file path=word/document.xml><?xml version="1.0" encoding="utf-8"?>
-<w:document xmlns:wpc="http://schemas.microsoft.com/office/word/2010/wordprocessingCanvas" xmlns:cx="http://schemas.microsoft.com/office/drawing/2014/chartex" xmlns:cx1="http://schemas.microsoft.com/office/drawing/2015/9/8/chartex" xmlns:cx2="http://schemas.microsoft.com/office/drawing/2015/10/21/chartex" xmlns:cx3="http://schemas.microsoft.com/office/drawing/2016/5/9/chartex" xmlns:cx4="http://schemas.microsoft.com/office/drawing/2016/5/10/chartex" xmlns:cx5="http://schemas.microsoft.com/office/drawing/2016/5/11/chartex" xmlns:cx6="http://schemas.microsoft.com/office/drawing/2016/5/12/chartex" xmlns:cx7="http://schemas.microsoft.com/office/drawing/2016/5/13/chartex" xmlns:cx8="http://schemas.microsoft.com/office/drawing/2016/5/14/chartex" xmlns:mc="http://schemas.openxmlformats.org/markup-compatibility/2006" xmlns:aink="http://schemas.microsoft.com/office/drawing/2016/ink" xmlns:am3d="http://schemas.microsoft.com/office/drawing/2017/model3d" xmlns:o="urn:schemas-microsoft-com:office:office" xmlns:oel="http://schemas.microsoft.com/office/2019/extlst" xmlns:r="http://schemas.openxmlformats.org/officeDocument/2006/relationships" xmlns:m="http://schemas.openxmlformats.org/officeDocument/2006/math" xmlns:v="urn:schemas-microsoft-com:vml" xmlns:wp14="http://schemas.microsoft.com/office/word/2010/wordprocessingDrawing" xmlns:wp="http://schemas.openxmlformats.org/drawingml/2006/wordprocessingDrawing" xmlns:w10="urn:schemas-microsoft-com:office:word" xmlns:w="http://schemas.openxmlformats.org/wordprocessingml/2006/main" xmlns:w14="http://schemas.microsoft.com/office/word/2010/wordml" xmlns:w15="http://schemas.microsoft.com/office/word/2012/wordml" xmlns:w16cex="http://schemas.microsoft.com/office/word/2018/wordml/cex" xmlns:w16cid="http://schemas.microsoft.com/office/word/2016/wordml/cid" xmlns:w16="http://schemas.microsoft.com/office/word/2018/wordml" xmlns:w16sdtdh="http://schemas.microsoft.com/office/word/2020/wordml/sdtdatahash" xmlns:w16se="http://schemas.microsoft.com/office/word/2015/wordml/symex" xmlns:wpg="http://schemas.microsoft.com/office/word/2010/wordprocessingGroup" xmlns:wpi="http://schemas.microsoft.com/office/word/2010/wordprocessingInk" xmlns:wne="http://schemas.microsoft.com/office/word/2006/wordml" xmlns:wps="http://schemas.microsoft.com/office/word/2010/wordprocessingShape" mc:Ignorable="w14 w15 w16se w16cid w16 w16cex w16sdtdh wp14">
+<w:document xmlns:wpc="http://schemas.microsoft.com/office/word/2010/wordprocessingCanvas" xmlns:cx="http://schemas.microsoft.com/office/drawing/2014/chartex" xmlns:cx1="http://schemas.microsoft.com/office/drawing/2015/9/8/chartex" xmlns:cx2="http://schemas.microsoft.com/office/drawing/2015/10/21/chartex" xmlns:cx3="http://schemas.microsoft.com/office/drawing/2016/5/9/chartex" xmlns:cx4="http://schemas.microsoft.com/office/drawing/2016/5/10/chartex" xmlns:cx5="http://schemas.microsoft.com/office/drawing/2016/5/11/chartex" xmlns:cx6="http://schemas.microsoft.com/office/drawing/2016/5/12/chartex" xmlns:cx7="http://schemas.microsoft.com/office/drawing/2016/5/13/chartex" xmlns:cx8="http://schemas.microsoft.com/office/drawing/2016/5/14/chartex" xmlns:mc="http://schemas.openxmlformats.org/markup-compatibility/2006" xmlns:aink="http://schemas.microsoft.com/office/drawing/2016/ink" xmlns:am3d="http://schemas.microsoft.com/office/drawing/2017/model3d" xmlns:o="urn:schemas-microsoft-com:office:office" xmlns:r="http://schemas.openxmlformats.org/officeDocument/2006/relationships" xmlns:m="http://schemas.openxmlformats.org/officeDocument/2006/math" xmlns:v="urn:schemas-microsoft-com:vml" xmlns:wp14="http://schemas.microsoft.com/office/word/2010/wordprocessingDrawing" xmlns:wp="http://schemas.openxmlformats.org/drawingml/2006/wordprocessingDrawing" xmlns:w10="urn:schemas-microsoft-com:office:word" xmlns:w="http://schemas.openxmlformats.org/wordprocessingml/2006/main" xmlns:w14="http://schemas.microsoft.com/office/word/2010/wordml" xmlns:w15="http://schemas.microsoft.com/office/word/2012/wordml" xmlns:w16cex="http://schemas.microsoft.com/office/word/2018/wordml/cex" xmlns:w16cid="http://schemas.microsoft.com/office/word/2016/wordml/cid" xmlns:w16="http://schemas.microsoft.com/office/word/2018/wordml" xmlns:w16sdtdh="http://schemas.microsoft.com/office/word/2020/wordml/sdtdatahash" xmlns:w16se="http://schemas.microsoft.com/office/word/2015/wordml/symex" xmlns:wpg="http://schemas.microsoft.com/office/word/2010/wordprocessingGroup" xmlns:wpi="http://schemas.microsoft.com/office/word/2010/wordprocessingInk" xmlns:wne="http://schemas.microsoft.com/office/word/2006/wordml" xmlns:wps="http://schemas.microsoft.com/office/word/2010/wordprocessingShape" mc:Ignorable="w14 w15 w16se w16cid w16 w16cex w16sdtdh wp14">
   <w:body>
     <w:p>
       <w:pPr>
+        <w:pStyle w:val="2"/>
         <w:spacing w:line="360" w:lineRule="auto"/>
-        <w:ind w:firstLine="709"/>
-        <w:jc w:val="both"/>
-        <w:rPr>
-          <w:rFonts w:ascii="Times New Roman" w:hAnsi="Times New Roman" w:cs="Times New Roman"/>
-          <w:b/>
-          <w:bCs/>
-          <w:sz w:val="28"/>
-          <w:szCs w:val="28"/>
-        </w:rPr>
-      </w:pPr>
-      <w:r>
-        <w:rPr>
-          <w:rFonts w:ascii="Times New Roman" w:hAnsi="Times New Roman" w:cs="Times New Roman"/>
-          <w:b/>
-          <w:bCs/>
-          <w:sz w:val="28"/>
-          <w:szCs w:val="28"/>
+        <w:contextualSpacing/>
+        <w:jc w:val="center"/>
+        <w:rPr>
+          <w:rStyle w:val="ae"/>
+          <w:b w:val="0"/>
+          <w:bCs w:val="0"/>
+          <w:color w:val="000000" w:themeColor="text1"/>
+        </w:rPr>
+      </w:pPr>
+      <w:r>
+        <w:rPr>
+          <w:rStyle w:val="ae"/>
+          <w:b w:val="0"/>
+          <w:bCs w:val="0"/>
+          <w:color w:val="000000" w:themeColor="text1"/>
         </w:rPr>
         <w:t xml:space="preserve">1. </w:t>
       </w:r>
       <w:proofErr w:type="spellStart"/>
       <w:r>
         <w:rPr>
-          <w:rFonts w:ascii="Times New Roman" w:hAnsi="Times New Roman" w:cs="Times New Roman"/>
-          <w:b/>
-          <w:bCs/>
-          <w:sz w:val="28"/>
-          <w:szCs w:val="28"/>
+          <w:rStyle w:val="ae"/>
+          <w:b w:val="0"/>
+          <w:bCs w:val="0"/>
+          <w:color w:val="000000" w:themeColor="text1"/>
         </w:rPr>
         <w:t>Introduction</w:t>
       </w:r>
@@ -42,32 +40,28 @@
       <w:pPr>
         <w:spacing w:line="360" w:lineRule="auto"/>
         <w:ind w:firstLine="709"/>
+        <w:contextualSpacing/>
         <w:jc w:val="both"/>
         <w:rPr>
           <w:rFonts w:ascii="Times New Roman" w:hAnsi="Times New Roman" w:cs="Times New Roman"/>
-          <w:sz w:val="28"/>
-          <w:szCs w:val="28"/>
-        </w:rPr>
-      </w:pPr>
-      <w:r>
-        <w:rPr>
-          <w:rFonts w:ascii="Times New Roman" w:hAnsi="Times New Roman" w:cs="Times New Roman"/>
-          <w:sz w:val="28"/>
-          <w:szCs w:val="28"/>
-        </w:rPr>
-        <w:t>В условиях растущей урбанизации и распространения систем видеонаблюдения анализ поведения людей в городских пространствах</w:t>
-      </w:r>
-      <w:r>
-        <w:rPr>
-          <w:rFonts w:ascii="Times New Roman" w:hAnsi="Times New Roman" w:cs="Times New Roman"/>
-          <w:sz w:val="28"/>
-          <w:szCs w:val="28"/>
-        </w:rPr>
-        <w:t xml:space="preserve"> становится </w:t>
-      </w:r>
-      <w:r>
-        <w:rPr>
-          <w:rFonts w:ascii="Times New Roman" w:hAnsi="Times New Roman" w:cs="Times New Roman"/>
+          <w:color w:val="000000" w:themeColor="text1"/>
+          <w:sz w:val="28"/>
+          <w:szCs w:val="28"/>
+        </w:rPr>
+      </w:pPr>
+      <w:r>
+        <w:rPr>
+          <w:rFonts w:ascii="Times New Roman" w:hAnsi="Times New Roman" w:cs="Times New Roman"/>
+          <w:color w:val="000000" w:themeColor="text1"/>
+          <w:sz w:val="28"/>
+          <w:szCs w:val="28"/>
+        </w:rPr>
+        <w:t xml:space="preserve">В условиях растущей урбанизации и распространения систем видеонаблюдения анализ поведения людей в городских пространствах становится </w:t>
+      </w:r>
+      <w:r>
+        <w:rPr>
+          <w:rFonts w:ascii="Times New Roman" w:hAnsi="Times New Roman" w:cs="Times New Roman"/>
+          <w:color w:val="000000" w:themeColor="text1"/>
           <w:sz w:val="28"/>
           <w:szCs w:val="28"/>
         </w:rPr>
@@ -76,6 +70,7 @@
       <w:r>
         <w:rPr>
           <w:rFonts w:ascii="Times New Roman" w:hAnsi="Times New Roman" w:cs="Times New Roman"/>
+          <w:color w:val="000000" w:themeColor="text1"/>
           <w:sz w:val="28"/>
           <w:szCs w:val="28"/>
         </w:rPr>
@@ -84,6 +79,7 @@
       <w:r>
         <w:rPr>
           <w:rFonts w:ascii="Times New Roman" w:hAnsi="Times New Roman" w:cs="Times New Roman"/>
+          <w:color w:val="000000" w:themeColor="text1"/>
           <w:sz w:val="28"/>
           <w:szCs w:val="28"/>
         </w:rPr>
@@ -92,22 +88,16 @@
       <w:r>
         <w:rPr>
           <w:rFonts w:ascii="Times New Roman" w:hAnsi="Times New Roman" w:cs="Times New Roman"/>
-          <w:sz w:val="28"/>
-          <w:szCs w:val="28"/>
-        </w:rPr>
-        <w:t>.</w:t>
-      </w:r>
-      <w:r>
-        <w:rPr>
-          <w:rFonts w:ascii="Times New Roman" w:hAnsi="Times New Roman" w:cs="Times New Roman"/>
-          <w:sz w:val="28"/>
-          <w:szCs w:val="28"/>
-        </w:rPr>
-        <w:t xml:space="preserve"> </w:t>
-      </w:r>
-      <w:r>
-        <w:rPr>
-          <w:rFonts w:ascii="Times New Roman" w:hAnsi="Times New Roman" w:cs="Times New Roman"/>
+          <w:color w:val="000000" w:themeColor="text1"/>
+          <w:sz w:val="28"/>
+          <w:szCs w:val="28"/>
+        </w:rPr>
+        <w:t xml:space="preserve">. </w:t>
+      </w:r>
+      <w:r>
+        <w:rPr>
+          <w:rFonts w:ascii="Times New Roman" w:hAnsi="Times New Roman" w:cs="Times New Roman"/>
+          <w:color w:val="000000" w:themeColor="text1"/>
           <w:sz w:val="28"/>
           <w:szCs w:val="28"/>
         </w:rPr>
@@ -116,6 +106,7 @@
       <w:r>
         <w:rPr>
           <w:rFonts w:ascii="Times New Roman" w:hAnsi="Times New Roman" w:cs="Times New Roman"/>
+          <w:color w:val="000000" w:themeColor="text1"/>
           <w:sz w:val="28"/>
           <w:szCs w:val="28"/>
         </w:rPr>
@@ -124,6 +115,7 @@
       <w:r>
         <w:rPr>
           <w:rFonts w:ascii="Times New Roman" w:hAnsi="Times New Roman" w:cs="Times New Roman"/>
+          <w:color w:val="000000" w:themeColor="text1"/>
           <w:sz w:val="28"/>
           <w:szCs w:val="28"/>
         </w:rPr>
@@ -132,22 +124,16 @@
       <w:r>
         <w:rPr>
           <w:rFonts w:ascii="Times New Roman" w:hAnsi="Times New Roman" w:cs="Times New Roman"/>
-          <w:sz w:val="28"/>
-          <w:szCs w:val="28"/>
-        </w:rPr>
-        <w:t>.</w:t>
-      </w:r>
-      <w:r>
-        <w:rPr>
-          <w:rFonts w:ascii="Times New Roman" w:hAnsi="Times New Roman" w:cs="Times New Roman"/>
-          <w:sz w:val="28"/>
-          <w:szCs w:val="28"/>
-        </w:rPr>
-        <w:t xml:space="preserve"> </w:t>
-      </w:r>
-      <w:r>
-        <w:rPr>
-          <w:rFonts w:ascii="Times New Roman" w:hAnsi="Times New Roman" w:cs="Times New Roman"/>
+          <w:color w:val="000000" w:themeColor="text1"/>
+          <w:sz w:val="28"/>
+          <w:szCs w:val="28"/>
+        </w:rPr>
+        <w:t xml:space="preserve">. </w:t>
+      </w:r>
+      <w:r>
+        <w:rPr>
+          <w:rFonts w:ascii="Times New Roman" w:hAnsi="Times New Roman" w:cs="Times New Roman"/>
+          <w:color w:val="000000" w:themeColor="text1"/>
           <w:sz w:val="28"/>
           <w:szCs w:val="28"/>
         </w:rPr>
@@ -156,90 +142,66 @@
       <w:r>
         <w:rPr>
           <w:rFonts w:ascii="Times New Roman" w:hAnsi="Times New Roman" w:cs="Times New Roman"/>
-          <w:sz w:val="28"/>
-          <w:szCs w:val="28"/>
-        </w:rPr>
-        <w:t xml:space="preserve">Видеопотоки с камер </w:t>
-      </w:r>
-      <w:r>
-        <w:rPr>
-          <w:rFonts w:ascii="Times New Roman" w:hAnsi="Times New Roman" w:cs="Times New Roman"/>
-          <w:sz w:val="28"/>
-          <w:szCs w:val="28"/>
-        </w:rPr>
-        <w:t>наблюдения</w:t>
-      </w:r>
-      <w:r>
-        <w:rPr>
-          <w:rFonts w:ascii="Times New Roman" w:hAnsi="Times New Roman" w:cs="Times New Roman"/>
-          <w:sz w:val="28"/>
-          <w:szCs w:val="28"/>
-        </w:rPr>
-        <w:t>, конечно,</w:t>
-      </w:r>
-      <w:r>
-        <w:rPr>
-          <w:rFonts w:ascii="Times New Roman" w:hAnsi="Times New Roman" w:cs="Times New Roman"/>
-          <w:sz w:val="28"/>
-          <w:szCs w:val="28"/>
-        </w:rPr>
-        <w:t xml:space="preserve"> используются для обеспечения безопасности, но чаще всего они применяются лишь для </w:t>
-      </w:r>
-      <w:r>
-        <w:rPr>
-          <w:rFonts w:ascii="Times New Roman" w:hAnsi="Times New Roman" w:cs="Times New Roman"/>
-          <w:sz w:val="28"/>
-          <w:szCs w:val="28"/>
-        </w:rPr>
-        <w:t>пост-</w:t>
-      </w:r>
-      <w:r>
-        <w:rPr>
-          <w:rFonts w:ascii="Times New Roman" w:hAnsi="Times New Roman" w:cs="Times New Roman"/>
-          <w:sz w:val="28"/>
-          <w:szCs w:val="28"/>
-        </w:rPr>
-        <w:t>анализа</w:t>
-      </w:r>
-      <w:r>
-        <w:rPr>
-          <w:rFonts w:ascii="Times New Roman" w:hAnsi="Times New Roman" w:cs="Times New Roman"/>
-          <w:sz w:val="28"/>
-          <w:szCs w:val="28"/>
-        </w:rPr>
-        <w:t>, а не для анализа в реальном времени</w:t>
-      </w:r>
-      <w:r>
-        <w:rPr>
-          <w:rFonts w:ascii="Times New Roman" w:hAnsi="Times New Roman" w:cs="Times New Roman"/>
-          <w:sz w:val="28"/>
-          <w:szCs w:val="28"/>
-        </w:rPr>
-        <w:t>.</w:t>
-      </w:r>
-      <w:r>
-        <w:rPr>
-          <w:rFonts w:ascii="Times New Roman" w:hAnsi="Times New Roman" w:cs="Times New Roman"/>
-          <w:sz w:val="28"/>
-          <w:szCs w:val="28"/>
-        </w:rPr>
-        <w:t xml:space="preserve"> Потому что интерпретация поведения каждого человека на улице в совокупности требует огромных ресурсов для каждой камеры, особенно в людных местах.</w:t>
+          <w:color w:val="000000" w:themeColor="text1"/>
+          <w:sz w:val="28"/>
+          <w:szCs w:val="28"/>
+        </w:rPr>
+        <w:t>Видеопотоки с камер наблюдения, конечно, используются для обеспечения безопасности, но чаще всего они применяются лишь для пост-анализа, а не для анализа в реальном времени. Потому что интерпретаци</w:t>
+      </w:r>
+      <w:r>
+        <w:rPr>
+          <w:rFonts w:ascii="Times New Roman" w:hAnsi="Times New Roman" w:cs="Times New Roman"/>
+          <w:color w:val="000000" w:themeColor="text1"/>
+          <w:sz w:val="28"/>
+          <w:szCs w:val="28"/>
+        </w:rPr>
+        <w:t>и</w:t>
+      </w:r>
+      <w:r>
+        <w:rPr>
+          <w:rFonts w:ascii="Times New Roman" w:hAnsi="Times New Roman" w:cs="Times New Roman"/>
+          <w:color w:val="000000" w:themeColor="text1"/>
+          <w:sz w:val="28"/>
+          <w:szCs w:val="28"/>
+        </w:rPr>
+        <w:t xml:space="preserve"> поведения каждого человека на улице</w:t>
+      </w:r>
+      <w:r>
+        <w:rPr>
+          <w:rFonts w:ascii="Times New Roman" w:hAnsi="Times New Roman" w:cs="Times New Roman"/>
+          <w:color w:val="000000" w:themeColor="text1"/>
+          <w:sz w:val="28"/>
+          <w:szCs w:val="28"/>
+        </w:rPr>
+        <w:t>,</w:t>
+      </w:r>
+      <w:r>
+        <w:rPr>
+          <w:rFonts w:ascii="Times New Roman" w:hAnsi="Times New Roman" w:cs="Times New Roman"/>
+          <w:color w:val="000000" w:themeColor="text1"/>
+          <w:sz w:val="28"/>
+          <w:szCs w:val="28"/>
+        </w:rPr>
+        <w:t xml:space="preserve"> в совокупности требует огромных ресурсов, особенно в людных местах.</w:t>
       </w:r>
     </w:p>
     <w:p>
       <w:pPr>
         <w:spacing w:line="360" w:lineRule="auto"/>
         <w:ind w:firstLine="709"/>
+        <w:contextualSpacing/>
         <w:jc w:val="both"/>
         <w:rPr>
           <w:rFonts w:ascii="Times New Roman" w:hAnsi="Times New Roman" w:cs="Times New Roman"/>
-          <w:sz w:val="28"/>
-          <w:szCs w:val="28"/>
-        </w:rPr>
-      </w:pPr>
-      <w:r>
-        <w:rPr>
-          <w:rFonts w:ascii="Times New Roman" w:hAnsi="Times New Roman" w:cs="Times New Roman"/>
+          <w:color w:val="000000" w:themeColor="text1"/>
+          <w:sz w:val="28"/>
+          <w:szCs w:val="28"/>
+        </w:rPr>
+      </w:pPr>
+      <w:r>
+        <w:rPr>
+          <w:rFonts w:ascii="Times New Roman" w:hAnsi="Times New Roman" w:cs="Times New Roman"/>
+          <w:color w:val="000000" w:themeColor="text1"/>
           <w:sz w:val="28"/>
           <w:szCs w:val="28"/>
         </w:rPr>
@@ -249,6 +211,7 @@
       <w:r>
         <w:rPr>
           <w:rFonts w:ascii="Times New Roman" w:hAnsi="Times New Roman" w:cs="Times New Roman"/>
+          <w:color w:val="000000" w:themeColor="text1"/>
           <w:sz w:val="28"/>
           <w:szCs w:val="28"/>
         </w:rPr>
@@ -258,6 +221,7 @@
       <w:r>
         <w:rPr>
           <w:rFonts w:ascii="Times New Roman" w:hAnsi="Times New Roman" w:cs="Times New Roman"/>
+          <w:color w:val="000000" w:themeColor="text1"/>
           <w:sz w:val="28"/>
           <w:szCs w:val="28"/>
         </w:rPr>
@@ -267,6 +231,7 @@
       <w:r>
         <w:rPr>
           <w:rFonts w:ascii="Times New Roman" w:hAnsi="Times New Roman" w:cs="Times New Roman"/>
+          <w:color w:val="000000" w:themeColor="text1"/>
           <w:sz w:val="28"/>
           <w:szCs w:val="28"/>
         </w:rPr>
@@ -276,22 +241,108 @@
       <w:r>
         <w:rPr>
           <w:rFonts w:ascii="Times New Roman" w:hAnsi="Times New Roman" w:cs="Times New Roman"/>
-          <w:sz w:val="28"/>
-          <w:szCs w:val="28"/>
-        </w:rPr>
-        <w:t xml:space="preserve">, </w:t>
-      </w:r>
-      <w:r>
-        <w:rPr>
-          <w:rFonts w:ascii="Times New Roman" w:hAnsi="Times New Roman" w:cs="Times New Roman"/>
-          <w:sz w:val="28"/>
-          <w:szCs w:val="28"/>
-        </w:rPr>
-        <w:t>я пришёл к выводу: существующие модели либо ориентированы на "сценическое" поведение (например, спортивные действия</w:t>
-      </w:r>
-      <w:r>
-        <w:rPr>
-          <w:rFonts w:ascii="Times New Roman" w:hAnsi="Times New Roman" w:cs="Times New Roman"/>
+          <w:color w:val="000000" w:themeColor="text1"/>
+          <w:sz w:val="28"/>
+          <w:szCs w:val="28"/>
+        </w:rPr>
+        <w:t>, я пришёл к выводу: существующие модели либо ориентированы на "сценическое" поведение (например, спортивные действия</w:t>
+      </w:r>
+      <w:r>
+        <w:rPr>
+          <w:rFonts w:ascii="Times New Roman" w:hAnsi="Times New Roman" w:cs="Times New Roman"/>
+          <w:color w:val="000000" w:themeColor="text1"/>
+          <w:sz w:val="28"/>
+          <w:szCs w:val="28"/>
+        </w:rPr>
+        <w:t xml:space="preserve"> в UCF101 или HMDB51</w:t>
+      </w:r>
+      <w:r>
+        <w:rPr>
+          <w:rFonts w:ascii="Times New Roman" w:hAnsi="Times New Roman" w:cs="Times New Roman"/>
+          <w:color w:val="000000" w:themeColor="text1"/>
+          <w:sz w:val="28"/>
+          <w:szCs w:val="28"/>
+        </w:rPr>
+        <w:t xml:space="preserve">), </w:t>
+      </w:r>
+      <w:r>
+        <w:rPr>
+          <w:rFonts w:ascii="Times New Roman" w:hAnsi="Times New Roman" w:cs="Times New Roman"/>
+          <w:color w:val="000000" w:themeColor="text1"/>
+          <w:sz w:val="28"/>
+          <w:szCs w:val="28"/>
+        </w:rPr>
+        <w:t xml:space="preserve">либо опираются на архитектуры, которые требуют специфических условий съёмки, ресурсоёмких подсистем или сложной ручной настройки, что ограничивает их применение в реальных городских </w:t>
+      </w:r>
+      <w:r>
+        <w:rPr>
+          <w:rFonts w:ascii="Times New Roman" w:hAnsi="Times New Roman" w:cs="Times New Roman"/>
+          <w:color w:val="000000" w:themeColor="text1"/>
+          <w:sz w:val="28"/>
+          <w:szCs w:val="28"/>
+        </w:rPr>
+        <w:t>"</w:t>
+      </w:r>
+      <w:r>
+        <w:rPr>
+          <w:rFonts w:ascii="Times New Roman" w:hAnsi="Times New Roman" w:cs="Times New Roman"/>
+          <w:color w:val="000000" w:themeColor="text1"/>
+          <w:sz w:val="28"/>
+          <w:szCs w:val="28"/>
+        </w:rPr>
+        <w:t>сценах</w:t>
+      </w:r>
+      <w:r>
+        <w:rPr>
+          <w:rFonts w:ascii="Times New Roman" w:hAnsi="Times New Roman" w:cs="Times New Roman"/>
+          <w:color w:val="000000" w:themeColor="text1"/>
+          <w:sz w:val="28"/>
+          <w:szCs w:val="28"/>
+        </w:rPr>
+        <w:t>"</w:t>
+      </w:r>
+      <w:r>
+        <w:rPr>
+          <w:rFonts w:ascii="Times New Roman" w:hAnsi="Times New Roman" w:cs="Times New Roman"/>
+          <w:color w:val="000000" w:themeColor="text1"/>
+          <w:sz w:val="28"/>
+          <w:szCs w:val="28"/>
+        </w:rPr>
+        <w:t xml:space="preserve"> с высокой плотностью объектов и шумами</w:t>
+      </w:r>
+      <w:r>
+        <w:rPr>
+          <w:rFonts w:ascii="Times New Roman" w:hAnsi="Times New Roman" w:cs="Times New Roman"/>
+          <w:color w:val="000000" w:themeColor="text1"/>
+          <w:sz w:val="28"/>
+          <w:szCs w:val="28"/>
+        </w:rPr>
+        <w:t xml:space="preserve">. Кроме того, часто отсутствует полный </w:t>
+      </w:r>
+      <w:proofErr w:type="spellStart"/>
+      <w:r>
+        <w:rPr>
+          <w:rFonts w:ascii="Times New Roman" w:hAnsi="Times New Roman" w:cs="Times New Roman"/>
+          <w:color w:val="000000" w:themeColor="text1"/>
+          <w:sz w:val="28"/>
+          <w:szCs w:val="28"/>
+        </w:rPr>
+        <w:t>pipeline</w:t>
+      </w:r>
+      <w:proofErr w:type="spellEnd"/>
+      <w:r>
+        <w:rPr>
+          <w:rFonts w:ascii="Times New Roman" w:hAnsi="Times New Roman" w:cs="Times New Roman"/>
+          <w:color w:val="000000" w:themeColor="text1"/>
+          <w:sz w:val="28"/>
+          <w:szCs w:val="28"/>
+        </w:rPr>
+        <w:t>, объединяющий детекцию, трекинг, буферизацию и классификацию в единую систему с возможностью передачи тревожных сигналов</w:t>
+      </w:r>
+      <w:r>
+        <w:rPr>
+          <w:rFonts w:ascii="Times New Roman" w:hAnsi="Times New Roman" w:cs="Times New Roman"/>
+          <w:color w:val="000000" w:themeColor="text1"/>
           <w:sz w:val="28"/>
           <w:szCs w:val="28"/>
         </w:rPr>
@@ -300,96 +351,43 @@
       <w:r>
         <w:rPr>
           <w:rFonts w:ascii="Times New Roman" w:hAnsi="Times New Roman" w:cs="Times New Roman"/>
-          <w:sz w:val="28"/>
-          <w:szCs w:val="28"/>
-        </w:rPr>
-        <w:t>в UCF101 или HMDB51</w:t>
-      </w:r>
-      <w:r>
-        <w:rPr>
-          <w:rFonts w:ascii="Times New Roman" w:hAnsi="Times New Roman" w:cs="Times New Roman"/>
-          <w:sz w:val="28"/>
-          <w:szCs w:val="28"/>
-        </w:rPr>
-        <w:t xml:space="preserve">), </w:t>
-      </w:r>
-      <w:r>
-        <w:rPr>
-          <w:rFonts w:ascii="Times New Roman" w:hAnsi="Times New Roman" w:cs="Times New Roman"/>
-          <w:sz w:val="28"/>
-          <w:szCs w:val="28"/>
-        </w:rPr>
-        <w:t xml:space="preserve">либо опираются на архитектуры, которые требуют специфических условий съёмки, ресурсоёмких подсистем или сложной ручной настройки, что ограничивает их применение в реальных городских </w:t>
-      </w:r>
-      <w:r>
-        <w:rPr>
-          <w:rFonts w:ascii="Times New Roman" w:hAnsi="Times New Roman" w:cs="Times New Roman"/>
-          <w:sz w:val="28"/>
-          <w:szCs w:val="28"/>
-        </w:rPr>
-        <w:t>"</w:t>
-      </w:r>
-      <w:r>
-        <w:rPr>
-          <w:rFonts w:ascii="Times New Roman" w:hAnsi="Times New Roman" w:cs="Times New Roman"/>
-          <w:sz w:val="28"/>
-          <w:szCs w:val="28"/>
-        </w:rPr>
-        <w:t>сценах</w:t>
-      </w:r>
-      <w:r>
-        <w:rPr>
-          <w:rFonts w:ascii="Times New Roman" w:hAnsi="Times New Roman" w:cs="Times New Roman"/>
-          <w:sz w:val="28"/>
-          <w:szCs w:val="28"/>
-        </w:rPr>
-        <w:t>"</w:t>
-      </w:r>
-      <w:r>
-        <w:rPr>
-          <w:rFonts w:ascii="Times New Roman" w:hAnsi="Times New Roman" w:cs="Times New Roman"/>
-          <w:sz w:val="28"/>
-          <w:szCs w:val="28"/>
-        </w:rPr>
-        <w:t xml:space="preserve"> с высокой плотностью объектов и шумами</w:t>
-      </w:r>
-      <w:r>
-        <w:rPr>
-          <w:rFonts w:ascii="Times New Roman" w:hAnsi="Times New Roman" w:cs="Times New Roman"/>
-          <w:sz w:val="28"/>
-          <w:szCs w:val="28"/>
-        </w:rPr>
-        <w:t xml:space="preserve">. Кроме того, часто отсутствует полный </w:t>
-      </w:r>
-      <w:proofErr w:type="spellStart"/>
-      <w:r>
-        <w:rPr>
-          <w:rFonts w:ascii="Times New Roman" w:hAnsi="Times New Roman" w:cs="Times New Roman"/>
-          <w:sz w:val="28"/>
-          <w:szCs w:val="28"/>
-        </w:rPr>
-        <w:t>pipeline</w:t>
-      </w:r>
-      <w:proofErr w:type="spellEnd"/>
-      <w:r>
-        <w:rPr>
-          <w:rFonts w:ascii="Times New Roman" w:hAnsi="Times New Roman" w:cs="Times New Roman"/>
-          <w:sz w:val="28"/>
-          <w:szCs w:val="28"/>
-        </w:rPr>
-        <w:t>, объединяющий детекцию, трекинг, буферизацию и классификацию в единую систему с возможностью передачи тревожных сигналов</w:t>
-      </w:r>
-      <w:r>
-        <w:rPr>
-          <w:rFonts w:ascii="Times New Roman" w:hAnsi="Times New Roman" w:cs="Times New Roman"/>
-          <w:sz w:val="28"/>
-          <w:szCs w:val="28"/>
-        </w:rPr>
-        <w:t xml:space="preserve"> в систему, принимающее решение</w:t>
-      </w:r>
-      <w:r>
-        <w:rPr>
-          <w:rFonts w:ascii="Times New Roman" w:hAnsi="Times New Roman" w:cs="Times New Roman"/>
+          <w:color w:val="000000" w:themeColor="text1"/>
+          <w:sz w:val="28"/>
+          <w:szCs w:val="28"/>
+        </w:rPr>
+        <w:t>в систему,</w:t>
+      </w:r>
+      <w:r>
+        <w:rPr>
+          <w:rFonts w:ascii="Times New Roman" w:hAnsi="Times New Roman" w:cs="Times New Roman"/>
+          <w:color w:val="000000" w:themeColor="text1"/>
+          <w:sz w:val="28"/>
+          <w:szCs w:val="28"/>
+        </w:rPr>
+        <w:t xml:space="preserve"> принимающ</w:t>
+      </w:r>
+      <w:r>
+        <w:rPr>
+          <w:rFonts w:ascii="Times New Roman" w:hAnsi="Times New Roman" w:cs="Times New Roman"/>
+          <w:color w:val="000000" w:themeColor="text1"/>
+          <w:sz w:val="28"/>
+          <w:szCs w:val="28"/>
+        </w:rPr>
+        <w:t xml:space="preserve">ую </w:t>
+      </w:r>
+      <w:r>
+        <w:rPr>
+          <w:rFonts w:ascii="Times New Roman" w:hAnsi="Times New Roman" w:cs="Times New Roman"/>
+          <w:color w:val="000000" w:themeColor="text1"/>
+          <w:sz w:val="28"/>
+          <w:szCs w:val="28"/>
+        </w:rPr>
+        <w:t>решение</w:t>
+      </w:r>
+      <w:r>
+        <w:rPr>
+          <w:rFonts w:ascii="Times New Roman" w:hAnsi="Times New Roman" w:cs="Times New Roman"/>
+          <w:color w:val="000000" w:themeColor="text1"/>
           <w:sz w:val="28"/>
           <w:szCs w:val="28"/>
         </w:rPr>
@@ -400,16 +398,19 @@
       <w:pPr>
         <w:spacing w:line="360" w:lineRule="auto"/>
         <w:ind w:firstLine="709"/>
+        <w:contextualSpacing/>
         <w:jc w:val="both"/>
         <w:rPr>
           <w:rFonts w:ascii="Times New Roman" w:hAnsi="Times New Roman" w:cs="Times New Roman"/>
-          <w:sz w:val="28"/>
-          <w:szCs w:val="28"/>
-        </w:rPr>
-      </w:pPr>
-      <w:r>
-        <w:rPr>
-          <w:rFonts w:ascii="Times New Roman" w:hAnsi="Times New Roman" w:cs="Times New Roman"/>
+          <w:color w:val="000000" w:themeColor="text1"/>
+          <w:sz w:val="28"/>
+          <w:szCs w:val="28"/>
+        </w:rPr>
+      </w:pPr>
+      <w:r>
+        <w:rPr>
+          <w:rFonts w:ascii="Times New Roman" w:hAnsi="Times New Roman" w:cs="Times New Roman"/>
+          <w:color w:val="000000" w:themeColor="text1"/>
           <w:sz w:val="28"/>
           <w:szCs w:val="28"/>
         </w:rPr>
@@ -418,6 +419,7 @@
       <w:r>
         <w:rPr>
           <w:rFonts w:ascii="Times New Roman" w:hAnsi="Times New Roman" w:cs="Times New Roman"/>
+          <w:color w:val="000000" w:themeColor="text1"/>
           <w:sz w:val="28"/>
           <w:szCs w:val="28"/>
         </w:rPr>
@@ -428,6 +430,7 @@
           <w:rFonts w:ascii="Times New Roman" w:hAnsi="Times New Roman" w:cs="Times New Roman"/>
           <w:b/>
           <w:bCs/>
+          <w:color w:val="000000" w:themeColor="text1"/>
           <w:sz w:val="28"/>
           <w:szCs w:val="28"/>
         </w:rPr>
@@ -436,6 +439,7 @@
       <w:r>
         <w:rPr>
           <w:rFonts w:ascii="Times New Roman" w:hAnsi="Times New Roman" w:cs="Times New Roman"/>
+          <w:color w:val="000000" w:themeColor="text1"/>
           <w:sz w:val="28"/>
           <w:szCs w:val="28"/>
         </w:rPr>
@@ -446,16 +450,19 @@
       <w:pPr>
         <w:spacing w:line="360" w:lineRule="auto"/>
         <w:ind w:firstLine="709"/>
+        <w:contextualSpacing/>
         <w:jc w:val="both"/>
         <w:rPr>
           <w:rFonts w:ascii="Times New Roman" w:hAnsi="Times New Roman" w:cs="Times New Roman"/>
-          <w:sz w:val="28"/>
-          <w:szCs w:val="28"/>
-        </w:rPr>
-      </w:pPr>
-      <w:r>
-        <w:rPr>
-          <w:rFonts w:ascii="Times New Roman" w:hAnsi="Times New Roman" w:cs="Times New Roman"/>
+          <w:color w:val="000000" w:themeColor="text1"/>
+          <w:sz w:val="28"/>
+          <w:szCs w:val="28"/>
+        </w:rPr>
+      </w:pPr>
+      <w:r>
+        <w:rPr>
+          <w:rFonts w:ascii="Times New Roman" w:hAnsi="Times New Roman" w:cs="Times New Roman"/>
+          <w:color w:val="000000" w:themeColor="text1"/>
           <w:sz w:val="28"/>
           <w:szCs w:val="28"/>
         </w:rPr>
@@ -474,16 +481,19 @@
         </w:tabs>
         <w:spacing w:line="360" w:lineRule="auto"/>
         <w:ind w:left="709" w:firstLine="709"/>
+        <w:contextualSpacing/>
         <w:jc w:val="both"/>
         <w:rPr>
           <w:rFonts w:ascii="Times New Roman" w:hAnsi="Times New Roman" w:cs="Times New Roman"/>
-          <w:sz w:val="28"/>
-          <w:szCs w:val="28"/>
-        </w:rPr>
-      </w:pPr>
-      <w:r>
-        <w:rPr>
-          <w:rFonts w:ascii="Times New Roman" w:hAnsi="Times New Roman" w:cs="Times New Roman"/>
+          <w:color w:val="000000" w:themeColor="text1"/>
+          <w:sz w:val="28"/>
+          <w:szCs w:val="28"/>
+        </w:rPr>
+      </w:pPr>
+      <w:r>
+        <w:rPr>
+          <w:rFonts w:ascii="Times New Roman" w:hAnsi="Times New Roman" w:cs="Times New Roman"/>
+          <w:color w:val="000000" w:themeColor="text1"/>
           <w:sz w:val="28"/>
           <w:szCs w:val="28"/>
         </w:rPr>
@@ -502,16 +512,19 @@
         </w:tabs>
         <w:spacing w:line="360" w:lineRule="auto"/>
         <w:ind w:left="709" w:firstLine="709"/>
+        <w:contextualSpacing/>
         <w:jc w:val="both"/>
         <w:rPr>
           <w:rFonts w:ascii="Times New Roman" w:hAnsi="Times New Roman" w:cs="Times New Roman"/>
-          <w:sz w:val="28"/>
-          <w:szCs w:val="28"/>
-        </w:rPr>
-      </w:pPr>
-      <w:r>
-        <w:rPr>
-          <w:rFonts w:ascii="Times New Roman" w:hAnsi="Times New Roman" w:cs="Times New Roman"/>
+          <w:color w:val="000000" w:themeColor="text1"/>
+          <w:sz w:val="28"/>
+          <w:szCs w:val="28"/>
+        </w:rPr>
+      </w:pPr>
+      <w:r>
+        <w:rPr>
+          <w:rFonts w:ascii="Times New Roman" w:hAnsi="Times New Roman" w:cs="Times New Roman"/>
+          <w:color w:val="000000" w:themeColor="text1"/>
           <w:sz w:val="28"/>
           <w:szCs w:val="28"/>
         </w:rPr>
@@ -521,6 +534,7 @@
       <w:r>
         <w:rPr>
           <w:rFonts w:ascii="Times New Roman" w:hAnsi="Times New Roman" w:cs="Times New Roman"/>
+          <w:color w:val="000000" w:themeColor="text1"/>
           <w:sz w:val="28"/>
           <w:szCs w:val="28"/>
         </w:rPr>
@@ -530,6 +544,7 @@
       <w:r>
         <w:rPr>
           <w:rFonts w:ascii="Times New Roman" w:hAnsi="Times New Roman" w:cs="Times New Roman"/>
+          <w:color w:val="000000" w:themeColor="text1"/>
           <w:sz w:val="28"/>
           <w:szCs w:val="28"/>
         </w:rPr>
@@ -548,16 +563,19 @@
         </w:tabs>
         <w:spacing w:line="360" w:lineRule="auto"/>
         <w:ind w:left="709" w:firstLine="709"/>
+        <w:contextualSpacing/>
         <w:jc w:val="both"/>
         <w:rPr>
           <w:rFonts w:ascii="Times New Roman" w:hAnsi="Times New Roman" w:cs="Times New Roman"/>
-          <w:sz w:val="28"/>
-          <w:szCs w:val="28"/>
-        </w:rPr>
-      </w:pPr>
-      <w:r>
-        <w:rPr>
-          <w:rFonts w:ascii="Times New Roman" w:hAnsi="Times New Roman" w:cs="Times New Roman"/>
+          <w:color w:val="000000" w:themeColor="text1"/>
+          <w:sz w:val="28"/>
+          <w:szCs w:val="28"/>
+        </w:rPr>
+      </w:pPr>
+      <w:r>
+        <w:rPr>
+          <w:rFonts w:ascii="Times New Roman" w:hAnsi="Times New Roman" w:cs="Times New Roman"/>
+          <w:color w:val="000000" w:themeColor="text1"/>
           <w:sz w:val="28"/>
           <w:szCs w:val="28"/>
         </w:rPr>
@@ -576,16 +594,19 @@
         </w:tabs>
         <w:spacing w:line="360" w:lineRule="auto"/>
         <w:ind w:left="709" w:firstLine="709"/>
+        <w:contextualSpacing/>
         <w:jc w:val="both"/>
         <w:rPr>
           <w:rFonts w:ascii="Times New Roman" w:hAnsi="Times New Roman" w:cs="Times New Roman"/>
-          <w:sz w:val="28"/>
-          <w:szCs w:val="28"/>
-        </w:rPr>
-      </w:pPr>
-      <w:r>
-        <w:rPr>
-          <w:rFonts w:ascii="Times New Roman" w:hAnsi="Times New Roman" w:cs="Times New Roman"/>
+          <w:color w:val="000000" w:themeColor="text1"/>
+          <w:sz w:val="28"/>
+          <w:szCs w:val="28"/>
+        </w:rPr>
+      </w:pPr>
+      <w:r>
+        <w:rPr>
+          <w:rFonts w:ascii="Times New Roman" w:hAnsi="Times New Roman" w:cs="Times New Roman"/>
+          <w:color w:val="000000" w:themeColor="text1"/>
           <w:sz w:val="28"/>
           <w:szCs w:val="28"/>
         </w:rPr>
@@ -596,6 +617,7 @@
       <w:r>
         <w:rPr>
           <w:rFonts w:ascii="Times New Roman" w:hAnsi="Times New Roman" w:cs="Times New Roman"/>
+          <w:color w:val="000000" w:themeColor="text1"/>
           <w:sz w:val="28"/>
           <w:szCs w:val="28"/>
         </w:rPr>
@@ -605,6 +627,7 @@
       <w:r>
         <w:rPr>
           <w:rFonts w:ascii="Times New Roman" w:hAnsi="Times New Roman" w:cs="Times New Roman"/>
+          <w:color w:val="000000" w:themeColor="text1"/>
           <w:sz w:val="28"/>
           <w:szCs w:val="28"/>
         </w:rPr>
@@ -614,6 +637,7 @@
       <w:r>
         <w:rPr>
           <w:rFonts w:ascii="Times New Roman" w:hAnsi="Times New Roman" w:cs="Times New Roman"/>
+          <w:color w:val="000000" w:themeColor="text1"/>
           <w:sz w:val="28"/>
           <w:szCs w:val="28"/>
         </w:rPr>
@@ -623,10 +647,31 @@
       <w:r>
         <w:rPr>
           <w:rFonts w:ascii="Times New Roman" w:hAnsi="Times New Roman" w:cs="Times New Roman"/>
-          <w:sz w:val="28"/>
-          <w:szCs w:val="28"/>
-        </w:rPr>
-        <w:t xml:space="preserve"> датасете,</w:t>
+          <w:color w:val="000000" w:themeColor="text1"/>
+          <w:sz w:val="28"/>
+          <w:szCs w:val="28"/>
+        </w:rPr>
+        <w:t xml:space="preserve"> </w:t>
+      </w:r>
+      <w:proofErr w:type="spellStart"/>
+      <w:r>
+        <w:rPr>
+          <w:rFonts w:ascii="Times New Roman" w:hAnsi="Times New Roman" w:cs="Times New Roman"/>
+          <w:color w:val="000000" w:themeColor="text1"/>
+          <w:sz w:val="28"/>
+          <w:szCs w:val="28"/>
+        </w:rPr>
+        <w:t>датасете</w:t>
+      </w:r>
+      <w:proofErr w:type="spellEnd"/>
+      <w:r>
+        <w:rPr>
+          <w:rFonts w:ascii="Times New Roman" w:hAnsi="Times New Roman" w:cs="Times New Roman"/>
+          <w:color w:val="000000" w:themeColor="text1"/>
+          <w:sz w:val="28"/>
+          <w:szCs w:val="28"/>
+        </w:rPr>
+        <w:t>,</w:t>
       </w:r>
     </w:p>
     <w:p>
@@ -641,25 +686,47 @@
         </w:tabs>
         <w:spacing w:line="360" w:lineRule="auto"/>
         <w:ind w:left="709" w:firstLine="709"/>
+        <w:contextualSpacing/>
         <w:jc w:val="both"/>
         <w:rPr>
           <w:rFonts w:ascii="Times New Roman" w:hAnsi="Times New Roman" w:cs="Times New Roman"/>
-          <w:sz w:val="28"/>
-          <w:szCs w:val="28"/>
-        </w:rPr>
-      </w:pPr>
-      <w:r>
-        <w:rPr>
-          <w:rFonts w:ascii="Times New Roman" w:hAnsi="Times New Roman" w:cs="Times New Roman"/>
-          <w:sz w:val="28"/>
-          <w:szCs w:val="28"/>
-        </w:rPr>
-        <w:t xml:space="preserve">интеграцию с внешним тревожным сервисом, реализованную на </w:t>
+          <w:color w:val="000000" w:themeColor="text1"/>
+          <w:sz w:val="28"/>
+          <w:szCs w:val="28"/>
+        </w:rPr>
+      </w:pPr>
+      <w:r>
+        <w:rPr>
+          <w:rFonts w:ascii="Times New Roman" w:hAnsi="Times New Roman" w:cs="Times New Roman"/>
+          <w:color w:val="000000" w:themeColor="text1"/>
+          <w:sz w:val="28"/>
+          <w:szCs w:val="28"/>
+        </w:rPr>
+        <w:t>интеграцию с внешним тревожным сервисом, реализованн</w:t>
+      </w:r>
+      <w:r>
+        <w:rPr>
+          <w:rFonts w:ascii="Times New Roman" w:hAnsi="Times New Roman" w:cs="Times New Roman"/>
+          <w:color w:val="000000" w:themeColor="text1"/>
+          <w:sz w:val="28"/>
+          <w:szCs w:val="28"/>
+        </w:rPr>
+        <w:t>ом</w:t>
+      </w:r>
+      <w:r>
+        <w:rPr>
+          <w:rFonts w:ascii="Times New Roman" w:hAnsi="Times New Roman" w:cs="Times New Roman"/>
+          <w:color w:val="000000" w:themeColor="text1"/>
+          <w:sz w:val="28"/>
+          <w:szCs w:val="28"/>
+        </w:rPr>
+        <w:t xml:space="preserve"> на </w:t>
       </w:r>
       <w:proofErr w:type="spellStart"/>
       <w:r>
         <w:rPr>
           <w:rFonts w:ascii="Times New Roman" w:hAnsi="Times New Roman" w:cs="Times New Roman"/>
+          <w:color w:val="000000" w:themeColor="text1"/>
           <w:sz w:val="28"/>
           <w:szCs w:val="28"/>
         </w:rPr>
@@ -669,6 +736,7 @@
       <w:r>
         <w:rPr>
           <w:rFonts w:ascii="Times New Roman" w:hAnsi="Times New Roman" w:cs="Times New Roman"/>
+          <w:color w:val="000000" w:themeColor="text1"/>
           <w:sz w:val="28"/>
           <w:szCs w:val="28"/>
         </w:rPr>
@@ -679,16 +747,19 @@
       <w:pPr>
         <w:spacing w:line="360" w:lineRule="auto"/>
         <w:ind w:firstLine="709"/>
+        <w:contextualSpacing/>
         <w:jc w:val="both"/>
         <w:rPr>
           <w:rFonts w:ascii="Times New Roman" w:hAnsi="Times New Roman" w:cs="Times New Roman"/>
-          <w:sz w:val="28"/>
-          <w:szCs w:val="28"/>
-        </w:rPr>
-      </w:pPr>
-      <w:r>
-        <w:rPr>
-          <w:rFonts w:ascii="Times New Roman" w:hAnsi="Times New Roman" w:cs="Times New Roman"/>
+          <w:color w:val="000000" w:themeColor="text1"/>
+          <w:sz w:val="28"/>
+          <w:szCs w:val="28"/>
+        </w:rPr>
+      </w:pPr>
+      <w:r>
+        <w:rPr>
+          <w:rFonts w:ascii="Times New Roman" w:hAnsi="Times New Roman" w:cs="Times New Roman"/>
+          <w:color w:val="000000" w:themeColor="text1"/>
           <w:sz w:val="28"/>
           <w:szCs w:val="28"/>
         </w:rPr>
@@ -703,16 +774,19 @@
         </w:numPr>
         <w:spacing w:line="360" w:lineRule="auto"/>
         <w:ind w:firstLine="709"/>
+        <w:contextualSpacing/>
         <w:jc w:val="both"/>
         <w:rPr>
           <w:rFonts w:ascii="Times New Roman" w:hAnsi="Times New Roman" w:cs="Times New Roman"/>
-          <w:sz w:val="28"/>
-          <w:szCs w:val="28"/>
-        </w:rPr>
-      </w:pPr>
-      <w:r>
-        <w:rPr>
-          <w:rFonts w:ascii="Times New Roman" w:hAnsi="Times New Roman" w:cs="Times New Roman"/>
+          <w:color w:val="000000" w:themeColor="text1"/>
+          <w:sz w:val="28"/>
+          <w:szCs w:val="28"/>
+        </w:rPr>
+      </w:pPr>
+      <w:r>
+        <w:rPr>
+          <w:rFonts w:ascii="Times New Roman" w:hAnsi="Times New Roman" w:cs="Times New Roman"/>
+          <w:color w:val="000000" w:themeColor="text1"/>
           <w:sz w:val="28"/>
           <w:szCs w:val="28"/>
         </w:rPr>
@@ -727,16 +801,19 @@
         </w:numPr>
         <w:spacing w:line="360" w:lineRule="auto"/>
         <w:ind w:firstLine="709"/>
+        <w:contextualSpacing/>
         <w:jc w:val="both"/>
         <w:rPr>
           <w:rFonts w:ascii="Times New Roman" w:hAnsi="Times New Roman" w:cs="Times New Roman"/>
-          <w:sz w:val="28"/>
-          <w:szCs w:val="28"/>
-        </w:rPr>
-      </w:pPr>
-      <w:r>
-        <w:rPr>
-          <w:rFonts w:ascii="Times New Roman" w:hAnsi="Times New Roman" w:cs="Times New Roman"/>
+          <w:color w:val="000000" w:themeColor="text1"/>
+          <w:sz w:val="28"/>
+          <w:szCs w:val="28"/>
+        </w:rPr>
+      </w:pPr>
+      <w:r>
+        <w:rPr>
+          <w:rFonts w:ascii="Times New Roman" w:hAnsi="Times New Roman" w:cs="Times New Roman"/>
+          <w:color w:val="000000" w:themeColor="text1"/>
           <w:sz w:val="28"/>
           <w:szCs w:val="28"/>
         </w:rPr>
@@ -747,6 +824,7 @@
       <w:r>
         <w:rPr>
           <w:rFonts w:ascii="Times New Roman" w:hAnsi="Times New Roman" w:cs="Times New Roman"/>
+          <w:color w:val="000000" w:themeColor="text1"/>
           <w:sz w:val="28"/>
           <w:szCs w:val="28"/>
         </w:rPr>
@@ -757,6 +835,7 @@
       <w:r>
         <w:rPr>
           <w:rFonts w:ascii="Times New Roman" w:hAnsi="Times New Roman" w:cs="Times New Roman"/>
+          <w:color w:val="000000" w:themeColor="text1"/>
           <w:sz w:val="28"/>
           <w:szCs w:val="28"/>
         </w:rPr>
@@ -771,16 +850,19 @@
         </w:numPr>
         <w:spacing w:line="360" w:lineRule="auto"/>
         <w:ind w:firstLine="709"/>
+        <w:contextualSpacing/>
         <w:jc w:val="both"/>
         <w:rPr>
           <w:rFonts w:ascii="Times New Roman" w:hAnsi="Times New Roman" w:cs="Times New Roman"/>
-          <w:sz w:val="28"/>
-          <w:szCs w:val="28"/>
-        </w:rPr>
-      </w:pPr>
-      <w:r>
-        <w:rPr>
-          <w:rFonts w:ascii="Times New Roman" w:hAnsi="Times New Roman" w:cs="Times New Roman"/>
+          <w:color w:val="000000" w:themeColor="text1"/>
+          <w:sz w:val="28"/>
+          <w:szCs w:val="28"/>
+        </w:rPr>
+      </w:pPr>
+      <w:r>
+        <w:rPr>
+          <w:rFonts w:ascii="Times New Roman" w:hAnsi="Times New Roman" w:cs="Times New Roman"/>
+          <w:color w:val="000000" w:themeColor="text1"/>
           <w:sz w:val="28"/>
           <w:szCs w:val="28"/>
         </w:rPr>
@@ -790,6 +872,7 @@
       <w:r>
         <w:rPr>
           <w:rFonts w:ascii="Times New Roman" w:hAnsi="Times New Roman" w:cs="Times New Roman"/>
+          <w:color w:val="000000" w:themeColor="text1"/>
           <w:sz w:val="28"/>
           <w:szCs w:val="28"/>
         </w:rPr>
@@ -799,6 +882,7 @@
       <w:r>
         <w:rPr>
           <w:rFonts w:ascii="Times New Roman" w:hAnsi="Times New Roman" w:cs="Times New Roman"/>
+          <w:color w:val="000000" w:themeColor="text1"/>
           <w:sz w:val="28"/>
           <w:szCs w:val="28"/>
         </w:rPr>
@@ -813,16 +897,19 @@
         </w:numPr>
         <w:spacing w:line="360" w:lineRule="auto"/>
         <w:ind w:firstLine="709"/>
+        <w:contextualSpacing/>
         <w:jc w:val="both"/>
         <w:rPr>
           <w:rFonts w:ascii="Times New Roman" w:hAnsi="Times New Roman" w:cs="Times New Roman"/>
-          <w:sz w:val="28"/>
-          <w:szCs w:val="28"/>
-        </w:rPr>
-      </w:pPr>
-      <w:r>
-        <w:rPr>
-          <w:rFonts w:ascii="Times New Roman" w:hAnsi="Times New Roman" w:cs="Times New Roman"/>
+          <w:color w:val="000000" w:themeColor="text1"/>
+          <w:sz w:val="28"/>
+          <w:szCs w:val="28"/>
+        </w:rPr>
+      </w:pPr>
+      <w:r>
+        <w:rPr>
+          <w:rFonts w:ascii="Times New Roman" w:hAnsi="Times New Roman" w:cs="Times New Roman"/>
+          <w:color w:val="000000" w:themeColor="text1"/>
           <w:sz w:val="28"/>
           <w:szCs w:val="28"/>
         </w:rPr>
@@ -833,16 +920,19 @@
       <w:pPr>
         <w:spacing w:line="360" w:lineRule="auto"/>
         <w:ind w:firstLine="709"/>
+        <w:contextualSpacing/>
         <w:jc w:val="both"/>
         <w:rPr>
           <w:rFonts w:ascii="Times New Roman" w:hAnsi="Times New Roman" w:cs="Times New Roman"/>
-          <w:sz w:val="28"/>
-          <w:szCs w:val="28"/>
-        </w:rPr>
-      </w:pPr>
-      <w:r>
-        <w:rPr>
-          <w:rFonts w:ascii="Times New Roman" w:hAnsi="Times New Roman" w:cs="Times New Roman"/>
+          <w:color w:val="000000" w:themeColor="text1"/>
+          <w:sz w:val="28"/>
+          <w:szCs w:val="28"/>
+        </w:rPr>
+      </w:pPr>
+      <w:r>
+        <w:rPr>
+          <w:rFonts w:ascii="Times New Roman" w:hAnsi="Times New Roman" w:cs="Times New Roman"/>
+          <w:color w:val="000000" w:themeColor="text1"/>
           <w:sz w:val="28"/>
           <w:szCs w:val="28"/>
         </w:rPr>
@@ -852,6 +942,7 @@
       <w:r>
         <w:rPr>
           <w:rFonts w:ascii="Times New Roman" w:hAnsi="Times New Roman" w:cs="Times New Roman"/>
+          <w:color w:val="000000" w:themeColor="text1"/>
           <w:sz w:val="28"/>
           <w:szCs w:val="28"/>
         </w:rPr>
@@ -861,6 +952,7 @@
       <w:r>
         <w:rPr>
           <w:rFonts w:ascii="Times New Roman" w:hAnsi="Times New Roman" w:cs="Times New Roman"/>
+          <w:color w:val="000000" w:themeColor="text1"/>
           <w:sz w:val="28"/>
           <w:szCs w:val="28"/>
         </w:rPr>
@@ -869,6 +961,7 @@
       <w:r>
         <w:rPr>
           <w:rFonts w:ascii="Times New Roman" w:hAnsi="Times New Roman" w:cs="Times New Roman"/>
+          <w:color w:val="000000" w:themeColor="text1"/>
           <w:sz w:val="28"/>
           <w:szCs w:val="28"/>
         </w:rPr>
@@ -877,6 +970,7 @@
       <w:r>
         <w:rPr>
           <w:rFonts w:ascii="Times New Roman" w:hAnsi="Times New Roman" w:cs="Times New Roman"/>
+          <w:color w:val="000000" w:themeColor="text1"/>
           <w:sz w:val="28"/>
           <w:szCs w:val="28"/>
           <w:lang w:val="en-US"/>
@@ -886,6 +980,7 @@
       <w:r>
         <w:rPr>
           <w:rFonts w:ascii="Times New Roman" w:hAnsi="Times New Roman" w:cs="Times New Roman"/>
+          <w:color w:val="000000" w:themeColor="text1"/>
           <w:sz w:val="28"/>
           <w:szCs w:val="28"/>
         </w:rPr>
@@ -896,6 +991,7 @@
           <w:rPr>
             <w:rStyle w:val="ac"/>
             <w:rFonts w:ascii="Times New Roman" w:hAnsi="Times New Roman" w:cs="Times New Roman"/>
+            <w:color w:val="215E99" w:themeColor="text2" w:themeTint="BF"/>
             <w:sz w:val="28"/>
             <w:szCs w:val="28"/>
           </w:rPr>
@@ -904,20 +1000,6402 @@
       </w:hyperlink>
       <w:r>
         <w:rPr>
-          <w:rFonts w:ascii="Times New Roman" w:hAnsi="Times New Roman" w:cs="Times New Roman"/>
+          <w:rStyle w:val="ac"/>
+          <w:rFonts w:ascii="Times New Roman" w:hAnsi="Times New Roman" w:cs="Times New Roman"/>
+          <w:color w:val="215E99" w:themeColor="text2" w:themeTint="BF"/>
           <w:sz w:val="28"/>
           <w:szCs w:val="28"/>
         </w:rPr>
         <w:t xml:space="preserve"> </w:t>
+      </w:r>
+      <w:r>
+        <w:rPr>
+          <w:rStyle w:val="ac"/>
+          <w:rFonts w:ascii="Times New Roman" w:hAnsi="Times New Roman" w:cs="Times New Roman"/>
+          <w:color w:val="FF0000"/>
+          <w:sz w:val="28"/>
+          <w:szCs w:val="28"/>
+        </w:rPr>
+        <w:t>вынести ссылку</w:t>
       </w:r>
     </w:p>
     <w:p>
       <w:pPr>
+        <w:pStyle w:val="2"/>
+        <w:spacing w:before="100" w:beforeAutospacing="1" w:after="100" w:afterAutospacing="1" w:line="360" w:lineRule="auto"/>
+        <w:contextualSpacing/>
+        <w:jc w:val="center"/>
+        <w:rPr>
+          <w:rFonts w:ascii="Times New Roman" w:hAnsi="Times New Roman" w:cs="Times New Roman"/>
+          <w:color w:val="000000" w:themeColor="text1"/>
+          <w:sz w:val="28"/>
+          <w:szCs w:val="28"/>
+        </w:rPr>
+      </w:pPr>
+      <w:r>
+        <w:rPr>
+          <w:rStyle w:val="ae"/>
+          <w:rFonts w:ascii="Times New Roman" w:hAnsi="Times New Roman" w:cs="Times New Roman"/>
+          <w:b w:val="0"/>
+          <w:bCs w:val="0"/>
+          <w:color w:val="000000" w:themeColor="text1"/>
+          <w:sz w:val="28"/>
+          <w:szCs w:val="28"/>
+        </w:rPr>
+        <w:t xml:space="preserve">2. System </w:t>
+      </w:r>
+      <w:proofErr w:type="spellStart"/>
+      <w:r>
+        <w:rPr>
+          <w:rStyle w:val="ae"/>
+          <w:rFonts w:ascii="Times New Roman" w:hAnsi="Times New Roman" w:cs="Times New Roman"/>
+          <w:b w:val="0"/>
+          <w:bCs w:val="0"/>
+          <w:color w:val="000000" w:themeColor="text1"/>
+          <w:sz w:val="28"/>
+          <w:szCs w:val="28"/>
+        </w:rPr>
+        <w:t>and</w:t>
+      </w:r>
+      <w:proofErr w:type="spellEnd"/>
+      <w:r>
+        <w:rPr>
+          <w:rStyle w:val="ae"/>
+          <w:rFonts w:ascii="Times New Roman" w:hAnsi="Times New Roman" w:cs="Times New Roman"/>
+          <w:b w:val="0"/>
+          <w:bCs w:val="0"/>
+          <w:color w:val="000000" w:themeColor="text1"/>
+          <w:sz w:val="28"/>
+          <w:szCs w:val="28"/>
+        </w:rPr>
+        <w:t xml:space="preserve"> </w:t>
+      </w:r>
+      <w:proofErr w:type="spellStart"/>
+      <w:r>
+        <w:rPr>
+          <w:rStyle w:val="ae"/>
+          <w:rFonts w:ascii="Times New Roman" w:hAnsi="Times New Roman" w:cs="Times New Roman"/>
+          <w:b w:val="0"/>
+          <w:bCs w:val="0"/>
+          <w:color w:val="000000" w:themeColor="text1"/>
+          <w:sz w:val="28"/>
+          <w:szCs w:val="28"/>
+        </w:rPr>
+        <w:t>Methods</w:t>
+      </w:r>
+      <w:proofErr w:type="spellEnd"/>
+    </w:p>
+    <w:p>
+      <w:pPr>
+        <w:pStyle w:val="3"/>
+        <w:spacing w:before="100" w:beforeAutospacing="1" w:after="100" w:afterAutospacing="1" w:line="360" w:lineRule="auto"/>
+        <w:contextualSpacing/>
+        <w:jc w:val="center"/>
+        <w:rPr>
+          <w:rFonts w:ascii="Times New Roman" w:hAnsi="Times New Roman" w:cs="Times New Roman"/>
+          <w:color w:val="000000" w:themeColor="text1"/>
+        </w:rPr>
+      </w:pPr>
+      <w:r>
+        <w:rPr>
+          <w:rFonts w:ascii="Times New Roman" w:hAnsi="Times New Roman" w:cs="Times New Roman"/>
+          <w:color w:val="000000" w:themeColor="text1"/>
+        </w:rPr>
+        <w:t xml:space="preserve">2.1. System </w:t>
+      </w:r>
+      <w:proofErr w:type="spellStart"/>
+      <w:r>
+        <w:rPr>
+          <w:rFonts w:ascii="Times New Roman" w:hAnsi="Times New Roman" w:cs="Times New Roman"/>
+          <w:color w:val="000000" w:themeColor="text1"/>
+        </w:rPr>
+        <w:t>Overview</w:t>
+      </w:r>
+      <w:proofErr w:type="spellEnd"/>
+    </w:p>
+    <w:p>
+      <w:pPr>
+        <w:spacing w:after="0" w:line="360" w:lineRule="auto"/>
+        <w:ind w:firstLine="709"/>
+        <w:contextualSpacing/>
+        <w:jc w:val="both"/>
+        <w:rPr>
+          <w:rFonts w:ascii="Times New Roman" w:hAnsi="Times New Roman" w:cs="Times New Roman"/>
+          <w:color w:val="000000" w:themeColor="text1"/>
+          <w:sz w:val="28"/>
+          <w:szCs w:val="28"/>
+        </w:rPr>
+      </w:pPr>
+      <w:r>
+        <w:rPr>
+          <w:rFonts w:ascii="Times New Roman" w:hAnsi="Times New Roman" w:cs="Times New Roman"/>
+          <w:color w:val="000000" w:themeColor="text1"/>
+          <w:sz w:val="28"/>
+          <w:szCs w:val="28"/>
+        </w:rPr>
+        <w:t xml:space="preserve">Разработанная система для классификации поведения человека в городских условиях состоит из пяти основных этапов: (1) детекция </w:t>
+      </w:r>
+      <w:r>
+        <w:rPr>
+          <w:rFonts w:ascii="Times New Roman" w:hAnsi="Times New Roman" w:cs="Times New Roman"/>
+          <w:color w:val="000000" w:themeColor="text1"/>
+          <w:sz w:val="28"/>
+          <w:szCs w:val="28"/>
+        </w:rPr>
+        <w:t>людей</w:t>
+      </w:r>
+      <w:r>
+        <w:rPr>
+          <w:rFonts w:ascii="Times New Roman" w:hAnsi="Times New Roman" w:cs="Times New Roman"/>
+          <w:color w:val="000000" w:themeColor="text1"/>
+          <w:sz w:val="28"/>
+          <w:szCs w:val="28"/>
+        </w:rPr>
+        <w:t xml:space="preserve"> на видео, (2) трекинг </w:t>
+      </w:r>
+      <w:r>
+        <w:rPr>
+          <w:rFonts w:ascii="Times New Roman" w:hAnsi="Times New Roman" w:cs="Times New Roman"/>
+          <w:color w:val="000000" w:themeColor="text1"/>
+          <w:sz w:val="28"/>
+          <w:szCs w:val="28"/>
+        </w:rPr>
+        <w:t xml:space="preserve">людей </w:t>
+      </w:r>
+      <w:r>
+        <w:rPr>
+          <w:rFonts w:ascii="Times New Roman" w:hAnsi="Times New Roman" w:cs="Times New Roman"/>
+          <w:color w:val="000000" w:themeColor="text1"/>
+          <w:sz w:val="28"/>
+          <w:szCs w:val="28"/>
+        </w:rPr>
+        <w:t>между кадрами, (3) буферизация фрагментов по каждому отслеживаемому</w:t>
+      </w:r>
+      <w:r>
+        <w:rPr>
+          <w:rFonts w:ascii="Times New Roman" w:hAnsi="Times New Roman" w:cs="Times New Roman"/>
+          <w:color w:val="000000" w:themeColor="text1"/>
+          <w:sz w:val="28"/>
+          <w:szCs w:val="28"/>
+        </w:rPr>
+        <w:t xml:space="preserve"> человеку</w:t>
+      </w:r>
+      <w:r>
+        <w:rPr>
+          <w:rFonts w:ascii="Times New Roman" w:hAnsi="Times New Roman" w:cs="Times New Roman"/>
+          <w:color w:val="000000" w:themeColor="text1"/>
+          <w:sz w:val="28"/>
+          <w:szCs w:val="28"/>
+        </w:rPr>
+        <w:t>, (4) классификация поведения на основе собранных фрагментов и (5) передача тревожных событий во внешний сервис.</w:t>
+      </w:r>
+    </w:p>
+    <w:p>
+      <w:pPr>
+        <w:spacing w:after="0" w:line="360" w:lineRule="auto"/>
+        <w:ind w:firstLine="709"/>
+        <w:contextualSpacing/>
+        <w:jc w:val="both"/>
+        <w:rPr>
+          <w:rFonts w:ascii="Times New Roman" w:hAnsi="Times New Roman" w:cs="Times New Roman"/>
+          <w:color w:val="000000" w:themeColor="text1"/>
+          <w:sz w:val="28"/>
+          <w:szCs w:val="28"/>
+        </w:rPr>
+      </w:pPr>
+      <w:r>
+        <w:rPr>
+          <w:rFonts w:ascii="Times New Roman" w:hAnsi="Times New Roman" w:cs="Times New Roman"/>
+          <w:color w:val="000000" w:themeColor="text1"/>
+          <w:sz w:val="28"/>
+          <w:szCs w:val="28"/>
+        </w:rPr>
+        <w:t xml:space="preserve">Архитектура системы построена </w:t>
+      </w:r>
+      <w:r>
+        <w:rPr>
+          <w:rFonts w:ascii="Times New Roman" w:hAnsi="Times New Roman" w:cs="Times New Roman"/>
+          <w:color w:val="000000" w:themeColor="text1"/>
+          <w:sz w:val="28"/>
+          <w:szCs w:val="28"/>
+        </w:rPr>
+        <w:t xml:space="preserve">с учетом лучших практик, таких как </w:t>
+      </w:r>
+      <w:r>
+        <w:rPr>
+          <w:rStyle w:val="ae"/>
+          <w:rFonts w:ascii="Times New Roman" w:hAnsi="Times New Roman" w:cs="Times New Roman"/>
+          <w:sz w:val="28"/>
+          <w:szCs w:val="28"/>
+        </w:rPr>
+        <w:t>KISS</w:t>
+      </w:r>
+      <w:r>
+        <w:rPr>
+          <w:rFonts w:ascii="Times New Roman" w:hAnsi="Times New Roman" w:cs="Times New Roman"/>
+          <w:sz w:val="28"/>
+          <w:szCs w:val="28"/>
+        </w:rPr>
+        <w:t xml:space="preserve"> (</w:t>
+      </w:r>
+      <w:proofErr w:type="spellStart"/>
+      <w:r>
+        <w:rPr>
+          <w:rFonts w:ascii="Times New Roman" w:hAnsi="Times New Roman" w:cs="Times New Roman"/>
+          <w:sz w:val="28"/>
+          <w:szCs w:val="28"/>
+        </w:rPr>
+        <w:t>Keep</w:t>
+      </w:r>
+      <w:proofErr w:type="spellEnd"/>
+      <w:r>
+        <w:rPr>
+          <w:rFonts w:ascii="Times New Roman" w:hAnsi="Times New Roman" w:cs="Times New Roman"/>
+          <w:sz w:val="28"/>
+          <w:szCs w:val="28"/>
+        </w:rPr>
+        <w:t xml:space="preserve"> It Simple, </w:t>
+      </w:r>
+      <w:proofErr w:type="spellStart"/>
+      <w:r>
+        <w:rPr>
+          <w:rFonts w:ascii="Times New Roman" w:hAnsi="Times New Roman" w:cs="Times New Roman"/>
+          <w:sz w:val="28"/>
+          <w:szCs w:val="28"/>
+        </w:rPr>
+        <w:t>Stupid</w:t>
+      </w:r>
+      <w:proofErr w:type="spellEnd"/>
+      <w:r>
+        <w:rPr>
+          <w:rFonts w:ascii="Times New Roman" w:hAnsi="Times New Roman" w:cs="Times New Roman"/>
+          <w:sz w:val="28"/>
+          <w:szCs w:val="28"/>
+        </w:rPr>
+        <w:t xml:space="preserve">), </w:t>
+      </w:r>
+      <w:r>
+        <w:rPr>
+          <w:rStyle w:val="ae"/>
+          <w:rFonts w:ascii="Times New Roman" w:hAnsi="Times New Roman" w:cs="Times New Roman"/>
+          <w:sz w:val="28"/>
+          <w:szCs w:val="28"/>
+        </w:rPr>
+        <w:t>SOLID</w:t>
+      </w:r>
+      <w:r>
+        <w:rPr>
+          <w:rFonts w:ascii="Times New Roman" w:hAnsi="Times New Roman" w:cs="Times New Roman"/>
+          <w:sz w:val="28"/>
+          <w:szCs w:val="28"/>
+        </w:rPr>
+        <w:t xml:space="preserve"> (Single </w:t>
+      </w:r>
+      <w:proofErr w:type="spellStart"/>
+      <w:r>
+        <w:rPr>
+          <w:rFonts w:ascii="Times New Roman" w:hAnsi="Times New Roman" w:cs="Times New Roman"/>
+          <w:sz w:val="28"/>
+          <w:szCs w:val="28"/>
+        </w:rPr>
+        <w:t>Responsibility</w:t>
+      </w:r>
+      <w:proofErr w:type="spellEnd"/>
+      <w:r>
+        <w:rPr>
+          <w:rFonts w:ascii="Times New Roman" w:hAnsi="Times New Roman" w:cs="Times New Roman"/>
+          <w:sz w:val="28"/>
+          <w:szCs w:val="28"/>
+        </w:rPr>
+        <w:t>, Open/</w:t>
+      </w:r>
+      <w:proofErr w:type="spellStart"/>
+      <w:r>
+        <w:rPr>
+          <w:rFonts w:ascii="Times New Roman" w:hAnsi="Times New Roman" w:cs="Times New Roman"/>
+          <w:sz w:val="28"/>
+          <w:szCs w:val="28"/>
+        </w:rPr>
+        <w:t>Closed</w:t>
+      </w:r>
+      <w:proofErr w:type="spellEnd"/>
+      <w:r>
+        <w:rPr>
+          <w:rFonts w:ascii="Times New Roman" w:hAnsi="Times New Roman" w:cs="Times New Roman"/>
+          <w:sz w:val="28"/>
+          <w:szCs w:val="28"/>
+        </w:rPr>
+        <w:t xml:space="preserve">, </w:t>
+      </w:r>
+      <w:proofErr w:type="spellStart"/>
+      <w:r>
+        <w:rPr>
+          <w:rFonts w:ascii="Times New Roman" w:hAnsi="Times New Roman" w:cs="Times New Roman"/>
+          <w:sz w:val="28"/>
+          <w:szCs w:val="28"/>
+        </w:rPr>
+        <w:t>Liskov</w:t>
+      </w:r>
+      <w:proofErr w:type="spellEnd"/>
+      <w:r>
+        <w:rPr>
+          <w:rFonts w:ascii="Times New Roman" w:hAnsi="Times New Roman" w:cs="Times New Roman"/>
+          <w:sz w:val="28"/>
+          <w:szCs w:val="28"/>
+        </w:rPr>
+        <w:t xml:space="preserve"> </w:t>
+      </w:r>
+      <w:proofErr w:type="spellStart"/>
+      <w:r>
+        <w:rPr>
+          <w:rFonts w:ascii="Times New Roman" w:hAnsi="Times New Roman" w:cs="Times New Roman"/>
+          <w:sz w:val="28"/>
+          <w:szCs w:val="28"/>
+        </w:rPr>
+        <w:t>Substitution</w:t>
+      </w:r>
+      <w:proofErr w:type="spellEnd"/>
+      <w:r>
+        <w:rPr>
+          <w:rFonts w:ascii="Times New Roman" w:hAnsi="Times New Roman" w:cs="Times New Roman"/>
+          <w:sz w:val="28"/>
+          <w:szCs w:val="28"/>
+        </w:rPr>
+        <w:t xml:space="preserve">, Interface </w:t>
+      </w:r>
+      <w:proofErr w:type="spellStart"/>
+      <w:r>
+        <w:rPr>
+          <w:rFonts w:ascii="Times New Roman" w:hAnsi="Times New Roman" w:cs="Times New Roman"/>
+          <w:sz w:val="28"/>
+          <w:szCs w:val="28"/>
+        </w:rPr>
+        <w:t>Segregation</w:t>
+      </w:r>
+      <w:proofErr w:type="spellEnd"/>
+      <w:r>
+        <w:rPr>
+          <w:rFonts w:ascii="Times New Roman" w:hAnsi="Times New Roman" w:cs="Times New Roman"/>
+          <w:sz w:val="28"/>
+          <w:szCs w:val="28"/>
+        </w:rPr>
+        <w:t xml:space="preserve">, </w:t>
+      </w:r>
+      <w:proofErr w:type="spellStart"/>
+      <w:r>
+        <w:rPr>
+          <w:rFonts w:ascii="Times New Roman" w:hAnsi="Times New Roman" w:cs="Times New Roman"/>
+          <w:sz w:val="28"/>
+          <w:szCs w:val="28"/>
+        </w:rPr>
+        <w:t>Dependency</w:t>
+      </w:r>
+      <w:proofErr w:type="spellEnd"/>
+      <w:r>
+        <w:rPr>
+          <w:rFonts w:ascii="Times New Roman" w:hAnsi="Times New Roman" w:cs="Times New Roman"/>
+          <w:sz w:val="28"/>
+          <w:szCs w:val="28"/>
+        </w:rPr>
+        <w:t xml:space="preserve"> </w:t>
+      </w:r>
+      <w:proofErr w:type="spellStart"/>
+      <w:r>
+        <w:rPr>
+          <w:rFonts w:ascii="Times New Roman" w:hAnsi="Times New Roman" w:cs="Times New Roman"/>
+          <w:sz w:val="28"/>
+          <w:szCs w:val="28"/>
+        </w:rPr>
+        <w:t>Inversion</w:t>
+      </w:r>
+      <w:proofErr w:type="spellEnd"/>
+      <w:r>
+        <w:rPr>
+          <w:rFonts w:ascii="Times New Roman" w:hAnsi="Times New Roman" w:cs="Times New Roman"/>
+          <w:sz w:val="28"/>
+          <w:szCs w:val="28"/>
+        </w:rPr>
+        <w:t xml:space="preserve"> </w:t>
+      </w:r>
+      <w:proofErr w:type="spellStart"/>
+      <w:r>
+        <w:rPr>
+          <w:rFonts w:ascii="Times New Roman" w:hAnsi="Times New Roman" w:cs="Times New Roman"/>
+          <w:sz w:val="28"/>
+          <w:szCs w:val="28"/>
+        </w:rPr>
+        <w:t>Principles</w:t>
+      </w:r>
+      <w:proofErr w:type="spellEnd"/>
+      <w:r>
+        <w:rPr>
+          <w:rFonts w:ascii="Times New Roman" w:hAnsi="Times New Roman" w:cs="Times New Roman"/>
+          <w:sz w:val="28"/>
+          <w:szCs w:val="28"/>
+        </w:rPr>
+        <w:t xml:space="preserve">) и </w:t>
+      </w:r>
+      <w:r>
+        <w:rPr>
+          <w:rStyle w:val="ae"/>
+          <w:rFonts w:ascii="Times New Roman" w:hAnsi="Times New Roman" w:cs="Times New Roman"/>
+          <w:sz w:val="28"/>
+          <w:szCs w:val="28"/>
+        </w:rPr>
+        <w:lastRenderedPageBreak/>
+        <w:t>YAGNI</w:t>
+      </w:r>
+      <w:r>
+        <w:rPr>
+          <w:rFonts w:ascii="Times New Roman" w:hAnsi="Times New Roman" w:cs="Times New Roman"/>
+          <w:sz w:val="28"/>
+          <w:szCs w:val="28"/>
+        </w:rPr>
+        <w:t xml:space="preserve"> (You </w:t>
+      </w:r>
+      <w:proofErr w:type="spellStart"/>
+      <w:r>
+        <w:rPr>
+          <w:rFonts w:ascii="Times New Roman" w:hAnsi="Times New Roman" w:cs="Times New Roman"/>
+          <w:sz w:val="28"/>
+          <w:szCs w:val="28"/>
+        </w:rPr>
+        <w:t>Aren't</w:t>
+      </w:r>
+      <w:proofErr w:type="spellEnd"/>
+      <w:r>
+        <w:rPr>
+          <w:rFonts w:ascii="Times New Roman" w:hAnsi="Times New Roman" w:cs="Times New Roman"/>
+          <w:sz w:val="28"/>
+          <w:szCs w:val="28"/>
+        </w:rPr>
+        <w:t xml:space="preserve"> </w:t>
+      </w:r>
+      <w:proofErr w:type="spellStart"/>
+      <w:r>
+        <w:rPr>
+          <w:rFonts w:ascii="Times New Roman" w:hAnsi="Times New Roman" w:cs="Times New Roman"/>
+          <w:sz w:val="28"/>
+          <w:szCs w:val="28"/>
+        </w:rPr>
+        <w:t>Gonna</w:t>
+      </w:r>
+      <w:proofErr w:type="spellEnd"/>
+      <w:r>
+        <w:rPr>
+          <w:rFonts w:ascii="Times New Roman" w:hAnsi="Times New Roman" w:cs="Times New Roman"/>
+          <w:sz w:val="28"/>
+          <w:szCs w:val="28"/>
+        </w:rPr>
+        <w:t xml:space="preserve"> </w:t>
+      </w:r>
+      <w:proofErr w:type="spellStart"/>
+      <w:r>
+        <w:rPr>
+          <w:rFonts w:ascii="Times New Roman" w:hAnsi="Times New Roman" w:cs="Times New Roman"/>
+          <w:sz w:val="28"/>
+          <w:szCs w:val="28"/>
+        </w:rPr>
+        <w:t>Need</w:t>
+      </w:r>
+      <w:proofErr w:type="spellEnd"/>
+      <w:r>
+        <w:rPr>
+          <w:rFonts w:ascii="Times New Roman" w:hAnsi="Times New Roman" w:cs="Times New Roman"/>
+          <w:sz w:val="28"/>
+          <w:szCs w:val="28"/>
+        </w:rPr>
+        <w:t xml:space="preserve"> It)</w:t>
+      </w:r>
+      <w:r>
+        <w:rPr>
+          <w:rFonts w:ascii="Times New Roman" w:hAnsi="Times New Roman" w:cs="Times New Roman"/>
+          <w:sz w:val="28"/>
+          <w:szCs w:val="28"/>
+        </w:rPr>
+        <w:t xml:space="preserve">, </w:t>
+      </w:r>
+      <w:r>
+        <w:rPr>
+          <w:rFonts w:ascii="Times New Roman" w:hAnsi="Times New Roman" w:cs="Times New Roman"/>
+          <w:sz w:val="28"/>
+          <w:szCs w:val="28"/>
+        </w:rPr>
+        <w:t>DRY (</w:t>
+      </w:r>
+      <w:proofErr w:type="spellStart"/>
+      <w:r>
+        <w:rPr>
+          <w:rFonts w:ascii="Times New Roman" w:hAnsi="Times New Roman" w:cs="Times New Roman"/>
+          <w:sz w:val="28"/>
+          <w:szCs w:val="28"/>
+        </w:rPr>
+        <w:t>Don't</w:t>
+      </w:r>
+      <w:proofErr w:type="spellEnd"/>
+      <w:r>
+        <w:rPr>
+          <w:rFonts w:ascii="Times New Roman" w:hAnsi="Times New Roman" w:cs="Times New Roman"/>
+          <w:sz w:val="28"/>
+          <w:szCs w:val="28"/>
+        </w:rPr>
+        <w:t xml:space="preserve"> </w:t>
+      </w:r>
+      <w:proofErr w:type="spellStart"/>
+      <w:r>
+        <w:rPr>
+          <w:rFonts w:ascii="Times New Roman" w:hAnsi="Times New Roman" w:cs="Times New Roman"/>
+          <w:sz w:val="28"/>
+          <w:szCs w:val="28"/>
+        </w:rPr>
+        <w:t>Repeat</w:t>
+      </w:r>
+      <w:proofErr w:type="spellEnd"/>
+      <w:r>
+        <w:rPr>
+          <w:rFonts w:ascii="Times New Roman" w:hAnsi="Times New Roman" w:cs="Times New Roman"/>
+          <w:sz w:val="28"/>
+          <w:szCs w:val="28"/>
+        </w:rPr>
+        <w:t xml:space="preserve"> </w:t>
+      </w:r>
+      <w:proofErr w:type="spellStart"/>
+      <w:r>
+        <w:rPr>
+          <w:rFonts w:ascii="Times New Roman" w:hAnsi="Times New Roman" w:cs="Times New Roman"/>
+          <w:sz w:val="28"/>
+          <w:szCs w:val="28"/>
+        </w:rPr>
+        <w:t>Yourself</w:t>
+      </w:r>
+      <w:proofErr w:type="spellEnd"/>
+      <w:r>
+        <w:rPr>
+          <w:rFonts w:ascii="Times New Roman" w:hAnsi="Times New Roman" w:cs="Times New Roman"/>
+          <w:sz w:val="28"/>
+          <w:szCs w:val="28"/>
+        </w:rPr>
+        <w:t>)</w:t>
+      </w:r>
+      <w:r>
+        <w:rPr>
+          <w:rFonts w:ascii="Times New Roman" w:hAnsi="Times New Roman" w:cs="Times New Roman"/>
+          <w:sz w:val="28"/>
+          <w:szCs w:val="28"/>
+        </w:rPr>
+        <w:t xml:space="preserve">. Такая структура </w:t>
+      </w:r>
+      <w:r>
+        <w:rPr>
+          <w:rFonts w:ascii="Times New Roman" w:hAnsi="Times New Roman" w:cs="Times New Roman"/>
+          <w:color w:val="000000" w:themeColor="text1"/>
+          <w:sz w:val="28"/>
+          <w:szCs w:val="28"/>
+        </w:rPr>
+        <w:t>позволяет независимо обновлять к</w:t>
+      </w:r>
+      <w:r>
+        <w:rPr>
+          <w:rFonts w:ascii="Times New Roman" w:hAnsi="Times New Roman" w:cs="Times New Roman"/>
+          <w:color w:val="000000" w:themeColor="text1"/>
+          <w:sz w:val="28"/>
+          <w:szCs w:val="28"/>
+        </w:rPr>
+        <w:t>омпоненты и интегрировать её с другими системами безопасности.</w:t>
+      </w:r>
+    </w:p>
+    <w:p>
+      <w:pPr>
+        <w:pStyle w:val="3"/>
+        <w:spacing w:before="100" w:beforeAutospacing="1" w:after="100" w:afterAutospacing="1" w:line="360" w:lineRule="auto"/>
+        <w:contextualSpacing/>
+        <w:jc w:val="center"/>
+        <w:rPr>
+          <w:rFonts w:ascii="Times New Roman" w:hAnsi="Times New Roman" w:cs="Times New Roman"/>
+          <w:color w:val="000000" w:themeColor="text1"/>
+        </w:rPr>
+      </w:pPr>
+      <w:r>
+        <w:rPr>
+          <w:rFonts w:ascii="Times New Roman" w:hAnsi="Times New Roman" w:cs="Times New Roman"/>
+          <w:color w:val="000000" w:themeColor="text1"/>
+        </w:rPr>
+        <w:t xml:space="preserve">2.2. Object </w:t>
+      </w:r>
+      <w:proofErr w:type="spellStart"/>
+      <w:r>
+        <w:rPr>
+          <w:rFonts w:ascii="Times New Roman" w:hAnsi="Times New Roman" w:cs="Times New Roman"/>
+          <w:color w:val="000000" w:themeColor="text1"/>
+        </w:rPr>
+        <w:t>Detection</w:t>
+      </w:r>
+      <w:proofErr w:type="spellEnd"/>
+      <w:r>
+        <w:rPr>
+          <w:rFonts w:ascii="Times New Roman" w:hAnsi="Times New Roman" w:cs="Times New Roman"/>
+          <w:color w:val="000000" w:themeColor="text1"/>
+        </w:rPr>
+        <w:t xml:space="preserve"> </w:t>
+      </w:r>
+      <w:proofErr w:type="spellStart"/>
+      <w:r>
+        <w:rPr>
+          <w:rFonts w:ascii="Times New Roman" w:hAnsi="Times New Roman" w:cs="Times New Roman"/>
+          <w:color w:val="000000" w:themeColor="text1"/>
+        </w:rPr>
+        <w:t>and</w:t>
+      </w:r>
+      <w:proofErr w:type="spellEnd"/>
+      <w:r>
+        <w:rPr>
+          <w:rFonts w:ascii="Times New Roman" w:hAnsi="Times New Roman" w:cs="Times New Roman"/>
+          <w:color w:val="000000" w:themeColor="text1"/>
+        </w:rPr>
+        <w:t xml:space="preserve"> </w:t>
+      </w:r>
+      <w:proofErr w:type="spellStart"/>
+      <w:r>
+        <w:rPr>
+          <w:rFonts w:ascii="Times New Roman" w:hAnsi="Times New Roman" w:cs="Times New Roman"/>
+          <w:color w:val="000000" w:themeColor="text1"/>
+        </w:rPr>
+        <w:t>Tracking</w:t>
+      </w:r>
+      <w:proofErr w:type="spellEnd"/>
+    </w:p>
+    <w:p>
+      <w:pPr>
+        <w:spacing w:before="100" w:beforeAutospacing="1" w:after="100" w:afterAutospacing="1" w:line="360" w:lineRule="auto"/>
+        <w:ind w:firstLine="709"/>
+        <w:contextualSpacing/>
+        <w:jc w:val="both"/>
+        <w:rPr>
+          <w:rFonts w:ascii="Times New Roman" w:hAnsi="Times New Roman" w:cs="Times New Roman"/>
+          <w:color w:val="000000" w:themeColor="text1"/>
+          <w:sz w:val="28"/>
+          <w:szCs w:val="28"/>
+        </w:rPr>
+      </w:pPr>
+      <w:r>
+        <w:rPr>
+          <w:rFonts w:ascii="Times New Roman" w:hAnsi="Times New Roman" w:cs="Times New Roman"/>
+          <w:color w:val="000000" w:themeColor="text1"/>
+          <w:sz w:val="28"/>
+          <w:szCs w:val="28"/>
+        </w:rPr>
+        <w:t xml:space="preserve">Для обнаружения людей на видеопотоке используется модель </w:t>
+      </w:r>
+      <w:r>
+        <w:rPr>
+          <w:rFonts w:ascii="Times New Roman" w:hAnsi="Times New Roman" w:cs="Times New Roman"/>
+          <w:color w:val="000000" w:themeColor="text1"/>
+          <w:sz w:val="28"/>
+          <w:szCs w:val="28"/>
+          <w:lang w:val="en-US"/>
+        </w:rPr>
+        <w:t>yolo</w:t>
+      </w:r>
+      <w:r>
+        <w:rPr>
+          <w:rFonts w:ascii="Times New Roman" w:hAnsi="Times New Roman" w:cs="Times New Roman"/>
+          <w:color w:val="000000" w:themeColor="text1"/>
+          <w:sz w:val="28"/>
+          <w:szCs w:val="28"/>
+        </w:rPr>
+        <w:t>11</w:t>
+      </w:r>
+      <w:r>
+        <w:rPr>
+          <w:rFonts w:ascii="Times New Roman" w:hAnsi="Times New Roman" w:cs="Times New Roman"/>
+          <w:color w:val="000000" w:themeColor="text1"/>
+          <w:sz w:val="28"/>
+          <w:szCs w:val="28"/>
+          <w:lang w:val="en-US"/>
+        </w:rPr>
+        <w:t>n</w:t>
+      </w:r>
+      <w:r>
+        <w:rPr>
+          <w:rFonts w:ascii="Times New Roman" w:hAnsi="Times New Roman" w:cs="Times New Roman"/>
+          <w:color w:val="000000" w:themeColor="text1"/>
+          <w:sz w:val="28"/>
+          <w:szCs w:val="28"/>
+        </w:rPr>
+        <w:t>. Она обеспечивает высокую скорость и точность</w:t>
+      </w:r>
+      <w:r>
+        <w:rPr>
+          <w:rFonts w:ascii="Times New Roman" w:hAnsi="Times New Roman" w:cs="Times New Roman"/>
+          <w:color w:val="000000" w:themeColor="text1"/>
+          <w:sz w:val="28"/>
+          <w:szCs w:val="28"/>
+        </w:rPr>
+        <w:t xml:space="preserve"> </w:t>
+      </w:r>
+      <w:r>
+        <w:rPr>
+          <w:rFonts w:ascii="Times New Roman" w:hAnsi="Times New Roman" w:cs="Times New Roman"/>
+          <w:color w:val="000000" w:themeColor="text1"/>
+          <w:sz w:val="28"/>
+          <w:szCs w:val="28"/>
+        </w:rPr>
+        <w:t>обработки</w:t>
+      </w:r>
+      <w:r>
+        <w:rPr>
+          <w:rFonts w:ascii="Times New Roman" w:hAnsi="Times New Roman" w:cs="Times New Roman"/>
+          <w:color w:val="000000" w:themeColor="text1"/>
+          <w:sz w:val="28"/>
+          <w:szCs w:val="28"/>
+        </w:rPr>
+        <w:t xml:space="preserve"> на реальных городских сценах с множественными объектами и переменным освещением.</w:t>
+      </w:r>
+    </w:p>
+    <w:p>
+      <w:pPr>
+        <w:spacing w:before="100" w:beforeAutospacing="1" w:after="100" w:afterAutospacing="1" w:line="360" w:lineRule="auto"/>
+        <w:ind w:firstLine="709"/>
+        <w:contextualSpacing/>
+        <w:jc w:val="both"/>
+        <w:rPr>
+          <w:rFonts w:ascii="Times New Roman" w:hAnsi="Times New Roman" w:cs="Times New Roman"/>
+          <w:color w:val="000000" w:themeColor="text1"/>
+          <w:sz w:val="28"/>
+          <w:szCs w:val="28"/>
+        </w:rPr>
+      </w:pPr>
+      <w:r>
+        <w:rPr>
+          <w:rFonts w:ascii="Times New Roman" w:hAnsi="Times New Roman" w:cs="Times New Roman"/>
+          <w:color w:val="000000" w:themeColor="text1"/>
+          <w:sz w:val="28"/>
+          <w:szCs w:val="28"/>
+        </w:rPr>
+        <w:t xml:space="preserve">После детекции применяется механизм трекинга, который сохраняет уникальные идентификаторы </w:t>
+      </w:r>
+      <w:proofErr w:type="spellStart"/>
+      <w:r>
+        <w:rPr>
+          <w:rStyle w:val="HTML"/>
+          <w:rFonts w:ascii="Times New Roman" w:eastAsiaTheme="majorEastAsia" w:hAnsi="Times New Roman" w:cs="Times New Roman"/>
+          <w:color w:val="000000" w:themeColor="text1"/>
+          <w:sz w:val="28"/>
+          <w:szCs w:val="28"/>
+        </w:rPr>
+        <w:t>track_id</w:t>
+      </w:r>
+      <w:proofErr w:type="spellEnd"/>
+      <w:r>
+        <w:rPr>
+          <w:rFonts w:ascii="Times New Roman" w:hAnsi="Times New Roman" w:cs="Times New Roman"/>
+          <w:color w:val="000000" w:themeColor="text1"/>
+          <w:sz w:val="28"/>
+          <w:szCs w:val="28"/>
+        </w:rPr>
+        <w:t xml:space="preserve"> для каждого обнаруженного объекта. </w:t>
+      </w:r>
+      <w:r>
+        <w:rPr>
+          <w:rFonts w:ascii="Times New Roman" w:hAnsi="Times New Roman" w:cs="Times New Roman"/>
+          <w:color w:val="000000" w:themeColor="text1"/>
+          <w:sz w:val="28"/>
+          <w:szCs w:val="28"/>
+        </w:rPr>
+        <w:t xml:space="preserve">Идентификатор </w:t>
+      </w:r>
+      <w:r>
+        <w:rPr>
+          <w:rFonts w:ascii="Times New Roman" w:hAnsi="Times New Roman" w:cs="Times New Roman"/>
+          <w:color w:val="000000" w:themeColor="text1"/>
+          <w:sz w:val="28"/>
+          <w:szCs w:val="28"/>
+        </w:rPr>
+        <w:t>позволяет отслеживать движение человека во времени и связывать последовательные кадры одного объекта в единый фрагмент.</w:t>
+      </w:r>
+    </w:p>
+    <w:p>
+      <w:pPr>
+        <w:spacing w:before="100" w:beforeAutospacing="1" w:after="100" w:afterAutospacing="1" w:line="360" w:lineRule="auto"/>
+        <w:ind w:firstLine="709"/>
+        <w:contextualSpacing/>
+        <w:jc w:val="both"/>
+        <w:rPr>
+          <w:rFonts w:ascii="Times New Roman" w:hAnsi="Times New Roman" w:cs="Times New Roman"/>
+          <w:color w:val="000000" w:themeColor="text1"/>
+          <w:sz w:val="28"/>
+          <w:szCs w:val="28"/>
+        </w:rPr>
+      </w:pPr>
+      <w:r>
+        <w:rPr>
+          <w:rFonts w:ascii="Times New Roman" w:hAnsi="Times New Roman" w:cs="Times New Roman"/>
+          <w:color w:val="000000" w:themeColor="text1"/>
+          <w:sz w:val="28"/>
+          <w:szCs w:val="28"/>
+        </w:rPr>
+        <w:t xml:space="preserve">Трекинг реализован через встроенный механизм YOLO с параметром </w:t>
+      </w:r>
+      <w:proofErr w:type="spellStart"/>
+      <w:r>
+        <w:rPr>
+          <w:rStyle w:val="HTML"/>
+          <w:rFonts w:ascii="Times New Roman" w:eastAsiaTheme="majorEastAsia" w:hAnsi="Times New Roman" w:cs="Times New Roman"/>
+          <w:i/>
+          <w:iCs/>
+          <w:color w:val="000000" w:themeColor="text1"/>
+          <w:sz w:val="28"/>
+          <w:szCs w:val="28"/>
+        </w:rPr>
+        <w:t>persist</w:t>
+      </w:r>
+      <w:proofErr w:type="spellEnd"/>
+      <w:r>
+        <w:rPr>
+          <w:rStyle w:val="HTML"/>
+          <w:rFonts w:ascii="Times New Roman" w:eastAsiaTheme="majorEastAsia" w:hAnsi="Times New Roman" w:cs="Times New Roman"/>
+          <w:i/>
+          <w:iCs/>
+          <w:color w:val="000000" w:themeColor="text1"/>
+          <w:sz w:val="28"/>
+          <w:szCs w:val="28"/>
+        </w:rPr>
+        <w:t>=</w:t>
+      </w:r>
+      <w:proofErr w:type="spellStart"/>
+      <w:r>
+        <w:rPr>
+          <w:rStyle w:val="HTML"/>
+          <w:rFonts w:ascii="Times New Roman" w:eastAsiaTheme="majorEastAsia" w:hAnsi="Times New Roman" w:cs="Times New Roman"/>
+          <w:i/>
+          <w:iCs/>
+          <w:color w:val="000000" w:themeColor="text1"/>
+          <w:sz w:val="28"/>
+          <w:szCs w:val="28"/>
+        </w:rPr>
+        <w:t>True</w:t>
+      </w:r>
+      <w:proofErr w:type="spellEnd"/>
+      <w:r>
+        <w:rPr>
+          <w:rFonts w:ascii="Times New Roman" w:hAnsi="Times New Roman" w:cs="Times New Roman"/>
+          <w:color w:val="000000" w:themeColor="text1"/>
+          <w:sz w:val="28"/>
+          <w:szCs w:val="28"/>
+        </w:rPr>
+        <w:t>, что обеспечивает постоянство идентификаторов при кратковременных потерях объекта (например, при перекрытии).</w:t>
+      </w:r>
+    </w:p>
+    <w:p>
+      <w:pPr>
+        <w:pStyle w:val="3"/>
+        <w:spacing w:before="100" w:beforeAutospacing="1" w:after="100" w:afterAutospacing="1" w:line="360" w:lineRule="auto"/>
+        <w:contextualSpacing/>
+        <w:jc w:val="center"/>
+        <w:rPr>
+          <w:rFonts w:ascii="Times New Roman" w:hAnsi="Times New Roman" w:cs="Times New Roman"/>
+          <w:color w:val="000000" w:themeColor="text1"/>
+          <w:lang w:val="en-US"/>
+        </w:rPr>
+      </w:pPr>
+      <w:r>
+        <w:rPr>
+          <w:rFonts w:ascii="Times New Roman" w:hAnsi="Times New Roman" w:cs="Times New Roman"/>
+          <w:color w:val="000000" w:themeColor="text1"/>
+          <w:lang w:val="en-US"/>
+        </w:rPr>
+        <w:t xml:space="preserve">2.3. Clip </w:t>
+      </w:r>
+      <w:proofErr w:type="spellStart"/>
+      <w:r>
+        <w:rPr>
+          <w:rFonts w:ascii="Times New Roman" w:hAnsi="Times New Roman" w:cs="Times New Roman"/>
+          <w:color w:val="000000" w:themeColor="text1"/>
+          <w:lang w:val="en-US"/>
+        </w:rPr>
+        <w:t>Bufferization</w:t>
+      </w:r>
+      <w:proofErr w:type="spellEnd"/>
+      <w:r>
+        <w:rPr>
+          <w:rFonts w:ascii="Times New Roman" w:hAnsi="Times New Roman" w:cs="Times New Roman"/>
+          <w:color w:val="000000" w:themeColor="text1"/>
+          <w:lang w:val="en-US"/>
+        </w:rPr>
+        <w:t>, Annotation,</w:t>
+      </w:r>
+      <w:r>
+        <w:rPr>
+          <w:rFonts w:ascii="Times New Roman" w:hAnsi="Times New Roman" w:cs="Times New Roman"/>
+          <w:color w:val="000000" w:themeColor="text1"/>
+          <w:lang w:val="en-US"/>
+        </w:rPr>
+        <w:t xml:space="preserve"> and Metadata Generation</w:t>
+      </w:r>
+    </w:p>
+    <w:p>
+      <w:pPr>
+        <w:spacing w:before="100" w:beforeAutospacing="1" w:after="100" w:afterAutospacing="1" w:line="360" w:lineRule="auto"/>
+        <w:ind w:firstLine="709"/>
+        <w:contextualSpacing/>
+        <w:jc w:val="both"/>
+        <w:rPr>
+          <w:rFonts w:ascii="Times New Roman" w:hAnsi="Times New Roman" w:cs="Times New Roman"/>
+          <w:color w:val="000000" w:themeColor="text1"/>
+          <w:sz w:val="28"/>
+          <w:szCs w:val="28"/>
+        </w:rPr>
+      </w:pPr>
+      <w:r>
+        <w:rPr>
+          <w:rFonts w:ascii="Times New Roman" w:hAnsi="Times New Roman" w:cs="Times New Roman"/>
+          <w:color w:val="000000" w:themeColor="text1"/>
+          <w:sz w:val="28"/>
+          <w:szCs w:val="28"/>
+        </w:rPr>
+        <w:t xml:space="preserve">Каждому </w:t>
+      </w:r>
+      <w:proofErr w:type="spellStart"/>
+      <w:r>
+        <w:rPr>
+          <w:rStyle w:val="HTML"/>
+          <w:rFonts w:ascii="Times New Roman" w:eastAsiaTheme="majorEastAsia" w:hAnsi="Times New Roman" w:cs="Times New Roman"/>
+          <w:color w:val="000000" w:themeColor="text1"/>
+          <w:sz w:val="28"/>
+          <w:szCs w:val="28"/>
+        </w:rPr>
+        <w:t>track_id</w:t>
+      </w:r>
+      <w:proofErr w:type="spellEnd"/>
+      <w:r>
+        <w:rPr>
+          <w:rFonts w:ascii="Times New Roman" w:hAnsi="Times New Roman" w:cs="Times New Roman"/>
+          <w:color w:val="000000" w:themeColor="text1"/>
+          <w:sz w:val="28"/>
+          <w:szCs w:val="28"/>
+        </w:rPr>
+        <w:t xml:space="preserve"> соответствует буфер, в который накапливаются последовательные кадры. Когда буфер достигает заданного размера (16 кадров), </w:t>
+      </w:r>
+      <w:r>
+        <w:rPr>
+          <w:rFonts w:ascii="Times New Roman" w:hAnsi="Times New Roman" w:cs="Times New Roman"/>
+          <w:color w:val="000000" w:themeColor="text1"/>
+          <w:sz w:val="28"/>
+          <w:szCs w:val="28"/>
+        </w:rPr>
+        <w:t xml:space="preserve">буфер </w:t>
+      </w:r>
+      <w:r>
+        <w:rPr>
+          <w:rFonts w:ascii="Times New Roman" w:hAnsi="Times New Roman" w:cs="Times New Roman"/>
+          <w:color w:val="000000" w:themeColor="text1"/>
+          <w:sz w:val="28"/>
+          <w:szCs w:val="28"/>
+        </w:rPr>
+        <w:t xml:space="preserve">и сопровождающий его файл метаданных </w:t>
+      </w:r>
+      <w:proofErr w:type="spellStart"/>
+      <w:proofErr w:type="gramStart"/>
+      <w:r>
+        <w:rPr>
+          <w:rStyle w:val="HTML"/>
+          <w:rFonts w:ascii="Times New Roman" w:eastAsiaTheme="majorEastAsia" w:hAnsi="Times New Roman" w:cs="Times New Roman"/>
+          <w:color w:val="000000" w:themeColor="text1"/>
+          <w:sz w:val="28"/>
+          <w:szCs w:val="28"/>
+        </w:rPr>
+        <w:t>metadata.json</w:t>
+      </w:r>
+      <w:proofErr w:type="spellEnd"/>
+      <w:proofErr w:type="gramEnd"/>
+      <w:r>
+        <w:rPr>
+          <w:rStyle w:val="HTML"/>
+          <w:rFonts w:ascii="Times New Roman" w:eastAsiaTheme="majorEastAsia" w:hAnsi="Times New Roman" w:cs="Times New Roman"/>
+          <w:color w:val="000000" w:themeColor="text1"/>
+          <w:sz w:val="28"/>
+          <w:szCs w:val="28"/>
+        </w:rPr>
+        <w:t xml:space="preserve"> (рассмотрим его позже)</w:t>
+      </w:r>
+      <w:r>
+        <w:rPr>
+          <w:rStyle w:val="HTML"/>
+          <w:rFonts w:ascii="Times New Roman" w:eastAsiaTheme="majorEastAsia" w:hAnsi="Times New Roman" w:cs="Times New Roman"/>
+          <w:color w:val="000000" w:themeColor="text1"/>
+          <w:sz w:val="28"/>
+          <w:szCs w:val="28"/>
+        </w:rPr>
+        <w:t xml:space="preserve">, </w:t>
+      </w:r>
+      <w:r>
+        <w:rPr>
+          <w:rStyle w:val="HTML"/>
+          <w:rFonts w:ascii="Times New Roman" w:eastAsiaTheme="majorEastAsia" w:hAnsi="Times New Roman" w:cs="Times New Roman"/>
+          <w:color w:val="000000" w:themeColor="text1"/>
+          <w:sz w:val="28"/>
+          <w:szCs w:val="28"/>
+        </w:rPr>
+        <w:t xml:space="preserve">сохраняются </w:t>
+      </w:r>
+      <w:r>
+        <w:rPr>
+          <w:rStyle w:val="HTML"/>
+          <w:rFonts w:ascii="Times New Roman" w:eastAsiaTheme="majorEastAsia" w:hAnsi="Times New Roman" w:cs="Times New Roman"/>
+          <w:color w:val="000000" w:themeColor="text1"/>
+          <w:sz w:val="28"/>
+          <w:szCs w:val="28"/>
+        </w:rPr>
+        <w:t>на диск</w:t>
+      </w:r>
+      <w:r>
+        <w:rPr>
+          <w:rStyle w:val="HTML"/>
+          <w:rFonts w:ascii="Times New Roman" w:eastAsiaTheme="majorEastAsia" w:hAnsi="Times New Roman" w:cs="Times New Roman"/>
+          <w:color w:val="000000" w:themeColor="text1"/>
+          <w:sz w:val="28"/>
+          <w:szCs w:val="28"/>
+        </w:rPr>
+        <w:t xml:space="preserve"> в директорию </w:t>
+      </w:r>
+      <w:r>
+        <w:rPr>
+          <w:rStyle w:val="HTML"/>
+          <w:rFonts w:ascii="Times New Roman" w:eastAsiaTheme="majorEastAsia" w:hAnsi="Times New Roman" w:cs="Times New Roman"/>
+          <w:color w:val="000000" w:themeColor="text1"/>
+          <w:sz w:val="28"/>
+          <w:szCs w:val="28"/>
+        </w:rPr>
+        <w:t xml:space="preserve">проекта </w:t>
+      </w:r>
+      <w:r>
+        <w:rPr>
+          <w:rStyle w:val="HTML"/>
+          <w:rFonts w:ascii="Times New Roman" w:eastAsiaTheme="majorEastAsia" w:hAnsi="Times New Roman" w:cs="Times New Roman"/>
+          <w:color w:val="000000" w:themeColor="text1"/>
+          <w:sz w:val="28"/>
+          <w:szCs w:val="28"/>
+        </w:rPr>
+        <w:t>(./</w:t>
+      </w:r>
+      <w:proofErr w:type="spellStart"/>
+      <w:r>
+        <w:rPr>
+          <w:rStyle w:val="HTML"/>
+          <w:rFonts w:ascii="Times New Roman" w:eastAsiaTheme="majorEastAsia" w:hAnsi="Times New Roman" w:cs="Times New Roman"/>
+          <w:color w:val="000000" w:themeColor="text1"/>
+          <w:sz w:val="28"/>
+          <w:szCs w:val="28"/>
+        </w:rPr>
+        <w:t>clips</w:t>
+      </w:r>
+      <w:proofErr w:type="spellEnd"/>
+      <w:r>
+        <w:rPr>
+          <w:rStyle w:val="HTML"/>
+          <w:rFonts w:ascii="Times New Roman" w:eastAsiaTheme="majorEastAsia" w:hAnsi="Times New Roman" w:cs="Times New Roman"/>
+          <w:color w:val="000000" w:themeColor="text1"/>
+          <w:sz w:val="28"/>
+          <w:szCs w:val="28"/>
+        </w:rPr>
+        <w:t>/</w:t>
+      </w:r>
+      <w:proofErr w:type="spellStart"/>
+      <w:r>
+        <w:rPr>
+          <w:rStyle w:val="HTML"/>
+          <w:rFonts w:ascii="Times New Roman" w:eastAsiaTheme="majorEastAsia" w:hAnsi="Times New Roman" w:cs="Times New Roman"/>
+          <w:color w:val="000000" w:themeColor="text1"/>
+          <w:sz w:val="28"/>
+          <w:szCs w:val="28"/>
+        </w:rPr>
+        <w:t>frames</w:t>
+      </w:r>
+      <w:proofErr w:type="spellEnd"/>
+      <w:r>
+        <w:rPr>
+          <w:rStyle w:val="HTML"/>
+          <w:rFonts w:ascii="Times New Roman" w:eastAsiaTheme="majorEastAsia" w:hAnsi="Times New Roman" w:cs="Times New Roman"/>
+          <w:color w:val="000000" w:themeColor="text1"/>
+          <w:sz w:val="28"/>
+          <w:szCs w:val="28"/>
+        </w:rPr>
+        <w:t>/)</w:t>
+      </w:r>
+      <w:r>
+        <w:rPr>
+          <w:rStyle w:val="HTML"/>
+          <w:rFonts w:ascii="Times New Roman" w:eastAsiaTheme="majorEastAsia" w:hAnsi="Times New Roman" w:cs="Times New Roman"/>
+          <w:color w:val="000000" w:themeColor="text1"/>
+          <w:sz w:val="28"/>
+          <w:szCs w:val="28"/>
+        </w:rPr>
+        <w:t xml:space="preserve"> и</w:t>
+      </w:r>
+      <w:r>
+        <w:rPr>
+          <w:rStyle w:val="HTML"/>
+          <w:rFonts w:ascii="Times New Roman" w:eastAsiaTheme="majorEastAsia" w:hAnsi="Times New Roman" w:cs="Times New Roman"/>
+          <w:color w:val="000000" w:themeColor="text1"/>
+          <w:sz w:val="28"/>
+          <w:szCs w:val="28"/>
+        </w:rPr>
+        <w:t xml:space="preserve"> в зависимости от режима работы – обучение / предсказание передается для разметки / классификации</w:t>
+      </w:r>
+      <w:r>
+        <w:rPr>
+          <w:rFonts w:ascii="Times New Roman" w:hAnsi="Times New Roman" w:cs="Times New Roman"/>
+          <w:color w:val="000000" w:themeColor="text1"/>
+          <w:sz w:val="28"/>
+          <w:szCs w:val="28"/>
+        </w:rPr>
+        <w:t>.</w:t>
+      </w:r>
+      <w:r>
+        <w:rPr>
+          <w:rFonts w:ascii="Times New Roman" w:hAnsi="Times New Roman" w:cs="Times New Roman"/>
+          <w:color w:val="000000" w:themeColor="text1"/>
+          <w:sz w:val="28"/>
+          <w:szCs w:val="28"/>
+        </w:rPr>
+        <w:t xml:space="preserve"> После чего буфер сбрасывается и начинает накапливаться </w:t>
+      </w:r>
+      <w:r>
+        <w:rPr>
+          <w:rFonts w:ascii="Times New Roman" w:hAnsi="Times New Roman" w:cs="Times New Roman"/>
+          <w:color w:val="000000" w:themeColor="text1"/>
+          <w:sz w:val="28"/>
+          <w:szCs w:val="28"/>
+        </w:rPr>
+        <w:t>по новой</w:t>
+      </w:r>
+      <w:r>
+        <w:rPr>
+          <w:rFonts w:ascii="Times New Roman" w:hAnsi="Times New Roman" w:cs="Times New Roman"/>
+          <w:color w:val="000000" w:themeColor="text1"/>
+          <w:sz w:val="28"/>
+          <w:szCs w:val="28"/>
+        </w:rPr>
+        <w:t>.</w:t>
+      </w:r>
+      <w:r>
+        <w:rPr>
+          <w:rFonts w:ascii="Times New Roman" w:hAnsi="Times New Roman" w:cs="Times New Roman"/>
+          <w:color w:val="000000" w:themeColor="text1"/>
+          <w:sz w:val="28"/>
+          <w:szCs w:val="28"/>
+        </w:rPr>
+        <w:t xml:space="preserve"> </w:t>
+      </w:r>
+      <w:r>
+        <w:rPr>
+          <w:rFonts w:ascii="Times New Roman" w:hAnsi="Times New Roman" w:cs="Times New Roman"/>
+          <w:color w:val="000000" w:themeColor="text1"/>
+          <w:sz w:val="28"/>
+          <w:szCs w:val="28"/>
+        </w:rPr>
+        <w:t xml:space="preserve">В следующем разделе подробно остановимся на этапе обучения и подготовки </w:t>
+      </w:r>
+      <w:proofErr w:type="spellStart"/>
+      <w:r>
+        <w:rPr>
+          <w:rFonts w:ascii="Times New Roman" w:hAnsi="Times New Roman" w:cs="Times New Roman"/>
+          <w:color w:val="000000" w:themeColor="text1"/>
+          <w:sz w:val="28"/>
+          <w:szCs w:val="28"/>
+        </w:rPr>
+        <w:t>датасета</w:t>
+      </w:r>
+      <w:proofErr w:type="spellEnd"/>
+      <w:r>
+        <w:rPr>
+          <w:rFonts w:ascii="Times New Roman" w:hAnsi="Times New Roman" w:cs="Times New Roman"/>
+          <w:color w:val="000000" w:themeColor="text1"/>
+          <w:sz w:val="28"/>
+          <w:szCs w:val="28"/>
+        </w:rPr>
+        <w:t xml:space="preserve">. Сейчас же рассмотрим режим предсказания. </w:t>
+      </w:r>
+    </w:p>
+    <w:p>
+      <w:pPr>
+        <w:pStyle w:val="3"/>
+        <w:spacing w:before="100" w:beforeAutospacing="1" w:after="100" w:afterAutospacing="1" w:line="360" w:lineRule="auto"/>
+        <w:contextualSpacing/>
+        <w:jc w:val="center"/>
+        <w:rPr>
+          <w:rFonts w:ascii="Times New Roman" w:hAnsi="Times New Roman" w:cs="Times New Roman"/>
+          <w:color w:val="000000" w:themeColor="text1"/>
+        </w:rPr>
+      </w:pPr>
+      <w:r>
+        <w:rPr>
+          <w:rFonts w:ascii="Times New Roman" w:hAnsi="Times New Roman" w:cs="Times New Roman"/>
+          <w:color w:val="000000" w:themeColor="text1"/>
+        </w:rPr>
+        <w:lastRenderedPageBreak/>
+        <w:t xml:space="preserve">2.4. </w:t>
+      </w:r>
+      <w:r>
+        <w:rPr>
+          <w:rFonts w:ascii="Times New Roman" w:hAnsi="Times New Roman" w:cs="Times New Roman"/>
+          <w:color w:val="000000" w:themeColor="text1"/>
+          <w:lang w:val="en-US"/>
+        </w:rPr>
+        <w:t>Behavior</w:t>
+      </w:r>
+      <w:r>
+        <w:rPr>
+          <w:rFonts w:ascii="Times New Roman" w:hAnsi="Times New Roman" w:cs="Times New Roman"/>
+          <w:color w:val="000000" w:themeColor="text1"/>
+        </w:rPr>
+        <w:t xml:space="preserve"> </w:t>
+      </w:r>
+      <w:r>
+        <w:rPr>
+          <w:rFonts w:ascii="Times New Roman" w:hAnsi="Times New Roman" w:cs="Times New Roman"/>
+          <w:color w:val="000000" w:themeColor="text1"/>
+          <w:lang w:val="en-US"/>
+        </w:rPr>
+        <w:t>Classification</w:t>
+      </w:r>
+    </w:p>
+    <w:p>
+      <w:pPr>
+        <w:spacing w:after="0" w:line="360" w:lineRule="auto"/>
+        <w:ind w:firstLine="709"/>
+        <w:contextualSpacing/>
+        <w:jc w:val="both"/>
+        <w:rPr>
+          <w:rFonts w:ascii="Times New Roman" w:hAnsi="Times New Roman" w:cs="Times New Roman"/>
+          <w:color w:val="000000" w:themeColor="text1"/>
+          <w:sz w:val="28"/>
+          <w:szCs w:val="28"/>
+        </w:rPr>
+      </w:pPr>
+      <w:r>
+        <w:rPr>
+          <w:rFonts w:ascii="Times New Roman" w:hAnsi="Times New Roman" w:cs="Times New Roman"/>
+          <w:color w:val="000000" w:themeColor="text1"/>
+          <w:sz w:val="28"/>
+          <w:szCs w:val="28"/>
+        </w:rPr>
+        <w:t xml:space="preserve">Для классификации поведения используется модель </w:t>
+      </w:r>
+      <w:proofErr w:type="spellStart"/>
+      <w:r>
+        <w:rPr>
+          <w:rFonts w:ascii="Times New Roman" w:hAnsi="Times New Roman" w:cs="Times New Roman"/>
+          <w:color w:val="000000" w:themeColor="text1"/>
+          <w:sz w:val="28"/>
+          <w:szCs w:val="28"/>
+        </w:rPr>
+        <w:t>ViViT</w:t>
+      </w:r>
+      <w:proofErr w:type="spellEnd"/>
+      <w:r>
+        <w:rPr>
+          <w:rFonts w:ascii="Times New Roman" w:hAnsi="Times New Roman" w:cs="Times New Roman"/>
+          <w:color w:val="000000" w:themeColor="text1"/>
+          <w:sz w:val="28"/>
+          <w:szCs w:val="28"/>
+        </w:rPr>
+        <w:t xml:space="preserve"> (Video Vision </w:t>
+      </w:r>
+      <w:proofErr w:type="spellStart"/>
+      <w:r>
+        <w:rPr>
+          <w:rFonts w:ascii="Times New Roman" w:hAnsi="Times New Roman" w:cs="Times New Roman"/>
+          <w:color w:val="000000" w:themeColor="text1"/>
+          <w:sz w:val="28"/>
+          <w:szCs w:val="28"/>
+        </w:rPr>
+        <w:t>Transformer</w:t>
+      </w:r>
+      <w:proofErr w:type="spellEnd"/>
+      <w:r>
+        <w:rPr>
+          <w:rFonts w:ascii="Times New Roman" w:hAnsi="Times New Roman" w:cs="Times New Roman"/>
+          <w:color w:val="000000" w:themeColor="text1"/>
+          <w:sz w:val="28"/>
+          <w:szCs w:val="28"/>
+        </w:rPr>
+        <w:t xml:space="preserve">), адаптированная под задачу </w:t>
+      </w:r>
+      <w:r>
+        <w:rPr>
+          <w:rFonts w:ascii="Times New Roman" w:hAnsi="Times New Roman" w:cs="Times New Roman"/>
+          <w:color w:val="000000" w:themeColor="text1"/>
+          <w:sz w:val="28"/>
+          <w:szCs w:val="28"/>
+        </w:rPr>
+        <w:t>бинарной</w:t>
+      </w:r>
+      <w:r>
+        <w:rPr>
+          <w:rFonts w:ascii="Times New Roman" w:hAnsi="Times New Roman" w:cs="Times New Roman"/>
+          <w:color w:val="000000" w:themeColor="text1"/>
+          <w:sz w:val="28"/>
+          <w:szCs w:val="28"/>
+        </w:rPr>
+        <w:t xml:space="preserve"> классификации: "агрессивное" и "нормальное" поведение.</w:t>
+      </w:r>
+    </w:p>
+    <w:p>
+      <w:pPr>
+        <w:spacing w:after="0" w:line="360" w:lineRule="auto"/>
+        <w:ind w:firstLine="709"/>
+        <w:contextualSpacing/>
+        <w:jc w:val="both"/>
+        <w:rPr>
+          <w:rFonts w:ascii="Times New Roman" w:hAnsi="Times New Roman" w:cs="Times New Roman"/>
+          <w:color w:val="000000" w:themeColor="text1"/>
+          <w:sz w:val="28"/>
+          <w:szCs w:val="28"/>
+        </w:rPr>
+      </w:pPr>
+      <w:r>
+        <w:rPr>
+          <w:rFonts w:ascii="Times New Roman" w:hAnsi="Times New Roman" w:cs="Times New Roman"/>
+          <w:color w:val="000000" w:themeColor="text1"/>
+          <w:sz w:val="28"/>
+          <w:szCs w:val="28"/>
+        </w:rPr>
+        <w:t xml:space="preserve">Модель обучалась с нуля на </w:t>
+      </w:r>
+      <w:proofErr w:type="spellStart"/>
+      <w:r>
+        <w:rPr>
+          <w:rFonts w:ascii="Times New Roman" w:hAnsi="Times New Roman" w:cs="Times New Roman"/>
+          <w:color w:val="000000" w:themeColor="text1"/>
+          <w:sz w:val="28"/>
+          <w:szCs w:val="28"/>
+        </w:rPr>
+        <w:t>кастомном</w:t>
+      </w:r>
+      <w:proofErr w:type="spellEnd"/>
+      <w:r>
+        <w:rPr>
+          <w:rFonts w:ascii="Times New Roman" w:hAnsi="Times New Roman" w:cs="Times New Roman"/>
+          <w:color w:val="000000" w:themeColor="text1"/>
+          <w:sz w:val="28"/>
+          <w:szCs w:val="28"/>
+        </w:rPr>
+        <w:t xml:space="preserve"> </w:t>
+      </w:r>
+      <w:proofErr w:type="spellStart"/>
+      <w:r>
+        <w:rPr>
+          <w:rFonts w:ascii="Times New Roman" w:hAnsi="Times New Roman" w:cs="Times New Roman"/>
+          <w:color w:val="000000" w:themeColor="text1"/>
+          <w:sz w:val="28"/>
+          <w:szCs w:val="28"/>
+        </w:rPr>
+        <w:t>датасете</w:t>
+      </w:r>
+      <w:proofErr w:type="spellEnd"/>
+      <w:r>
+        <w:rPr>
+          <w:rFonts w:ascii="Times New Roman" w:hAnsi="Times New Roman" w:cs="Times New Roman"/>
+          <w:color w:val="000000" w:themeColor="text1"/>
+          <w:sz w:val="28"/>
+          <w:szCs w:val="28"/>
+        </w:rPr>
+        <w:t xml:space="preserve">, </w:t>
+      </w:r>
+      <w:r>
+        <w:rPr>
+          <w:rFonts w:ascii="Times New Roman" w:hAnsi="Times New Roman" w:cs="Times New Roman"/>
+          <w:color w:val="000000" w:themeColor="text1"/>
+          <w:sz w:val="28"/>
+          <w:szCs w:val="28"/>
+        </w:rPr>
+        <w:t>опишем его в следующем разделе</w:t>
+      </w:r>
+      <w:r>
+        <w:rPr>
+          <w:rFonts w:ascii="Times New Roman" w:hAnsi="Times New Roman" w:cs="Times New Roman"/>
+          <w:color w:val="000000" w:themeColor="text1"/>
+          <w:sz w:val="28"/>
+          <w:szCs w:val="28"/>
+        </w:rPr>
+        <w:t>.</w:t>
+      </w:r>
+    </w:p>
+    <w:p>
+      <w:pPr>
+        <w:spacing w:before="100" w:beforeAutospacing="1" w:after="100" w:afterAutospacing="1" w:line="360" w:lineRule="auto"/>
+        <w:ind w:firstLine="709"/>
+        <w:contextualSpacing/>
+        <w:jc w:val="both"/>
+        <w:rPr>
+          <w:rFonts w:ascii="Times New Roman" w:hAnsi="Times New Roman" w:cs="Times New Roman"/>
+          <w:color w:val="000000" w:themeColor="text1"/>
+          <w:sz w:val="28"/>
+          <w:szCs w:val="28"/>
+        </w:rPr>
+      </w:pPr>
+      <w:proofErr w:type="spellStart"/>
+      <w:r>
+        <w:rPr>
+          <w:rFonts w:ascii="Times New Roman" w:hAnsi="Times New Roman" w:cs="Times New Roman"/>
+          <w:color w:val="000000" w:themeColor="text1"/>
+          <w:sz w:val="28"/>
+          <w:szCs w:val="28"/>
+        </w:rPr>
+        <w:t>ViViT</w:t>
+      </w:r>
+      <w:proofErr w:type="spellEnd"/>
+      <w:r>
+        <w:rPr>
+          <w:rFonts w:ascii="Times New Roman" w:hAnsi="Times New Roman" w:cs="Times New Roman"/>
+          <w:color w:val="000000" w:themeColor="text1"/>
+          <w:sz w:val="28"/>
+          <w:szCs w:val="28"/>
+        </w:rPr>
+        <w:t xml:space="preserve"> эффективно обрабатывает последовательности кадров, что делает его пригодным для анализа сложных поведенческих паттернов в уличной среде.</w:t>
+      </w:r>
+    </w:p>
+    <w:p>
+      <w:pPr>
+        <w:spacing w:before="100" w:beforeAutospacing="1" w:after="100" w:afterAutospacing="1" w:line="360" w:lineRule="auto"/>
+        <w:ind w:firstLine="709"/>
+        <w:contextualSpacing/>
+        <w:jc w:val="both"/>
+        <w:rPr>
+          <w:rFonts w:ascii="Times New Roman" w:hAnsi="Times New Roman" w:cs="Times New Roman"/>
+          <w:color w:val="FF0000"/>
+          <w:sz w:val="28"/>
+          <w:szCs w:val="28"/>
+        </w:rPr>
+      </w:pPr>
+      <w:r>
+        <w:rPr>
+          <w:rFonts w:ascii="Times New Roman" w:hAnsi="Times New Roman" w:cs="Times New Roman"/>
+          <w:color w:val="FF0000"/>
+          <w:sz w:val="28"/>
+          <w:szCs w:val="28"/>
+        </w:rPr>
+        <w:t>Рассказать про саму модель.</w:t>
+      </w:r>
+    </w:p>
+    <w:p>
+      <w:pPr>
+        <w:pStyle w:val="3"/>
+        <w:spacing w:before="100" w:beforeAutospacing="1" w:after="100" w:afterAutospacing="1" w:line="360" w:lineRule="auto"/>
+        <w:contextualSpacing/>
+        <w:jc w:val="center"/>
+        <w:rPr>
+          <w:rFonts w:ascii="Times New Roman" w:hAnsi="Times New Roman" w:cs="Times New Roman"/>
+          <w:color w:val="000000" w:themeColor="text1"/>
+        </w:rPr>
+      </w:pPr>
+      <w:r>
+        <w:rPr>
+          <w:rFonts w:ascii="Times New Roman" w:hAnsi="Times New Roman" w:cs="Times New Roman"/>
+          <w:color w:val="000000" w:themeColor="text1"/>
+        </w:rPr>
+        <w:t xml:space="preserve">2.5. </w:t>
+      </w:r>
+      <w:proofErr w:type="spellStart"/>
+      <w:r>
+        <w:rPr>
+          <w:rFonts w:ascii="Times New Roman" w:hAnsi="Times New Roman" w:cs="Times New Roman"/>
+          <w:color w:val="000000" w:themeColor="text1"/>
+        </w:rPr>
+        <w:t>Alert</w:t>
+      </w:r>
+      <w:proofErr w:type="spellEnd"/>
+      <w:r>
+        <w:rPr>
+          <w:rFonts w:ascii="Times New Roman" w:hAnsi="Times New Roman" w:cs="Times New Roman"/>
+          <w:color w:val="000000" w:themeColor="text1"/>
+        </w:rPr>
+        <w:t xml:space="preserve"> System </w:t>
+      </w:r>
+      <w:proofErr w:type="spellStart"/>
+      <w:r>
+        <w:rPr>
+          <w:rFonts w:ascii="Times New Roman" w:hAnsi="Times New Roman" w:cs="Times New Roman"/>
+          <w:color w:val="000000" w:themeColor="text1"/>
+        </w:rPr>
+        <w:t>and</w:t>
+      </w:r>
+      <w:proofErr w:type="spellEnd"/>
+      <w:r>
+        <w:rPr>
+          <w:rFonts w:ascii="Times New Roman" w:hAnsi="Times New Roman" w:cs="Times New Roman"/>
+          <w:color w:val="000000" w:themeColor="text1"/>
+        </w:rPr>
+        <w:t xml:space="preserve"> </w:t>
+      </w:r>
+      <w:proofErr w:type="spellStart"/>
+      <w:r>
+        <w:rPr>
+          <w:rFonts w:ascii="Times New Roman" w:hAnsi="Times New Roman" w:cs="Times New Roman"/>
+          <w:color w:val="000000" w:themeColor="text1"/>
+        </w:rPr>
+        <w:t>Integration</w:t>
+      </w:r>
+      <w:proofErr w:type="spellEnd"/>
+    </w:p>
+    <w:p>
+      <w:pPr>
+        <w:spacing w:after="0" w:line="360" w:lineRule="auto"/>
+        <w:ind w:firstLine="709"/>
+        <w:jc w:val="both"/>
+        <w:rPr>
+          <w:rFonts w:ascii="Times New Roman" w:eastAsia="Times New Roman" w:hAnsi="Times New Roman" w:cs="Times New Roman"/>
+          <w:kern w:val="0"/>
+          <w:sz w:val="28"/>
+          <w:szCs w:val="28"/>
+          <w:lang w:eastAsia="ru-RU"/>
+          <w14:ligatures w14:val="none"/>
+        </w:rPr>
+      </w:pPr>
+      <w:r>
+        <w:rPr>
+          <w:rFonts w:ascii="Times New Roman" w:eastAsia="Times New Roman" w:hAnsi="Times New Roman" w:cs="Times New Roman"/>
+          <w:kern w:val="0"/>
+          <w:sz w:val="28"/>
+          <w:szCs w:val="28"/>
+          <w:lang w:eastAsia="ru-RU"/>
+          <w14:ligatures w14:val="none"/>
+        </w:rPr>
+        <w:t>В случае обнаружения агрессивного или подозрительного поведения, система формирует тревожный фрагмент и передаёт его вместе с метаданными во внешний сервис для последующей обработки.</w:t>
+      </w:r>
+    </w:p>
+    <w:p>
+      <w:pPr>
+        <w:spacing w:after="0" w:line="360" w:lineRule="auto"/>
+        <w:ind w:firstLine="709"/>
+        <w:jc w:val="both"/>
+        <w:rPr>
+          <w:rFonts w:ascii="Times New Roman" w:eastAsia="Times New Roman" w:hAnsi="Times New Roman" w:cs="Times New Roman"/>
+          <w:kern w:val="0"/>
+          <w:sz w:val="28"/>
+          <w:szCs w:val="28"/>
+          <w:lang w:eastAsia="ru-RU"/>
+          <w14:ligatures w14:val="none"/>
+        </w:rPr>
+      </w:pPr>
+      <w:r>
+        <w:rPr>
+          <w:rFonts w:ascii="Times New Roman" w:eastAsia="Times New Roman" w:hAnsi="Times New Roman" w:cs="Times New Roman"/>
+          <w:kern w:val="0"/>
+          <w:sz w:val="28"/>
+          <w:szCs w:val="28"/>
+          <w:lang w:eastAsia="ru-RU"/>
+          <w14:ligatures w14:val="none"/>
+        </w:rPr>
+        <w:t xml:space="preserve">Передача данных осуществляется через REST API, реализованный на языке </w:t>
+      </w:r>
+      <w:proofErr w:type="spellStart"/>
+      <w:r>
+        <w:rPr>
+          <w:rFonts w:ascii="Times New Roman" w:eastAsia="Times New Roman" w:hAnsi="Times New Roman" w:cs="Times New Roman"/>
+          <w:kern w:val="0"/>
+          <w:sz w:val="28"/>
+          <w:szCs w:val="28"/>
+          <w:lang w:eastAsia="ru-RU"/>
+          <w14:ligatures w14:val="none"/>
+        </w:rPr>
+        <w:t>Kotlin</w:t>
+      </w:r>
+      <w:proofErr w:type="spellEnd"/>
+      <w:r>
+        <w:rPr>
+          <w:rFonts w:ascii="Times New Roman" w:eastAsia="Times New Roman" w:hAnsi="Times New Roman" w:cs="Times New Roman"/>
+          <w:kern w:val="0"/>
+          <w:sz w:val="28"/>
+          <w:szCs w:val="28"/>
+          <w:lang w:eastAsia="ru-RU"/>
+          <w14:ligatures w14:val="none"/>
+        </w:rPr>
+        <w:t xml:space="preserve"> с использованием фреймворка Spring Boot. Такая архитектура позволяет отделить ядро системы анализа поведения от внешних сервисов мониторинга, обеспечивая горизонтальную масштабируемость.</w:t>
+      </w:r>
+    </w:p>
+    <w:p>
+      <w:pPr>
+        <w:spacing w:after="0" w:line="360" w:lineRule="auto"/>
+        <w:ind w:firstLine="709"/>
+        <w:jc w:val="both"/>
+        <w:rPr>
+          <w:rFonts w:ascii="Times New Roman" w:eastAsia="Times New Roman" w:hAnsi="Times New Roman" w:cs="Times New Roman"/>
+          <w:kern w:val="0"/>
+          <w:sz w:val="28"/>
+          <w:szCs w:val="28"/>
+          <w:lang w:eastAsia="ru-RU"/>
+          <w14:ligatures w14:val="none"/>
+        </w:rPr>
+      </w:pPr>
+      <w:r>
+        <w:rPr>
+          <w:rFonts w:ascii="Times New Roman" w:eastAsia="Times New Roman" w:hAnsi="Times New Roman" w:cs="Times New Roman"/>
+          <w:kern w:val="0"/>
+          <w:sz w:val="28"/>
+          <w:szCs w:val="28"/>
+          <w:lang w:eastAsia="ru-RU"/>
+          <w14:ligatures w14:val="none"/>
+        </w:rPr>
+        <w:t>Структура передаваемого сообщения включает следующ</w:t>
+      </w:r>
+      <w:r>
+        <w:rPr>
+          <w:rFonts w:ascii="Times New Roman" w:eastAsia="Times New Roman" w:hAnsi="Times New Roman" w:cs="Times New Roman"/>
+          <w:kern w:val="0"/>
+          <w:sz w:val="28"/>
+          <w:szCs w:val="28"/>
+          <w:lang w:eastAsia="ru-RU"/>
+          <w14:ligatures w14:val="none"/>
+        </w:rPr>
+        <w:t>ее</w:t>
+      </w:r>
+      <w:r>
+        <w:rPr>
+          <w:rFonts w:ascii="Times New Roman" w:eastAsia="Times New Roman" w:hAnsi="Times New Roman" w:cs="Times New Roman"/>
+          <w:kern w:val="0"/>
+          <w:sz w:val="28"/>
+          <w:szCs w:val="28"/>
+          <w:lang w:eastAsia="ru-RU"/>
+          <w14:ligatures w14:val="none"/>
+        </w:rPr>
+        <w:t>:</w:t>
+      </w:r>
+    </w:p>
+    <w:p>
+      <w:pPr>
+        <w:numPr>
+          <w:ilvl w:val="0"/>
+          <w:numId w:val="10"/>
+        </w:numPr>
+        <w:spacing w:after="0" w:line="360" w:lineRule="auto"/>
+        <w:jc w:val="both"/>
+        <w:rPr>
+          <w:rFonts w:ascii="Times New Roman" w:eastAsia="Times New Roman" w:hAnsi="Times New Roman" w:cs="Times New Roman"/>
+          <w:kern w:val="0"/>
+          <w:sz w:val="28"/>
+          <w:szCs w:val="28"/>
+          <w:lang w:eastAsia="ru-RU"/>
+          <w14:ligatures w14:val="none"/>
+        </w:rPr>
+      </w:pPr>
+      <w:r>
+        <w:rPr>
+          <w:rFonts w:ascii="Times New Roman" w:eastAsia="Times New Roman" w:hAnsi="Times New Roman" w:cs="Times New Roman"/>
+          <w:b/>
+          <w:bCs/>
+          <w:kern w:val="0"/>
+          <w:sz w:val="28"/>
+          <w:szCs w:val="28"/>
+          <w:lang w:eastAsia="ru-RU"/>
+          <w14:ligatures w14:val="none"/>
+        </w:rPr>
+        <w:t>уникальный идентификатор тревоги</w:t>
+      </w:r>
+      <w:r>
+        <w:rPr>
+          <w:rFonts w:ascii="Times New Roman" w:eastAsia="Times New Roman" w:hAnsi="Times New Roman" w:cs="Times New Roman"/>
+          <w:kern w:val="0"/>
+          <w:sz w:val="28"/>
+          <w:szCs w:val="28"/>
+          <w:lang w:eastAsia="ru-RU"/>
+          <w14:ligatures w14:val="none"/>
+        </w:rPr>
+        <w:t>, соответствующий обработанному клипу;</w:t>
+      </w:r>
+    </w:p>
+    <w:p>
+      <w:pPr>
+        <w:numPr>
+          <w:ilvl w:val="0"/>
+          <w:numId w:val="10"/>
+        </w:numPr>
+        <w:spacing w:after="0" w:line="360" w:lineRule="auto"/>
+        <w:jc w:val="both"/>
+        <w:rPr>
+          <w:rFonts w:ascii="Times New Roman" w:eastAsia="Times New Roman" w:hAnsi="Times New Roman" w:cs="Times New Roman"/>
+          <w:kern w:val="0"/>
+          <w:sz w:val="28"/>
+          <w:szCs w:val="28"/>
+          <w:lang w:eastAsia="ru-RU"/>
+          <w14:ligatures w14:val="none"/>
+        </w:rPr>
+      </w:pPr>
+      <w:r>
+        <w:rPr>
+          <w:rFonts w:ascii="Times New Roman" w:eastAsia="Times New Roman" w:hAnsi="Times New Roman" w:cs="Times New Roman"/>
+          <w:b/>
+          <w:bCs/>
+          <w:kern w:val="0"/>
+          <w:sz w:val="28"/>
+          <w:szCs w:val="28"/>
+          <w:lang w:eastAsia="ru-RU"/>
+          <w14:ligatures w14:val="none"/>
+        </w:rPr>
+        <w:t>видеофрагмент длительностью 10 секунд</w:t>
+      </w:r>
+      <w:r>
+        <w:rPr>
+          <w:rFonts w:ascii="Times New Roman" w:eastAsia="Times New Roman" w:hAnsi="Times New Roman" w:cs="Times New Roman"/>
+          <w:kern w:val="0"/>
+          <w:sz w:val="28"/>
+          <w:szCs w:val="28"/>
+          <w:lang w:eastAsia="ru-RU"/>
+          <w14:ligatures w14:val="none"/>
+        </w:rPr>
+        <w:t>, содержащий соответствующий эпизод поведения;</w:t>
+      </w:r>
+    </w:p>
+    <w:p>
+      <w:pPr>
+        <w:numPr>
+          <w:ilvl w:val="0"/>
+          <w:numId w:val="10"/>
+        </w:numPr>
+        <w:spacing w:after="0" w:line="360" w:lineRule="auto"/>
+        <w:jc w:val="both"/>
+        <w:rPr>
+          <w:rFonts w:ascii="Times New Roman" w:eastAsia="Times New Roman" w:hAnsi="Times New Roman" w:cs="Times New Roman"/>
+          <w:kern w:val="0"/>
+          <w:sz w:val="28"/>
+          <w:szCs w:val="28"/>
+          <w:lang w:eastAsia="ru-RU"/>
+          <w14:ligatures w14:val="none"/>
+        </w:rPr>
+      </w:pPr>
+      <w:r>
+        <w:rPr>
+          <w:rFonts w:ascii="Times New Roman" w:eastAsia="Times New Roman" w:hAnsi="Times New Roman" w:cs="Times New Roman"/>
+          <w:b/>
+          <w:bCs/>
+          <w:kern w:val="0"/>
+          <w:sz w:val="28"/>
+          <w:szCs w:val="28"/>
+          <w:lang w:eastAsia="ru-RU"/>
+          <w14:ligatures w14:val="none"/>
+        </w:rPr>
+        <w:t>вероятности принадлежности</w:t>
+      </w:r>
+      <w:r>
+        <w:rPr>
+          <w:rFonts w:ascii="Times New Roman" w:eastAsia="Times New Roman" w:hAnsi="Times New Roman" w:cs="Times New Roman"/>
+          <w:kern w:val="0"/>
+          <w:sz w:val="28"/>
+          <w:szCs w:val="28"/>
+          <w:lang w:eastAsia="ru-RU"/>
+          <w14:ligatures w14:val="none"/>
+        </w:rPr>
+        <w:t xml:space="preserve"> к каждому из </w:t>
+      </w:r>
+      <w:r>
+        <w:rPr>
+          <w:rFonts w:ascii="Times New Roman" w:eastAsia="Times New Roman" w:hAnsi="Times New Roman" w:cs="Times New Roman"/>
+          <w:kern w:val="0"/>
+          <w:sz w:val="28"/>
+          <w:szCs w:val="28"/>
+          <w:lang w:eastAsia="ru-RU"/>
+          <w14:ligatures w14:val="none"/>
+        </w:rPr>
+        <w:t>двух</w:t>
+      </w:r>
+      <w:r>
+        <w:rPr>
+          <w:rFonts w:ascii="Times New Roman" w:eastAsia="Times New Roman" w:hAnsi="Times New Roman" w:cs="Times New Roman"/>
+          <w:kern w:val="0"/>
+          <w:sz w:val="28"/>
+          <w:szCs w:val="28"/>
+          <w:lang w:eastAsia="ru-RU"/>
+          <w14:ligatures w14:val="none"/>
+        </w:rPr>
+        <w:t xml:space="preserve"> классов поведения (агрессивное, нормальное);</w:t>
+      </w:r>
+    </w:p>
+    <w:p>
+      <w:pPr>
+        <w:numPr>
+          <w:ilvl w:val="0"/>
+          <w:numId w:val="10"/>
+        </w:numPr>
+        <w:spacing w:after="0" w:line="360" w:lineRule="auto"/>
+        <w:jc w:val="both"/>
+        <w:rPr>
+          <w:rFonts w:ascii="Times New Roman" w:eastAsia="Times New Roman" w:hAnsi="Times New Roman" w:cs="Times New Roman"/>
+          <w:kern w:val="0"/>
+          <w:sz w:val="28"/>
+          <w:szCs w:val="28"/>
+          <w:lang w:eastAsia="ru-RU"/>
+          <w14:ligatures w14:val="none"/>
+        </w:rPr>
+      </w:pPr>
+      <w:r>
+        <w:rPr>
+          <w:rFonts w:ascii="Times New Roman" w:eastAsia="Times New Roman" w:hAnsi="Times New Roman" w:cs="Times New Roman"/>
+          <w:b/>
+          <w:bCs/>
+          <w:kern w:val="0"/>
+          <w:sz w:val="28"/>
+          <w:szCs w:val="28"/>
+          <w:lang w:eastAsia="ru-RU"/>
+          <w14:ligatures w14:val="none"/>
+        </w:rPr>
+        <w:t>временные метки начала и конца события</w:t>
+      </w:r>
+      <w:r>
+        <w:rPr>
+          <w:rFonts w:ascii="Times New Roman" w:eastAsia="Times New Roman" w:hAnsi="Times New Roman" w:cs="Times New Roman"/>
+          <w:kern w:val="0"/>
+          <w:sz w:val="28"/>
+          <w:szCs w:val="28"/>
+          <w:lang w:eastAsia="ru-RU"/>
+          <w14:ligatures w14:val="none"/>
+        </w:rPr>
+        <w:t>, синхронизированные с оригинальным видеопотоком.</w:t>
+      </w:r>
+    </w:p>
+    <w:p>
+      <w:pPr>
+        <w:spacing w:after="0" w:line="360" w:lineRule="auto"/>
+        <w:ind w:firstLine="709"/>
+        <w:contextualSpacing/>
+        <w:jc w:val="both"/>
+        <w:rPr>
+          <w:rFonts w:ascii="Times New Roman" w:hAnsi="Times New Roman" w:cs="Times New Roman"/>
+          <w:sz w:val="28"/>
+          <w:szCs w:val="28"/>
+        </w:rPr>
+      </w:pPr>
+      <w:r>
+        <w:rPr>
+          <w:rFonts w:ascii="Times New Roman" w:hAnsi="Times New Roman" w:cs="Times New Roman"/>
+          <w:sz w:val="28"/>
+          <w:szCs w:val="28"/>
+        </w:rPr>
+        <w:lastRenderedPageBreak/>
+        <w:t>Такое разделение архитектуры обеспечивает высокую гибкость интеграции, позволяя подключать различные внешние обработчики событий, распределять нагрузку между компонентами системы и строить масштабируемые решения для городского видеонаблюдения.</w:t>
+      </w:r>
+    </w:p>
+    <w:p>
+      <w:pPr>
+        <w:pStyle w:val="1"/>
+        <w:spacing w:before="100" w:beforeAutospacing="1" w:after="100" w:afterAutospacing="1" w:line="360" w:lineRule="auto"/>
+        <w:jc w:val="center"/>
+        <w:rPr>
+          <w:rFonts w:ascii="Times New Roman" w:hAnsi="Times New Roman" w:cs="Times New Roman"/>
+          <w:color w:val="000000" w:themeColor="text1"/>
+          <w:sz w:val="28"/>
+          <w:szCs w:val="28"/>
+        </w:rPr>
+      </w:pPr>
+      <w:r>
+        <w:rPr>
+          <w:rStyle w:val="ae"/>
+          <w:rFonts w:ascii="Times New Roman" w:hAnsi="Times New Roman" w:cs="Times New Roman"/>
+          <w:b w:val="0"/>
+          <w:bCs w:val="0"/>
+          <w:color w:val="000000" w:themeColor="text1"/>
+          <w:sz w:val="28"/>
+          <w:szCs w:val="28"/>
+        </w:rPr>
+        <w:t xml:space="preserve">3. </w:t>
+      </w:r>
+      <w:proofErr w:type="spellStart"/>
+      <w:r>
+        <w:rPr>
+          <w:rStyle w:val="ae"/>
+          <w:rFonts w:ascii="Times New Roman" w:hAnsi="Times New Roman" w:cs="Times New Roman"/>
+          <w:b w:val="0"/>
+          <w:bCs w:val="0"/>
+          <w:color w:val="000000" w:themeColor="text1"/>
+          <w:sz w:val="28"/>
+          <w:szCs w:val="28"/>
+        </w:rPr>
+        <w:t>Dataset</w:t>
+      </w:r>
+      <w:proofErr w:type="spellEnd"/>
+      <w:r>
+        <w:rPr>
+          <w:rStyle w:val="ae"/>
+          <w:rFonts w:ascii="Times New Roman" w:hAnsi="Times New Roman" w:cs="Times New Roman"/>
+          <w:b w:val="0"/>
+          <w:bCs w:val="0"/>
+          <w:color w:val="000000" w:themeColor="text1"/>
+          <w:sz w:val="28"/>
+          <w:szCs w:val="28"/>
+        </w:rPr>
+        <w:t xml:space="preserve"> </w:t>
+      </w:r>
+      <w:proofErr w:type="spellStart"/>
+      <w:r>
+        <w:rPr>
+          <w:rStyle w:val="ae"/>
+          <w:rFonts w:ascii="Times New Roman" w:hAnsi="Times New Roman" w:cs="Times New Roman"/>
+          <w:b w:val="0"/>
+          <w:bCs w:val="0"/>
+          <w:color w:val="000000" w:themeColor="text1"/>
+          <w:sz w:val="28"/>
+          <w:szCs w:val="28"/>
+        </w:rPr>
+        <w:t>and</w:t>
+      </w:r>
+      <w:proofErr w:type="spellEnd"/>
+      <w:r>
+        <w:rPr>
+          <w:rStyle w:val="ae"/>
+          <w:rFonts w:ascii="Times New Roman" w:hAnsi="Times New Roman" w:cs="Times New Roman"/>
+          <w:b w:val="0"/>
+          <w:bCs w:val="0"/>
+          <w:color w:val="000000" w:themeColor="text1"/>
+          <w:sz w:val="28"/>
+          <w:szCs w:val="28"/>
+        </w:rPr>
+        <w:t xml:space="preserve"> </w:t>
+      </w:r>
+      <w:proofErr w:type="spellStart"/>
+      <w:r>
+        <w:rPr>
+          <w:rStyle w:val="ae"/>
+          <w:rFonts w:ascii="Times New Roman" w:hAnsi="Times New Roman" w:cs="Times New Roman"/>
+          <w:b w:val="0"/>
+          <w:bCs w:val="0"/>
+          <w:color w:val="000000" w:themeColor="text1"/>
+          <w:sz w:val="28"/>
+          <w:szCs w:val="28"/>
+        </w:rPr>
+        <w:t>Annotation</w:t>
+      </w:r>
+      <w:proofErr w:type="spellEnd"/>
+    </w:p>
+    <w:p>
+      <w:pPr>
+        <w:pStyle w:val="3"/>
+        <w:spacing w:before="100" w:beforeAutospacing="1" w:after="100" w:afterAutospacing="1" w:line="360" w:lineRule="auto"/>
+        <w:jc w:val="center"/>
+        <w:rPr>
+          <w:rFonts w:ascii="Times New Roman" w:hAnsi="Times New Roman" w:cs="Times New Roman"/>
+          <w:color w:val="000000" w:themeColor="text1"/>
+        </w:rPr>
+      </w:pPr>
+      <w:r>
+        <w:rPr>
+          <w:rFonts w:ascii="Times New Roman" w:hAnsi="Times New Roman" w:cs="Times New Roman"/>
+          <w:color w:val="000000" w:themeColor="text1"/>
+        </w:rPr>
+        <w:t xml:space="preserve">3.1. Data </w:t>
+      </w:r>
+      <w:proofErr w:type="spellStart"/>
+      <w:r>
+        <w:rPr>
+          <w:rFonts w:ascii="Times New Roman" w:hAnsi="Times New Roman" w:cs="Times New Roman"/>
+          <w:color w:val="000000" w:themeColor="text1"/>
+        </w:rPr>
+        <w:t>Sources</w:t>
+      </w:r>
+      <w:proofErr w:type="spellEnd"/>
+    </w:p>
+    <w:p>
+      <w:pPr>
+        <w:spacing w:after="0" w:line="360" w:lineRule="auto"/>
+        <w:ind w:firstLine="709"/>
+        <w:jc w:val="both"/>
+        <w:rPr>
+          <w:rFonts w:ascii="Times New Roman" w:hAnsi="Times New Roman" w:cs="Times New Roman"/>
+          <w:color w:val="000000" w:themeColor="text1"/>
+          <w:sz w:val="28"/>
+          <w:szCs w:val="28"/>
+        </w:rPr>
+      </w:pPr>
+      <w:r>
+        <w:rPr>
+          <w:rFonts w:ascii="Times New Roman" w:hAnsi="Times New Roman" w:cs="Times New Roman"/>
+          <w:color w:val="000000" w:themeColor="text1"/>
+          <w:sz w:val="28"/>
+          <w:szCs w:val="28"/>
+        </w:rPr>
+        <w:t>Для обучения и валидации модели классификации поведения использовались два основных источника данных:</w:t>
+      </w:r>
+    </w:p>
+    <w:p>
+      <w:pPr>
+        <w:numPr>
+          <w:ilvl w:val="0"/>
+          <w:numId w:val="11"/>
+        </w:numPr>
+        <w:spacing w:after="0" w:line="360" w:lineRule="auto"/>
+        <w:jc w:val="both"/>
+        <w:rPr>
+          <w:rFonts w:ascii="Times New Roman" w:hAnsi="Times New Roman" w:cs="Times New Roman"/>
+          <w:color w:val="000000" w:themeColor="text1"/>
+          <w:sz w:val="28"/>
+          <w:szCs w:val="28"/>
+        </w:rPr>
+      </w:pPr>
+      <w:r>
+        <w:rPr>
+          <w:rStyle w:val="ae"/>
+          <w:rFonts w:ascii="Times New Roman" w:hAnsi="Times New Roman" w:cs="Times New Roman"/>
+          <w:b w:val="0"/>
+          <w:bCs w:val="0"/>
+          <w:color w:val="000000" w:themeColor="text1"/>
+          <w:sz w:val="28"/>
+          <w:szCs w:val="28"/>
+        </w:rPr>
+        <w:t>Реальные городские видеопотоки</w:t>
+      </w:r>
+      <w:r>
+        <w:rPr>
+          <w:rFonts w:ascii="Times New Roman" w:hAnsi="Times New Roman" w:cs="Times New Roman"/>
+          <w:color w:val="000000" w:themeColor="text1"/>
+          <w:sz w:val="28"/>
+          <w:szCs w:val="28"/>
+        </w:rPr>
+        <w:t xml:space="preserve"> — записи с онлайн-стримов уличных камер видеонаблюдения, охватывающих типичные городские сцены с высокой плотностью объектов.</w:t>
+      </w:r>
+    </w:p>
+    <w:p>
+      <w:pPr>
+        <w:numPr>
+          <w:ilvl w:val="0"/>
+          <w:numId w:val="11"/>
+        </w:numPr>
+        <w:spacing w:after="0" w:line="360" w:lineRule="auto"/>
+        <w:jc w:val="both"/>
+        <w:rPr>
+          <w:rFonts w:ascii="Times New Roman" w:hAnsi="Times New Roman" w:cs="Times New Roman"/>
+          <w:color w:val="000000" w:themeColor="text1"/>
+          <w:sz w:val="28"/>
+          <w:szCs w:val="28"/>
+        </w:rPr>
+      </w:pPr>
+      <w:r>
+        <w:rPr>
+          <w:rStyle w:val="ae"/>
+          <w:rFonts w:ascii="Times New Roman" w:hAnsi="Times New Roman" w:cs="Times New Roman"/>
+          <w:b w:val="0"/>
+          <w:bCs w:val="0"/>
+          <w:color w:val="000000" w:themeColor="text1"/>
+          <w:sz w:val="28"/>
+          <w:szCs w:val="28"/>
+        </w:rPr>
+        <w:t xml:space="preserve">Публичный </w:t>
+      </w:r>
+      <w:proofErr w:type="spellStart"/>
+      <w:r>
+        <w:rPr>
+          <w:rStyle w:val="ae"/>
+          <w:rFonts w:ascii="Times New Roman" w:hAnsi="Times New Roman" w:cs="Times New Roman"/>
+          <w:b w:val="0"/>
+          <w:bCs w:val="0"/>
+          <w:color w:val="000000" w:themeColor="text1"/>
+          <w:sz w:val="28"/>
+          <w:szCs w:val="28"/>
+        </w:rPr>
+        <w:t>датасет</w:t>
+      </w:r>
+      <w:proofErr w:type="spellEnd"/>
+      <w:r>
+        <w:rPr>
+          <w:rStyle w:val="ae"/>
+          <w:rFonts w:ascii="Times New Roman" w:hAnsi="Times New Roman" w:cs="Times New Roman"/>
+          <w:b w:val="0"/>
+          <w:bCs w:val="0"/>
+          <w:color w:val="000000" w:themeColor="text1"/>
+          <w:sz w:val="28"/>
+          <w:szCs w:val="28"/>
+        </w:rPr>
+        <w:t xml:space="preserve"> Real Life </w:t>
+      </w:r>
+      <w:proofErr w:type="spellStart"/>
+      <w:r>
+        <w:rPr>
+          <w:rStyle w:val="ae"/>
+          <w:rFonts w:ascii="Times New Roman" w:hAnsi="Times New Roman" w:cs="Times New Roman"/>
+          <w:b w:val="0"/>
+          <w:bCs w:val="0"/>
+          <w:color w:val="000000" w:themeColor="text1"/>
+          <w:sz w:val="28"/>
+          <w:szCs w:val="28"/>
+        </w:rPr>
+        <w:t>Violence</w:t>
+      </w:r>
+      <w:proofErr w:type="spellEnd"/>
+      <w:r>
+        <w:rPr>
+          <w:rStyle w:val="ae"/>
+          <w:rFonts w:ascii="Times New Roman" w:hAnsi="Times New Roman" w:cs="Times New Roman"/>
+          <w:b w:val="0"/>
+          <w:bCs w:val="0"/>
+          <w:color w:val="000000" w:themeColor="text1"/>
+          <w:sz w:val="28"/>
+          <w:szCs w:val="28"/>
+        </w:rPr>
+        <w:t xml:space="preserve"> </w:t>
+      </w:r>
+      <w:proofErr w:type="spellStart"/>
+      <w:r>
+        <w:rPr>
+          <w:rStyle w:val="ae"/>
+          <w:rFonts w:ascii="Times New Roman" w:hAnsi="Times New Roman" w:cs="Times New Roman"/>
+          <w:b w:val="0"/>
+          <w:bCs w:val="0"/>
+          <w:color w:val="000000" w:themeColor="text1"/>
+          <w:sz w:val="28"/>
+          <w:szCs w:val="28"/>
+        </w:rPr>
+        <w:t>Situations</w:t>
+      </w:r>
+      <w:proofErr w:type="spellEnd"/>
+      <w:r>
+        <w:rPr>
+          <w:rFonts w:ascii="Times New Roman" w:hAnsi="Times New Roman" w:cs="Times New Roman"/>
+          <w:color w:val="000000" w:themeColor="text1"/>
+          <w:sz w:val="28"/>
+          <w:szCs w:val="28"/>
+        </w:rPr>
+        <w:t>, содержащий видеоклипы реальных актов агрессии без постановочных элементов.</w:t>
+      </w:r>
+    </w:p>
+    <w:p>
+      <w:pPr>
         <w:spacing w:line="360" w:lineRule="auto"/>
         <w:ind w:firstLine="709"/>
+        <w:rPr>
+          <w:rFonts w:ascii="Times New Roman" w:hAnsi="Times New Roman" w:cs="Times New Roman"/>
+          <w:color w:val="000000" w:themeColor="text1"/>
+          <w:sz w:val="28"/>
+          <w:szCs w:val="28"/>
+        </w:rPr>
+      </w:pPr>
+      <w:r>
+        <w:rPr>
+          <w:rFonts w:ascii="Times New Roman" w:hAnsi="Times New Roman" w:cs="Times New Roman"/>
+          <w:color w:val="000000" w:themeColor="text1"/>
+          <w:sz w:val="28"/>
+          <w:szCs w:val="28"/>
+        </w:rPr>
+        <w:t xml:space="preserve">Из публичного </w:t>
+      </w:r>
+      <w:proofErr w:type="spellStart"/>
+      <w:r>
+        <w:rPr>
+          <w:rFonts w:ascii="Times New Roman" w:hAnsi="Times New Roman" w:cs="Times New Roman"/>
+          <w:color w:val="000000" w:themeColor="text1"/>
+          <w:sz w:val="28"/>
+          <w:szCs w:val="28"/>
+        </w:rPr>
+        <w:t>датасета</w:t>
+      </w:r>
+      <w:proofErr w:type="spellEnd"/>
+      <w:r>
+        <w:rPr>
+          <w:rFonts w:ascii="Times New Roman" w:hAnsi="Times New Roman" w:cs="Times New Roman"/>
+          <w:color w:val="000000" w:themeColor="text1"/>
+          <w:sz w:val="28"/>
+          <w:szCs w:val="28"/>
+        </w:rPr>
+        <w:t xml:space="preserve"> были отобраны только те клипы, которые соответствуют целевому сценарию городского поведения (например, уличные драки, агрессивное поведение в толпе).</w:t>
+      </w:r>
+      <w:r>
+        <w:rPr>
+          <w:rFonts w:ascii="Times New Roman" w:hAnsi="Times New Roman" w:cs="Times New Roman"/>
+          <w:color w:val="000000" w:themeColor="text1"/>
+          <w:sz w:val="28"/>
+          <w:szCs w:val="28"/>
+        </w:rPr>
+        <w:t xml:space="preserve"> </w:t>
+      </w:r>
+      <w:r>
+        <w:rPr>
+          <w:rFonts w:ascii="Times New Roman" w:hAnsi="Times New Roman" w:cs="Times New Roman"/>
+          <w:color w:val="000000" w:themeColor="text1"/>
+          <w:sz w:val="28"/>
+          <w:szCs w:val="28"/>
+        </w:rPr>
+        <w:t>Эти клипы дополнили набор агрессивных действий для обучения модели.</w:t>
+      </w:r>
+    </w:p>
+    <w:p>
+      <w:pPr>
+        <w:pStyle w:val="3"/>
+        <w:spacing w:before="100" w:beforeAutospacing="1" w:after="100" w:afterAutospacing="1" w:line="360" w:lineRule="auto"/>
+        <w:jc w:val="center"/>
+        <w:rPr>
+          <w:rFonts w:ascii="Times New Roman" w:hAnsi="Times New Roman" w:cs="Times New Roman"/>
+          <w:color w:val="000000" w:themeColor="text1"/>
+        </w:rPr>
+      </w:pPr>
+      <w:r>
+        <w:rPr>
+          <w:rFonts w:ascii="Times New Roman" w:hAnsi="Times New Roman" w:cs="Times New Roman"/>
+          <w:color w:val="000000" w:themeColor="text1"/>
+        </w:rPr>
+        <w:t xml:space="preserve">3.2. </w:t>
+      </w:r>
+      <w:proofErr w:type="spellStart"/>
+      <w:r>
+        <w:rPr>
+          <w:rFonts w:ascii="Times New Roman" w:hAnsi="Times New Roman" w:cs="Times New Roman"/>
+          <w:color w:val="000000" w:themeColor="text1"/>
+        </w:rPr>
+        <w:t>Clip</w:t>
+      </w:r>
+      <w:proofErr w:type="spellEnd"/>
+      <w:r>
+        <w:rPr>
+          <w:rFonts w:ascii="Times New Roman" w:hAnsi="Times New Roman" w:cs="Times New Roman"/>
+          <w:color w:val="000000" w:themeColor="text1"/>
+        </w:rPr>
+        <w:t xml:space="preserve"> </w:t>
+      </w:r>
+      <w:proofErr w:type="spellStart"/>
+      <w:r>
+        <w:rPr>
+          <w:rFonts w:ascii="Times New Roman" w:hAnsi="Times New Roman" w:cs="Times New Roman"/>
+          <w:color w:val="000000" w:themeColor="text1"/>
+        </w:rPr>
+        <w:t>Extraction</w:t>
+      </w:r>
+      <w:proofErr w:type="spellEnd"/>
+      <w:r>
+        <w:rPr>
+          <w:rFonts w:ascii="Times New Roman" w:hAnsi="Times New Roman" w:cs="Times New Roman"/>
+          <w:color w:val="000000" w:themeColor="text1"/>
+        </w:rPr>
+        <w:t xml:space="preserve"> </w:t>
+      </w:r>
+      <w:proofErr w:type="spellStart"/>
+      <w:r>
+        <w:rPr>
+          <w:rFonts w:ascii="Times New Roman" w:hAnsi="Times New Roman" w:cs="Times New Roman"/>
+          <w:color w:val="000000" w:themeColor="text1"/>
+        </w:rPr>
+        <w:t>and</w:t>
+      </w:r>
+      <w:proofErr w:type="spellEnd"/>
+      <w:r>
+        <w:rPr>
+          <w:rFonts w:ascii="Times New Roman" w:hAnsi="Times New Roman" w:cs="Times New Roman"/>
+          <w:color w:val="000000" w:themeColor="text1"/>
+        </w:rPr>
+        <w:t xml:space="preserve"> </w:t>
+      </w:r>
+      <w:proofErr w:type="spellStart"/>
+      <w:r>
+        <w:rPr>
+          <w:rFonts w:ascii="Times New Roman" w:hAnsi="Times New Roman" w:cs="Times New Roman"/>
+          <w:color w:val="000000" w:themeColor="text1"/>
+        </w:rPr>
+        <w:t>Preprocessing</w:t>
+      </w:r>
+      <w:proofErr w:type="spellEnd"/>
+    </w:p>
+    <w:p>
+      <w:pPr>
+        <w:spacing w:after="0" w:line="360" w:lineRule="auto"/>
+        <w:ind w:firstLine="709"/>
         <w:jc w:val="both"/>
         <w:rPr>
           <w:rFonts w:ascii="Times New Roman" w:hAnsi="Times New Roman" w:cs="Times New Roman"/>
+          <w:color w:val="000000" w:themeColor="text1"/>
+          <w:sz w:val="28"/>
+          <w:szCs w:val="28"/>
+        </w:rPr>
+      </w:pPr>
+      <w:r>
+        <w:rPr>
+          <w:rFonts w:ascii="Times New Roman" w:hAnsi="Times New Roman" w:cs="Times New Roman"/>
+          <w:color w:val="000000" w:themeColor="text1"/>
+          <w:sz w:val="28"/>
+          <w:szCs w:val="28"/>
+        </w:rPr>
+        <w:t>Процесс подготовки видеоклипов включал следующие этапы:</w:t>
+      </w:r>
+    </w:p>
+    <w:p>
+      <w:pPr>
+        <w:numPr>
+          <w:ilvl w:val="0"/>
+          <w:numId w:val="12"/>
+        </w:numPr>
+        <w:spacing w:after="0" w:line="360" w:lineRule="auto"/>
+        <w:jc w:val="both"/>
+        <w:rPr>
+          <w:rFonts w:ascii="Times New Roman" w:hAnsi="Times New Roman" w:cs="Times New Roman"/>
+          <w:color w:val="000000" w:themeColor="text1"/>
+          <w:sz w:val="28"/>
+          <w:szCs w:val="28"/>
+        </w:rPr>
+      </w:pPr>
+      <w:r>
+        <w:rPr>
+          <w:rFonts w:ascii="Times New Roman" w:hAnsi="Times New Roman" w:cs="Times New Roman"/>
+          <w:color w:val="000000" w:themeColor="text1"/>
+          <w:sz w:val="28"/>
+          <w:szCs w:val="28"/>
+        </w:rPr>
+        <w:t>Обнаружение людей на кадрах с помощью модели YOLO11n.</w:t>
+      </w:r>
+    </w:p>
+    <w:p>
+      <w:pPr>
+        <w:numPr>
+          <w:ilvl w:val="0"/>
+          <w:numId w:val="12"/>
+        </w:numPr>
+        <w:spacing w:after="0" w:line="360" w:lineRule="auto"/>
+        <w:jc w:val="both"/>
+        <w:rPr>
+          <w:rFonts w:ascii="Times New Roman" w:hAnsi="Times New Roman" w:cs="Times New Roman"/>
+          <w:color w:val="000000" w:themeColor="text1"/>
+          <w:sz w:val="28"/>
+          <w:szCs w:val="28"/>
+        </w:rPr>
+      </w:pPr>
+      <w:r>
+        <w:rPr>
+          <w:rFonts w:ascii="Times New Roman" w:hAnsi="Times New Roman" w:cs="Times New Roman"/>
+          <w:color w:val="000000" w:themeColor="text1"/>
+          <w:sz w:val="28"/>
+          <w:szCs w:val="28"/>
+        </w:rPr>
+        <w:t xml:space="preserve">Отслеживание каждого человека через последовательные кадры по уникальному </w:t>
+      </w:r>
+      <w:proofErr w:type="spellStart"/>
+      <w:r>
+        <w:rPr>
+          <w:rStyle w:val="HTML"/>
+          <w:rFonts w:ascii="Times New Roman" w:eastAsiaTheme="majorEastAsia" w:hAnsi="Times New Roman" w:cs="Times New Roman"/>
+          <w:color w:val="000000" w:themeColor="text1"/>
+          <w:sz w:val="28"/>
+          <w:szCs w:val="28"/>
+        </w:rPr>
+        <w:t>track_id</w:t>
+      </w:r>
+      <w:proofErr w:type="spellEnd"/>
+      <w:r>
+        <w:rPr>
+          <w:rFonts w:ascii="Times New Roman" w:hAnsi="Times New Roman" w:cs="Times New Roman"/>
+          <w:color w:val="000000" w:themeColor="text1"/>
+          <w:sz w:val="28"/>
+          <w:szCs w:val="28"/>
+        </w:rPr>
+        <w:t>.</w:t>
+      </w:r>
+    </w:p>
+    <w:p>
+      <w:pPr>
+        <w:numPr>
+          <w:ilvl w:val="0"/>
+          <w:numId w:val="12"/>
+        </w:numPr>
+        <w:spacing w:after="0" w:line="360" w:lineRule="auto"/>
+        <w:jc w:val="both"/>
+        <w:rPr>
+          <w:rFonts w:ascii="Times New Roman" w:hAnsi="Times New Roman" w:cs="Times New Roman"/>
+          <w:color w:val="000000" w:themeColor="text1"/>
+          <w:sz w:val="28"/>
+          <w:szCs w:val="28"/>
+        </w:rPr>
+      </w:pPr>
+      <w:r>
+        <w:rPr>
+          <w:rFonts w:ascii="Times New Roman" w:hAnsi="Times New Roman" w:cs="Times New Roman"/>
+          <w:color w:val="000000" w:themeColor="text1"/>
+          <w:sz w:val="28"/>
+          <w:szCs w:val="28"/>
+        </w:rPr>
+        <w:t>Буферизация кадров: для каждого трека накапливались 16 последовательных кадров.</w:t>
+      </w:r>
+    </w:p>
+    <w:p>
+      <w:pPr>
+        <w:numPr>
+          <w:ilvl w:val="0"/>
+          <w:numId w:val="12"/>
+        </w:numPr>
+        <w:spacing w:after="0" w:line="360" w:lineRule="auto"/>
+        <w:jc w:val="both"/>
+        <w:rPr>
+          <w:rFonts w:ascii="Times New Roman" w:hAnsi="Times New Roman" w:cs="Times New Roman"/>
+          <w:color w:val="000000" w:themeColor="text1"/>
+          <w:sz w:val="28"/>
+          <w:szCs w:val="28"/>
+        </w:rPr>
+      </w:pPr>
+      <w:r>
+        <w:rPr>
+          <w:rFonts w:ascii="Times New Roman" w:hAnsi="Times New Roman" w:cs="Times New Roman"/>
+          <w:color w:val="000000" w:themeColor="text1"/>
+          <w:sz w:val="28"/>
+          <w:szCs w:val="28"/>
+        </w:rPr>
+        <w:t>Сохранение буферов и метаданных (</w:t>
+      </w:r>
+      <w:proofErr w:type="spellStart"/>
+      <w:proofErr w:type="gramStart"/>
+      <w:r>
+        <w:rPr>
+          <w:rStyle w:val="HTML"/>
+          <w:rFonts w:ascii="Times New Roman" w:eastAsiaTheme="majorEastAsia" w:hAnsi="Times New Roman" w:cs="Times New Roman"/>
+          <w:color w:val="000000" w:themeColor="text1"/>
+          <w:sz w:val="28"/>
+          <w:szCs w:val="28"/>
+        </w:rPr>
+        <w:t>metadata.json</w:t>
+      </w:r>
+      <w:proofErr w:type="spellEnd"/>
+      <w:proofErr w:type="gramEnd"/>
+      <w:r>
+        <w:rPr>
+          <w:rFonts w:ascii="Times New Roman" w:hAnsi="Times New Roman" w:cs="Times New Roman"/>
+          <w:color w:val="000000" w:themeColor="text1"/>
+          <w:sz w:val="28"/>
+          <w:szCs w:val="28"/>
+        </w:rPr>
+        <w:t xml:space="preserve">) в локальную файловую систему в директорию </w:t>
+      </w:r>
+      <w:r>
+        <w:rPr>
+          <w:rFonts w:ascii="Times New Roman" w:hAnsi="Times New Roman" w:cs="Times New Roman"/>
+          <w:color w:val="000000" w:themeColor="text1"/>
+          <w:sz w:val="28"/>
+          <w:szCs w:val="28"/>
+        </w:rPr>
+        <w:t>(</w:t>
+      </w:r>
+      <w:r>
+        <w:rPr>
+          <w:rStyle w:val="HTML"/>
+          <w:rFonts w:ascii="Times New Roman" w:eastAsiaTheme="majorEastAsia" w:hAnsi="Times New Roman" w:cs="Times New Roman"/>
+          <w:color w:val="000000" w:themeColor="text1"/>
+          <w:sz w:val="28"/>
+          <w:szCs w:val="28"/>
+        </w:rPr>
+        <w:t>./</w:t>
+      </w:r>
+      <w:proofErr w:type="spellStart"/>
+      <w:r>
+        <w:rPr>
+          <w:rStyle w:val="HTML"/>
+          <w:rFonts w:ascii="Times New Roman" w:eastAsiaTheme="majorEastAsia" w:hAnsi="Times New Roman" w:cs="Times New Roman"/>
+          <w:color w:val="000000" w:themeColor="text1"/>
+          <w:sz w:val="28"/>
+          <w:szCs w:val="28"/>
+        </w:rPr>
+        <w:t>clips</w:t>
+      </w:r>
+      <w:proofErr w:type="spellEnd"/>
+      <w:r>
+        <w:rPr>
+          <w:rStyle w:val="HTML"/>
+          <w:rFonts w:ascii="Times New Roman" w:eastAsiaTheme="majorEastAsia" w:hAnsi="Times New Roman" w:cs="Times New Roman"/>
+          <w:color w:val="000000" w:themeColor="text1"/>
+          <w:sz w:val="28"/>
+          <w:szCs w:val="28"/>
+        </w:rPr>
+        <w:t>/</w:t>
+      </w:r>
+      <w:proofErr w:type="spellStart"/>
+      <w:r>
+        <w:rPr>
+          <w:rStyle w:val="HTML"/>
+          <w:rFonts w:ascii="Times New Roman" w:eastAsiaTheme="majorEastAsia" w:hAnsi="Times New Roman" w:cs="Times New Roman"/>
+          <w:color w:val="000000" w:themeColor="text1"/>
+          <w:sz w:val="28"/>
+          <w:szCs w:val="28"/>
+        </w:rPr>
+        <w:t>frames</w:t>
+      </w:r>
+      <w:proofErr w:type="spellEnd"/>
+      <w:r>
+        <w:rPr>
+          <w:rStyle w:val="HTML"/>
+          <w:rFonts w:ascii="Times New Roman" w:eastAsiaTheme="majorEastAsia" w:hAnsi="Times New Roman" w:cs="Times New Roman"/>
+          <w:color w:val="000000" w:themeColor="text1"/>
+          <w:sz w:val="28"/>
+          <w:szCs w:val="28"/>
+        </w:rPr>
+        <w:t>/</w:t>
+      </w:r>
+      <w:r>
+        <w:rPr>
+          <w:rStyle w:val="HTML"/>
+          <w:rFonts w:ascii="Times New Roman" w:eastAsiaTheme="majorEastAsia" w:hAnsi="Times New Roman" w:cs="Times New Roman"/>
+          <w:color w:val="000000" w:themeColor="text1"/>
+          <w:sz w:val="28"/>
+          <w:szCs w:val="28"/>
+        </w:rPr>
+        <w:t>)</w:t>
+      </w:r>
+      <w:r>
+        <w:rPr>
+          <w:rFonts w:ascii="Times New Roman" w:hAnsi="Times New Roman" w:cs="Times New Roman"/>
+          <w:color w:val="000000" w:themeColor="text1"/>
+          <w:sz w:val="28"/>
+          <w:szCs w:val="28"/>
+        </w:rPr>
+        <w:t>.</w:t>
+      </w:r>
+    </w:p>
+    <w:p>
+      <w:pPr>
+        <w:numPr>
+          <w:ilvl w:val="0"/>
+          <w:numId w:val="12"/>
+        </w:numPr>
+        <w:spacing w:after="0" w:line="360" w:lineRule="auto"/>
+        <w:jc w:val="both"/>
+        <w:rPr>
+          <w:rFonts w:ascii="Times New Roman" w:hAnsi="Times New Roman" w:cs="Times New Roman"/>
+          <w:color w:val="000000" w:themeColor="text1"/>
+          <w:sz w:val="28"/>
+          <w:szCs w:val="28"/>
+        </w:rPr>
+      </w:pPr>
+      <w:r>
+        <w:rPr>
+          <w:rFonts w:ascii="Times New Roman" w:hAnsi="Times New Roman" w:cs="Times New Roman"/>
+          <w:color w:val="000000" w:themeColor="text1"/>
+          <w:sz w:val="28"/>
+          <w:szCs w:val="28"/>
+        </w:rPr>
+        <w:lastRenderedPageBreak/>
+        <w:t xml:space="preserve">Нормализация размеров кадров до 224×224 пикселей для соответствия требованиям модели </w:t>
+      </w:r>
+      <w:proofErr w:type="spellStart"/>
+      <w:r>
+        <w:rPr>
+          <w:rFonts w:ascii="Times New Roman" w:hAnsi="Times New Roman" w:cs="Times New Roman"/>
+          <w:color w:val="000000" w:themeColor="text1"/>
+          <w:sz w:val="28"/>
+          <w:szCs w:val="28"/>
+        </w:rPr>
+        <w:t>ViViT</w:t>
+      </w:r>
+      <w:proofErr w:type="spellEnd"/>
+      <w:r>
+        <w:rPr>
+          <w:rFonts w:ascii="Times New Roman" w:hAnsi="Times New Roman" w:cs="Times New Roman"/>
+          <w:color w:val="000000" w:themeColor="text1"/>
+          <w:sz w:val="28"/>
+          <w:szCs w:val="28"/>
+        </w:rPr>
+        <w:t>.</w:t>
+      </w:r>
+    </w:p>
+    <w:p>
+      <w:pPr>
+        <w:spacing w:after="0" w:line="360" w:lineRule="auto"/>
+        <w:ind w:firstLine="709"/>
+        <w:jc w:val="both"/>
+        <w:rPr>
+          <w:rFonts w:ascii="Times New Roman" w:hAnsi="Times New Roman" w:cs="Times New Roman"/>
+          <w:color w:val="000000" w:themeColor="text1"/>
+          <w:sz w:val="28"/>
+          <w:szCs w:val="28"/>
+        </w:rPr>
+      </w:pPr>
+      <w:r>
+        <w:rPr>
+          <w:rFonts w:ascii="Times New Roman" w:hAnsi="Times New Roman" w:cs="Times New Roman"/>
+          <w:color w:val="000000" w:themeColor="text1"/>
+          <w:sz w:val="28"/>
+          <w:szCs w:val="28"/>
+        </w:rPr>
+        <w:t>Все кадры предварительно проходили обработку (</w:t>
+      </w:r>
+      <w:proofErr w:type="spellStart"/>
+      <w:r>
+        <w:rPr>
+          <w:rFonts w:ascii="Times New Roman" w:hAnsi="Times New Roman" w:cs="Times New Roman"/>
+          <w:color w:val="000000" w:themeColor="text1"/>
+          <w:sz w:val="28"/>
+          <w:szCs w:val="28"/>
+        </w:rPr>
+        <w:t>resize</w:t>
+      </w:r>
+      <w:proofErr w:type="spellEnd"/>
+      <w:r>
+        <w:rPr>
+          <w:rFonts w:ascii="Times New Roman" w:hAnsi="Times New Roman" w:cs="Times New Roman"/>
+          <w:color w:val="000000" w:themeColor="text1"/>
+          <w:sz w:val="28"/>
+          <w:szCs w:val="28"/>
+        </w:rPr>
+        <w:t xml:space="preserve"> и, при необходимости, нормализация яркости) для повышения устойчивости модели к вариациям съёмки.</w:t>
+      </w:r>
+      <w:r>
+        <w:rPr>
+          <w:rFonts w:ascii="Times New Roman" w:hAnsi="Times New Roman" w:cs="Times New Roman"/>
+          <w:color w:val="000000" w:themeColor="text1"/>
+          <w:sz w:val="28"/>
+          <w:szCs w:val="28"/>
+        </w:rPr>
+        <w:t xml:space="preserve"> </w:t>
+      </w:r>
+      <w:r>
+        <w:rPr>
+          <w:rFonts w:ascii="Times New Roman" w:hAnsi="Times New Roman" w:cs="Times New Roman"/>
+          <w:color w:val="000000" w:themeColor="text1"/>
+          <w:sz w:val="28"/>
+          <w:szCs w:val="28"/>
+        </w:rPr>
+        <w:t xml:space="preserve">Клипы сохранялись в директорию </w:t>
+      </w:r>
+      <w:proofErr w:type="gramStart"/>
+      <w:r>
+        <w:rPr>
+          <w:rFonts w:ascii="Times New Roman" w:hAnsi="Times New Roman" w:cs="Times New Roman"/>
+          <w:color w:val="000000" w:themeColor="text1"/>
+          <w:sz w:val="28"/>
+          <w:szCs w:val="28"/>
+        </w:rPr>
+        <w:t>(</w:t>
+      </w:r>
+      <w:r>
+        <w:rPr>
+          <w:rFonts w:ascii="Times New Roman" w:hAnsi="Times New Roman" w:cs="Times New Roman"/>
+          <w:color w:val="000000" w:themeColor="text1"/>
+          <w:sz w:val="28"/>
+          <w:szCs w:val="28"/>
+        </w:rPr>
+        <w:t>./</w:t>
+      </w:r>
+      <w:proofErr w:type="spellStart"/>
+      <w:proofErr w:type="gramEnd"/>
+      <w:r>
+        <w:rPr>
+          <w:rFonts w:ascii="Times New Roman" w:hAnsi="Times New Roman" w:cs="Times New Roman"/>
+          <w:color w:val="000000" w:themeColor="text1"/>
+          <w:sz w:val="28"/>
+          <w:szCs w:val="28"/>
+        </w:rPr>
+        <w:t>clips</w:t>
+      </w:r>
+      <w:proofErr w:type="spellEnd"/>
+      <w:r>
+        <w:rPr>
+          <w:rFonts w:ascii="Times New Roman" w:hAnsi="Times New Roman" w:cs="Times New Roman"/>
+          <w:color w:val="000000" w:themeColor="text1"/>
+          <w:sz w:val="28"/>
+          <w:szCs w:val="28"/>
+        </w:rPr>
+        <w:t>/</w:t>
+      </w:r>
+      <w:proofErr w:type="spellStart"/>
+      <w:r>
+        <w:rPr>
+          <w:rFonts w:ascii="Times New Roman" w:hAnsi="Times New Roman" w:cs="Times New Roman"/>
+          <w:color w:val="000000" w:themeColor="text1"/>
+          <w:sz w:val="28"/>
+          <w:szCs w:val="28"/>
+        </w:rPr>
+        <w:t>frames</w:t>
+      </w:r>
+      <w:proofErr w:type="spellEnd"/>
+      <w:r>
+        <w:rPr>
+          <w:rFonts w:ascii="Times New Roman" w:hAnsi="Times New Roman" w:cs="Times New Roman"/>
+          <w:color w:val="000000" w:themeColor="text1"/>
+          <w:sz w:val="28"/>
+          <w:szCs w:val="28"/>
+        </w:rPr>
+        <w:t>/</w:t>
+      </w:r>
+      <w:r>
+        <w:rPr>
+          <w:rFonts w:ascii="Times New Roman" w:hAnsi="Times New Roman" w:cs="Times New Roman"/>
+          <w:color w:val="000000" w:themeColor="text1"/>
+          <w:sz w:val="28"/>
+          <w:szCs w:val="28"/>
+        </w:rPr>
+        <w:t>)</w:t>
+      </w:r>
+      <w:r>
+        <w:rPr>
+          <w:rFonts w:ascii="Times New Roman" w:hAnsi="Times New Roman" w:cs="Times New Roman"/>
+          <w:color w:val="000000" w:themeColor="text1"/>
+          <w:sz w:val="28"/>
+          <w:szCs w:val="28"/>
+        </w:rPr>
+        <w:t>.</w:t>
+      </w:r>
+    </w:p>
+    <w:p>
+      <w:pPr>
+        <w:pStyle w:val="3"/>
+        <w:spacing w:before="100" w:beforeAutospacing="1" w:after="100" w:afterAutospacing="1" w:line="360" w:lineRule="auto"/>
+        <w:jc w:val="center"/>
+        <w:rPr>
+          <w:rFonts w:ascii="Times New Roman" w:hAnsi="Times New Roman" w:cs="Times New Roman"/>
+          <w:color w:val="000000" w:themeColor="text1"/>
+        </w:rPr>
+      </w:pPr>
+      <w:r>
+        <w:rPr>
+          <w:rFonts w:ascii="Times New Roman" w:hAnsi="Times New Roman" w:cs="Times New Roman"/>
+          <w:color w:val="000000" w:themeColor="text1"/>
+        </w:rPr>
+        <w:t xml:space="preserve">3.3. </w:t>
+      </w:r>
+      <w:proofErr w:type="spellStart"/>
+      <w:r>
+        <w:rPr>
+          <w:rFonts w:ascii="Times New Roman" w:hAnsi="Times New Roman" w:cs="Times New Roman"/>
+          <w:color w:val="000000" w:themeColor="text1"/>
+        </w:rPr>
+        <w:t>Annotation</w:t>
+      </w:r>
+      <w:proofErr w:type="spellEnd"/>
+      <w:r>
+        <w:rPr>
+          <w:rFonts w:ascii="Times New Roman" w:hAnsi="Times New Roman" w:cs="Times New Roman"/>
+          <w:color w:val="000000" w:themeColor="text1"/>
+        </w:rPr>
+        <w:t xml:space="preserve"> Process</w:t>
+      </w:r>
+    </w:p>
+    <w:p>
+      <w:pPr>
+        <w:spacing w:before="100" w:beforeAutospacing="1" w:after="100" w:afterAutospacing="1" w:line="360" w:lineRule="auto"/>
+        <w:ind w:firstLine="709"/>
+        <w:contextualSpacing/>
+        <w:jc w:val="both"/>
+        <w:rPr>
+          <w:rFonts w:ascii="Times New Roman" w:hAnsi="Times New Roman" w:cs="Times New Roman"/>
+          <w:color w:val="000000" w:themeColor="text1"/>
+          <w:sz w:val="28"/>
+          <w:szCs w:val="28"/>
+        </w:rPr>
+      </w:pPr>
+      <w:r>
+        <w:rPr>
+          <w:rFonts w:ascii="Times New Roman" w:hAnsi="Times New Roman" w:cs="Times New Roman"/>
+          <w:color w:val="000000" w:themeColor="text1"/>
+          <w:sz w:val="28"/>
+          <w:szCs w:val="28"/>
+        </w:rPr>
+        <w:t xml:space="preserve">Для создания обучающего </w:t>
+      </w:r>
+      <w:proofErr w:type="spellStart"/>
+      <w:r>
+        <w:rPr>
+          <w:rFonts w:ascii="Times New Roman" w:hAnsi="Times New Roman" w:cs="Times New Roman"/>
+          <w:color w:val="000000" w:themeColor="text1"/>
+          <w:sz w:val="28"/>
+          <w:szCs w:val="28"/>
+        </w:rPr>
+        <w:t>датасета</w:t>
+      </w:r>
+      <w:proofErr w:type="spellEnd"/>
+      <w:r>
+        <w:rPr>
+          <w:rFonts w:ascii="Times New Roman" w:hAnsi="Times New Roman" w:cs="Times New Roman"/>
+          <w:color w:val="000000" w:themeColor="text1"/>
+          <w:sz w:val="28"/>
+          <w:szCs w:val="28"/>
+        </w:rPr>
+        <w:t xml:space="preserve"> использовалось ручное и полуавтоматическое определение класса. </w:t>
+      </w:r>
+    </w:p>
+    <w:p>
+      <w:pPr>
+        <w:spacing w:before="100" w:beforeAutospacing="1" w:after="100" w:afterAutospacing="1" w:line="360" w:lineRule="auto"/>
+        <w:ind w:firstLine="709"/>
+        <w:contextualSpacing/>
+        <w:jc w:val="both"/>
+        <w:rPr>
+          <w:rFonts w:ascii="Times New Roman" w:hAnsi="Times New Roman" w:cs="Times New Roman"/>
+          <w:color w:val="000000" w:themeColor="text1"/>
+          <w:sz w:val="28"/>
+          <w:szCs w:val="28"/>
+        </w:rPr>
+      </w:pPr>
+      <w:r>
+        <w:rPr>
+          <w:rFonts w:ascii="Times New Roman" w:hAnsi="Times New Roman" w:cs="Times New Roman"/>
+          <w:color w:val="000000" w:themeColor="text1"/>
+          <w:sz w:val="28"/>
+          <w:szCs w:val="28"/>
+        </w:rPr>
+        <w:t>Процесс разметки включал:</w:t>
+      </w:r>
+    </w:p>
+    <w:p>
+      <w:pPr>
+        <w:numPr>
+          <w:ilvl w:val="0"/>
+          <w:numId w:val="6"/>
+        </w:numPr>
+        <w:spacing w:before="100" w:beforeAutospacing="1" w:after="100" w:afterAutospacing="1" w:line="360" w:lineRule="auto"/>
+        <w:contextualSpacing/>
+        <w:jc w:val="both"/>
+        <w:rPr>
+          <w:rFonts w:ascii="Times New Roman" w:hAnsi="Times New Roman" w:cs="Times New Roman"/>
+          <w:color w:val="000000" w:themeColor="text1"/>
+          <w:sz w:val="28"/>
+          <w:szCs w:val="28"/>
+        </w:rPr>
+      </w:pPr>
+      <w:r>
+        <w:rPr>
+          <w:rFonts w:ascii="Times New Roman" w:hAnsi="Times New Roman" w:cs="Times New Roman"/>
+          <w:color w:val="000000" w:themeColor="text1"/>
+          <w:sz w:val="28"/>
+          <w:szCs w:val="28"/>
+        </w:rPr>
+        <w:t>отображение сгенерированного клипа пользователю,</w:t>
+      </w:r>
+    </w:p>
+    <w:p>
+      <w:pPr>
+        <w:numPr>
+          <w:ilvl w:val="0"/>
+          <w:numId w:val="6"/>
+        </w:numPr>
+        <w:spacing w:before="100" w:beforeAutospacing="1" w:after="100" w:afterAutospacing="1" w:line="360" w:lineRule="auto"/>
+        <w:contextualSpacing/>
+        <w:jc w:val="both"/>
+        <w:rPr>
+          <w:rFonts w:ascii="Times New Roman" w:hAnsi="Times New Roman" w:cs="Times New Roman"/>
+          <w:color w:val="000000" w:themeColor="text1"/>
+          <w:sz w:val="28"/>
+          <w:szCs w:val="28"/>
+        </w:rPr>
+      </w:pPr>
+      <w:r>
+        <w:rPr>
+          <w:rFonts w:ascii="Times New Roman" w:hAnsi="Times New Roman" w:cs="Times New Roman"/>
+          <w:color w:val="000000" w:themeColor="text1"/>
+          <w:sz w:val="28"/>
+          <w:szCs w:val="28"/>
+        </w:rPr>
+        <w:t>автоматическую подсказку класса на основе предварительно обученной модели,</w:t>
+      </w:r>
+    </w:p>
+    <w:p>
+      <w:pPr>
+        <w:numPr>
+          <w:ilvl w:val="0"/>
+          <w:numId w:val="6"/>
+        </w:numPr>
+        <w:spacing w:before="100" w:beforeAutospacing="1" w:after="100" w:afterAutospacing="1" w:line="360" w:lineRule="auto"/>
+        <w:contextualSpacing/>
+        <w:jc w:val="both"/>
+        <w:rPr>
+          <w:rFonts w:ascii="Times New Roman" w:hAnsi="Times New Roman" w:cs="Times New Roman"/>
+          <w:color w:val="000000" w:themeColor="text1"/>
+          <w:sz w:val="28"/>
+          <w:szCs w:val="28"/>
+        </w:rPr>
+      </w:pPr>
+      <w:r>
+        <w:rPr>
+          <w:rFonts w:ascii="Times New Roman" w:hAnsi="Times New Roman" w:cs="Times New Roman"/>
+          <w:color w:val="000000" w:themeColor="text1"/>
+          <w:sz w:val="28"/>
+          <w:szCs w:val="28"/>
+        </w:rPr>
+        <w:t>возможность ручной корректировки метки.</w:t>
+      </w:r>
+    </w:p>
+    <w:p>
+      <w:pPr>
+        <w:spacing w:before="100" w:beforeAutospacing="1" w:after="100" w:afterAutospacing="1" w:line="360" w:lineRule="auto"/>
+        <w:ind w:firstLine="709"/>
+        <w:contextualSpacing/>
+        <w:jc w:val="both"/>
+        <w:rPr>
+          <w:rFonts w:ascii="Times New Roman" w:hAnsi="Times New Roman" w:cs="Times New Roman"/>
+          <w:color w:val="000000" w:themeColor="text1"/>
+          <w:sz w:val="28"/>
+          <w:szCs w:val="28"/>
+        </w:rPr>
+      </w:pPr>
+      <w:r>
+        <w:rPr>
+          <w:rFonts w:ascii="Times New Roman" w:hAnsi="Times New Roman" w:cs="Times New Roman"/>
+          <w:color w:val="000000" w:themeColor="text1"/>
+          <w:sz w:val="28"/>
+          <w:szCs w:val="28"/>
+        </w:rPr>
+        <w:t>Рассмотрим интерфейс, разработанный для просмотра «буфера» и разметки данных (</w:t>
+      </w:r>
+      <w:r>
+        <w:rPr>
+          <w:rFonts w:ascii="Times New Roman" w:hAnsi="Times New Roman" w:cs="Times New Roman"/>
+          <w:color w:val="000000" w:themeColor="text1"/>
+          <w:sz w:val="28"/>
+          <w:szCs w:val="28"/>
+        </w:rPr>
+        <w:fldChar w:fldCharType="begin"/>
+      </w:r>
+      <w:r>
+        <w:rPr>
+          <w:rFonts w:ascii="Times New Roman" w:hAnsi="Times New Roman" w:cs="Times New Roman"/>
+          <w:color w:val="000000" w:themeColor="text1"/>
+          <w:sz w:val="28"/>
+          <w:szCs w:val="28"/>
+        </w:rPr>
+        <w:instrText xml:space="preserve"> REF _Ref196640020 \h  \* MERGEFORMAT </w:instrText>
+      </w:r>
+      <w:r>
+        <w:rPr>
+          <w:rFonts w:ascii="Times New Roman" w:hAnsi="Times New Roman" w:cs="Times New Roman"/>
+          <w:color w:val="000000" w:themeColor="text1"/>
+          <w:sz w:val="28"/>
+          <w:szCs w:val="28"/>
+        </w:rPr>
+      </w:r>
+      <w:r>
+        <w:rPr>
+          <w:rFonts w:ascii="Times New Roman" w:hAnsi="Times New Roman" w:cs="Times New Roman"/>
+          <w:color w:val="000000" w:themeColor="text1"/>
+          <w:sz w:val="28"/>
+          <w:szCs w:val="28"/>
+        </w:rPr>
+        <w:fldChar w:fldCharType="separate"/>
+      </w:r>
+      <w:r>
+        <w:rPr>
+          <w:rFonts w:ascii="Times New Roman" w:hAnsi="Times New Roman" w:cs="Times New Roman"/>
+          <w:color w:val="000000" w:themeColor="text1"/>
+          <w:sz w:val="28"/>
+          <w:szCs w:val="28"/>
+        </w:rPr>
+        <w:t xml:space="preserve">Рисунок </w:t>
+      </w:r>
+      <w:r>
+        <w:rPr>
+          <w:rFonts w:ascii="Times New Roman" w:hAnsi="Times New Roman" w:cs="Times New Roman"/>
+          <w:noProof/>
+          <w:color w:val="000000" w:themeColor="text1"/>
+          <w:sz w:val="28"/>
+          <w:szCs w:val="28"/>
+        </w:rPr>
+        <w:t>1</w:t>
+      </w:r>
+      <w:r>
+        <w:rPr>
+          <w:rFonts w:ascii="Times New Roman" w:hAnsi="Times New Roman" w:cs="Times New Roman"/>
+          <w:color w:val="000000" w:themeColor="text1"/>
+          <w:sz w:val="28"/>
+          <w:szCs w:val="28"/>
+        </w:rPr>
+        <w:fldChar w:fldCharType="end"/>
+      </w:r>
+      <w:r>
+        <w:rPr>
+          <w:rFonts w:ascii="Times New Roman" w:hAnsi="Times New Roman" w:cs="Times New Roman"/>
+          <w:color w:val="000000" w:themeColor="text1"/>
+          <w:sz w:val="28"/>
+          <w:szCs w:val="28"/>
+        </w:rPr>
+        <w:t xml:space="preserve">). </w:t>
+      </w:r>
+    </w:p>
+    <w:p>
+      <w:pPr>
+        <w:spacing w:before="100" w:beforeAutospacing="1" w:after="100" w:afterAutospacing="1" w:line="360" w:lineRule="auto"/>
+        <w:ind w:firstLine="709"/>
+        <w:contextualSpacing/>
+        <w:jc w:val="both"/>
+        <w:rPr>
+          <w:rFonts w:ascii="Times New Roman" w:eastAsia="Times New Roman" w:hAnsi="Times New Roman" w:cs="Times New Roman"/>
+          <w:kern w:val="0"/>
+          <w:sz w:val="28"/>
+          <w:szCs w:val="28"/>
+          <w:lang w:eastAsia="ru-RU"/>
+          <w14:ligatures w14:val="none"/>
+        </w:rPr>
+      </w:pPr>
+      <w:r>
+        <w:rPr>
+          <w:rFonts w:ascii="Times New Roman" w:eastAsia="Times New Roman" w:hAnsi="Times New Roman" w:cs="Times New Roman"/>
+          <w:kern w:val="0"/>
+          <w:sz w:val="28"/>
+          <w:szCs w:val="28"/>
+          <w:lang w:eastAsia="ru-RU"/>
+          <w14:ligatures w14:val="none"/>
+        </w:rPr>
+        <w:t>На экране</w:t>
+      </w:r>
+      <w:r>
+        <w:rPr>
+          <w:rFonts w:ascii="Times New Roman" w:eastAsia="Times New Roman" w:hAnsi="Times New Roman" w:cs="Times New Roman"/>
+          <w:kern w:val="0"/>
+          <w:sz w:val="28"/>
+          <w:szCs w:val="28"/>
+          <w:lang w:eastAsia="ru-RU"/>
+          <w14:ligatures w14:val="none"/>
+        </w:rPr>
+        <w:t xml:space="preserve"> приложения</w:t>
+      </w:r>
+      <w:r>
+        <w:rPr>
+          <w:rFonts w:ascii="Times New Roman" w:eastAsia="Times New Roman" w:hAnsi="Times New Roman" w:cs="Times New Roman"/>
+          <w:kern w:val="0"/>
+          <w:sz w:val="28"/>
+          <w:szCs w:val="28"/>
+          <w:lang w:eastAsia="ru-RU"/>
+          <w14:ligatures w14:val="none"/>
+        </w:rPr>
+        <w:t xml:space="preserve"> отображаются:</w:t>
+      </w:r>
+    </w:p>
+    <w:p>
+      <w:pPr>
+        <w:numPr>
+          <w:ilvl w:val="0"/>
+          <w:numId w:val="8"/>
+        </w:numPr>
+        <w:spacing w:before="100" w:beforeAutospacing="1" w:after="100" w:afterAutospacing="1" w:line="360" w:lineRule="auto"/>
+        <w:contextualSpacing/>
+        <w:jc w:val="both"/>
+        <w:rPr>
+          <w:rFonts w:ascii="Times New Roman" w:eastAsia="Times New Roman" w:hAnsi="Times New Roman" w:cs="Times New Roman"/>
+          <w:kern w:val="0"/>
+          <w:sz w:val="28"/>
+          <w:szCs w:val="28"/>
+          <w:lang w:eastAsia="ru-RU"/>
+          <w14:ligatures w14:val="none"/>
+        </w:rPr>
+      </w:pPr>
+      <w:r>
+        <w:rPr>
+          <w:rFonts w:ascii="Times New Roman" w:eastAsia="Times New Roman" w:hAnsi="Times New Roman" w:cs="Times New Roman"/>
+          <w:kern w:val="0"/>
+          <w:sz w:val="28"/>
+          <w:szCs w:val="28"/>
+          <w:lang w:eastAsia="ru-RU"/>
+          <w14:ligatures w14:val="none"/>
+        </w:rPr>
+        <w:t>текущее изображение кадра;</w:t>
+      </w:r>
+    </w:p>
+    <w:p>
+      <w:pPr>
+        <w:numPr>
+          <w:ilvl w:val="0"/>
+          <w:numId w:val="8"/>
+        </w:numPr>
+        <w:spacing w:before="100" w:beforeAutospacing="1" w:after="100" w:afterAutospacing="1" w:line="360" w:lineRule="auto"/>
+        <w:contextualSpacing/>
+        <w:jc w:val="both"/>
+        <w:rPr>
+          <w:rFonts w:ascii="Times New Roman" w:eastAsia="Times New Roman" w:hAnsi="Times New Roman" w:cs="Times New Roman"/>
+          <w:kern w:val="0"/>
+          <w:sz w:val="28"/>
+          <w:szCs w:val="28"/>
+          <w:lang w:eastAsia="ru-RU"/>
+          <w14:ligatures w14:val="none"/>
+        </w:rPr>
+      </w:pPr>
+      <w:r>
+        <w:rPr>
+          <w:rFonts w:ascii="Times New Roman" w:eastAsia="Times New Roman" w:hAnsi="Times New Roman" w:cs="Times New Roman"/>
+          <w:kern w:val="0"/>
+          <w:sz w:val="28"/>
+          <w:szCs w:val="28"/>
+          <w:lang w:eastAsia="ru-RU"/>
+          <w14:ligatures w14:val="none"/>
+        </w:rPr>
+        <w:t>техническая информация о клипе (</w:t>
+      </w:r>
+      <w:proofErr w:type="spellStart"/>
+      <w:r>
+        <w:rPr>
+          <w:rFonts w:ascii="Times New Roman" w:eastAsia="Times New Roman" w:hAnsi="Times New Roman" w:cs="Times New Roman"/>
+          <w:kern w:val="0"/>
+          <w:sz w:val="28"/>
+          <w:szCs w:val="28"/>
+          <w:lang w:eastAsia="ru-RU"/>
+          <w14:ligatures w14:val="none"/>
+        </w:rPr>
+        <w:t>clip_id</w:t>
+      </w:r>
+      <w:proofErr w:type="spellEnd"/>
+      <w:r>
+        <w:rPr>
+          <w:rFonts w:ascii="Times New Roman" w:eastAsia="Times New Roman" w:hAnsi="Times New Roman" w:cs="Times New Roman"/>
+          <w:kern w:val="0"/>
+          <w:sz w:val="28"/>
+          <w:szCs w:val="28"/>
+          <w:lang w:eastAsia="ru-RU"/>
+          <w14:ligatures w14:val="none"/>
+        </w:rPr>
+        <w:t>, стратегия формирования, текущая разметка, номер кадра);</w:t>
+      </w:r>
+    </w:p>
+    <w:p>
+      <w:pPr>
+        <w:numPr>
+          <w:ilvl w:val="0"/>
+          <w:numId w:val="8"/>
+        </w:numPr>
+        <w:spacing w:before="100" w:beforeAutospacing="1" w:after="100" w:afterAutospacing="1" w:line="360" w:lineRule="auto"/>
+        <w:contextualSpacing/>
+        <w:jc w:val="both"/>
+        <w:rPr>
+          <w:rFonts w:ascii="Times New Roman" w:eastAsia="Times New Roman" w:hAnsi="Times New Roman" w:cs="Times New Roman"/>
+          <w:kern w:val="0"/>
+          <w:sz w:val="28"/>
+          <w:szCs w:val="28"/>
+          <w:lang w:eastAsia="ru-RU"/>
+          <w14:ligatures w14:val="none"/>
+        </w:rPr>
+      </w:pPr>
+      <w:r>
+        <w:rPr>
+          <w:rFonts w:ascii="Times New Roman" w:eastAsia="Times New Roman" w:hAnsi="Times New Roman" w:cs="Times New Roman"/>
+          <w:kern w:val="0"/>
+          <w:sz w:val="28"/>
+          <w:szCs w:val="28"/>
+          <w:lang w:eastAsia="ru-RU"/>
+          <w14:ligatures w14:val="none"/>
+        </w:rPr>
+        <w:t>подсказки для управления.</w:t>
+      </w:r>
+    </w:p>
+    <w:p>
+      <w:pPr>
+        <w:spacing w:before="100" w:beforeAutospacing="1" w:after="100" w:afterAutospacing="1" w:line="360" w:lineRule="auto"/>
+        <w:ind w:firstLine="709"/>
+        <w:contextualSpacing/>
+        <w:jc w:val="both"/>
+        <w:rPr>
+          <w:rFonts w:ascii="Times New Roman" w:eastAsia="Times New Roman" w:hAnsi="Times New Roman" w:cs="Times New Roman"/>
+          <w:kern w:val="0"/>
+          <w:sz w:val="28"/>
+          <w:szCs w:val="28"/>
+          <w:lang w:eastAsia="ru-RU"/>
+          <w14:ligatures w14:val="none"/>
+        </w:rPr>
+      </w:pPr>
+      <w:r>
+        <w:rPr>
+          <w:rFonts w:ascii="Times New Roman" w:eastAsia="Times New Roman" w:hAnsi="Times New Roman" w:cs="Times New Roman"/>
+          <w:kern w:val="0"/>
+          <w:sz w:val="28"/>
+          <w:szCs w:val="28"/>
+          <w:lang w:eastAsia="ru-RU"/>
+          <w14:ligatures w14:val="none"/>
+        </w:rPr>
+        <w:t>Управление осуществляется через клавиши:</w:t>
+      </w:r>
+    </w:p>
+    <w:p>
+      <w:pPr>
+        <w:numPr>
+          <w:ilvl w:val="0"/>
+          <w:numId w:val="9"/>
+        </w:numPr>
+        <w:spacing w:before="100" w:beforeAutospacing="1" w:after="100" w:afterAutospacing="1" w:line="360" w:lineRule="auto"/>
+        <w:contextualSpacing/>
+        <w:jc w:val="both"/>
+        <w:rPr>
+          <w:rFonts w:ascii="Times New Roman" w:eastAsia="Times New Roman" w:hAnsi="Times New Roman" w:cs="Times New Roman"/>
+          <w:kern w:val="0"/>
+          <w:sz w:val="28"/>
+          <w:szCs w:val="28"/>
+          <w:lang w:val="en-US" w:eastAsia="ru-RU"/>
+          <w14:ligatures w14:val="none"/>
+        </w:rPr>
+      </w:pPr>
+      <w:r>
+        <w:rPr>
+          <w:rFonts w:ascii="Times New Roman" w:eastAsia="Times New Roman" w:hAnsi="Times New Roman" w:cs="Times New Roman"/>
+          <w:kern w:val="0"/>
+          <w:sz w:val="28"/>
+          <w:szCs w:val="28"/>
+          <w:lang w:val="en-US" w:eastAsia="ru-RU"/>
+          <w14:ligatures w14:val="none"/>
+        </w:rPr>
+        <w:t xml:space="preserve">[a] / [n] — </w:t>
+      </w:r>
+      <w:r>
+        <w:rPr>
+          <w:rFonts w:ascii="Times New Roman" w:eastAsia="Times New Roman" w:hAnsi="Times New Roman" w:cs="Times New Roman"/>
+          <w:kern w:val="0"/>
+          <w:sz w:val="28"/>
+          <w:szCs w:val="28"/>
+          <w:lang w:eastAsia="ru-RU"/>
+          <w14:ligatures w14:val="none"/>
+        </w:rPr>
+        <w:t>отметить</w:t>
+      </w:r>
+      <w:r>
+        <w:rPr>
+          <w:rFonts w:ascii="Times New Roman" w:eastAsia="Times New Roman" w:hAnsi="Times New Roman" w:cs="Times New Roman"/>
+          <w:kern w:val="0"/>
+          <w:sz w:val="28"/>
+          <w:szCs w:val="28"/>
+          <w:lang w:val="en-US" w:eastAsia="ru-RU"/>
+          <w14:ligatures w14:val="none"/>
+        </w:rPr>
+        <w:t xml:space="preserve"> </w:t>
+      </w:r>
+      <w:r>
+        <w:rPr>
+          <w:rFonts w:ascii="Times New Roman" w:eastAsia="Times New Roman" w:hAnsi="Times New Roman" w:cs="Times New Roman"/>
+          <w:kern w:val="0"/>
+          <w:sz w:val="28"/>
+          <w:szCs w:val="28"/>
+          <w:lang w:eastAsia="ru-RU"/>
+          <w14:ligatures w14:val="none"/>
+        </w:rPr>
+        <w:t>поведение</w:t>
+      </w:r>
+      <w:r>
+        <w:rPr>
+          <w:rFonts w:ascii="Times New Roman" w:eastAsia="Times New Roman" w:hAnsi="Times New Roman" w:cs="Times New Roman"/>
+          <w:kern w:val="0"/>
+          <w:sz w:val="28"/>
+          <w:szCs w:val="28"/>
+          <w:lang w:val="en-US" w:eastAsia="ru-RU"/>
+          <w14:ligatures w14:val="none"/>
+        </w:rPr>
+        <w:t xml:space="preserve"> (aggressive / normal);</w:t>
+      </w:r>
+    </w:p>
+    <w:p>
+      <w:pPr>
+        <w:numPr>
+          <w:ilvl w:val="0"/>
+          <w:numId w:val="9"/>
+        </w:numPr>
+        <w:spacing w:before="100" w:beforeAutospacing="1" w:after="100" w:afterAutospacing="1" w:line="360" w:lineRule="auto"/>
+        <w:contextualSpacing/>
+        <w:jc w:val="both"/>
+        <w:rPr>
+          <w:rFonts w:ascii="Times New Roman" w:eastAsia="Times New Roman" w:hAnsi="Times New Roman" w:cs="Times New Roman"/>
+          <w:kern w:val="0"/>
+          <w:sz w:val="28"/>
+          <w:szCs w:val="28"/>
+          <w:lang w:eastAsia="ru-RU"/>
+          <w14:ligatures w14:val="none"/>
+        </w:rPr>
+      </w:pPr>
+      <w:r>
+        <w:rPr>
+          <w:rFonts w:ascii="Times New Roman" w:eastAsia="Times New Roman" w:hAnsi="Times New Roman" w:cs="Times New Roman"/>
+          <w:kern w:val="0"/>
+          <w:sz w:val="28"/>
+          <w:szCs w:val="28"/>
+          <w:lang w:eastAsia="ru-RU"/>
+          <w14:ligatures w14:val="none"/>
+        </w:rPr>
+        <w:t>[b] — удалить клип;</w:t>
+      </w:r>
+    </w:p>
+    <w:p>
+      <w:pPr>
+        <w:numPr>
+          <w:ilvl w:val="0"/>
+          <w:numId w:val="9"/>
+        </w:numPr>
+        <w:spacing w:before="100" w:beforeAutospacing="1" w:after="100" w:afterAutospacing="1" w:line="360" w:lineRule="auto"/>
+        <w:contextualSpacing/>
+        <w:jc w:val="both"/>
+        <w:rPr>
+          <w:rFonts w:ascii="Times New Roman" w:eastAsia="Times New Roman" w:hAnsi="Times New Roman" w:cs="Times New Roman"/>
+          <w:kern w:val="0"/>
+          <w:sz w:val="28"/>
+          <w:szCs w:val="28"/>
+          <w:lang w:eastAsia="ru-RU"/>
+          <w14:ligatures w14:val="none"/>
+        </w:rPr>
+      </w:pPr>
+      <w:r>
+        <w:rPr>
+          <w:rFonts w:ascii="Times New Roman" w:eastAsia="Times New Roman" w:hAnsi="Times New Roman" w:cs="Times New Roman"/>
+          <w:kern w:val="0"/>
+          <w:sz w:val="28"/>
+          <w:szCs w:val="28"/>
+          <w:lang w:eastAsia="ru-RU"/>
+          <w14:ligatures w14:val="none"/>
+        </w:rPr>
+        <w:t>[o] / [p] — переход к предыдущему или следующему кадру;</w:t>
+      </w:r>
+    </w:p>
+    <w:p>
+      <w:pPr>
+        <w:numPr>
+          <w:ilvl w:val="0"/>
+          <w:numId w:val="9"/>
+        </w:numPr>
+        <w:spacing w:before="100" w:beforeAutospacing="1" w:after="100" w:afterAutospacing="1" w:line="360" w:lineRule="auto"/>
+        <w:contextualSpacing/>
+        <w:jc w:val="both"/>
+        <w:rPr>
+          <w:rFonts w:ascii="Times New Roman" w:eastAsia="Times New Roman" w:hAnsi="Times New Roman" w:cs="Times New Roman"/>
+          <w:kern w:val="0"/>
+          <w:sz w:val="28"/>
+          <w:szCs w:val="28"/>
+          <w:lang w:eastAsia="ru-RU"/>
+          <w14:ligatures w14:val="none"/>
+        </w:rPr>
+      </w:pPr>
+      <w:r>
+        <w:rPr>
+          <w:rFonts w:ascii="Times New Roman" w:eastAsia="Times New Roman" w:hAnsi="Times New Roman" w:cs="Times New Roman"/>
+          <w:kern w:val="0"/>
+          <w:sz w:val="28"/>
+          <w:szCs w:val="28"/>
+          <w:lang w:eastAsia="ru-RU"/>
+          <w14:ligatures w14:val="none"/>
+        </w:rPr>
+        <w:t>[Enter] — сохранить разметку и перейти к следующему клипу;</w:t>
+      </w:r>
+    </w:p>
+    <w:p>
+      <w:pPr>
+        <w:numPr>
+          <w:ilvl w:val="0"/>
+          <w:numId w:val="9"/>
+        </w:numPr>
+        <w:spacing w:before="100" w:beforeAutospacing="1" w:after="100" w:afterAutospacing="1" w:line="360" w:lineRule="auto"/>
+        <w:contextualSpacing/>
+        <w:jc w:val="both"/>
+        <w:rPr>
+          <w:rFonts w:ascii="Times New Roman" w:eastAsia="Times New Roman" w:hAnsi="Times New Roman" w:cs="Times New Roman"/>
+          <w:kern w:val="0"/>
+          <w:sz w:val="28"/>
+          <w:szCs w:val="28"/>
+          <w:lang w:eastAsia="ru-RU"/>
+          <w14:ligatures w14:val="none"/>
+        </w:rPr>
+      </w:pPr>
+      <w:r>
+        <w:rPr>
+          <w:rFonts w:ascii="Times New Roman" w:eastAsia="Times New Roman" w:hAnsi="Times New Roman" w:cs="Times New Roman"/>
+          <w:kern w:val="0"/>
+          <w:sz w:val="28"/>
+          <w:szCs w:val="28"/>
+          <w:lang w:eastAsia="ru-RU"/>
+          <w14:ligatures w14:val="none"/>
+        </w:rPr>
+        <w:t>[q] — выход из интерфейса.</w:t>
+      </w:r>
+    </w:p>
+    <w:p>
+      <w:pPr>
+        <w:spacing w:before="100" w:beforeAutospacing="1" w:after="100" w:afterAutospacing="1" w:line="360" w:lineRule="auto"/>
+        <w:ind w:firstLine="709"/>
+        <w:contextualSpacing/>
+        <w:jc w:val="both"/>
+        <w:rPr>
+          <w:rFonts w:ascii="Times New Roman" w:eastAsia="Times New Roman" w:hAnsi="Times New Roman" w:cs="Times New Roman"/>
+          <w:kern w:val="0"/>
+          <w:sz w:val="28"/>
+          <w:szCs w:val="28"/>
+          <w:lang w:eastAsia="ru-RU"/>
+          <w14:ligatures w14:val="none"/>
+        </w:rPr>
+      </w:pPr>
+      <w:r>
+        <w:rPr>
+          <w:rFonts w:ascii="Times New Roman" w:eastAsia="Times New Roman" w:hAnsi="Times New Roman" w:cs="Times New Roman"/>
+          <w:kern w:val="0"/>
+          <w:sz w:val="28"/>
+          <w:szCs w:val="28"/>
+          <w:lang w:eastAsia="ru-RU"/>
+          <w14:ligatures w14:val="none"/>
+        </w:rPr>
+        <w:t>Пользователь просматривает 16 кадров одного трека, после чего либо подтверждает/меняет выбранный класс поведения, либо помечает клип как ошибочный.</w:t>
+      </w:r>
+    </w:p>
+    <w:p>
+      <w:pPr>
+        <w:spacing w:before="100" w:beforeAutospacing="1" w:after="100" w:afterAutospacing="1" w:line="360" w:lineRule="auto"/>
+        <w:ind w:firstLine="709"/>
+        <w:contextualSpacing/>
+        <w:jc w:val="both"/>
+        <w:rPr>
+          <w:rFonts w:ascii="Times New Roman" w:hAnsi="Times New Roman" w:cs="Times New Roman"/>
+          <w:color w:val="000000" w:themeColor="text1"/>
+          <w:sz w:val="28"/>
+          <w:szCs w:val="28"/>
+        </w:rPr>
+      </w:pPr>
+      <w:r>
+        <w:rPr>
+          <w:rFonts w:ascii="Times New Roman" w:eastAsia="Times New Roman" w:hAnsi="Times New Roman" w:cs="Times New Roman"/>
+          <w:kern w:val="0"/>
+          <w:sz w:val="28"/>
+          <w:szCs w:val="28"/>
+          <w:lang w:eastAsia="ru-RU"/>
+          <w14:ligatures w14:val="none"/>
+        </w:rPr>
+        <w:lastRenderedPageBreak/>
+        <w:t>Такой минималистичный интерфейс позволяет ускорить процесс ручной аннотации без необходимости использования сложных внешних средств разметки.</w:t>
+      </w:r>
+    </w:p>
+    <w:p>
+      <w:pPr>
+        <w:keepNext/>
+        <w:spacing w:after="0" w:line="360" w:lineRule="auto"/>
+        <w:contextualSpacing/>
+        <w:jc w:val="center"/>
+        <w:rPr>
+          <w:rFonts w:ascii="Times New Roman" w:hAnsi="Times New Roman" w:cs="Times New Roman"/>
+          <w:color w:val="000000" w:themeColor="text1"/>
+          <w:sz w:val="28"/>
+          <w:szCs w:val="28"/>
+        </w:rPr>
+      </w:pPr>
+      <w:r>
+        <w:rPr>
+          <w:rFonts w:ascii="Times New Roman" w:hAnsi="Times New Roman" w:cs="Times New Roman"/>
+          <w:noProof/>
+          <w:color w:val="000000" w:themeColor="text1"/>
+          <w:sz w:val="28"/>
+          <w:szCs w:val="28"/>
+        </w:rPr>
+        <w:drawing>
+          <wp:inline distT="0" distB="0" distL="0" distR="0" wp14:anchorId="7F14DCFD" wp14:editId="5E6EC1E1">
+            <wp:extent cx="5940425" cy="2565400"/>
+            <wp:effectExtent l="0" t="0" r="3175" b="6350"/>
+            <wp:docPr id="3" name="Рисунок 3"/>
+            <wp:cNvGraphicFramePr>
+              <a:graphicFrameLocks xmlns:a="http://schemas.openxmlformats.org/drawingml/2006/main" noChangeAspect="1"/>
+            </wp:cNvGraphicFramePr>
+            <a:graphic xmlns:a="http://schemas.openxmlformats.org/drawingml/2006/main">
+              <a:graphicData uri="http://schemas.openxmlformats.org/drawingml/2006/picture">
+                <pic:pic xmlns:pic="http://schemas.openxmlformats.org/drawingml/2006/picture">
+                  <pic:nvPicPr>
+                    <pic:cNvPr id="1" name=""/>
+                    <pic:cNvPicPr/>
+                  </pic:nvPicPr>
+                  <pic:blipFill>
+                    <a:blip r:embed="rId6"/>
+                    <a:stretch>
+                      <a:fillRect/>
+                    </a:stretch>
+                  </pic:blipFill>
+                  <pic:spPr>
+                    <a:xfrm>
+                      <a:off x="0" y="0"/>
+                      <a:ext cx="5940425" cy="2565400"/>
+                    </a:xfrm>
+                    <a:prstGeom prst="rect">
+                      <a:avLst/>
+                    </a:prstGeom>
+                  </pic:spPr>
+                </pic:pic>
+              </a:graphicData>
+            </a:graphic>
+          </wp:inline>
+        </w:drawing>
+      </w:r>
+    </w:p>
+    <w:p>
+      <w:pPr>
+        <w:pStyle w:val="af"/>
+        <w:spacing w:after="0" w:line="360" w:lineRule="auto"/>
+        <w:contextualSpacing/>
+        <w:jc w:val="center"/>
+        <w:rPr>
+          <w:rFonts w:ascii="Times New Roman" w:hAnsi="Times New Roman" w:cs="Times New Roman"/>
+          <w:i w:val="0"/>
+          <w:iCs w:val="0"/>
+          <w:color w:val="000000" w:themeColor="text1"/>
+          <w:sz w:val="28"/>
+          <w:szCs w:val="28"/>
+        </w:rPr>
+      </w:pPr>
+      <w:bookmarkStart w:id="0" w:name="_Ref196640020"/>
+      <w:r>
+        <w:rPr>
+          <w:rFonts w:ascii="Times New Roman" w:hAnsi="Times New Roman" w:cs="Times New Roman"/>
+          <w:i w:val="0"/>
+          <w:iCs w:val="0"/>
+          <w:color w:val="000000" w:themeColor="text1"/>
+          <w:sz w:val="28"/>
+          <w:szCs w:val="28"/>
+        </w:rPr>
+        <w:t xml:space="preserve">Рисунок </w:t>
+      </w:r>
+      <w:r>
+        <w:rPr>
+          <w:rFonts w:ascii="Times New Roman" w:hAnsi="Times New Roman" w:cs="Times New Roman"/>
+          <w:i w:val="0"/>
+          <w:iCs w:val="0"/>
+          <w:color w:val="000000" w:themeColor="text1"/>
+          <w:sz w:val="28"/>
+          <w:szCs w:val="28"/>
+        </w:rPr>
+        <w:fldChar w:fldCharType="begin"/>
+      </w:r>
+      <w:r>
+        <w:rPr>
+          <w:rFonts w:ascii="Times New Roman" w:hAnsi="Times New Roman" w:cs="Times New Roman"/>
+          <w:i w:val="0"/>
+          <w:iCs w:val="0"/>
+          <w:color w:val="000000" w:themeColor="text1"/>
+          <w:sz w:val="28"/>
+          <w:szCs w:val="28"/>
+        </w:rPr>
+        <w:instrText xml:space="preserve"> SEQ Рисунок \* ARABIC </w:instrText>
+      </w:r>
+      <w:r>
+        <w:rPr>
+          <w:rFonts w:ascii="Times New Roman" w:hAnsi="Times New Roman" w:cs="Times New Roman"/>
+          <w:i w:val="0"/>
+          <w:iCs w:val="0"/>
+          <w:color w:val="000000" w:themeColor="text1"/>
+          <w:sz w:val="28"/>
+          <w:szCs w:val="28"/>
+        </w:rPr>
+        <w:fldChar w:fldCharType="separate"/>
+      </w:r>
+      <w:r>
+        <w:rPr>
+          <w:rFonts w:ascii="Times New Roman" w:hAnsi="Times New Roman" w:cs="Times New Roman"/>
+          <w:i w:val="0"/>
+          <w:iCs w:val="0"/>
+          <w:noProof/>
+          <w:color w:val="000000" w:themeColor="text1"/>
+          <w:sz w:val="28"/>
+          <w:szCs w:val="28"/>
+        </w:rPr>
+        <w:t>1</w:t>
+      </w:r>
+      <w:r>
+        <w:rPr>
+          <w:rFonts w:ascii="Times New Roman" w:hAnsi="Times New Roman" w:cs="Times New Roman"/>
+          <w:i w:val="0"/>
+          <w:iCs w:val="0"/>
+          <w:color w:val="000000" w:themeColor="text1"/>
+          <w:sz w:val="28"/>
+          <w:szCs w:val="28"/>
+        </w:rPr>
+        <w:fldChar w:fldCharType="end"/>
+      </w:r>
+      <w:bookmarkEnd w:id="0"/>
+      <w:r>
+        <w:rPr>
+          <w:rFonts w:ascii="Times New Roman" w:hAnsi="Times New Roman" w:cs="Times New Roman"/>
+          <w:i w:val="0"/>
+          <w:iCs w:val="0"/>
+          <w:color w:val="000000" w:themeColor="text1"/>
+          <w:sz w:val="28"/>
+          <w:szCs w:val="28"/>
+        </w:rPr>
+        <w:t xml:space="preserve"> - интерфейс для разметки данных</w:t>
+      </w:r>
+    </w:p>
+    <w:p>
+      <w:pPr>
+        <w:spacing w:after="0" w:line="360" w:lineRule="auto"/>
+        <w:ind w:firstLine="709"/>
+        <w:contextualSpacing/>
+        <w:jc w:val="both"/>
+        <w:rPr>
+          <w:rFonts w:ascii="Times New Roman" w:hAnsi="Times New Roman" w:cs="Times New Roman"/>
+          <w:color w:val="000000" w:themeColor="text1"/>
+          <w:sz w:val="28"/>
+          <w:szCs w:val="28"/>
+        </w:rPr>
+      </w:pPr>
+      <w:r>
+        <w:rPr>
+          <w:rFonts w:ascii="Times New Roman" w:hAnsi="Times New Roman" w:cs="Times New Roman"/>
+          <w:color w:val="000000" w:themeColor="text1"/>
+          <w:sz w:val="28"/>
+          <w:szCs w:val="28"/>
+        </w:rPr>
+        <w:t xml:space="preserve">Каждый размеченный клип сохранялся в соответствующую папку в зависимости от класса </w:t>
+      </w:r>
+      <w:proofErr w:type="gramStart"/>
+      <w:r>
+        <w:rPr>
+          <w:rFonts w:ascii="Times New Roman" w:hAnsi="Times New Roman" w:cs="Times New Roman"/>
+          <w:color w:val="000000" w:themeColor="text1"/>
+          <w:sz w:val="28"/>
+          <w:szCs w:val="28"/>
+        </w:rPr>
+        <w:t>(.</w:t>
+      </w:r>
+      <w:r>
+        <w:rPr>
+          <w:rStyle w:val="HTML"/>
+          <w:rFonts w:ascii="Times New Roman" w:eastAsiaTheme="majorEastAsia" w:hAnsi="Times New Roman" w:cs="Times New Roman"/>
+          <w:color w:val="000000" w:themeColor="text1"/>
+          <w:sz w:val="28"/>
+          <w:szCs w:val="28"/>
+        </w:rPr>
+        <w:t>/</w:t>
+      </w:r>
+      <w:proofErr w:type="spellStart"/>
+      <w:proofErr w:type="gramEnd"/>
+      <w:r>
+        <w:rPr>
+          <w:rStyle w:val="HTML"/>
+          <w:rFonts w:ascii="Times New Roman" w:eastAsiaTheme="majorEastAsia" w:hAnsi="Times New Roman" w:cs="Times New Roman"/>
+          <w:color w:val="000000" w:themeColor="text1"/>
+          <w:sz w:val="28"/>
+          <w:szCs w:val="28"/>
+        </w:rPr>
+        <w:t>clips_labeled</w:t>
+      </w:r>
+      <w:proofErr w:type="spellEnd"/>
+      <w:r>
+        <w:rPr>
+          <w:rStyle w:val="HTML"/>
+          <w:rFonts w:ascii="Times New Roman" w:eastAsiaTheme="majorEastAsia" w:hAnsi="Times New Roman" w:cs="Times New Roman"/>
+          <w:color w:val="000000" w:themeColor="text1"/>
+          <w:sz w:val="28"/>
+          <w:szCs w:val="28"/>
+        </w:rPr>
+        <w:t>/&lt;</w:t>
+      </w:r>
+      <w:proofErr w:type="spellStart"/>
+      <w:r>
+        <w:rPr>
+          <w:rStyle w:val="HTML"/>
+          <w:rFonts w:ascii="Times New Roman" w:eastAsiaTheme="majorEastAsia" w:hAnsi="Times New Roman" w:cs="Times New Roman"/>
+          <w:color w:val="000000" w:themeColor="text1"/>
+          <w:sz w:val="28"/>
+          <w:szCs w:val="28"/>
+        </w:rPr>
+        <w:t>class_name</w:t>
+      </w:r>
+      <w:proofErr w:type="spellEnd"/>
+      <w:r>
+        <w:rPr>
+          <w:rStyle w:val="HTML"/>
+          <w:rFonts w:ascii="Times New Roman" w:eastAsiaTheme="majorEastAsia" w:hAnsi="Times New Roman" w:cs="Times New Roman"/>
+          <w:color w:val="000000" w:themeColor="text1"/>
+          <w:sz w:val="28"/>
+          <w:szCs w:val="28"/>
+        </w:rPr>
+        <w:t>&gt;/</w:t>
+      </w:r>
+      <w:r>
+        <w:rPr>
+          <w:rFonts w:ascii="Times New Roman" w:hAnsi="Times New Roman" w:cs="Times New Roman"/>
+          <w:color w:val="000000" w:themeColor="text1"/>
+          <w:sz w:val="28"/>
+          <w:szCs w:val="28"/>
+        </w:rPr>
+        <w:t>) или перемещался в папку с некорректными клипами (.</w:t>
+      </w:r>
+      <w:r>
+        <w:rPr>
+          <w:rStyle w:val="HTML"/>
+          <w:rFonts w:ascii="Times New Roman" w:eastAsiaTheme="majorEastAsia" w:hAnsi="Times New Roman" w:cs="Times New Roman"/>
+          <w:color w:val="000000" w:themeColor="text1"/>
+          <w:sz w:val="28"/>
+          <w:szCs w:val="28"/>
+        </w:rPr>
+        <w:t>/</w:t>
+      </w:r>
+      <w:proofErr w:type="spellStart"/>
+      <w:r>
+        <w:rPr>
+          <w:rStyle w:val="HTML"/>
+          <w:rFonts w:ascii="Times New Roman" w:eastAsiaTheme="majorEastAsia" w:hAnsi="Times New Roman" w:cs="Times New Roman"/>
+          <w:color w:val="000000" w:themeColor="text1"/>
+          <w:sz w:val="28"/>
+          <w:szCs w:val="28"/>
+        </w:rPr>
+        <w:t>clips_boolshit</w:t>
+      </w:r>
+      <w:proofErr w:type="spellEnd"/>
+      <w:r>
+        <w:rPr>
+          <w:rStyle w:val="HTML"/>
+          <w:rFonts w:ascii="Times New Roman" w:eastAsiaTheme="majorEastAsia" w:hAnsi="Times New Roman" w:cs="Times New Roman"/>
+          <w:color w:val="000000" w:themeColor="text1"/>
+          <w:sz w:val="28"/>
+          <w:szCs w:val="28"/>
+        </w:rPr>
+        <w:t>/</w:t>
+      </w:r>
+      <w:r>
+        <w:rPr>
+          <w:rFonts w:ascii="Times New Roman" w:hAnsi="Times New Roman" w:cs="Times New Roman"/>
+          <w:color w:val="000000" w:themeColor="text1"/>
+          <w:sz w:val="28"/>
+          <w:szCs w:val="28"/>
+        </w:rPr>
+        <w:t xml:space="preserve">). Все разметочные действия </w:t>
+      </w:r>
+      <w:proofErr w:type="spellStart"/>
+      <w:r>
+        <w:rPr>
+          <w:rFonts w:ascii="Times New Roman" w:hAnsi="Times New Roman" w:cs="Times New Roman"/>
+          <w:color w:val="000000" w:themeColor="text1"/>
+          <w:sz w:val="28"/>
+          <w:szCs w:val="28"/>
+        </w:rPr>
+        <w:t>логировались</w:t>
+      </w:r>
+      <w:proofErr w:type="spellEnd"/>
+      <w:r>
+        <w:rPr>
+          <w:rFonts w:ascii="Times New Roman" w:hAnsi="Times New Roman" w:cs="Times New Roman"/>
+          <w:color w:val="000000" w:themeColor="text1"/>
+          <w:sz w:val="28"/>
+          <w:szCs w:val="28"/>
+        </w:rPr>
+        <w:t xml:space="preserve"> в CSV-файлы для последующего анализа распределения данных (</w:t>
+      </w:r>
+      <w:r>
+        <w:rPr>
+          <w:rFonts w:ascii="Times New Roman" w:hAnsi="Times New Roman" w:cs="Times New Roman"/>
+          <w:color w:val="000000" w:themeColor="text1"/>
+          <w:sz w:val="28"/>
+          <w:szCs w:val="28"/>
+        </w:rPr>
+        <w:fldChar w:fldCharType="begin"/>
+      </w:r>
+      <w:r>
+        <w:rPr>
+          <w:rFonts w:ascii="Times New Roman" w:hAnsi="Times New Roman" w:cs="Times New Roman"/>
+          <w:color w:val="000000" w:themeColor="text1"/>
+          <w:sz w:val="28"/>
+          <w:szCs w:val="28"/>
+        </w:rPr>
+        <w:instrText xml:space="preserve"> REF _Ref196642107 \h </w:instrText>
+      </w:r>
+      <w:r>
+        <w:rPr>
+          <w:rFonts w:ascii="Times New Roman" w:hAnsi="Times New Roman" w:cs="Times New Roman"/>
+          <w:color w:val="000000" w:themeColor="text1"/>
+          <w:sz w:val="28"/>
+          <w:szCs w:val="28"/>
+        </w:rPr>
+      </w:r>
+      <w:r>
+        <w:rPr>
+          <w:rFonts w:ascii="Times New Roman" w:hAnsi="Times New Roman" w:cs="Times New Roman"/>
+          <w:color w:val="000000" w:themeColor="text1"/>
+          <w:sz w:val="28"/>
+          <w:szCs w:val="28"/>
+        </w:rPr>
+        <w:instrText xml:space="preserve"> \* MERGEFORMAT </w:instrText>
+      </w:r>
+      <w:r>
+        <w:rPr>
+          <w:rFonts w:ascii="Times New Roman" w:hAnsi="Times New Roman" w:cs="Times New Roman"/>
+          <w:color w:val="000000" w:themeColor="text1"/>
+          <w:sz w:val="28"/>
+          <w:szCs w:val="28"/>
+        </w:rPr>
+        <w:fldChar w:fldCharType="separate"/>
+      </w:r>
+      <w:r>
+        <w:rPr>
+          <w:rFonts w:ascii="Times New Roman" w:hAnsi="Times New Roman" w:cs="Times New Roman"/>
+          <w:color w:val="000000" w:themeColor="text1"/>
+          <w:sz w:val="28"/>
+          <w:szCs w:val="28"/>
+        </w:rPr>
+        <w:t>Рисунок</w:t>
+      </w:r>
+      <w:r>
+        <w:rPr>
+          <w:rFonts w:ascii="Times New Roman" w:hAnsi="Times New Roman" w:cs="Times New Roman"/>
+          <w:color w:val="000000" w:themeColor="text1"/>
+          <w:sz w:val="28"/>
+          <w:szCs w:val="28"/>
+        </w:rPr>
+        <w:t xml:space="preserve"> </w:t>
+      </w:r>
+      <w:r>
+        <w:rPr>
+          <w:rFonts w:ascii="Times New Roman" w:hAnsi="Times New Roman" w:cs="Times New Roman"/>
+          <w:noProof/>
+          <w:color w:val="000000" w:themeColor="text1"/>
+          <w:sz w:val="28"/>
+          <w:szCs w:val="28"/>
+        </w:rPr>
+        <w:t>2</w:t>
+      </w:r>
+      <w:r>
+        <w:rPr>
+          <w:rFonts w:ascii="Times New Roman" w:hAnsi="Times New Roman" w:cs="Times New Roman"/>
+          <w:color w:val="000000" w:themeColor="text1"/>
+          <w:sz w:val="28"/>
+          <w:szCs w:val="28"/>
+        </w:rPr>
+        <w:fldChar w:fldCharType="end"/>
+      </w:r>
+      <w:r>
+        <w:rPr>
+          <w:rFonts w:ascii="Times New Roman" w:hAnsi="Times New Roman" w:cs="Times New Roman"/>
+          <w:color w:val="000000" w:themeColor="text1"/>
+          <w:sz w:val="28"/>
+          <w:szCs w:val="28"/>
+        </w:rPr>
+        <w:t>).</w:t>
+      </w:r>
+    </w:p>
+    <w:p>
+      <w:pPr>
+        <w:keepNext/>
+        <w:spacing w:after="0" w:line="360" w:lineRule="auto"/>
+        <w:contextualSpacing/>
+        <w:jc w:val="center"/>
+        <w:rPr>
+          <w:rFonts w:ascii="Times New Roman" w:hAnsi="Times New Roman" w:cs="Times New Roman"/>
+          <w:color w:val="000000" w:themeColor="text1"/>
+          <w:sz w:val="28"/>
+          <w:szCs w:val="28"/>
+        </w:rPr>
+      </w:pPr>
+      <w:r>
+        <w:rPr>
+          <w:rFonts w:ascii="Times New Roman" w:hAnsi="Times New Roman" w:cs="Times New Roman"/>
+          <w:color w:val="000000" w:themeColor="text1"/>
+          <w:sz w:val="28"/>
+          <w:szCs w:val="28"/>
+        </w:rPr>
+        <w:drawing>
+          <wp:inline distT="0" distB="0" distL="0" distR="0" wp14:anchorId="5A10CB33" wp14:editId="3135FE1F">
+            <wp:extent cx="5605561" cy="3390900"/>
+            <wp:effectExtent l="0" t="0" r="0" b="0"/>
+            <wp:docPr id="4" name="Рисунок 4"/>
+            <wp:cNvGraphicFramePr>
+              <a:graphicFrameLocks xmlns:a="http://schemas.openxmlformats.org/drawingml/2006/main" noChangeAspect="1"/>
+            </wp:cNvGraphicFramePr>
+            <a:graphic xmlns:a="http://schemas.openxmlformats.org/drawingml/2006/main">
+              <a:graphicData uri="http://schemas.openxmlformats.org/drawingml/2006/picture">
+                <pic:pic xmlns:pic="http://schemas.openxmlformats.org/drawingml/2006/picture">
+                  <pic:nvPicPr>
+                    <pic:cNvPr id="1" name=""/>
+                    <pic:cNvPicPr/>
+                  </pic:nvPicPr>
+                  <pic:blipFill>
+                    <a:blip r:embed="rId7"/>
+                    <a:stretch>
+                      <a:fillRect/>
+                    </a:stretch>
+                  </pic:blipFill>
+                  <pic:spPr>
+                    <a:xfrm>
+                      <a:off x="0" y="0"/>
+                      <a:ext cx="5612113" cy="3394864"/>
+                    </a:xfrm>
+                    <a:prstGeom prst="rect">
+                      <a:avLst/>
+                    </a:prstGeom>
+                  </pic:spPr>
+                </pic:pic>
+              </a:graphicData>
+            </a:graphic>
+          </wp:inline>
+        </w:drawing>
+      </w:r>
+    </w:p>
+    <w:p>
+      <w:pPr>
+        <w:pStyle w:val="af"/>
+        <w:spacing w:after="0" w:line="360" w:lineRule="auto"/>
+        <w:jc w:val="center"/>
+        <w:rPr>
+          <w:rFonts w:ascii="Times New Roman" w:hAnsi="Times New Roman" w:cs="Times New Roman"/>
+          <w:i w:val="0"/>
+          <w:iCs w:val="0"/>
+          <w:color w:val="000000" w:themeColor="text1"/>
+          <w:sz w:val="28"/>
+          <w:szCs w:val="28"/>
+        </w:rPr>
+      </w:pPr>
+      <w:bookmarkStart w:id="1" w:name="_Ref196642107"/>
+      <w:r>
+        <w:rPr>
+          <w:rFonts w:ascii="Times New Roman" w:hAnsi="Times New Roman" w:cs="Times New Roman"/>
+          <w:i w:val="0"/>
+          <w:iCs w:val="0"/>
+          <w:color w:val="000000" w:themeColor="text1"/>
+          <w:sz w:val="28"/>
+          <w:szCs w:val="28"/>
+        </w:rPr>
+        <w:t xml:space="preserve">Рисунок </w:t>
+      </w:r>
+      <w:r>
+        <w:rPr>
+          <w:rFonts w:ascii="Times New Roman" w:hAnsi="Times New Roman" w:cs="Times New Roman"/>
+          <w:i w:val="0"/>
+          <w:iCs w:val="0"/>
+          <w:color w:val="000000" w:themeColor="text1"/>
+          <w:sz w:val="28"/>
+          <w:szCs w:val="28"/>
+        </w:rPr>
+        <w:fldChar w:fldCharType="begin"/>
+      </w:r>
+      <w:r>
+        <w:rPr>
+          <w:rFonts w:ascii="Times New Roman" w:hAnsi="Times New Roman" w:cs="Times New Roman"/>
+          <w:i w:val="0"/>
+          <w:iCs w:val="0"/>
+          <w:color w:val="000000" w:themeColor="text1"/>
+          <w:sz w:val="28"/>
+          <w:szCs w:val="28"/>
+        </w:rPr>
+        <w:instrText xml:space="preserve"> SEQ Рисунок \* ARABIC </w:instrText>
+      </w:r>
+      <w:r>
+        <w:rPr>
+          <w:rFonts w:ascii="Times New Roman" w:hAnsi="Times New Roman" w:cs="Times New Roman"/>
+          <w:i w:val="0"/>
+          <w:iCs w:val="0"/>
+          <w:color w:val="000000" w:themeColor="text1"/>
+          <w:sz w:val="28"/>
+          <w:szCs w:val="28"/>
+        </w:rPr>
+        <w:fldChar w:fldCharType="separate"/>
+      </w:r>
+      <w:r>
+        <w:rPr>
+          <w:rFonts w:ascii="Times New Roman" w:hAnsi="Times New Roman" w:cs="Times New Roman"/>
+          <w:i w:val="0"/>
+          <w:iCs w:val="0"/>
+          <w:noProof/>
+          <w:color w:val="000000" w:themeColor="text1"/>
+          <w:sz w:val="28"/>
+          <w:szCs w:val="28"/>
+        </w:rPr>
+        <w:t>2</w:t>
+      </w:r>
+      <w:r>
+        <w:rPr>
+          <w:rFonts w:ascii="Times New Roman" w:hAnsi="Times New Roman" w:cs="Times New Roman"/>
+          <w:i w:val="0"/>
+          <w:iCs w:val="0"/>
+          <w:color w:val="000000" w:themeColor="text1"/>
+          <w:sz w:val="28"/>
+          <w:szCs w:val="28"/>
+        </w:rPr>
+        <w:fldChar w:fldCharType="end"/>
+      </w:r>
+      <w:bookmarkEnd w:id="1"/>
+      <w:r>
+        <w:rPr>
+          <w:rFonts w:ascii="Times New Roman" w:hAnsi="Times New Roman" w:cs="Times New Roman"/>
+          <w:i w:val="0"/>
+          <w:iCs w:val="0"/>
+          <w:color w:val="000000" w:themeColor="text1"/>
+          <w:sz w:val="28"/>
+          <w:szCs w:val="28"/>
+        </w:rPr>
+        <w:t xml:space="preserve"> - Пример логов разметки</w:t>
+      </w:r>
+    </w:p>
+    <w:p>
+      <w:pPr>
+        <w:spacing w:after="0" w:line="360" w:lineRule="auto"/>
+        <w:ind w:firstLine="709"/>
+        <w:rPr>
+          <w:rFonts w:ascii="Times New Roman" w:hAnsi="Times New Roman" w:cs="Times New Roman"/>
+          <w:sz w:val="28"/>
+          <w:szCs w:val="28"/>
+        </w:rPr>
+      </w:pPr>
+      <w:r>
+        <w:rPr>
+          <w:rFonts w:ascii="Times New Roman" w:hAnsi="Times New Roman" w:cs="Times New Roman"/>
+          <w:sz w:val="28"/>
+          <w:szCs w:val="28"/>
+        </w:rPr>
+        <w:lastRenderedPageBreak/>
+        <w:t>С развитием системы и качества модели можно добавить сохранение номера класса «предсказанного моделью» и «выбранного пользователем». После чего даже во время разметки оценивать качество текущей модели.</w:t>
+      </w:r>
+    </w:p>
+    <w:p>
+      <w:pPr>
+        <w:pStyle w:val="3"/>
+        <w:spacing w:before="100" w:beforeAutospacing="1" w:after="100" w:afterAutospacing="1" w:line="360" w:lineRule="auto"/>
+        <w:jc w:val="center"/>
+        <w:rPr>
+          <w:rFonts w:ascii="Times New Roman" w:hAnsi="Times New Roman" w:cs="Times New Roman"/>
+          <w:color w:val="000000" w:themeColor="text1"/>
+          <w:lang w:val="en-US"/>
+        </w:rPr>
+      </w:pPr>
+      <w:r>
+        <w:rPr>
+          <w:rFonts w:ascii="Times New Roman" w:hAnsi="Times New Roman" w:cs="Times New Roman"/>
+          <w:color w:val="000000" w:themeColor="text1"/>
+          <w:lang w:val="en-US"/>
+        </w:rPr>
+        <w:t>3.</w:t>
+      </w:r>
+      <w:r>
+        <w:rPr>
+          <w:rFonts w:ascii="Times New Roman" w:hAnsi="Times New Roman" w:cs="Times New Roman"/>
+          <w:color w:val="000000" w:themeColor="text1"/>
+          <w:lang w:val="en-US"/>
+        </w:rPr>
+        <w:t>4</w:t>
+      </w:r>
+      <w:r>
+        <w:rPr>
+          <w:rFonts w:ascii="Times New Roman" w:hAnsi="Times New Roman" w:cs="Times New Roman"/>
+          <w:color w:val="000000" w:themeColor="text1"/>
+          <w:lang w:val="en-US"/>
+        </w:rPr>
+        <w:t>. Dataset Structure</w:t>
+      </w:r>
+    </w:p>
+    <w:p>
+      <w:pPr>
+        <w:spacing w:after="0" w:line="360" w:lineRule="auto"/>
+        <w:ind w:firstLine="709"/>
+        <w:jc w:val="both"/>
+        <w:rPr>
+          <w:rFonts w:ascii="Times New Roman" w:hAnsi="Times New Roman" w:cs="Times New Roman"/>
+          <w:color w:val="000000" w:themeColor="text1"/>
+          <w:sz w:val="28"/>
+          <w:szCs w:val="28"/>
+        </w:rPr>
+      </w:pPr>
+      <w:r>
+        <w:rPr>
+          <w:rFonts w:ascii="Times New Roman" w:hAnsi="Times New Roman" w:cs="Times New Roman"/>
+          <w:color w:val="000000" w:themeColor="text1"/>
+          <w:sz w:val="28"/>
+          <w:szCs w:val="28"/>
+        </w:rPr>
+        <w:t>Итоговая структура подготовленных данных представлена следующим образом:</w:t>
+      </w:r>
+    </w:p>
+    <w:p>
+      <w:pPr>
+        <w:spacing w:after="0" w:line="360" w:lineRule="auto"/>
+        <w:jc w:val="both"/>
+        <w:rPr>
+          <w:rStyle w:val="HTML"/>
+          <w:rFonts w:ascii="Times New Roman" w:eastAsiaTheme="majorEastAsia" w:hAnsi="Times New Roman" w:cs="Times New Roman"/>
+          <w:color w:val="000000" w:themeColor="text1"/>
+          <w:kern w:val="0"/>
+          <w:sz w:val="28"/>
+          <w:szCs w:val="28"/>
+          <w:lang w:val="en-US" w:eastAsia="ru-RU"/>
+          <w14:ligatures w14:val="none"/>
+        </w:rPr>
+      </w:pPr>
+      <w:r>
+        <w:rPr>
+          <w:rStyle w:val="HTML"/>
+          <w:rFonts w:ascii="Times New Roman" w:eastAsiaTheme="majorEastAsia" w:hAnsi="Times New Roman" w:cs="Times New Roman"/>
+          <w:color w:val="000000" w:themeColor="text1"/>
+          <w:kern w:val="0"/>
+          <w:sz w:val="28"/>
+          <w:szCs w:val="28"/>
+          <w:lang w:val="en-US" w:eastAsia="ru-RU"/>
+          <w14:ligatures w14:val="none"/>
+        </w:rPr>
+        <w:t>/</w:t>
+      </w:r>
+      <w:proofErr w:type="spellStart"/>
+      <w:proofErr w:type="gramStart"/>
+      <w:r>
+        <w:rPr>
+          <w:rStyle w:val="HTML"/>
+          <w:rFonts w:ascii="Times New Roman" w:eastAsiaTheme="majorEastAsia" w:hAnsi="Times New Roman" w:cs="Times New Roman"/>
+          <w:color w:val="000000" w:themeColor="text1"/>
+          <w:kern w:val="0"/>
+          <w:sz w:val="28"/>
+          <w:szCs w:val="28"/>
+          <w:lang w:val="en-US" w:eastAsia="ru-RU"/>
+          <w14:ligatures w14:val="none"/>
+        </w:rPr>
+        <w:t>clips</w:t>
+      </w:r>
+      <w:proofErr w:type="gramEnd"/>
+      <w:r>
+        <w:rPr>
+          <w:rStyle w:val="HTML"/>
+          <w:rFonts w:ascii="Times New Roman" w:eastAsiaTheme="majorEastAsia" w:hAnsi="Times New Roman" w:cs="Times New Roman"/>
+          <w:color w:val="000000" w:themeColor="text1"/>
+          <w:kern w:val="0"/>
+          <w:sz w:val="28"/>
+          <w:szCs w:val="28"/>
+          <w:lang w:val="en-US" w:eastAsia="ru-RU"/>
+          <w14:ligatures w14:val="none"/>
+        </w:rPr>
+        <w:t>_labeled</w:t>
+      </w:r>
+      <w:proofErr w:type="spellEnd"/>
+      <w:r>
+        <w:rPr>
+          <w:rStyle w:val="HTML"/>
+          <w:rFonts w:ascii="Times New Roman" w:eastAsiaTheme="majorEastAsia" w:hAnsi="Times New Roman" w:cs="Times New Roman"/>
+          <w:color w:val="000000" w:themeColor="text1"/>
+          <w:kern w:val="0"/>
+          <w:sz w:val="28"/>
+          <w:szCs w:val="28"/>
+          <w:lang w:val="en-US" w:eastAsia="ru-RU"/>
+          <w14:ligatures w14:val="none"/>
+        </w:rPr>
+        <w:t>/</w:t>
+      </w:r>
+    </w:p>
+    <w:p>
+      <w:pPr>
+        <w:spacing w:after="0" w:line="360" w:lineRule="auto"/>
+        <w:jc w:val="both"/>
+        <w:rPr>
+          <w:rStyle w:val="HTML"/>
+          <w:rFonts w:ascii="Times New Roman" w:eastAsiaTheme="majorEastAsia" w:hAnsi="Times New Roman" w:cs="Times New Roman"/>
+          <w:color w:val="000000" w:themeColor="text1"/>
+          <w:kern w:val="0"/>
+          <w:sz w:val="28"/>
+          <w:szCs w:val="28"/>
+          <w:lang w:val="en-US" w:eastAsia="ru-RU"/>
+          <w14:ligatures w14:val="none"/>
+        </w:rPr>
+      </w:pPr>
+      <w:r>
+        <w:rPr>
+          <w:rStyle w:val="HTML"/>
+          <w:rFonts w:ascii="Times New Roman" w:eastAsiaTheme="majorEastAsia" w:hAnsi="Times New Roman" w:cs="Times New Roman"/>
+          <w:color w:val="000000" w:themeColor="text1"/>
+          <w:kern w:val="0"/>
+          <w:sz w:val="28"/>
+          <w:szCs w:val="28"/>
+          <w:lang w:val="en-US" w:eastAsia="ru-RU"/>
+          <w14:ligatures w14:val="none"/>
+        </w:rPr>
+        <w:t xml:space="preserve">    /aggressive/</w:t>
+      </w:r>
+    </w:p>
+    <w:p>
+      <w:pPr>
+        <w:spacing w:after="0" w:line="360" w:lineRule="auto"/>
+        <w:jc w:val="both"/>
+        <w:rPr>
+          <w:rStyle w:val="HTML"/>
+          <w:rFonts w:ascii="Times New Roman" w:eastAsiaTheme="majorEastAsia" w:hAnsi="Times New Roman" w:cs="Times New Roman"/>
+          <w:color w:val="000000" w:themeColor="text1"/>
+          <w:kern w:val="0"/>
+          <w:sz w:val="28"/>
+          <w:szCs w:val="28"/>
+          <w:lang w:val="en-US" w:eastAsia="ru-RU"/>
+          <w14:ligatures w14:val="none"/>
+        </w:rPr>
+      </w:pPr>
+      <w:r>
+        <w:rPr>
+          <w:rStyle w:val="HTML"/>
+          <w:rFonts w:ascii="Times New Roman" w:eastAsiaTheme="majorEastAsia" w:hAnsi="Times New Roman" w:cs="Times New Roman"/>
+          <w:color w:val="000000" w:themeColor="text1"/>
+          <w:kern w:val="0"/>
+          <w:sz w:val="28"/>
+          <w:szCs w:val="28"/>
+          <w:lang w:val="en-US" w:eastAsia="ru-RU"/>
+          <w14:ligatures w14:val="none"/>
+        </w:rPr>
+        <w:t xml:space="preserve">    /normal/</w:t>
+      </w:r>
+    </w:p>
+    <w:p>
+      <w:pPr>
+        <w:spacing w:after="0" w:line="360" w:lineRule="auto"/>
+        <w:jc w:val="both"/>
+        <w:rPr>
+          <w:rStyle w:val="HTML"/>
+          <w:rFonts w:ascii="Times New Roman" w:eastAsiaTheme="majorEastAsia" w:hAnsi="Times New Roman" w:cs="Times New Roman"/>
+          <w:color w:val="000000" w:themeColor="text1"/>
+          <w:kern w:val="0"/>
+          <w:sz w:val="28"/>
+          <w:szCs w:val="28"/>
+          <w:lang w:val="en-US" w:eastAsia="ru-RU"/>
+          <w14:ligatures w14:val="none"/>
+        </w:rPr>
+      </w:pPr>
+      <w:r>
+        <w:rPr>
+          <w:rStyle w:val="HTML"/>
+          <w:rFonts w:ascii="Times New Roman" w:eastAsiaTheme="majorEastAsia" w:hAnsi="Times New Roman" w:cs="Times New Roman"/>
+          <w:color w:val="000000" w:themeColor="text1"/>
+          <w:kern w:val="0"/>
+          <w:sz w:val="28"/>
+          <w:szCs w:val="28"/>
+          <w:lang w:val="en-US" w:eastAsia="ru-RU"/>
+          <w14:ligatures w14:val="none"/>
+        </w:rPr>
+        <w:t>/</w:t>
+      </w:r>
+      <w:proofErr w:type="spellStart"/>
+      <w:proofErr w:type="gramStart"/>
+      <w:r>
+        <w:rPr>
+          <w:rStyle w:val="HTML"/>
+          <w:rFonts w:ascii="Times New Roman" w:eastAsiaTheme="majorEastAsia" w:hAnsi="Times New Roman" w:cs="Times New Roman"/>
+          <w:color w:val="000000" w:themeColor="text1"/>
+          <w:kern w:val="0"/>
+          <w:sz w:val="28"/>
+          <w:szCs w:val="28"/>
+          <w:lang w:val="en-US" w:eastAsia="ru-RU"/>
+          <w14:ligatures w14:val="none"/>
+        </w:rPr>
+        <w:t>clips</w:t>
+      </w:r>
+      <w:proofErr w:type="gramEnd"/>
+      <w:r>
+        <w:rPr>
+          <w:rStyle w:val="HTML"/>
+          <w:rFonts w:ascii="Times New Roman" w:eastAsiaTheme="majorEastAsia" w:hAnsi="Times New Roman" w:cs="Times New Roman"/>
+          <w:color w:val="000000" w:themeColor="text1"/>
+          <w:kern w:val="0"/>
+          <w:sz w:val="28"/>
+          <w:szCs w:val="28"/>
+          <w:lang w:val="en-US" w:eastAsia="ru-RU"/>
+          <w14:ligatures w14:val="none"/>
+        </w:rPr>
+        <w:t>_boolshit</w:t>
+      </w:r>
+      <w:proofErr w:type="spellEnd"/>
+      <w:r>
+        <w:rPr>
+          <w:rStyle w:val="HTML"/>
+          <w:rFonts w:ascii="Times New Roman" w:eastAsiaTheme="majorEastAsia" w:hAnsi="Times New Roman" w:cs="Times New Roman"/>
+          <w:color w:val="000000" w:themeColor="text1"/>
+          <w:kern w:val="0"/>
+          <w:sz w:val="28"/>
+          <w:szCs w:val="28"/>
+          <w:lang w:val="en-US" w:eastAsia="ru-RU"/>
+          <w14:ligatures w14:val="none"/>
+        </w:rPr>
+        <w:t>/</w:t>
+      </w:r>
+    </w:p>
+    <w:p>
+      <w:pPr>
+        <w:spacing w:after="0" w:line="360" w:lineRule="auto"/>
+        <w:jc w:val="both"/>
+        <w:rPr>
+          <w:rStyle w:val="HTML"/>
+          <w:rFonts w:ascii="Times New Roman" w:eastAsiaTheme="majorEastAsia" w:hAnsi="Times New Roman" w:cs="Times New Roman"/>
+          <w:color w:val="000000" w:themeColor="text1"/>
+          <w:kern w:val="0"/>
+          <w:sz w:val="28"/>
+          <w:szCs w:val="28"/>
+          <w:lang w:eastAsia="ru-RU"/>
+          <w14:ligatures w14:val="none"/>
+        </w:rPr>
+      </w:pPr>
+      <w:r>
+        <w:rPr>
+          <w:rStyle w:val="HTML"/>
+          <w:rFonts w:ascii="Times New Roman" w:eastAsiaTheme="majorEastAsia" w:hAnsi="Times New Roman" w:cs="Times New Roman"/>
+          <w:color w:val="000000" w:themeColor="text1"/>
+          <w:kern w:val="0"/>
+          <w:sz w:val="28"/>
+          <w:szCs w:val="28"/>
+          <w:lang w:val="en-US" w:eastAsia="ru-RU"/>
+          <w14:ligatures w14:val="none"/>
+        </w:rPr>
+        <w:t xml:space="preserve">    </w:t>
+      </w:r>
+      <w:r>
+        <w:rPr>
+          <w:rStyle w:val="HTML"/>
+          <w:rFonts w:ascii="Times New Roman" w:eastAsiaTheme="majorEastAsia" w:hAnsi="Times New Roman" w:cs="Times New Roman"/>
+          <w:color w:val="000000" w:themeColor="text1"/>
+          <w:kern w:val="0"/>
+          <w:sz w:val="28"/>
+          <w:szCs w:val="28"/>
+          <w:lang w:eastAsia="ru-RU"/>
+          <w14:ligatures w14:val="none"/>
+        </w:rPr>
+        <w:t>(некорректные или пустые клипы)</w:t>
+      </w:r>
+    </w:p>
+    <w:p>
+      <w:pPr>
+        <w:spacing w:after="0" w:line="360" w:lineRule="auto"/>
+        <w:jc w:val="both"/>
+        <w:rPr>
+          <w:rStyle w:val="HTML"/>
+          <w:rFonts w:ascii="Times New Roman" w:eastAsiaTheme="majorEastAsia" w:hAnsi="Times New Roman" w:cs="Times New Roman"/>
+          <w:color w:val="000000" w:themeColor="text1"/>
+          <w:kern w:val="0"/>
+          <w:sz w:val="28"/>
+          <w:szCs w:val="28"/>
+          <w:lang w:eastAsia="ru-RU"/>
+          <w14:ligatures w14:val="none"/>
+        </w:rPr>
+      </w:pPr>
+      <w:r>
+        <w:rPr>
+          <w:rStyle w:val="HTML"/>
+          <w:rFonts w:ascii="Times New Roman" w:eastAsiaTheme="majorEastAsia" w:hAnsi="Times New Roman" w:cs="Times New Roman"/>
+          <w:color w:val="000000" w:themeColor="text1"/>
+          <w:kern w:val="0"/>
+          <w:sz w:val="28"/>
+          <w:szCs w:val="28"/>
+          <w:lang w:eastAsia="ru-RU"/>
+          <w14:ligatures w14:val="none"/>
+        </w:rPr>
+        <w:t>/</w:t>
+      </w:r>
+      <w:proofErr w:type="spellStart"/>
+      <w:r>
+        <w:rPr>
+          <w:rStyle w:val="HTML"/>
+          <w:rFonts w:ascii="Times New Roman" w:eastAsiaTheme="majorEastAsia" w:hAnsi="Times New Roman" w:cs="Times New Roman"/>
+          <w:color w:val="000000" w:themeColor="text1"/>
+          <w:kern w:val="0"/>
+          <w:sz w:val="28"/>
+          <w:szCs w:val="28"/>
+          <w:lang w:eastAsia="ru-RU"/>
+          <w14:ligatures w14:val="none"/>
+        </w:rPr>
+        <w:t>logs</w:t>
+      </w:r>
+      <w:proofErr w:type="spellEnd"/>
+      <w:r>
+        <w:rPr>
+          <w:rStyle w:val="HTML"/>
+          <w:rFonts w:ascii="Times New Roman" w:eastAsiaTheme="majorEastAsia" w:hAnsi="Times New Roman" w:cs="Times New Roman"/>
+          <w:color w:val="000000" w:themeColor="text1"/>
+          <w:kern w:val="0"/>
+          <w:sz w:val="28"/>
+          <w:szCs w:val="28"/>
+          <w:lang w:eastAsia="ru-RU"/>
+          <w14:ligatures w14:val="none"/>
+        </w:rPr>
+        <w:t>/</w:t>
+      </w:r>
+    </w:p>
+    <w:p>
+      <w:pPr>
+        <w:spacing w:after="0" w:line="360" w:lineRule="auto"/>
+        <w:jc w:val="both"/>
+        <w:rPr>
+          <w:rStyle w:val="HTML"/>
+          <w:rFonts w:ascii="Times New Roman" w:eastAsiaTheme="majorEastAsia" w:hAnsi="Times New Roman" w:cs="Times New Roman"/>
+          <w:color w:val="000000" w:themeColor="text1"/>
+          <w:kern w:val="0"/>
+          <w:sz w:val="28"/>
+          <w:szCs w:val="28"/>
+          <w:lang w:eastAsia="ru-RU"/>
+          <w14:ligatures w14:val="none"/>
+        </w:rPr>
+      </w:pPr>
+      <w:r>
+        <w:rPr>
+          <w:rStyle w:val="HTML"/>
+          <w:rFonts w:ascii="Times New Roman" w:eastAsiaTheme="majorEastAsia" w:hAnsi="Times New Roman" w:cs="Times New Roman"/>
+          <w:color w:val="000000" w:themeColor="text1"/>
+          <w:kern w:val="0"/>
+          <w:sz w:val="28"/>
+          <w:szCs w:val="28"/>
+          <w:lang w:eastAsia="ru-RU"/>
+          <w14:ligatures w14:val="none"/>
+        </w:rPr>
+        <w:t xml:space="preserve">    labeled_clips.csv</w:t>
+      </w:r>
+    </w:p>
+    <w:p>
+      <w:pPr>
+        <w:spacing w:after="0" w:line="360" w:lineRule="auto"/>
+        <w:jc w:val="both"/>
+        <w:rPr>
+          <w:rStyle w:val="HTML"/>
+          <w:rFonts w:ascii="Times New Roman" w:eastAsiaTheme="majorEastAsia" w:hAnsi="Times New Roman" w:cs="Times New Roman"/>
+          <w:color w:val="000000" w:themeColor="text1"/>
+          <w:kern w:val="0"/>
+          <w:sz w:val="28"/>
+          <w:szCs w:val="28"/>
+          <w:lang w:eastAsia="ru-RU"/>
+          <w14:ligatures w14:val="none"/>
+        </w:rPr>
+      </w:pPr>
+      <w:r>
+        <w:rPr>
+          <w:rStyle w:val="HTML"/>
+          <w:rFonts w:ascii="Times New Roman" w:eastAsiaTheme="majorEastAsia" w:hAnsi="Times New Roman" w:cs="Times New Roman"/>
+          <w:color w:val="000000" w:themeColor="text1"/>
+          <w:kern w:val="0"/>
+          <w:sz w:val="28"/>
+          <w:szCs w:val="28"/>
+          <w:lang w:eastAsia="ru-RU"/>
+          <w14:ligatures w14:val="none"/>
+        </w:rPr>
+        <w:t xml:space="preserve">    boolshit_log.csv</w:t>
+      </w:r>
+    </w:p>
+    <w:p>
+      <w:pPr>
+        <w:spacing w:after="0" w:line="360" w:lineRule="auto"/>
+        <w:ind w:firstLine="709"/>
+        <w:jc w:val="both"/>
+        <w:rPr>
+          <w:rFonts w:ascii="Times New Roman" w:hAnsi="Times New Roman" w:cs="Times New Roman"/>
+          <w:color w:val="000000" w:themeColor="text1"/>
+          <w:sz w:val="28"/>
+          <w:szCs w:val="28"/>
+        </w:rPr>
+      </w:pPr>
+      <w:r>
+        <w:rPr>
+          <w:rFonts w:ascii="Times New Roman" w:hAnsi="Times New Roman" w:cs="Times New Roman"/>
+          <w:color w:val="000000" w:themeColor="text1"/>
+          <w:sz w:val="28"/>
+          <w:szCs w:val="28"/>
+        </w:rPr>
+        <w:t>Такая организация позволяет легко управлять данными на этапах обучения, валидации и аудита.</w:t>
+      </w:r>
+    </w:p>
+    <w:p>
+      <w:pPr>
+        <w:pStyle w:val="3"/>
+        <w:spacing w:before="100" w:beforeAutospacing="1" w:after="100" w:afterAutospacing="1" w:line="360" w:lineRule="auto"/>
+        <w:jc w:val="center"/>
+        <w:rPr>
+          <w:rFonts w:ascii="Times New Roman" w:hAnsi="Times New Roman" w:cs="Times New Roman"/>
+          <w:color w:val="000000" w:themeColor="text1"/>
+          <w:lang w:val="en-US"/>
+        </w:rPr>
+      </w:pPr>
+      <w:r>
+        <w:rPr>
+          <w:rFonts w:ascii="Times New Roman" w:hAnsi="Times New Roman" w:cs="Times New Roman"/>
+          <w:color w:val="000000" w:themeColor="text1"/>
+        </w:rPr>
+        <w:t xml:space="preserve">3.5 </w:t>
+      </w:r>
+      <w:r>
+        <w:rPr>
+          <w:rFonts w:ascii="Times New Roman" w:hAnsi="Times New Roman" w:cs="Times New Roman"/>
+          <w:color w:val="000000" w:themeColor="text1"/>
+          <w:lang w:val="en-US"/>
+        </w:rPr>
+        <w:t>Metadata Structure</w:t>
+      </w:r>
+    </w:p>
+    <w:p>
+      <w:pPr>
+        <w:spacing w:after="0" w:line="360" w:lineRule="auto"/>
+        <w:ind w:firstLine="709"/>
+        <w:contextualSpacing/>
+        <w:jc w:val="both"/>
+        <w:rPr>
+          <w:rFonts w:ascii="Times New Roman" w:hAnsi="Times New Roman" w:cs="Times New Roman"/>
+          <w:color w:val="000000" w:themeColor="text1"/>
+          <w:sz w:val="28"/>
+          <w:szCs w:val="28"/>
+        </w:rPr>
+      </w:pPr>
+      <w:r>
+        <w:rPr>
+          <w:rFonts w:ascii="Times New Roman" w:hAnsi="Times New Roman" w:cs="Times New Roman"/>
+          <w:color w:val="000000" w:themeColor="text1"/>
+          <w:sz w:val="28"/>
+          <w:szCs w:val="28"/>
+        </w:rPr>
+        <w:t>Каждый клип сопровождается JSON-описанием следующего формата (</w:t>
+      </w:r>
+      <w:r>
+        <w:rPr>
+          <w:rFonts w:ascii="Times New Roman" w:hAnsi="Times New Roman" w:cs="Times New Roman"/>
+          <w:color w:val="000000" w:themeColor="text1"/>
+          <w:sz w:val="28"/>
+          <w:szCs w:val="28"/>
+        </w:rPr>
+        <w:fldChar w:fldCharType="begin"/>
+      </w:r>
+      <w:r>
+        <w:rPr>
+          <w:rFonts w:ascii="Times New Roman" w:hAnsi="Times New Roman" w:cs="Times New Roman"/>
+          <w:color w:val="000000" w:themeColor="text1"/>
+          <w:sz w:val="28"/>
+          <w:szCs w:val="28"/>
+        </w:rPr>
+        <w:instrText xml:space="preserve"> REF _Ref196639120 \h  \* MERGEFORMAT </w:instrText>
+      </w:r>
+      <w:r>
+        <w:rPr>
+          <w:rFonts w:ascii="Times New Roman" w:hAnsi="Times New Roman" w:cs="Times New Roman"/>
+          <w:color w:val="000000" w:themeColor="text1"/>
+          <w:sz w:val="28"/>
+          <w:szCs w:val="28"/>
+        </w:rPr>
+      </w:r>
+      <w:r>
+        <w:rPr>
+          <w:rFonts w:ascii="Times New Roman" w:hAnsi="Times New Roman" w:cs="Times New Roman"/>
+          <w:color w:val="000000" w:themeColor="text1"/>
+          <w:sz w:val="28"/>
+          <w:szCs w:val="28"/>
+        </w:rPr>
+        <w:fldChar w:fldCharType="separate"/>
+      </w:r>
+      <w:r>
+        <w:rPr>
+          <w:rFonts w:ascii="Times New Roman" w:hAnsi="Times New Roman" w:cs="Times New Roman"/>
+          <w:color w:val="000000" w:themeColor="text1"/>
+          <w:sz w:val="28"/>
+          <w:szCs w:val="28"/>
+        </w:rPr>
+        <w:t xml:space="preserve">Рисунок </w:t>
+      </w:r>
+      <w:r>
+        <w:rPr>
+          <w:rFonts w:ascii="Times New Roman" w:hAnsi="Times New Roman" w:cs="Times New Roman"/>
+          <w:noProof/>
+          <w:color w:val="000000" w:themeColor="text1"/>
+          <w:sz w:val="28"/>
+          <w:szCs w:val="28"/>
+        </w:rPr>
+        <w:t>3</w:t>
+      </w:r>
+      <w:r>
+        <w:rPr>
+          <w:rFonts w:ascii="Times New Roman" w:hAnsi="Times New Roman" w:cs="Times New Roman"/>
+          <w:color w:val="000000" w:themeColor="text1"/>
+          <w:sz w:val="28"/>
+          <w:szCs w:val="28"/>
+        </w:rPr>
+        <w:fldChar w:fldCharType="end"/>
+      </w:r>
+      <w:r>
+        <w:rPr>
+          <w:rFonts w:ascii="Times New Roman" w:hAnsi="Times New Roman" w:cs="Times New Roman"/>
+          <w:color w:val="000000" w:themeColor="text1"/>
+          <w:sz w:val="28"/>
+          <w:szCs w:val="28"/>
+        </w:rPr>
+        <w:t>). Представлю описание каждого поля в виде таблицы.</w:t>
+      </w:r>
+    </w:p>
+    <w:tbl>
+      <w:tblPr>
+        <w:tblW w:w="0" w:type="auto"/>
+        <w:tblCellSpacing w:w="15" w:type="dxa"/>
+        <w:tblBorders>
+          <w:top w:val="single" w:sz="4" w:space="0" w:color="auto"/>
+          <w:left w:val="single" w:sz="4" w:space="0" w:color="auto"/>
+          <w:bottom w:val="single" w:sz="4" w:space="0" w:color="auto"/>
+          <w:right w:val="single" w:sz="4" w:space="0" w:color="auto"/>
+          <w:insideH w:val="single" w:sz="4" w:space="0" w:color="auto"/>
+          <w:insideV w:val="single" w:sz="4" w:space="0" w:color="auto"/>
+        </w:tblBorders>
+        <w:tblCellMar>
+          <w:top w:w="15" w:type="dxa"/>
+          <w:left w:w="15" w:type="dxa"/>
+          <w:bottom w:w="15" w:type="dxa"/>
+          <w:right w:w="15" w:type="dxa"/>
+        </w:tblCellMar>
+        <w:tblLook w:val="04A0" w:firstRow="1" w:lastRow="0" w:firstColumn="1" w:lastColumn="0" w:noHBand="0" w:noVBand="1"/>
+      </w:tblPr>
+      <w:tblGrid>
+        <w:gridCol w:w="1681"/>
+        <w:gridCol w:w="7664"/>
+      </w:tblGrid>
+      <w:tr>
+        <w:trPr>
+          <w:tblHeader/>
+          <w:tblCellSpacing w:w="15" w:type="dxa"/>
+        </w:trPr>
+        <w:tc>
+          <w:tcPr>
+            <w:tcW w:w="1636" w:type="dxa"/>
+            <w:vAlign w:val="center"/>
+            <w:hideMark/>
+          </w:tcPr>
+          <w:p>
+            <w:pPr>
+              <w:spacing w:after="0" w:line="360" w:lineRule="auto"/>
+              <w:contextualSpacing/>
+              <w:jc w:val="center"/>
+              <w:rPr>
+                <w:rFonts w:ascii="Times New Roman" w:eastAsia="Times New Roman" w:hAnsi="Times New Roman" w:cs="Times New Roman"/>
+                <w:b/>
+                <w:bCs/>
+                <w:color w:val="000000" w:themeColor="text1"/>
+                <w:kern w:val="0"/>
+                <w:sz w:val="28"/>
+                <w:szCs w:val="28"/>
+                <w:lang w:eastAsia="ru-RU"/>
+                <w14:ligatures w14:val="none"/>
+              </w:rPr>
+            </w:pPr>
+            <w:r>
+              <w:rPr>
+                <w:rFonts w:ascii="Times New Roman" w:eastAsia="Times New Roman" w:hAnsi="Times New Roman" w:cs="Times New Roman"/>
+                <w:b/>
+                <w:bCs/>
+                <w:color w:val="000000" w:themeColor="text1"/>
+                <w:kern w:val="0"/>
+                <w:sz w:val="28"/>
+                <w:szCs w:val="28"/>
+                <w:lang w:eastAsia="ru-RU"/>
+                <w14:ligatures w14:val="none"/>
+              </w:rPr>
+              <w:t>Поле</w:t>
+            </w:r>
+          </w:p>
+        </w:tc>
+        <w:tc>
+          <w:tcPr>
+            <w:tcW w:w="0" w:type="auto"/>
+            <w:vAlign w:val="center"/>
+            <w:hideMark/>
+          </w:tcPr>
+          <w:p>
+            <w:pPr>
+              <w:spacing w:after="0" w:line="360" w:lineRule="auto"/>
+              <w:contextualSpacing/>
+              <w:jc w:val="center"/>
+              <w:rPr>
+                <w:rFonts w:ascii="Times New Roman" w:eastAsia="Times New Roman" w:hAnsi="Times New Roman" w:cs="Times New Roman"/>
+                <w:b/>
+                <w:bCs/>
+                <w:color w:val="000000" w:themeColor="text1"/>
+                <w:kern w:val="0"/>
+                <w:sz w:val="28"/>
+                <w:szCs w:val="28"/>
+                <w:lang w:eastAsia="ru-RU"/>
+                <w14:ligatures w14:val="none"/>
+              </w:rPr>
+            </w:pPr>
+            <w:r>
+              <w:rPr>
+                <w:rFonts w:ascii="Times New Roman" w:eastAsia="Times New Roman" w:hAnsi="Times New Roman" w:cs="Times New Roman"/>
+                <w:b/>
+                <w:bCs/>
+                <w:color w:val="000000" w:themeColor="text1"/>
+                <w:kern w:val="0"/>
+                <w:sz w:val="28"/>
+                <w:szCs w:val="28"/>
+                <w:lang w:eastAsia="ru-RU"/>
+                <w14:ligatures w14:val="none"/>
+              </w:rPr>
+              <w:t>Описание</w:t>
+            </w:r>
+          </w:p>
+        </w:tc>
+      </w:tr>
+      <w:tr>
+        <w:trPr>
+          <w:tblCellSpacing w:w="15" w:type="dxa"/>
+        </w:trPr>
+        <w:tc>
+          <w:tcPr>
+            <w:tcW w:w="1636" w:type="dxa"/>
+            <w:vAlign w:val="center"/>
+            <w:hideMark/>
+          </w:tcPr>
+          <w:p>
+            <w:pPr>
+              <w:spacing w:after="0" w:line="360" w:lineRule="auto"/>
+              <w:contextualSpacing/>
+              <w:jc w:val="center"/>
+              <w:rPr>
+                <w:rFonts w:ascii="Times New Roman" w:eastAsia="Times New Roman" w:hAnsi="Times New Roman" w:cs="Times New Roman"/>
+                <w:color w:val="000000" w:themeColor="text1"/>
+                <w:kern w:val="0"/>
+                <w:sz w:val="28"/>
+                <w:szCs w:val="28"/>
+                <w:lang w:eastAsia="ru-RU"/>
+                <w14:ligatures w14:val="none"/>
+              </w:rPr>
+            </w:pPr>
+            <w:proofErr w:type="spellStart"/>
+            <w:r>
+              <w:rPr>
+                <w:rFonts w:ascii="Times New Roman" w:eastAsia="Times New Roman" w:hAnsi="Times New Roman" w:cs="Times New Roman"/>
+                <w:color w:val="000000" w:themeColor="text1"/>
+                <w:kern w:val="0"/>
+                <w:sz w:val="28"/>
+                <w:szCs w:val="28"/>
+                <w:lang w:eastAsia="ru-RU"/>
+                <w14:ligatures w14:val="none"/>
+              </w:rPr>
+              <w:t>clip_id</w:t>
+            </w:r>
+            <w:proofErr w:type="spellEnd"/>
+          </w:p>
+        </w:tc>
+        <w:tc>
+          <w:tcPr>
+            <w:tcW w:w="0" w:type="auto"/>
+            <w:vAlign w:val="center"/>
+            <w:hideMark/>
+          </w:tcPr>
+          <w:p>
+            <w:pPr>
+              <w:spacing w:after="0" w:line="360" w:lineRule="auto"/>
+              <w:contextualSpacing/>
+              <w:rPr>
+                <w:rFonts w:ascii="Times New Roman" w:eastAsia="Times New Roman" w:hAnsi="Times New Roman" w:cs="Times New Roman"/>
+                <w:color w:val="000000" w:themeColor="text1"/>
+                <w:kern w:val="0"/>
+                <w:sz w:val="28"/>
+                <w:szCs w:val="28"/>
+                <w:lang w:eastAsia="ru-RU"/>
+                <w14:ligatures w14:val="none"/>
+              </w:rPr>
+            </w:pPr>
+            <w:r>
+              <w:rPr>
+                <w:rFonts w:ascii="Times New Roman" w:eastAsia="Times New Roman" w:hAnsi="Times New Roman" w:cs="Times New Roman"/>
+                <w:color w:val="000000" w:themeColor="text1"/>
+                <w:kern w:val="0"/>
+                <w:sz w:val="28"/>
+                <w:szCs w:val="28"/>
+                <w:lang w:eastAsia="ru-RU"/>
+                <w14:ligatures w14:val="none"/>
+              </w:rPr>
+              <w:t>Уникальный идентификатор клипа, включающий номер глобального клипа, идентификатор трека и номер части трека. Формат: "{</w:t>
+            </w:r>
+            <w:proofErr w:type="spellStart"/>
+            <w:r>
+              <w:rPr>
+                <w:rFonts w:ascii="Times New Roman" w:eastAsia="Times New Roman" w:hAnsi="Times New Roman" w:cs="Times New Roman"/>
+                <w:color w:val="000000" w:themeColor="text1"/>
+                <w:kern w:val="0"/>
+                <w:sz w:val="28"/>
+                <w:szCs w:val="28"/>
+                <w:lang w:eastAsia="ru-RU"/>
+                <w14:ligatures w14:val="none"/>
+              </w:rPr>
+              <w:t>global_</w:t>
+            </w:r>
+            <w:proofErr w:type="gramStart"/>
+            <w:r>
+              <w:rPr>
+                <w:rFonts w:ascii="Times New Roman" w:eastAsia="Times New Roman" w:hAnsi="Times New Roman" w:cs="Times New Roman"/>
+                <w:color w:val="000000" w:themeColor="text1"/>
+                <w:kern w:val="0"/>
+                <w:sz w:val="28"/>
+                <w:szCs w:val="28"/>
+                <w:lang w:eastAsia="ru-RU"/>
+                <w14:ligatures w14:val="none"/>
+              </w:rPr>
+              <w:t>id</w:t>
+            </w:r>
+            <w:proofErr w:type="spellEnd"/>
+            <w:r>
+              <w:rPr>
+                <w:rFonts w:ascii="Times New Roman" w:eastAsia="Times New Roman" w:hAnsi="Times New Roman" w:cs="Times New Roman"/>
+                <w:color w:val="000000" w:themeColor="text1"/>
+                <w:kern w:val="0"/>
+                <w:sz w:val="28"/>
+                <w:szCs w:val="28"/>
+                <w:lang w:eastAsia="ru-RU"/>
+                <w14:ligatures w14:val="none"/>
+              </w:rPr>
+              <w:t>}_</w:t>
+            </w:r>
+            <w:proofErr w:type="spellStart"/>
+            <w:proofErr w:type="gramEnd"/>
+            <w:r>
+              <w:rPr>
+                <w:rFonts w:ascii="Times New Roman" w:eastAsia="Times New Roman" w:hAnsi="Times New Roman" w:cs="Times New Roman"/>
+                <w:color w:val="000000" w:themeColor="text1"/>
+                <w:kern w:val="0"/>
+                <w:sz w:val="28"/>
+                <w:szCs w:val="28"/>
+                <w:lang w:eastAsia="ru-RU"/>
+                <w14:ligatures w14:val="none"/>
+              </w:rPr>
+              <w:t>track</w:t>
+            </w:r>
+            <w:proofErr w:type="spellEnd"/>
+            <w:r>
+              <w:rPr>
+                <w:rFonts w:ascii="Times New Roman" w:eastAsia="Times New Roman" w:hAnsi="Times New Roman" w:cs="Times New Roman"/>
+                <w:color w:val="000000" w:themeColor="text1"/>
+                <w:kern w:val="0"/>
+                <w:sz w:val="28"/>
+                <w:szCs w:val="28"/>
+                <w:lang w:eastAsia="ru-RU"/>
+                <w14:ligatures w14:val="none"/>
+              </w:rPr>
+              <w:t>_{</w:t>
+            </w:r>
+            <w:proofErr w:type="spellStart"/>
+            <w:r>
+              <w:rPr>
+                <w:rFonts w:ascii="Times New Roman" w:eastAsia="Times New Roman" w:hAnsi="Times New Roman" w:cs="Times New Roman"/>
+                <w:color w:val="000000" w:themeColor="text1"/>
+                <w:kern w:val="0"/>
+                <w:sz w:val="28"/>
+                <w:szCs w:val="28"/>
+                <w:lang w:eastAsia="ru-RU"/>
+                <w14:ligatures w14:val="none"/>
+              </w:rPr>
+              <w:t>track_id</w:t>
+            </w:r>
+            <w:proofErr w:type="spellEnd"/>
+            <w:r>
+              <w:rPr>
+                <w:rFonts w:ascii="Times New Roman" w:eastAsia="Times New Roman" w:hAnsi="Times New Roman" w:cs="Times New Roman"/>
+                <w:color w:val="000000" w:themeColor="text1"/>
+                <w:kern w:val="0"/>
+                <w:sz w:val="28"/>
+                <w:szCs w:val="28"/>
+                <w:lang w:eastAsia="ru-RU"/>
+                <w14:ligatures w14:val="none"/>
+              </w:rPr>
+              <w:t>}_</w:t>
+            </w:r>
+            <w:proofErr w:type="spellStart"/>
+            <w:r>
+              <w:rPr>
+                <w:rFonts w:ascii="Times New Roman" w:eastAsia="Times New Roman" w:hAnsi="Times New Roman" w:cs="Times New Roman"/>
+                <w:color w:val="000000" w:themeColor="text1"/>
+                <w:kern w:val="0"/>
+                <w:sz w:val="28"/>
+                <w:szCs w:val="28"/>
+                <w:lang w:eastAsia="ru-RU"/>
+                <w14:ligatures w14:val="none"/>
+              </w:rPr>
+              <w:t>part</w:t>
+            </w:r>
+            <w:proofErr w:type="spellEnd"/>
+            <w:r>
+              <w:rPr>
+                <w:rFonts w:ascii="Times New Roman" w:eastAsia="Times New Roman" w:hAnsi="Times New Roman" w:cs="Times New Roman"/>
+                <w:color w:val="000000" w:themeColor="text1"/>
+                <w:kern w:val="0"/>
+                <w:sz w:val="28"/>
+                <w:szCs w:val="28"/>
+                <w:lang w:eastAsia="ru-RU"/>
+                <w14:ligatures w14:val="none"/>
+              </w:rPr>
+              <w:t>_{</w:t>
+            </w:r>
+            <w:proofErr w:type="spellStart"/>
+            <w:r>
+              <w:rPr>
+                <w:rFonts w:ascii="Times New Roman" w:eastAsia="Times New Roman" w:hAnsi="Times New Roman" w:cs="Times New Roman"/>
+                <w:color w:val="000000" w:themeColor="text1"/>
+                <w:kern w:val="0"/>
+                <w:sz w:val="28"/>
+                <w:szCs w:val="28"/>
+                <w:lang w:eastAsia="ru-RU"/>
+                <w14:ligatures w14:val="none"/>
+              </w:rPr>
+              <w:t>clip_index</w:t>
+            </w:r>
+            <w:proofErr w:type="spellEnd"/>
+            <w:r>
+              <w:rPr>
+                <w:rFonts w:ascii="Times New Roman" w:eastAsia="Times New Roman" w:hAnsi="Times New Roman" w:cs="Times New Roman"/>
+                <w:color w:val="000000" w:themeColor="text1"/>
+                <w:kern w:val="0"/>
+                <w:sz w:val="28"/>
+                <w:szCs w:val="28"/>
+                <w:lang w:eastAsia="ru-RU"/>
+                <w14:ligatures w14:val="none"/>
+              </w:rPr>
+              <w:t>}".</w:t>
+            </w:r>
+          </w:p>
+        </w:tc>
+      </w:tr>
+      <w:tr>
+        <w:trPr>
+          <w:tblCellSpacing w:w="15" w:type="dxa"/>
+        </w:trPr>
+        <w:tc>
+          <w:tcPr>
+            <w:tcW w:w="1636" w:type="dxa"/>
+            <w:vAlign w:val="center"/>
+            <w:hideMark/>
+          </w:tcPr>
+          <w:p>
+            <w:pPr>
+              <w:spacing w:after="0" w:line="360" w:lineRule="auto"/>
+              <w:contextualSpacing/>
+              <w:jc w:val="center"/>
+              <w:rPr>
+                <w:rFonts w:ascii="Times New Roman" w:eastAsia="Times New Roman" w:hAnsi="Times New Roman" w:cs="Times New Roman"/>
+                <w:color w:val="000000" w:themeColor="text1"/>
+                <w:kern w:val="0"/>
+                <w:sz w:val="28"/>
+                <w:szCs w:val="28"/>
+                <w:lang w:eastAsia="ru-RU"/>
+                <w14:ligatures w14:val="none"/>
+              </w:rPr>
+            </w:pPr>
+            <w:proofErr w:type="spellStart"/>
+            <w:r>
+              <w:rPr>
+                <w:rFonts w:ascii="Times New Roman" w:eastAsia="Times New Roman" w:hAnsi="Times New Roman" w:cs="Times New Roman"/>
+                <w:color w:val="000000" w:themeColor="text1"/>
+                <w:kern w:val="0"/>
+                <w:sz w:val="28"/>
+                <w:szCs w:val="28"/>
+                <w:lang w:eastAsia="ru-RU"/>
+                <w14:ligatures w14:val="none"/>
+              </w:rPr>
+              <w:t>track_id</w:t>
+            </w:r>
+            <w:proofErr w:type="spellEnd"/>
+          </w:p>
+        </w:tc>
+        <w:tc>
+          <w:tcPr>
+            <w:tcW w:w="0" w:type="auto"/>
+            <w:vAlign w:val="center"/>
+            <w:hideMark/>
+          </w:tcPr>
+          <w:p>
+            <w:pPr>
+              <w:spacing w:after="0" w:line="360" w:lineRule="auto"/>
+              <w:contextualSpacing/>
+              <w:rPr>
+                <w:rFonts w:ascii="Times New Roman" w:eastAsia="Times New Roman" w:hAnsi="Times New Roman" w:cs="Times New Roman"/>
+                <w:color w:val="000000" w:themeColor="text1"/>
+                <w:kern w:val="0"/>
+                <w:sz w:val="28"/>
+                <w:szCs w:val="28"/>
+                <w:lang w:eastAsia="ru-RU"/>
+                <w14:ligatures w14:val="none"/>
+              </w:rPr>
+            </w:pPr>
+            <w:r>
+              <w:rPr>
+                <w:rFonts w:ascii="Times New Roman" w:eastAsia="Times New Roman" w:hAnsi="Times New Roman" w:cs="Times New Roman"/>
+                <w:color w:val="000000" w:themeColor="text1"/>
+                <w:kern w:val="0"/>
+                <w:sz w:val="28"/>
+                <w:szCs w:val="28"/>
+                <w:lang w:eastAsia="ru-RU"/>
+                <w14:ligatures w14:val="none"/>
+              </w:rPr>
+              <w:t>Уникальный идентификатор отслеживаемого объекта в рамках текущего видео.</w:t>
+            </w:r>
+          </w:p>
+        </w:tc>
+      </w:tr>
+      <w:tr>
+        <w:trPr>
+          <w:tblCellSpacing w:w="15" w:type="dxa"/>
+        </w:trPr>
+        <w:tc>
+          <w:tcPr>
+            <w:tcW w:w="1636" w:type="dxa"/>
+            <w:vAlign w:val="center"/>
+            <w:hideMark/>
+          </w:tcPr>
+          <w:p>
+            <w:pPr>
+              <w:spacing w:after="0" w:line="360" w:lineRule="auto"/>
+              <w:contextualSpacing/>
+              <w:jc w:val="center"/>
+              <w:rPr>
+                <w:rFonts w:ascii="Times New Roman" w:eastAsia="Times New Roman" w:hAnsi="Times New Roman" w:cs="Times New Roman"/>
+                <w:color w:val="000000" w:themeColor="text1"/>
+                <w:kern w:val="0"/>
+                <w:sz w:val="28"/>
+                <w:szCs w:val="28"/>
+                <w:lang w:eastAsia="ru-RU"/>
+                <w14:ligatures w14:val="none"/>
+              </w:rPr>
+            </w:pPr>
+            <w:proofErr w:type="spellStart"/>
+            <w:r>
+              <w:rPr>
+                <w:rFonts w:ascii="Times New Roman" w:eastAsia="Times New Roman" w:hAnsi="Times New Roman" w:cs="Times New Roman"/>
+                <w:color w:val="000000" w:themeColor="text1"/>
+                <w:kern w:val="0"/>
+                <w:sz w:val="28"/>
+                <w:szCs w:val="28"/>
+                <w:lang w:eastAsia="ru-RU"/>
+                <w14:ligatures w14:val="none"/>
+              </w:rPr>
+              <w:t>clip_index</w:t>
+            </w:r>
+            <w:proofErr w:type="spellEnd"/>
+          </w:p>
+        </w:tc>
+        <w:tc>
+          <w:tcPr>
+            <w:tcW w:w="0" w:type="auto"/>
+            <w:vAlign w:val="center"/>
+            <w:hideMark/>
+          </w:tcPr>
+          <w:p>
+            <w:pPr>
+              <w:spacing w:after="0" w:line="360" w:lineRule="auto"/>
+              <w:contextualSpacing/>
+              <w:rPr>
+                <w:rFonts w:ascii="Times New Roman" w:eastAsia="Times New Roman" w:hAnsi="Times New Roman" w:cs="Times New Roman"/>
+                <w:color w:val="000000" w:themeColor="text1"/>
+                <w:kern w:val="0"/>
+                <w:sz w:val="28"/>
+                <w:szCs w:val="28"/>
+                <w:lang w:eastAsia="ru-RU"/>
+                <w14:ligatures w14:val="none"/>
+              </w:rPr>
+            </w:pPr>
+            <w:r>
+              <w:rPr>
+                <w:rFonts w:ascii="Times New Roman" w:eastAsia="Times New Roman" w:hAnsi="Times New Roman" w:cs="Times New Roman"/>
+                <w:color w:val="000000" w:themeColor="text1"/>
+                <w:kern w:val="0"/>
+                <w:sz w:val="28"/>
+                <w:szCs w:val="28"/>
+                <w:lang w:eastAsia="ru-RU"/>
+                <w14:ligatures w14:val="none"/>
+              </w:rPr>
+              <w:t xml:space="preserve">Номер части клипа для данного </w:t>
+            </w:r>
+            <w:proofErr w:type="spellStart"/>
+            <w:r>
+              <w:rPr>
+                <w:rFonts w:ascii="Times New Roman" w:eastAsia="Times New Roman" w:hAnsi="Times New Roman" w:cs="Times New Roman"/>
+                <w:color w:val="000000" w:themeColor="text1"/>
+                <w:kern w:val="0"/>
+                <w:sz w:val="28"/>
+                <w:szCs w:val="28"/>
+                <w:lang w:eastAsia="ru-RU"/>
+                <w14:ligatures w14:val="none"/>
+              </w:rPr>
+              <w:t>track_id</w:t>
+            </w:r>
+            <w:proofErr w:type="spellEnd"/>
+            <w:r>
+              <w:rPr>
+                <w:rFonts w:ascii="Times New Roman" w:eastAsia="Times New Roman" w:hAnsi="Times New Roman" w:cs="Times New Roman"/>
+                <w:color w:val="000000" w:themeColor="text1"/>
+                <w:kern w:val="0"/>
+                <w:sz w:val="28"/>
+                <w:szCs w:val="28"/>
+                <w:lang w:eastAsia="ru-RU"/>
+                <w14:ligatures w14:val="none"/>
+              </w:rPr>
+              <w:t>, если трек был разбит на несколько частей.</w:t>
+            </w:r>
+          </w:p>
+        </w:tc>
+      </w:tr>
+      <w:tr>
+        <w:trPr>
+          <w:tblCellSpacing w:w="15" w:type="dxa"/>
+        </w:trPr>
+        <w:tc>
+          <w:tcPr>
+            <w:tcW w:w="1636" w:type="dxa"/>
+            <w:vAlign w:val="center"/>
+            <w:hideMark/>
+          </w:tcPr>
+          <w:p>
+            <w:pPr>
+              <w:spacing w:after="0" w:line="360" w:lineRule="auto"/>
+              <w:contextualSpacing/>
+              <w:jc w:val="center"/>
+              <w:rPr>
+                <w:rFonts w:ascii="Times New Roman" w:eastAsia="Times New Roman" w:hAnsi="Times New Roman" w:cs="Times New Roman"/>
+                <w:color w:val="000000" w:themeColor="text1"/>
+                <w:kern w:val="0"/>
+                <w:sz w:val="28"/>
+                <w:szCs w:val="28"/>
+                <w:lang w:eastAsia="ru-RU"/>
+                <w14:ligatures w14:val="none"/>
+              </w:rPr>
+            </w:pPr>
+            <w:proofErr w:type="spellStart"/>
+            <w:r>
+              <w:rPr>
+                <w:rFonts w:ascii="Times New Roman" w:eastAsia="Times New Roman" w:hAnsi="Times New Roman" w:cs="Times New Roman"/>
+                <w:color w:val="000000" w:themeColor="text1"/>
+                <w:kern w:val="0"/>
+                <w:sz w:val="28"/>
+                <w:szCs w:val="28"/>
+                <w:lang w:eastAsia="ru-RU"/>
+                <w14:ligatures w14:val="none"/>
+              </w:rPr>
+              <w:lastRenderedPageBreak/>
+              <w:t>global_id</w:t>
+            </w:r>
+            <w:proofErr w:type="spellEnd"/>
+          </w:p>
+        </w:tc>
+        <w:tc>
+          <w:tcPr>
+            <w:tcW w:w="0" w:type="auto"/>
+            <w:vAlign w:val="center"/>
+            <w:hideMark/>
+          </w:tcPr>
+          <w:p>
+            <w:pPr>
+              <w:spacing w:after="0" w:line="360" w:lineRule="auto"/>
+              <w:contextualSpacing/>
+              <w:rPr>
+                <w:rFonts w:ascii="Times New Roman" w:eastAsia="Times New Roman" w:hAnsi="Times New Roman" w:cs="Times New Roman"/>
+                <w:color w:val="000000" w:themeColor="text1"/>
+                <w:kern w:val="0"/>
+                <w:sz w:val="28"/>
+                <w:szCs w:val="28"/>
+                <w:lang w:eastAsia="ru-RU"/>
+                <w14:ligatures w14:val="none"/>
+              </w:rPr>
+            </w:pPr>
+            <w:r>
+              <w:rPr>
+                <w:rFonts w:ascii="Times New Roman" w:eastAsia="Times New Roman" w:hAnsi="Times New Roman" w:cs="Times New Roman"/>
+                <w:color w:val="000000" w:themeColor="text1"/>
+                <w:kern w:val="0"/>
+                <w:sz w:val="28"/>
+                <w:szCs w:val="28"/>
+                <w:lang w:eastAsia="ru-RU"/>
+                <w14:ligatures w14:val="none"/>
+              </w:rPr>
+              <w:t>Уникальный глобальный идентификатор клипа, инкрементируемый для всей сессии.</w:t>
+            </w:r>
+          </w:p>
+        </w:tc>
+      </w:tr>
+      <w:tr>
+        <w:trPr>
+          <w:tblCellSpacing w:w="15" w:type="dxa"/>
+        </w:trPr>
+        <w:tc>
+          <w:tcPr>
+            <w:tcW w:w="1636" w:type="dxa"/>
+            <w:vAlign w:val="center"/>
+            <w:hideMark/>
+          </w:tcPr>
+          <w:p>
+            <w:pPr>
+              <w:spacing w:after="0" w:line="360" w:lineRule="auto"/>
+              <w:contextualSpacing/>
+              <w:jc w:val="center"/>
+              <w:rPr>
+                <w:rFonts w:ascii="Times New Roman" w:eastAsia="Times New Roman" w:hAnsi="Times New Roman" w:cs="Times New Roman"/>
+                <w:color w:val="000000" w:themeColor="text1"/>
+                <w:kern w:val="0"/>
+                <w:sz w:val="28"/>
+                <w:szCs w:val="28"/>
+                <w:lang w:eastAsia="ru-RU"/>
+                <w14:ligatures w14:val="none"/>
+              </w:rPr>
+            </w:pPr>
+            <w:proofErr w:type="spellStart"/>
+            <w:r>
+              <w:rPr>
+                <w:rFonts w:ascii="Times New Roman" w:eastAsia="Times New Roman" w:hAnsi="Times New Roman" w:cs="Times New Roman"/>
+                <w:color w:val="000000" w:themeColor="text1"/>
+                <w:kern w:val="0"/>
+                <w:sz w:val="28"/>
+                <w:szCs w:val="28"/>
+                <w:lang w:eastAsia="ru-RU"/>
+                <w14:ligatures w14:val="none"/>
+              </w:rPr>
+              <w:t>timestamp</w:t>
+            </w:r>
+            <w:proofErr w:type="spellEnd"/>
+          </w:p>
+        </w:tc>
+        <w:tc>
+          <w:tcPr>
+            <w:tcW w:w="0" w:type="auto"/>
+            <w:vAlign w:val="center"/>
+            <w:hideMark/>
+          </w:tcPr>
+          <w:p>
+            <w:pPr>
+              <w:spacing w:after="0" w:line="360" w:lineRule="auto"/>
+              <w:contextualSpacing/>
+              <w:rPr>
+                <w:rFonts w:ascii="Times New Roman" w:eastAsia="Times New Roman" w:hAnsi="Times New Roman" w:cs="Times New Roman"/>
+                <w:color w:val="000000" w:themeColor="text1"/>
+                <w:kern w:val="0"/>
+                <w:sz w:val="28"/>
+                <w:szCs w:val="28"/>
+                <w:lang w:eastAsia="ru-RU"/>
+                <w14:ligatures w14:val="none"/>
+              </w:rPr>
+            </w:pPr>
+            <w:r>
+              <w:rPr>
+                <w:rFonts w:ascii="Times New Roman" w:eastAsia="Times New Roman" w:hAnsi="Times New Roman" w:cs="Times New Roman"/>
+                <w:color w:val="000000" w:themeColor="text1"/>
+                <w:kern w:val="0"/>
+                <w:sz w:val="28"/>
+                <w:szCs w:val="28"/>
+                <w:lang w:eastAsia="ru-RU"/>
+                <w14:ligatures w14:val="none"/>
+              </w:rPr>
+              <w:t>Временная метка создания клипа в формате ISO 8601.</w:t>
+            </w:r>
+          </w:p>
+        </w:tc>
+      </w:tr>
+      <w:tr>
+        <w:trPr>
+          <w:tblCellSpacing w:w="15" w:type="dxa"/>
+        </w:trPr>
+        <w:tc>
+          <w:tcPr>
+            <w:tcW w:w="1636" w:type="dxa"/>
+            <w:vAlign w:val="center"/>
+            <w:hideMark/>
+          </w:tcPr>
+          <w:p>
+            <w:pPr>
+              <w:spacing w:after="0" w:line="360" w:lineRule="auto"/>
+              <w:contextualSpacing/>
+              <w:jc w:val="center"/>
+              <w:rPr>
+                <w:rFonts w:ascii="Times New Roman" w:eastAsia="Times New Roman" w:hAnsi="Times New Roman" w:cs="Times New Roman"/>
+                <w:color w:val="000000" w:themeColor="text1"/>
+                <w:kern w:val="0"/>
+                <w:sz w:val="28"/>
+                <w:szCs w:val="28"/>
+                <w:lang w:eastAsia="ru-RU"/>
+                <w14:ligatures w14:val="none"/>
+              </w:rPr>
+            </w:pPr>
+            <w:proofErr w:type="spellStart"/>
+            <w:r>
+              <w:rPr>
+                <w:rFonts w:ascii="Times New Roman" w:eastAsia="Times New Roman" w:hAnsi="Times New Roman" w:cs="Times New Roman"/>
+                <w:color w:val="000000" w:themeColor="text1"/>
+                <w:kern w:val="0"/>
+                <w:sz w:val="28"/>
+                <w:szCs w:val="28"/>
+                <w:lang w:eastAsia="ru-RU"/>
+                <w14:ligatures w14:val="none"/>
+              </w:rPr>
+              <w:t>strategy</w:t>
+            </w:r>
+            <w:proofErr w:type="spellEnd"/>
+          </w:p>
+        </w:tc>
+        <w:tc>
+          <w:tcPr>
+            <w:tcW w:w="0" w:type="auto"/>
+            <w:vAlign w:val="center"/>
+            <w:hideMark/>
+          </w:tcPr>
+          <w:p>
+            <w:pPr>
+              <w:spacing w:after="0" w:line="360" w:lineRule="auto"/>
+              <w:contextualSpacing/>
+              <w:rPr>
+                <w:rFonts w:ascii="Times New Roman" w:eastAsia="Times New Roman" w:hAnsi="Times New Roman" w:cs="Times New Roman"/>
+                <w:color w:val="000000" w:themeColor="text1"/>
+                <w:kern w:val="0"/>
+                <w:sz w:val="28"/>
+                <w:szCs w:val="28"/>
+                <w:lang w:eastAsia="ru-RU"/>
+                <w14:ligatures w14:val="none"/>
+              </w:rPr>
+            </w:pPr>
+            <w:r>
+              <w:rPr>
+                <w:rFonts w:ascii="Times New Roman" w:eastAsia="Times New Roman" w:hAnsi="Times New Roman" w:cs="Times New Roman"/>
+                <w:color w:val="000000" w:themeColor="text1"/>
+                <w:kern w:val="0"/>
+                <w:sz w:val="28"/>
+                <w:szCs w:val="28"/>
+                <w:lang w:eastAsia="ru-RU"/>
+                <w14:ligatures w14:val="none"/>
+              </w:rPr>
+              <w:t>Стратегия буферизации кадров для формирования клипа (например, "</w:t>
+            </w:r>
+            <w:proofErr w:type="spellStart"/>
+            <w:r>
+              <w:rPr>
+                <w:rFonts w:ascii="Times New Roman" w:eastAsia="Times New Roman" w:hAnsi="Times New Roman" w:cs="Times New Roman"/>
+                <w:color w:val="000000" w:themeColor="text1"/>
+                <w:kern w:val="0"/>
+                <w:sz w:val="28"/>
+                <w:szCs w:val="28"/>
+                <w:lang w:eastAsia="ru-RU"/>
+                <w14:ligatures w14:val="none"/>
+              </w:rPr>
+              <w:t>uniform</w:t>
+            </w:r>
+            <w:proofErr w:type="spellEnd"/>
+            <w:r>
+              <w:rPr>
+                <w:rFonts w:ascii="Times New Roman" w:eastAsia="Times New Roman" w:hAnsi="Times New Roman" w:cs="Times New Roman"/>
+                <w:color w:val="000000" w:themeColor="text1"/>
+                <w:kern w:val="0"/>
+                <w:sz w:val="28"/>
+                <w:szCs w:val="28"/>
+                <w:lang w:eastAsia="ru-RU"/>
+                <w14:ligatures w14:val="none"/>
+              </w:rPr>
+              <w:t>" — равномерное накопление кадров).</w:t>
+            </w:r>
+          </w:p>
+        </w:tc>
+      </w:tr>
+      <w:tr>
+        <w:trPr>
+          <w:tblCellSpacing w:w="15" w:type="dxa"/>
+        </w:trPr>
+        <w:tc>
+          <w:tcPr>
+            <w:tcW w:w="1636" w:type="dxa"/>
+            <w:vAlign w:val="center"/>
+            <w:hideMark/>
+          </w:tcPr>
+          <w:p>
+            <w:pPr>
+              <w:spacing w:after="0" w:line="360" w:lineRule="auto"/>
+              <w:contextualSpacing/>
+              <w:jc w:val="center"/>
+              <w:rPr>
+                <w:rFonts w:ascii="Times New Roman" w:eastAsia="Times New Roman" w:hAnsi="Times New Roman" w:cs="Times New Roman"/>
+                <w:color w:val="000000" w:themeColor="text1"/>
+                <w:kern w:val="0"/>
+                <w:sz w:val="28"/>
+                <w:szCs w:val="28"/>
+                <w:lang w:eastAsia="ru-RU"/>
+                <w14:ligatures w14:val="none"/>
+              </w:rPr>
+            </w:pPr>
+            <w:proofErr w:type="spellStart"/>
+            <w:r>
+              <w:rPr>
+                <w:rFonts w:ascii="Times New Roman" w:eastAsia="Times New Roman" w:hAnsi="Times New Roman" w:cs="Times New Roman"/>
+                <w:color w:val="000000" w:themeColor="text1"/>
+                <w:kern w:val="0"/>
+                <w:sz w:val="28"/>
+                <w:szCs w:val="28"/>
+                <w:lang w:eastAsia="ru-RU"/>
+                <w14:ligatures w14:val="none"/>
+              </w:rPr>
+              <w:t>clip_size</w:t>
+            </w:r>
+            <w:proofErr w:type="spellEnd"/>
+          </w:p>
+        </w:tc>
+        <w:tc>
+          <w:tcPr>
+            <w:tcW w:w="0" w:type="auto"/>
+            <w:vAlign w:val="center"/>
+            <w:hideMark/>
+          </w:tcPr>
+          <w:p>
+            <w:pPr>
+              <w:spacing w:after="0" w:line="360" w:lineRule="auto"/>
+              <w:contextualSpacing/>
+              <w:rPr>
+                <w:rFonts w:ascii="Times New Roman" w:eastAsia="Times New Roman" w:hAnsi="Times New Roman" w:cs="Times New Roman"/>
+                <w:color w:val="000000" w:themeColor="text1"/>
+                <w:kern w:val="0"/>
+                <w:sz w:val="28"/>
+                <w:szCs w:val="28"/>
+                <w:lang w:eastAsia="ru-RU"/>
+                <w14:ligatures w14:val="none"/>
+              </w:rPr>
+            </w:pPr>
+            <w:r>
+              <w:rPr>
+                <w:rFonts w:ascii="Times New Roman" w:eastAsia="Times New Roman" w:hAnsi="Times New Roman" w:cs="Times New Roman"/>
+                <w:color w:val="000000" w:themeColor="text1"/>
+                <w:kern w:val="0"/>
+                <w:sz w:val="28"/>
+                <w:szCs w:val="28"/>
+                <w:lang w:eastAsia="ru-RU"/>
+                <w14:ligatures w14:val="none"/>
+              </w:rPr>
+              <w:t>Ожидаемое количество кадров в одном клипе (например, 16 кадров).</w:t>
+            </w:r>
+          </w:p>
+        </w:tc>
+      </w:tr>
+      <w:tr>
+        <w:trPr>
+          <w:tblCellSpacing w:w="15" w:type="dxa"/>
+        </w:trPr>
+        <w:tc>
+          <w:tcPr>
+            <w:tcW w:w="1636" w:type="dxa"/>
+            <w:vAlign w:val="center"/>
+            <w:hideMark/>
+          </w:tcPr>
+          <w:p>
+            <w:pPr>
+              <w:spacing w:after="0" w:line="360" w:lineRule="auto"/>
+              <w:contextualSpacing/>
+              <w:jc w:val="center"/>
+              <w:rPr>
+                <w:rFonts w:ascii="Times New Roman" w:eastAsia="Times New Roman" w:hAnsi="Times New Roman" w:cs="Times New Roman"/>
+                <w:color w:val="000000" w:themeColor="text1"/>
+                <w:kern w:val="0"/>
+                <w:sz w:val="28"/>
+                <w:szCs w:val="28"/>
+                <w:lang w:eastAsia="ru-RU"/>
+                <w14:ligatures w14:val="none"/>
+              </w:rPr>
+            </w:pPr>
+            <w:proofErr w:type="spellStart"/>
+            <w:r>
+              <w:rPr>
+                <w:rFonts w:ascii="Times New Roman" w:eastAsia="Times New Roman" w:hAnsi="Times New Roman" w:cs="Times New Roman"/>
+                <w:color w:val="000000" w:themeColor="text1"/>
+                <w:kern w:val="0"/>
+                <w:sz w:val="28"/>
+                <w:szCs w:val="28"/>
+                <w:lang w:eastAsia="ru-RU"/>
+                <w14:ligatures w14:val="none"/>
+              </w:rPr>
+              <w:t>frame_count</w:t>
+            </w:r>
+            <w:proofErr w:type="spellEnd"/>
+          </w:p>
+        </w:tc>
+        <w:tc>
+          <w:tcPr>
+            <w:tcW w:w="0" w:type="auto"/>
+            <w:vAlign w:val="center"/>
+            <w:hideMark/>
+          </w:tcPr>
+          <w:p>
+            <w:pPr>
+              <w:spacing w:after="0" w:line="360" w:lineRule="auto"/>
+              <w:contextualSpacing/>
+              <w:rPr>
+                <w:rFonts w:ascii="Times New Roman" w:eastAsia="Times New Roman" w:hAnsi="Times New Roman" w:cs="Times New Roman"/>
+                <w:color w:val="000000" w:themeColor="text1"/>
+                <w:kern w:val="0"/>
+                <w:sz w:val="28"/>
+                <w:szCs w:val="28"/>
+                <w:lang w:eastAsia="ru-RU"/>
+                <w14:ligatures w14:val="none"/>
+              </w:rPr>
+            </w:pPr>
+            <w:r>
+              <w:rPr>
+                <w:rFonts w:ascii="Times New Roman" w:eastAsia="Times New Roman" w:hAnsi="Times New Roman" w:cs="Times New Roman"/>
+                <w:color w:val="000000" w:themeColor="text1"/>
+                <w:kern w:val="0"/>
+                <w:sz w:val="28"/>
+                <w:szCs w:val="28"/>
+                <w:lang w:eastAsia="ru-RU"/>
+                <w14:ligatures w14:val="none"/>
+              </w:rPr>
+              <w:t xml:space="preserve">Фактическое количество сохранённых кадров в данном клипе. Обычно совпадает с </w:t>
+            </w:r>
+            <w:proofErr w:type="spellStart"/>
+            <w:r>
+              <w:rPr>
+                <w:rFonts w:ascii="Times New Roman" w:eastAsia="Times New Roman" w:hAnsi="Times New Roman" w:cs="Times New Roman"/>
+                <w:color w:val="000000" w:themeColor="text1"/>
+                <w:kern w:val="0"/>
+                <w:sz w:val="28"/>
+                <w:szCs w:val="28"/>
+                <w:lang w:eastAsia="ru-RU"/>
+                <w14:ligatures w14:val="none"/>
+              </w:rPr>
+              <w:t>clip_size</w:t>
+            </w:r>
+            <w:proofErr w:type="spellEnd"/>
+            <w:r>
+              <w:rPr>
+                <w:rFonts w:ascii="Times New Roman" w:eastAsia="Times New Roman" w:hAnsi="Times New Roman" w:cs="Times New Roman"/>
+                <w:color w:val="000000" w:themeColor="text1"/>
+                <w:kern w:val="0"/>
+                <w:sz w:val="28"/>
+                <w:szCs w:val="28"/>
+                <w:lang w:eastAsia="ru-RU"/>
+                <w14:ligatures w14:val="none"/>
+              </w:rPr>
+              <w:t>, но может отличаться в случае раннего завершения трека.</w:t>
+            </w:r>
+          </w:p>
+        </w:tc>
+      </w:tr>
+      <w:tr>
+        <w:trPr>
+          <w:tblCellSpacing w:w="15" w:type="dxa"/>
+        </w:trPr>
+        <w:tc>
+          <w:tcPr>
+            <w:tcW w:w="1636" w:type="dxa"/>
+            <w:vAlign w:val="center"/>
+            <w:hideMark/>
+          </w:tcPr>
+          <w:p>
+            <w:pPr>
+              <w:spacing w:after="0" w:line="360" w:lineRule="auto"/>
+              <w:contextualSpacing/>
+              <w:jc w:val="center"/>
+              <w:rPr>
+                <w:rFonts w:ascii="Times New Roman" w:eastAsia="Times New Roman" w:hAnsi="Times New Roman" w:cs="Times New Roman"/>
+                <w:color w:val="000000" w:themeColor="text1"/>
+                <w:kern w:val="0"/>
+                <w:sz w:val="28"/>
+                <w:szCs w:val="28"/>
+                <w:lang w:eastAsia="ru-RU"/>
+                <w14:ligatures w14:val="none"/>
+              </w:rPr>
+            </w:pPr>
+            <w:proofErr w:type="spellStart"/>
+            <w:r>
+              <w:rPr>
+                <w:rFonts w:ascii="Times New Roman" w:eastAsia="Times New Roman" w:hAnsi="Times New Roman" w:cs="Times New Roman"/>
+                <w:color w:val="000000" w:themeColor="text1"/>
+                <w:kern w:val="0"/>
+                <w:sz w:val="28"/>
+                <w:szCs w:val="28"/>
+                <w:lang w:eastAsia="ru-RU"/>
+                <w14:ligatures w14:val="none"/>
+              </w:rPr>
+              <w:t>frame_indices</w:t>
+            </w:r>
+            <w:proofErr w:type="spellEnd"/>
+          </w:p>
+        </w:tc>
+        <w:tc>
+          <w:tcPr>
+            <w:tcW w:w="0" w:type="auto"/>
+            <w:vAlign w:val="center"/>
+            <w:hideMark/>
+          </w:tcPr>
+          <w:p>
+            <w:pPr>
+              <w:spacing w:after="0" w:line="360" w:lineRule="auto"/>
+              <w:contextualSpacing/>
+              <w:rPr>
+                <w:rFonts w:ascii="Times New Roman" w:eastAsia="Times New Roman" w:hAnsi="Times New Roman" w:cs="Times New Roman"/>
+                <w:color w:val="000000" w:themeColor="text1"/>
+                <w:kern w:val="0"/>
+                <w:sz w:val="28"/>
+                <w:szCs w:val="28"/>
+                <w:lang w:eastAsia="ru-RU"/>
+                <w14:ligatures w14:val="none"/>
+              </w:rPr>
+            </w:pPr>
+            <w:r>
+              <w:rPr>
+                <w:rFonts w:ascii="Times New Roman" w:eastAsia="Times New Roman" w:hAnsi="Times New Roman" w:cs="Times New Roman"/>
+                <w:color w:val="000000" w:themeColor="text1"/>
+                <w:kern w:val="0"/>
+                <w:sz w:val="28"/>
+                <w:szCs w:val="28"/>
+                <w:lang w:eastAsia="ru-RU"/>
+                <w14:ligatures w14:val="none"/>
+              </w:rPr>
+              <w:t>Список индексов кадров, использованных для формирования клипа.</w:t>
+            </w:r>
+          </w:p>
+        </w:tc>
+      </w:tr>
+      <w:tr>
+        <w:trPr>
+          <w:tblCellSpacing w:w="15" w:type="dxa"/>
+        </w:trPr>
+        <w:tc>
+          <w:tcPr>
+            <w:tcW w:w="1636" w:type="dxa"/>
+            <w:vAlign w:val="center"/>
+            <w:hideMark/>
+          </w:tcPr>
+          <w:p>
+            <w:pPr>
+              <w:spacing w:after="0" w:line="360" w:lineRule="auto"/>
+              <w:contextualSpacing/>
+              <w:jc w:val="center"/>
+              <w:rPr>
+                <w:rFonts w:ascii="Times New Roman" w:eastAsia="Times New Roman" w:hAnsi="Times New Roman" w:cs="Times New Roman"/>
+                <w:color w:val="000000" w:themeColor="text1"/>
+                <w:kern w:val="0"/>
+                <w:sz w:val="28"/>
+                <w:szCs w:val="28"/>
+                <w:lang w:eastAsia="ru-RU"/>
+                <w14:ligatures w14:val="none"/>
+              </w:rPr>
+            </w:pPr>
+            <w:proofErr w:type="spellStart"/>
+            <w:r>
+              <w:rPr>
+                <w:rFonts w:ascii="Times New Roman" w:eastAsia="Times New Roman" w:hAnsi="Times New Roman" w:cs="Times New Roman"/>
+                <w:color w:val="000000" w:themeColor="text1"/>
+                <w:kern w:val="0"/>
+                <w:sz w:val="28"/>
+                <w:szCs w:val="28"/>
+                <w:lang w:eastAsia="ru-RU"/>
+                <w14:ligatures w14:val="none"/>
+              </w:rPr>
+              <w:t>frame_size</w:t>
+            </w:r>
+            <w:proofErr w:type="spellEnd"/>
+          </w:p>
+        </w:tc>
+        <w:tc>
+          <w:tcPr>
+            <w:tcW w:w="0" w:type="auto"/>
+            <w:vAlign w:val="center"/>
+            <w:hideMark/>
+          </w:tcPr>
+          <w:p>
+            <w:pPr>
+              <w:spacing w:after="0" w:line="360" w:lineRule="auto"/>
+              <w:contextualSpacing/>
+              <w:rPr>
+                <w:rFonts w:ascii="Times New Roman" w:eastAsia="Times New Roman" w:hAnsi="Times New Roman" w:cs="Times New Roman"/>
+                <w:color w:val="000000" w:themeColor="text1"/>
+                <w:kern w:val="0"/>
+                <w:sz w:val="28"/>
+                <w:szCs w:val="28"/>
+                <w:lang w:eastAsia="ru-RU"/>
+                <w14:ligatures w14:val="none"/>
+              </w:rPr>
+            </w:pPr>
+            <w:r>
+              <w:rPr>
+                <w:rFonts w:ascii="Times New Roman" w:eastAsia="Times New Roman" w:hAnsi="Times New Roman" w:cs="Times New Roman"/>
+                <w:color w:val="000000" w:themeColor="text1"/>
+                <w:kern w:val="0"/>
+                <w:sz w:val="28"/>
+                <w:szCs w:val="28"/>
+                <w:lang w:eastAsia="ru-RU"/>
+                <w14:ligatures w14:val="none"/>
+              </w:rPr>
+              <w:t>Размер кадров клипа в формате [ширина, высота] (например, [224, 224]).</w:t>
+            </w:r>
+          </w:p>
+        </w:tc>
+      </w:tr>
+      <w:tr>
+        <w:trPr>
+          <w:tblCellSpacing w:w="15" w:type="dxa"/>
+        </w:trPr>
+        <w:tc>
+          <w:tcPr>
+            <w:tcW w:w="1636" w:type="dxa"/>
+            <w:vAlign w:val="center"/>
+            <w:hideMark/>
+          </w:tcPr>
+          <w:p>
+            <w:pPr>
+              <w:spacing w:after="0" w:line="360" w:lineRule="auto"/>
+              <w:contextualSpacing/>
+              <w:jc w:val="center"/>
+              <w:rPr>
+                <w:rFonts w:ascii="Times New Roman" w:eastAsia="Times New Roman" w:hAnsi="Times New Roman" w:cs="Times New Roman"/>
+                <w:color w:val="000000" w:themeColor="text1"/>
+                <w:kern w:val="0"/>
+                <w:sz w:val="28"/>
+                <w:szCs w:val="28"/>
+                <w:lang w:eastAsia="ru-RU"/>
+                <w14:ligatures w14:val="none"/>
+              </w:rPr>
+            </w:pPr>
+            <w:proofErr w:type="spellStart"/>
+            <w:r>
+              <w:rPr>
+                <w:rFonts w:ascii="Times New Roman" w:eastAsia="Times New Roman" w:hAnsi="Times New Roman" w:cs="Times New Roman"/>
+                <w:color w:val="000000" w:themeColor="text1"/>
+                <w:kern w:val="0"/>
+                <w:sz w:val="28"/>
+                <w:szCs w:val="28"/>
+                <w:lang w:eastAsia="ru-RU"/>
+                <w14:ligatures w14:val="none"/>
+              </w:rPr>
+              <w:t>source</w:t>
+            </w:r>
+            <w:proofErr w:type="spellEnd"/>
+          </w:p>
+        </w:tc>
+        <w:tc>
+          <w:tcPr>
+            <w:tcW w:w="0" w:type="auto"/>
+            <w:vAlign w:val="center"/>
+            <w:hideMark/>
+          </w:tcPr>
+          <w:p>
+            <w:pPr>
+              <w:spacing w:after="0" w:line="360" w:lineRule="auto"/>
+              <w:contextualSpacing/>
+              <w:rPr>
+                <w:rFonts w:ascii="Times New Roman" w:eastAsia="Times New Roman" w:hAnsi="Times New Roman" w:cs="Times New Roman"/>
+                <w:color w:val="000000" w:themeColor="text1"/>
+                <w:kern w:val="0"/>
+                <w:sz w:val="28"/>
+                <w:szCs w:val="28"/>
+                <w:lang w:eastAsia="ru-RU"/>
+                <w14:ligatures w14:val="none"/>
+              </w:rPr>
+            </w:pPr>
+            <w:r>
+              <w:rPr>
+                <w:rFonts w:ascii="Times New Roman" w:eastAsia="Times New Roman" w:hAnsi="Times New Roman" w:cs="Times New Roman"/>
+                <w:color w:val="000000" w:themeColor="text1"/>
+                <w:kern w:val="0"/>
+                <w:sz w:val="28"/>
+                <w:szCs w:val="28"/>
+                <w:lang w:eastAsia="ru-RU"/>
+                <w14:ligatures w14:val="none"/>
+              </w:rPr>
+              <w:t>Источник данных для клипа, например, "</w:t>
+            </w:r>
+            <w:proofErr w:type="spellStart"/>
+            <w:r>
+              <w:rPr>
+                <w:rFonts w:ascii="Times New Roman" w:eastAsia="Times New Roman" w:hAnsi="Times New Roman" w:cs="Times New Roman"/>
+                <w:color w:val="000000" w:themeColor="text1"/>
+                <w:kern w:val="0"/>
+                <w:sz w:val="28"/>
+                <w:szCs w:val="28"/>
+                <w:lang w:eastAsia="ru-RU"/>
+                <w14:ligatures w14:val="none"/>
+              </w:rPr>
+              <w:t>yolo+track_id</w:t>
+            </w:r>
+            <w:proofErr w:type="spellEnd"/>
+            <w:r>
+              <w:rPr>
+                <w:rFonts w:ascii="Times New Roman" w:eastAsia="Times New Roman" w:hAnsi="Times New Roman" w:cs="Times New Roman"/>
+                <w:color w:val="000000" w:themeColor="text1"/>
+                <w:kern w:val="0"/>
+                <w:sz w:val="28"/>
+                <w:szCs w:val="28"/>
+                <w:lang w:eastAsia="ru-RU"/>
+                <w14:ligatures w14:val="none"/>
+              </w:rPr>
+              <w:t xml:space="preserve">" означает, что клип построен на основе объектов, обнаруженных с помощью YOLO и трекинга по </w:t>
+            </w:r>
+            <w:proofErr w:type="spellStart"/>
+            <w:r>
+              <w:rPr>
+                <w:rFonts w:ascii="Times New Roman" w:eastAsia="Times New Roman" w:hAnsi="Times New Roman" w:cs="Times New Roman"/>
+                <w:color w:val="000000" w:themeColor="text1"/>
+                <w:kern w:val="0"/>
+                <w:sz w:val="28"/>
+                <w:szCs w:val="28"/>
+                <w:lang w:eastAsia="ru-RU"/>
+                <w14:ligatures w14:val="none"/>
+              </w:rPr>
+              <w:t>track_id</w:t>
+            </w:r>
+            <w:proofErr w:type="spellEnd"/>
+            <w:r>
+              <w:rPr>
+                <w:rFonts w:ascii="Times New Roman" w:eastAsia="Times New Roman" w:hAnsi="Times New Roman" w:cs="Times New Roman"/>
+                <w:color w:val="000000" w:themeColor="text1"/>
+                <w:kern w:val="0"/>
+                <w:sz w:val="28"/>
+                <w:szCs w:val="28"/>
+                <w:lang w:eastAsia="ru-RU"/>
+                <w14:ligatures w14:val="none"/>
+              </w:rPr>
+              <w:t>.</w:t>
+            </w:r>
+          </w:p>
+        </w:tc>
+      </w:tr>
+      <w:tr>
+        <w:trPr>
+          <w:tblCellSpacing w:w="15" w:type="dxa"/>
+        </w:trPr>
+        <w:tc>
+          <w:tcPr>
+            <w:tcW w:w="1636" w:type="dxa"/>
+            <w:vAlign w:val="center"/>
+            <w:hideMark/>
+          </w:tcPr>
+          <w:p>
+            <w:pPr>
+              <w:spacing w:after="0" w:line="360" w:lineRule="auto"/>
+              <w:contextualSpacing/>
+              <w:jc w:val="center"/>
+              <w:rPr>
+                <w:rFonts w:ascii="Times New Roman" w:eastAsia="Times New Roman" w:hAnsi="Times New Roman" w:cs="Times New Roman"/>
+                <w:color w:val="000000" w:themeColor="text1"/>
+                <w:kern w:val="0"/>
+                <w:sz w:val="28"/>
+                <w:szCs w:val="28"/>
+                <w:lang w:eastAsia="ru-RU"/>
+                <w14:ligatures w14:val="none"/>
+              </w:rPr>
+            </w:pPr>
+            <w:proofErr w:type="spellStart"/>
+            <w:r>
+              <w:rPr>
+                <w:rFonts w:ascii="Times New Roman" w:eastAsia="Times New Roman" w:hAnsi="Times New Roman" w:cs="Times New Roman"/>
+                <w:color w:val="000000" w:themeColor="text1"/>
+                <w:kern w:val="0"/>
+                <w:sz w:val="28"/>
+                <w:szCs w:val="28"/>
+                <w:lang w:eastAsia="ru-RU"/>
+                <w14:ligatures w14:val="none"/>
+              </w:rPr>
+              <w:t>resized</w:t>
+            </w:r>
+            <w:proofErr w:type="spellEnd"/>
+          </w:p>
+        </w:tc>
+        <w:tc>
+          <w:tcPr>
+            <w:tcW w:w="0" w:type="auto"/>
+            <w:vAlign w:val="center"/>
+            <w:hideMark/>
+          </w:tcPr>
+          <w:p>
+            <w:pPr>
+              <w:spacing w:after="0" w:line="360" w:lineRule="auto"/>
+              <w:contextualSpacing/>
+              <w:rPr>
+                <w:rFonts w:ascii="Times New Roman" w:eastAsia="Times New Roman" w:hAnsi="Times New Roman" w:cs="Times New Roman"/>
+                <w:color w:val="000000" w:themeColor="text1"/>
+                <w:kern w:val="0"/>
+                <w:sz w:val="28"/>
+                <w:szCs w:val="28"/>
+                <w:lang w:eastAsia="ru-RU"/>
+                <w14:ligatures w14:val="none"/>
+              </w:rPr>
+            </w:pPr>
+            <w:proofErr w:type="spellStart"/>
+            <w:r>
+              <w:rPr>
+                <w:rFonts w:ascii="Times New Roman" w:eastAsia="Times New Roman" w:hAnsi="Times New Roman" w:cs="Times New Roman"/>
+                <w:color w:val="000000" w:themeColor="text1"/>
+                <w:kern w:val="0"/>
+                <w:sz w:val="28"/>
+                <w:szCs w:val="28"/>
+                <w:lang w:eastAsia="ru-RU"/>
+                <w14:ligatures w14:val="none"/>
+              </w:rPr>
+              <w:t>Булевый</w:t>
+            </w:r>
+            <w:proofErr w:type="spellEnd"/>
+            <w:r>
+              <w:rPr>
+                <w:rFonts w:ascii="Times New Roman" w:eastAsia="Times New Roman" w:hAnsi="Times New Roman" w:cs="Times New Roman"/>
+                <w:color w:val="000000" w:themeColor="text1"/>
+                <w:kern w:val="0"/>
+                <w:sz w:val="28"/>
+                <w:szCs w:val="28"/>
+                <w:lang w:eastAsia="ru-RU"/>
+                <w14:ligatures w14:val="none"/>
+              </w:rPr>
+              <w:t xml:space="preserve"> флаг, указывающий, были ли кадры изменены по размеру при сохранении (</w:t>
+            </w:r>
+            <w:proofErr w:type="spellStart"/>
+            <w:r>
+              <w:rPr>
+                <w:rFonts w:ascii="Times New Roman" w:eastAsia="Times New Roman" w:hAnsi="Times New Roman" w:cs="Times New Roman"/>
+                <w:color w:val="000000" w:themeColor="text1"/>
+                <w:kern w:val="0"/>
+                <w:sz w:val="28"/>
+                <w:szCs w:val="28"/>
+                <w:lang w:eastAsia="ru-RU"/>
+                <w14:ligatures w14:val="none"/>
+              </w:rPr>
+              <w:t>true</w:t>
+            </w:r>
+            <w:proofErr w:type="spellEnd"/>
+            <w:r>
+              <w:rPr>
+                <w:rFonts w:ascii="Times New Roman" w:eastAsia="Times New Roman" w:hAnsi="Times New Roman" w:cs="Times New Roman"/>
+                <w:color w:val="000000" w:themeColor="text1"/>
+                <w:kern w:val="0"/>
+                <w:sz w:val="28"/>
+                <w:szCs w:val="28"/>
+                <w:lang w:eastAsia="ru-RU"/>
+                <w14:ligatures w14:val="none"/>
+              </w:rPr>
+              <w:t xml:space="preserve"> — изменены, </w:t>
+            </w:r>
+            <w:proofErr w:type="spellStart"/>
+            <w:r>
+              <w:rPr>
+                <w:rFonts w:ascii="Times New Roman" w:eastAsia="Times New Roman" w:hAnsi="Times New Roman" w:cs="Times New Roman"/>
+                <w:color w:val="000000" w:themeColor="text1"/>
+                <w:kern w:val="0"/>
+                <w:sz w:val="28"/>
+                <w:szCs w:val="28"/>
+                <w:lang w:eastAsia="ru-RU"/>
+                <w14:ligatures w14:val="none"/>
+              </w:rPr>
+              <w:t>false</w:t>
+            </w:r>
+            <w:proofErr w:type="spellEnd"/>
+            <w:r>
+              <w:rPr>
+                <w:rFonts w:ascii="Times New Roman" w:eastAsia="Times New Roman" w:hAnsi="Times New Roman" w:cs="Times New Roman"/>
+                <w:color w:val="000000" w:themeColor="text1"/>
+                <w:kern w:val="0"/>
+                <w:sz w:val="28"/>
+                <w:szCs w:val="28"/>
+                <w:lang w:eastAsia="ru-RU"/>
+                <w14:ligatures w14:val="none"/>
+              </w:rPr>
+              <w:t xml:space="preserve"> — оригинальный размер).</w:t>
+            </w:r>
+          </w:p>
+        </w:tc>
+      </w:tr>
+    </w:tbl>
+    <w:p>
+      <w:pPr>
+        <w:spacing w:before="100" w:beforeAutospacing="1" w:after="100" w:afterAutospacing="1" w:line="360" w:lineRule="auto"/>
+        <w:contextualSpacing/>
+        <w:jc w:val="both"/>
+        <w:rPr>
+          <w:rFonts w:ascii="Times New Roman" w:hAnsi="Times New Roman" w:cs="Times New Roman"/>
+          <w:color w:val="000000" w:themeColor="text1"/>
+          <w:sz w:val="28"/>
+          <w:szCs w:val="28"/>
+        </w:rPr>
+      </w:pPr>
+    </w:p>
+    <w:p>
+      <w:pPr>
+        <w:keepNext/>
+        <w:spacing w:after="0" w:line="360" w:lineRule="auto"/>
+        <w:contextualSpacing/>
+        <w:jc w:val="center"/>
+        <w:rPr>
+          <w:rFonts w:ascii="Times New Roman" w:hAnsi="Times New Roman" w:cs="Times New Roman"/>
+          <w:color w:val="000000" w:themeColor="text1"/>
+          <w:sz w:val="28"/>
+          <w:szCs w:val="28"/>
+        </w:rPr>
+      </w:pPr>
+      <w:r>
+        <w:rPr>
+          <w:rFonts w:ascii="Times New Roman" w:hAnsi="Times New Roman" w:cs="Times New Roman"/>
+          <w:noProof/>
+          <w:color w:val="000000" w:themeColor="text1"/>
+          <w:sz w:val="28"/>
+          <w:szCs w:val="28"/>
+        </w:rPr>
+        <w:lastRenderedPageBreak/>
+        <w:drawing>
+          <wp:inline distT="0" distB="0" distL="0" distR="0" wp14:anchorId="7E018759" wp14:editId="1BB2625C">
+            <wp:extent cx="5940425" cy="4175760"/>
+            <wp:effectExtent l="0" t="0" r="3175" b="0"/>
+            <wp:docPr id="1" name="Рисунок 1"/>
+            <wp:cNvGraphicFramePr>
+              <a:graphicFrameLocks xmlns:a="http://schemas.openxmlformats.org/drawingml/2006/main" noChangeAspect="1"/>
+            </wp:cNvGraphicFramePr>
+            <a:graphic xmlns:a="http://schemas.openxmlformats.org/drawingml/2006/main">
+              <a:graphicData uri="http://schemas.openxmlformats.org/drawingml/2006/picture">
+                <pic:pic xmlns:pic="http://schemas.openxmlformats.org/drawingml/2006/picture">
+                  <pic:nvPicPr>
+                    <pic:cNvPr id="1" name=""/>
+                    <pic:cNvPicPr/>
+                  </pic:nvPicPr>
+                  <pic:blipFill>
+                    <a:blip r:embed="rId8"/>
+                    <a:stretch>
+                      <a:fillRect/>
+                    </a:stretch>
+                  </pic:blipFill>
+                  <pic:spPr>
+                    <a:xfrm>
+                      <a:off x="0" y="0"/>
+                      <a:ext cx="5940425" cy="4175760"/>
+                    </a:xfrm>
+                    <a:prstGeom prst="rect">
+                      <a:avLst/>
+                    </a:prstGeom>
+                  </pic:spPr>
+                </pic:pic>
+              </a:graphicData>
+            </a:graphic>
+          </wp:inline>
+        </w:drawing>
+      </w:r>
+    </w:p>
+    <w:p>
+      <w:pPr>
+        <w:pStyle w:val="af"/>
+        <w:spacing w:after="0" w:line="360" w:lineRule="auto"/>
+        <w:contextualSpacing/>
+        <w:jc w:val="center"/>
+        <w:rPr>
+          <w:rFonts w:ascii="Times New Roman" w:hAnsi="Times New Roman" w:cs="Times New Roman"/>
+          <w:i w:val="0"/>
+          <w:iCs w:val="0"/>
+          <w:color w:val="000000" w:themeColor="text1"/>
+          <w:sz w:val="28"/>
+          <w:szCs w:val="28"/>
+          <w:lang w:val="en-US"/>
+        </w:rPr>
+      </w:pPr>
+      <w:bookmarkStart w:id="2" w:name="_Ref196639120"/>
+      <w:r>
+        <w:rPr>
+          <w:rFonts w:ascii="Times New Roman" w:hAnsi="Times New Roman" w:cs="Times New Roman"/>
+          <w:i w:val="0"/>
+          <w:iCs w:val="0"/>
+          <w:color w:val="000000" w:themeColor="text1"/>
+          <w:sz w:val="28"/>
+          <w:szCs w:val="28"/>
+        </w:rPr>
+        <w:t>Рисунок</w:t>
+      </w:r>
+      <w:r>
+        <w:rPr>
+          <w:rFonts w:ascii="Times New Roman" w:hAnsi="Times New Roman" w:cs="Times New Roman"/>
+          <w:i w:val="0"/>
+          <w:iCs w:val="0"/>
+          <w:color w:val="000000" w:themeColor="text1"/>
+          <w:sz w:val="28"/>
+          <w:szCs w:val="28"/>
+          <w:lang w:val="en-US"/>
+        </w:rPr>
+        <w:t xml:space="preserve"> </w:t>
+      </w:r>
+      <w:r>
+        <w:rPr>
+          <w:rFonts w:ascii="Times New Roman" w:hAnsi="Times New Roman" w:cs="Times New Roman"/>
+          <w:i w:val="0"/>
+          <w:iCs w:val="0"/>
+          <w:color w:val="000000" w:themeColor="text1"/>
+          <w:sz w:val="28"/>
+          <w:szCs w:val="28"/>
+        </w:rPr>
+        <w:fldChar w:fldCharType="begin"/>
+      </w:r>
+      <w:r>
+        <w:rPr>
+          <w:rFonts w:ascii="Times New Roman" w:hAnsi="Times New Roman" w:cs="Times New Roman"/>
+          <w:i w:val="0"/>
+          <w:iCs w:val="0"/>
+          <w:color w:val="000000" w:themeColor="text1"/>
+          <w:sz w:val="28"/>
+          <w:szCs w:val="28"/>
+          <w:lang w:val="en-US"/>
+        </w:rPr>
+        <w:instrText xml:space="preserve"> SEQ </w:instrText>
+      </w:r>
+      <w:r>
+        <w:rPr>
+          <w:rFonts w:ascii="Times New Roman" w:hAnsi="Times New Roman" w:cs="Times New Roman"/>
+          <w:i w:val="0"/>
+          <w:iCs w:val="0"/>
+          <w:color w:val="000000" w:themeColor="text1"/>
+          <w:sz w:val="28"/>
+          <w:szCs w:val="28"/>
+        </w:rPr>
+        <w:instrText>Рисунок</w:instrText>
+      </w:r>
+      <w:r>
+        <w:rPr>
+          <w:rFonts w:ascii="Times New Roman" w:hAnsi="Times New Roman" w:cs="Times New Roman"/>
+          <w:i w:val="0"/>
+          <w:iCs w:val="0"/>
+          <w:color w:val="000000" w:themeColor="text1"/>
+          <w:sz w:val="28"/>
+          <w:szCs w:val="28"/>
+          <w:lang w:val="en-US"/>
+        </w:rPr>
+        <w:instrText xml:space="preserve"> \* ARABIC </w:instrText>
+      </w:r>
+      <w:r>
+        <w:rPr>
+          <w:rFonts w:ascii="Times New Roman" w:hAnsi="Times New Roman" w:cs="Times New Roman"/>
+          <w:i w:val="0"/>
+          <w:iCs w:val="0"/>
+          <w:color w:val="000000" w:themeColor="text1"/>
+          <w:sz w:val="28"/>
+          <w:szCs w:val="28"/>
+        </w:rPr>
+        <w:fldChar w:fldCharType="separate"/>
+      </w:r>
+      <w:r>
+        <w:rPr>
+          <w:rFonts w:ascii="Times New Roman" w:hAnsi="Times New Roman" w:cs="Times New Roman"/>
+          <w:i w:val="0"/>
+          <w:iCs w:val="0"/>
+          <w:noProof/>
+          <w:color w:val="000000" w:themeColor="text1"/>
+          <w:sz w:val="28"/>
+          <w:szCs w:val="28"/>
+          <w:lang w:val="en-US"/>
+        </w:rPr>
+        <w:t>3</w:t>
+      </w:r>
+      <w:r>
+        <w:rPr>
+          <w:rFonts w:ascii="Times New Roman" w:hAnsi="Times New Roman" w:cs="Times New Roman"/>
+          <w:i w:val="0"/>
+          <w:iCs w:val="0"/>
+          <w:color w:val="000000" w:themeColor="text1"/>
+          <w:sz w:val="28"/>
+          <w:szCs w:val="28"/>
+        </w:rPr>
+        <w:fldChar w:fldCharType="end"/>
+      </w:r>
+      <w:bookmarkEnd w:id="2"/>
+      <w:r>
+        <w:rPr>
+          <w:rFonts w:ascii="Times New Roman" w:hAnsi="Times New Roman" w:cs="Times New Roman"/>
+          <w:i w:val="0"/>
+          <w:iCs w:val="0"/>
+          <w:color w:val="000000" w:themeColor="text1"/>
+          <w:sz w:val="28"/>
+          <w:szCs w:val="28"/>
+          <w:lang w:val="en-US"/>
+        </w:rPr>
+        <w:t xml:space="preserve"> - </w:t>
+      </w:r>
+      <w:r>
+        <w:rPr>
+          <w:rFonts w:ascii="Times New Roman" w:hAnsi="Times New Roman" w:cs="Times New Roman"/>
+          <w:i w:val="0"/>
+          <w:iCs w:val="0"/>
+          <w:color w:val="000000" w:themeColor="text1"/>
+          <w:sz w:val="28"/>
+          <w:szCs w:val="28"/>
+        </w:rPr>
+        <w:t>Пример</w:t>
+      </w:r>
+      <w:r>
+        <w:rPr>
+          <w:rFonts w:ascii="Times New Roman" w:hAnsi="Times New Roman" w:cs="Times New Roman"/>
+          <w:i w:val="0"/>
+          <w:iCs w:val="0"/>
+          <w:color w:val="000000" w:themeColor="text1"/>
+          <w:sz w:val="28"/>
+          <w:szCs w:val="28"/>
+          <w:lang w:val="en-US"/>
+        </w:rPr>
+        <w:t xml:space="preserve"> </w:t>
+      </w:r>
+      <w:proofErr w:type="spellStart"/>
+      <w:proofErr w:type="gramStart"/>
+      <w:r>
+        <w:rPr>
+          <w:rFonts w:ascii="Times New Roman" w:hAnsi="Times New Roman" w:cs="Times New Roman"/>
+          <w:i w:val="0"/>
+          <w:iCs w:val="0"/>
+          <w:color w:val="000000" w:themeColor="text1"/>
+          <w:sz w:val="28"/>
+          <w:szCs w:val="28"/>
+          <w:lang w:val="en-US"/>
+        </w:rPr>
+        <w:t>metadata.json</w:t>
+      </w:r>
+      <w:proofErr w:type="spellEnd"/>
+      <w:proofErr w:type="gramEnd"/>
+    </w:p>
+    <w:p>
+      <w:pPr>
+        <w:pStyle w:val="3"/>
+        <w:spacing w:before="0" w:after="0" w:line="360" w:lineRule="auto"/>
+        <w:jc w:val="center"/>
+        <w:rPr>
+          <w:rFonts w:ascii="Times New Roman" w:hAnsi="Times New Roman" w:cs="Times New Roman"/>
+          <w:color w:val="000000" w:themeColor="text1"/>
+          <w:lang w:val="en-US"/>
+        </w:rPr>
+      </w:pPr>
+      <w:r>
+        <w:rPr>
+          <w:rFonts w:ascii="Times New Roman" w:hAnsi="Times New Roman" w:cs="Times New Roman"/>
+          <w:color w:val="000000" w:themeColor="text1"/>
+          <w:lang w:val="en-US"/>
+        </w:rPr>
+        <w:t>3.6. Dataset Statistics</w:t>
+      </w:r>
+    </w:p>
+    <w:p>
+      <w:pPr>
+        <w:spacing w:after="0" w:line="360" w:lineRule="auto"/>
+        <w:ind w:firstLine="709"/>
+        <w:jc w:val="both"/>
+        <w:rPr>
+          <w:rFonts w:ascii="Times New Roman" w:hAnsi="Times New Roman" w:cs="Times New Roman"/>
+          <w:color w:val="000000" w:themeColor="text1"/>
+          <w:sz w:val="28"/>
+          <w:szCs w:val="28"/>
+        </w:rPr>
+      </w:pPr>
+      <w:r>
+        <w:rPr>
+          <w:rFonts w:ascii="Times New Roman" w:hAnsi="Times New Roman" w:cs="Times New Roman"/>
+          <w:color w:val="000000" w:themeColor="text1"/>
+          <w:sz w:val="28"/>
+          <w:szCs w:val="28"/>
+        </w:rPr>
+        <w:t xml:space="preserve">Итоговый размеченный </w:t>
+      </w:r>
+      <w:proofErr w:type="spellStart"/>
+      <w:r>
+        <w:rPr>
+          <w:rFonts w:ascii="Times New Roman" w:hAnsi="Times New Roman" w:cs="Times New Roman"/>
+          <w:color w:val="000000" w:themeColor="text1"/>
+          <w:sz w:val="28"/>
+          <w:szCs w:val="28"/>
+        </w:rPr>
+        <w:t>датасет</w:t>
+      </w:r>
+      <w:proofErr w:type="spellEnd"/>
+      <w:r>
+        <w:rPr>
+          <w:rFonts w:ascii="Times New Roman" w:hAnsi="Times New Roman" w:cs="Times New Roman"/>
+          <w:color w:val="000000" w:themeColor="text1"/>
+          <w:sz w:val="28"/>
+          <w:szCs w:val="28"/>
+        </w:rPr>
+        <w:t xml:space="preserve"> включал:</w:t>
+      </w:r>
+      <w:r>
+        <w:rPr>
+          <w:rFonts w:ascii="Times New Roman" w:hAnsi="Times New Roman" w:cs="Times New Roman"/>
+          <w:color w:val="000000" w:themeColor="text1"/>
+          <w:sz w:val="28"/>
+          <w:szCs w:val="28"/>
+        </w:rPr>
+        <w:t xml:space="preserve"> </w:t>
+      </w:r>
+      <w:r>
+        <w:rPr>
+          <w:rFonts w:ascii="Times New Roman" w:hAnsi="Times New Roman" w:cs="Times New Roman"/>
+          <w:color w:val="C00000"/>
+          <w:sz w:val="28"/>
+          <w:szCs w:val="28"/>
+        </w:rPr>
+        <w:t>(еще не закончил разметку)</w:t>
+      </w:r>
+    </w:p>
+    <w:p>
+      <w:pPr>
+        <w:numPr>
+          <w:ilvl w:val="0"/>
+          <w:numId w:val="15"/>
+        </w:numPr>
+        <w:spacing w:after="0" w:line="360" w:lineRule="auto"/>
+        <w:jc w:val="both"/>
+        <w:rPr>
+          <w:rFonts w:ascii="Times New Roman" w:hAnsi="Times New Roman" w:cs="Times New Roman"/>
+          <w:color w:val="000000" w:themeColor="text1"/>
+          <w:sz w:val="28"/>
+          <w:szCs w:val="28"/>
+        </w:rPr>
+      </w:pPr>
+      <w:r>
+        <w:rPr>
+          <w:rFonts w:ascii="Times New Roman" w:hAnsi="Times New Roman" w:cs="Times New Roman"/>
+          <w:color w:val="000000" w:themeColor="text1"/>
+          <w:sz w:val="28"/>
+          <w:szCs w:val="28"/>
+          <w:lang w:val="en-US"/>
+        </w:rPr>
+        <w:t>X</w:t>
+      </w:r>
+      <w:r>
+        <w:rPr>
+          <w:rFonts w:ascii="Times New Roman" w:hAnsi="Times New Roman" w:cs="Times New Roman"/>
+          <w:color w:val="000000" w:themeColor="text1"/>
+          <w:sz w:val="28"/>
+          <w:szCs w:val="28"/>
+        </w:rPr>
+        <w:t xml:space="preserve"> клипов с агрессивным поведением,</w:t>
+      </w:r>
+    </w:p>
+    <w:p>
+      <w:pPr>
+        <w:numPr>
+          <w:ilvl w:val="0"/>
+          <w:numId w:val="15"/>
+        </w:numPr>
+        <w:spacing w:after="0" w:line="360" w:lineRule="auto"/>
+        <w:jc w:val="both"/>
+        <w:rPr>
+          <w:rFonts w:ascii="Times New Roman" w:hAnsi="Times New Roman" w:cs="Times New Roman"/>
+          <w:color w:val="000000" w:themeColor="text1"/>
+          <w:sz w:val="28"/>
+          <w:szCs w:val="28"/>
+        </w:rPr>
+      </w:pPr>
+      <w:r>
+        <w:rPr>
+          <w:rStyle w:val="ae"/>
+          <w:rFonts w:ascii="Times New Roman" w:hAnsi="Times New Roman" w:cs="Times New Roman"/>
+          <w:b w:val="0"/>
+          <w:bCs w:val="0"/>
+          <w:color w:val="000000" w:themeColor="text1"/>
+          <w:sz w:val="28"/>
+          <w:szCs w:val="28"/>
+          <w:lang w:val="en-US"/>
+        </w:rPr>
+        <w:t>X</w:t>
+      </w:r>
+      <w:r>
+        <w:rPr>
+          <w:rFonts w:ascii="Times New Roman" w:hAnsi="Times New Roman" w:cs="Times New Roman"/>
+          <w:color w:val="000000" w:themeColor="text1"/>
+          <w:sz w:val="28"/>
+          <w:szCs w:val="28"/>
+        </w:rPr>
+        <w:t xml:space="preserve"> клипов с нормальным поведением,</w:t>
+      </w:r>
+    </w:p>
+    <w:p>
+      <w:pPr>
+        <w:numPr>
+          <w:ilvl w:val="0"/>
+          <w:numId w:val="15"/>
+        </w:numPr>
+        <w:spacing w:after="0" w:line="360" w:lineRule="auto"/>
+        <w:jc w:val="both"/>
+        <w:rPr>
+          <w:rFonts w:ascii="Times New Roman" w:hAnsi="Times New Roman" w:cs="Times New Roman"/>
+          <w:color w:val="000000" w:themeColor="text1"/>
+          <w:sz w:val="28"/>
+          <w:szCs w:val="28"/>
+        </w:rPr>
+      </w:pPr>
+      <w:r>
+        <w:rPr>
+          <w:rStyle w:val="ae"/>
+          <w:rFonts w:ascii="Times New Roman" w:hAnsi="Times New Roman" w:cs="Times New Roman"/>
+          <w:b w:val="0"/>
+          <w:bCs w:val="0"/>
+          <w:color w:val="000000" w:themeColor="text1"/>
+          <w:sz w:val="28"/>
+          <w:szCs w:val="28"/>
+          <w:lang w:val="en-US"/>
+        </w:rPr>
+        <w:t>X</w:t>
+      </w:r>
+      <w:r>
+        <w:rPr>
+          <w:rFonts w:ascii="Times New Roman" w:hAnsi="Times New Roman" w:cs="Times New Roman"/>
+          <w:color w:val="000000" w:themeColor="text1"/>
+          <w:sz w:val="28"/>
+          <w:szCs w:val="28"/>
+        </w:rPr>
+        <w:t xml:space="preserve"> клипов, удалённых в процессе разметки как мусорные.</w:t>
+      </w:r>
+    </w:p>
+    <w:p>
+      <w:pPr>
+        <w:spacing w:after="0" w:line="360" w:lineRule="auto"/>
+        <w:ind w:firstLine="709"/>
+        <w:jc w:val="both"/>
+        <w:rPr>
+          <w:rFonts w:ascii="Times New Roman" w:hAnsi="Times New Roman" w:cs="Times New Roman"/>
+          <w:color w:val="000000" w:themeColor="text1"/>
+          <w:sz w:val="28"/>
+          <w:szCs w:val="28"/>
+        </w:rPr>
+      </w:pPr>
+      <w:r>
+        <w:rPr>
+          <w:rFonts w:ascii="Times New Roman" w:hAnsi="Times New Roman" w:cs="Times New Roman"/>
+          <w:color w:val="000000" w:themeColor="text1"/>
+          <w:sz w:val="28"/>
+          <w:szCs w:val="28"/>
+        </w:rPr>
+        <w:t>Баланс классов контролировался вручную для минимизации перекоса между классами в процессе обучения.</w:t>
+      </w:r>
+    </w:p>
+    <w:p>
+      <w:pPr>
+        <w:spacing w:after="0" w:line="360" w:lineRule="auto"/>
+        <w:ind w:firstLine="709"/>
+        <w:contextualSpacing/>
+        <w:jc w:val="both"/>
+        <w:rPr>
+          <w:rFonts w:ascii="Times New Roman" w:hAnsi="Times New Roman" w:cs="Times New Roman"/>
+          <w:color w:val="000000" w:themeColor="text1"/>
           <w:sz w:val="28"/>
           <w:szCs w:val="28"/>
         </w:rPr>
@@ -934,8 +7412,902 @@
 </file>
 
 <file path=word/numbering.xml><?xml version="1.0" encoding="utf-8"?>
-<w:numbering xmlns:wpc="http://schemas.microsoft.com/office/word/2010/wordprocessingCanvas" xmlns:cx="http://schemas.microsoft.com/office/drawing/2014/chartex" xmlns:cx1="http://schemas.microsoft.com/office/drawing/2015/9/8/chartex" xmlns:cx2="http://schemas.microsoft.com/office/drawing/2015/10/21/chartex" xmlns:cx3="http://schemas.microsoft.com/office/drawing/2016/5/9/chartex" xmlns:cx4="http://schemas.microsoft.com/office/drawing/2016/5/10/chartex" xmlns:cx5="http://schemas.microsoft.com/office/drawing/2016/5/11/chartex" xmlns:cx6="http://schemas.microsoft.com/office/drawing/2016/5/12/chartex" xmlns:cx7="http://schemas.microsoft.com/office/drawing/2016/5/13/chartex" xmlns:cx8="http://schemas.microsoft.com/office/drawing/2016/5/14/chartex" xmlns:mc="http://schemas.openxmlformats.org/markup-compatibility/2006" xmlns:aink="http://schemas.microsoft.com/office/drawing/2016/ink" xmlns:am3d="http://schemas.microsoft.com/office/drawing/2017/model3d" xmlns:o="urn:schemas-microsoft-com:office:office" xmlns:oel="http://schemas.microsoft.com/office/2019/extlst" xmlns:r="http://schemas.openxmlformats.org/officeDocument/2006/relationships" xmlns:m="http://schemas.openxmlformats.org/officeDocument/2006/math" xmlns:v="urn:schemas-microsoft-com:vml" xmlns:wp14="http://schemas.microsoft.com/office/word/2010/wordprocessingDrawing" xmlns:wp="http://schemas.openxmlformats.org/drawingml/2006/wordprocessingDrawing" xmlns:w10="urn:schemas-microsoft-com:office:word" xmlns:w="http://schemas.openxmlformats.org/wordprocessingml/2006/main" xmlns:w14="http://schemas.microsoft.com/office/word/2010/wordml" xmlns:w15="http://schemas.microsoft.com/office/word/2012/wordml" xmlns:w16cex="http://schemas.microsoft.com/office/word/2018/wordml/cex" xmlns:w16cid="http://schemas.microsoft.com/office/word/2016/wordml/cid" xmlns:w16="http://schemas.microsoft.com/office/word/2018/wordml" xmlns:w16sdtdh="http://schemas.microsoft.com/office/word/2020/wordml/sdtdatahash" xmlns:w16se="http://schemas.microsoft.com/office/word/2015/wordml/symex" xmlns:wpg="http://schemas.microsoft.com/office/word/2010/wordprocessingGroup" xmlns:wpi="http://schemas.microsoft.com/office/word/2010/wordprocessingInk" xmlns:wne="http://schemas.microsoft.com/office/word/2006/wordml" xmlns:wps="http://schemas.microsoft.com/office/word/2010/wordprocessingShape" mc:Ignorable="w14 w15 w16se w16cid w16 w16cex w16sdtdh wp14">
+<w:numbering xmlns:wpc="http://schemas.microsoft.com/office/word/2010/wordprocessingCanvas" xmlns:cx="http://schemas.microsoft.com/office/drawing/2014/chartex" xmlns:cx1="http://schemas.microsoft.com/office/drawing/2015/9/8/chartex" xmlns:cx2="http://schemas.microsoft.com/office/drawing/2015/10/21/chartex" xmlns:cx3="http://schemas.microsoft.com/office/drawing/2016/5/9/chartex" xmlns:cx4="http://schemas.microsoft.com/office/drawing/2016/5/10/chartex" xmlns:cx5="http://schemas.microsoft.com/office/drawing/2016/5/11/chartex" xmlns:cx6="http://schemas.microsoft.com/office/drawing/2016/5/12/chartex" xmlns:cx7="http://schemas.microsoft.com/office/drawing/2016/5/13/chartex" xmlns:cx8="http://schemas.microsoft.com/office/drawing/2016/5/14/chartex" xmlns:mc="http://schemas.openxmlformats.org/markup-compatibility/2006" xmlns:aink="http://schemas.microsoft.com/office/drawing/2016/ink" xmlns:am3d="http://schemas.microsoft.com/office/drawing/2017/model3d" xmlns:o="urn:schemas-microsoft-com:office:office" xmlns:r="http://schemas.openxmlformats.org/officeDocument/2006/relationships" xmlns:m="http://schemas.openxmlformats.org/officeDocument/2006/math" xmlns:v="urn:schemas-microsoft-com:vml" xmlns:wp14="http://schemas.microsoft.com/office/word/2010/wordprocessingDrawing" xmlns:wp="http://schemas.openxmlformats.org/drawingml/2006/wordprocessingDrawing" xmlns:w10="urn:schemas-microsoft-com:office:word" xmlns:w="http://schemas.openxmlformats.org/wordprocessingml/2006/main" xmlns:w14="http://schemas.microsoft.com/office/word/2010/wordml" xmlns:w15="http://schemas.microsoft.com/office/word/2012/wordml" xmlns:w16cex="http://schemas.microsoft.com/office/word/2018/wordml/cex" xmlns:w16cid="http://schemas.microsoft.com/office/word/2016/wordml/cid" xmlns:w16="http://schemas.microsoft.com/office/word/2018/wordml" xmlns:w16sdtdh="http://schemas.microsoft.com/office/word/2020/wordml/sdtdatahash" xmlns:w16se="http://schemas.microsoft.com/office/word/2015/wordml/symex" xmlns:wpg="http://schemas.microsoft.com/office/word/2010/wordprocessingGroup" xmlns:wpi="http://schemas.microsoft.com/office/word/2010/wordprocessingInk" xmlns:wne="http://schemas.microsoft.com/office/word/2006/wordml" xmlns:wps="http://schemas.microsoft.com/office/word/2010/wordprocessingShape" mc:Ignorable="w14 w15 w16se w16cid w16 w16cex w16sdtdh wp14">
   <w:abstractNum w:abstractNumId="0" w15:restartNumberingAfterBreak="0">
+    <w:nsid w:val="005A1C3C"/>
+    <w:multiLevelType w:val="multilevel"/>
+    <w:tmpl w:val="C930EA6A"/>
+    <w:lvl w:ilvl="0">
+      <w:start w:val="1"/>
+      <w:numFmt w:val="bullet"/>
+      <w:lvlText w:val=""/>
+      <w:lvlJc w:val="left"/>
+      <w:pPr>
+        <w:tabs>
+          <w:tab w:val="num" w:pos="720"/>
+        </w:tabs>
+        <w:ind w:left="720" w:hanging="360"/>
+      </w:pPr>
+      <w:rPr>
+        <w:rFonts w:ascii="Symbol" w:hAnsi="Symbol" w:hint="default"/>
+        <w:sz w:val="20"/>
+      </w:rPr>
+    </w:lvl>
+    <w:lvl w:ilvl="1" w:tentative="1">
+      <w:start w:val="1"/>
+      <w:numFmt w:val="bullet"/>
+      <w:lvlText w:val="o"/>
+      <w:lvlJc w:val="left"/>
+      <w:pPr>
+        <w:tabs>
+          <w:tab w:val="num" w:pos="1440"/>
+        </w:tabs>
+        <w:ind w:left="1440" w:hanging="360"/>
+      </w:pPr>
+      <w:rPr>
+        <w:rFonts w:ascii="Courier New" w:hAnsi="Courier New" w:hint="default"/>
+        <w:sz w:val="20"/>
+      </w:rPr>
+    </w:lvl>
+    <w:lvl w:ilvl="2" w:tentative="1">
+      <w:start w:val="1"/>
+      <w:numFmt w:val="bullet"/>
+      <w:lvlText w:val=""/>
+      <w:lvlJc w:val="left"/>
+      <w:pPr>
+        <w:tabs>
+          <w:tab w:val="num" w:pos="2160"/>
+        </w:tabs>
+        <w:ind w:left="2160" w:hanging="360"/>
+      </w:pPr>
+      <w:rPr>
+        <w:rFonts w:ascii="Wingdings" w:hAnsi="Wingdings" w:hint="default"/>
+        <w:sz w:val="20"/>
+      </w:rPr>
+    </w:lvl>
+    <w:lvl w:ilvl="3" w:tentative="1">
+      <w:start w:val="1"/>
+      <w:numFmt w:val="bullet"/>
+      <w:lvlText w:val=""/>
+      <w:lvlJc w:val="left"/>
+      <w:pPr>
+        <w:tabs>
+          <w:tab w:val="num" w:pos="2880"/>
+        </w:tabs>
+        <w:ind w:left="2880" w:hanging="360"/>
+      </w:pPr>
+      <w:rPr>
+        <w:rFonts w:ascii="Wingdings" w:hAnsi="Wingdings" w:hint="default"/>
+        <w:sz w:val="20"/>
+      </w:rPr>
+    </w:lvl>
+    <w:lvl w:ilvl="4" w:tentative="1">
+      <w:start w:val="1"/>
+      <w:numFmt w:val="bullet"/>
+      <w:lvlText w:val=""/>
+      <w:lvlJc w:val="left"/>
+      <w:pPr>
+        <w:tabs>
+          <w:tab w:val="num" w:pos="3600"/>
+        </w:tabs>
+        <w:ind w:left="3600" w:hanging="360"/>
+      </w:pPr>
+      <w:rPr>
+        <w:rFonts w:ascii="Wingdings" w:hAnsi="Wingdings" w:hint="default"/>
+        <w:sz w:val="20"/>
+      </w:rPr>
+    </w:lvl>
+    <w:lvl w:ilvl="5" w:tentative="1">
+      <w:start w:val="1"/>
+      <w:numFmt w:val="bullet"/>
+      <w:lvlText w:val=""/>
+      <w:lvlJc w:val="left"/>
+      <w:pPr>
+        <w:tabs>
+          <w:tab w:val="num" w:pos="4320"/>
+        </w:tabs>
+        <w:ind w:left="4320" w:hanging="360"/>
+      </w:pPr>
+      <w:rPr>
+        <w:rFonts w:ascii="Wingdings" w:hAnsi="Wingdings" w:hint="default"/>
+        <w:sz w:val="20"/>
+      </w:rPr>
+    </w:lvl>
+    <w:lvl w:ilvl="6" w:tentative="1">
+      <w:start w:val="1"/>
+      <w:numFmt w:val="bullet"/>
+      <w:lvlText w:val=""/>
+      <w:lvlJc w:val="left"/>
+      <w:pPr>
+        <w:tabs>
+          <w:tab w:val="num" w:pos="5040"/>
+        </w:tabs>
+        <w:ind w:left="5040" w:hanging="360"/>
+      </w:pPr>
+      <w:rPr>
+        <w:rFonts w:ascii="Wingdings" w:hAnsi="Wingdings" w:hint="default"/>
+        <w:sz w:val="20"/>
+      </w:rPr>
+    </w:lvl>
+    <w:lvl w:ilvl="7" w:tentative="1">
+      <w:start w:val="1"/>
+      <w:numFmt w:val="bullet"/>
+      <w:lvlText w:val=""/>
+      <w:lvlJc w:val="left"/>
+      <w:pPr>
+        <w:tabs>
+          <w:tab w:val="num" w:pos="5760"/>
+        </w:tabs>
+        <w:ind w:left="5760" w:hanging="360"/>
+      </w:pPr>
+      <w:rPr>
+        <w:rFonts w:ascii="Wingdings" w:hAnsi="Wingdings" w:hint="default"/>
+        <w:sz w:val="20"/>
+      </w:rPr>
+    </w:lvl>
+    <w:lvl w:ilvl="8" w:tentative="1">
+      <w:start w:val="1"/>
+      <w:numFmt w:val="bullet"/>
+      <w:lvlText w:val=""/>
+      <w:lvlJc w:val="left"/>
+      <w:pPr>
+        <w:tabs>
+          <w:tab w:val="num" w:pos="6480"/>
+        </w:tabs>
+        <w:ind w:left="6480" w:hanging="360"/>
+      </w:pPr>
+      <w:rPr>
+        <w:rFonts w:ascii="Wingdings" w:hAnsi="Wingdings" w:hint="default"/>
+        <w:sz w:val="20"/>
+      </w:rPr>
+    </w:lvl>
+  </w:abstractNum>
+  <w:abstractNum w:abstractNumId="1" w15:restartNumberingAfterBreak="0">
+    <w:nsid w:val="083C0B75"/>
+    <w:multiLevelType w:val="multilevel"/>
+    <w:tmpl w:val="8ECE1678"/>
+    <w:lvl w:ilvl="0">
+      <w:start w:val="1"/>
+      <w:numFmt w:val="bullet"/>
+      <w:lvlText w:val=""/>
+      <w:lvlJc w:val="left"/>
+      <w:pPr>
+        <w:tabs>
+          <w:tab w:val="num" w:pos="720"/>
+        </w:tabs>
+        <w:ind w:left="720" w:hanging="360"/>
+      </w:pPr>
+      <w:rPr>
+        <w:rFonts w:ascii="Symbol" w:hAnsi="Symbol" w:hint="default"/>
+        <w:sz w:val="20"/>
+      </w:rPr>
+    </w:lvl>
+    <w:lvl w:ilvl="1" w:tentative="1">
+      <w:start w:val="1"/>
+      <w:numFmt w:val="bullet"/>
+      <w:lvlText w:val="o"/>
+      <w:lvlJc w:val="left"/>
+      <w:pPr>
+        <w:tabs>
+          <w:tab w:val="num" w:pos="1440"/>
+        </w:tabs>
+        <w:ind w:left="1440" w:hanging="360"/>
+      </w:pPr>
+      <w:rPr>
+        <w:rFonts w:ascii="Courier New" w:hAnsi="Courier New" w:hint="default"/>
+        <w:sz w:val="20"/>
+      </w:rPr>
+    </w:lvl>
+    <w:lvl w:ilvl="2" w:tentative="1">
+      <w:start w:val="1"/>
+      <w:numFmt w:val="bullet"/>
+      <w:lvlText w:val=""/>
+      <w:lvlJc w:val="left"/>
+      <w:pPr>
+        <w:tabs>
+          <w:tab w:val="num" w:pos="2160"/>
+        </w:tabs>
+        <w:ind w:left="2160" w:hanging="360"/>
+      </w:pPr>
+      <w:rPr>
+        <w:rFonts w:ascii="Wingdings" w:hAnsi="Wingdings" w:hint="default"/>
+        <w:sz w:val="20"/>
+      </w:rPr>
+    </w:lvl>
+    <w:lvl w:ilvl="3" w:tentative="1">
+      <w:start w:val="1"/>
+      <w:numFmt w:val="bullet"/>
+      <w:lvlText w:val=""/>
+      <w:lvlJc w:val="left"/>
+      <w:pPr>
+        <w:tabs>
+          <w:tab w:val="num" w:pos="2880"/>
+        </w:tabs>
+        <w:ind w:left="2880" w:hanging="360"/>
+      </w:pPr>
+      <w:rPr>
+        <w:rFonts w:ascii="Wingdings" w:hAnsi="Wingdings" w:hint="default"/>
+        <w:sz w:val="20"/>
+      </w:rPr>
+    </w:lvl>
+    <w:lvl w:ilvl="4" w:tentative="1">
+      <w:start w:val="1"/>
+      <w:numFmt w:val="bullet"/>
+      <w:lvlText w:val=""/>
+      <w:lvlJc w:val="left"/>
+      <w:pPr>
+        <w:tabs>
+          <w:tab w:val="num" w:pos="3600"/>
+        </w:tabs>
+        <w:ind w:left="3600" w:hanging="360"/>
+      </w:pPr>
+      <w:rPr>
+        <w:rFonts w:ascii="Wingdings" w:hAnsi="Wingdings" w:hint="default"/>
+        <w:sz w:val="20"/>
+      </w:rPr>
+    </w:lvl>
+    <w:lvl w:ilvl="5" w:tentative="1">
+      <w:start w:val="1"/>
+      <w:numFmt w:val="bullet"/>
+      <w:lvlText w:val=""/>
+      <w:lvlJc w:val="left"/>
+      <w:pPr>
+        <w:tabs>
+          <w:tab w:val="num" w:pos="4320"/>
+        </w:tabs>
+        <w:ind w:left="4320" w:hanging="360"/>
+      </w:pPr>
+      <w:rPr>
+        <w:rFonts w:ascii="Wingdings" w:hAnsi="Wingdings" w:hint="default"/>
+        <w:sz w:val="20"/>
+      </w:rPr>
+    </w:lvl>
+    <w:lvl w:ilvl="6" w:tentative="1">
+      <w:start w:val="1"/>
+      <w:numFmt w:val="bullet"/>
+      <w:lvlText w:val=""/>
+      <w:lvlJc w:val="left"/>
+      <w:pPr>
+        <w:tabs>
+          <w:tab w:val="num" w:pos="5040"/>
+        </w:tabs>
+        <w:ind w:left="5040" w:hanging="360"/>
+      </w:pPr>
+      <w:rPr>
+        <w:rFonts w:ascii="Wingdings" w:hAnsi="Wingdings" w:hint="default"/>
+        <w:sz w:val="20"/>
+      </w:rPr>
+    </w:lvl>
+    <w:lvl w:ilvl="7" w:tentative="1">
+      <w:start w:val="1"/>
+      <w:numFmt w:val="bullet"/>
+      <w:lvlText w:val=""/>
+      <w:lvlJc w:val="left"/>
+      <w:pPr>
+        <w:tabs>
+          <w:tab w:val="num" w:pos="5760"/>
+        </w:tabs>
+        <w:ind w:left="5760" w:hanging="360"/>
+      </w:pPr>
+      <w:rPr>
+        <w:rFonts w:ascii="Wingdings" w:hAnsi="Wingdings" w:hint="default"/>
+        <w:sz w:val="20"/>
+      </w:rPr>
+    </w:lvl>
+    <w:lvl w:ilvl="8" w:tentative="1">
+      <w:start w:val="1"/>
+      <w:numFmt w:val="bullet"/>
+      <w:lvlText w:val=""/>
+      <w:lvlJc w:val="left"/>
+      <w:pPr>
+        <w:tabs>
+          <w:tab w:val="num" w:pos="6480"/>
+        </w:tabs>
+        <w:ind w:left="6480" w:hanging="360"/>
+      </w:pPr>
+      <w:rPr>
+        <w:rFonts w:ascii="Wingdings" w:hAnsi="Wingdings" w:hint="default"/>
+        <w:sz w:val="20"/>
+      </w:rPr>
+    </w:lvl>
+  </w:abstractNum>
+  <w:abstractNum w:abstractNumId="2" w15:restartNumberingAfterBreak="0">
+    <w:nsid w:val="098E409A"/>
+    <w:multiLevelType w:val="multilevel"/>
+    <w:tmpl w:val="3D06631E"/>
+    <w:lvl w:ilvl="0">
+      <w:start w:val="1"/>
+      <w:numFmt w:val="bullet"/>
+      <w:lvlText w:val=""/>
+      <w:lvlJc w:val="left"/>
+      <w:pPr>
+        <w:tabs>
+          <w:tab w:val="num" w:pos="720"/>
+        </w:tabs>
+        <w:ind w:left="720" w:hanging="360"/>
+      </w:pPr>
+      <w:rPr>
+        <w:rFonts w:ascii="Symbol" w:hAnsi="Symbol" w:hint="default"/>
+        <w:sz w:val="20"/>
+      </w:rPr>
+    </w:lvl>
+    <w:lvl w:ilvl="1" w:tentative="1">
+      <w:start w:val="1"/>
+      <w:numFmt w:val="bullet"/>
+      <w:lvlText w:val="o"/>
+      <w:lvlJc w:val="left"/>
+      <w:pPr>
+        <w:tabs>
+          <w:tab w:val="num" w:pos="1440"/>
+        </w:tabs>
+        <w:ind w:left="1440" w:hanging="360"/>
+      </w:pPr>
+      <w:rPr>
+        <w:rFonts w:ascii="Courier New" w:hAnsi="Courier New" w:hint="default"/>
+        <w:sz w:val="20"/>
+      </w:rPr>
+    </w:lvl>
+    <w:lvl w:ilvl="2" w:tentative="1">
+      <w:start w:val="1"/>
+      <w:numFmt w:val="bullet"/>
+      <w:lvlText w:val=""/>
+      <w:lvlJc w:val="left"/>
+      <w:pPr>
+        <w:tabs>
+          <w:tab w:val="num" w:pos="2160"/>
+        </w:tabs>
+        <w:ind w:left="2160" w:hanging="360"/>
+      </w:pPr>
+      <w:rPr>
+        <w:rFonts w:ascii="Wingdings" w:hAnsi="Wingdings" w:hint="default"/>
+        <w:sz w:val="20"/>
+      </w:rPr>
+    </w:lvl>
+    <w:lvl w:ilvl="3" w:tentative="1">
+      <w:start w:val="1"/>
+      <w:numFmt w:val="bullet"/>
+      <w:lvlText w:val=""/>
+      <w:lvlJc w:val="left"/>
+      <w:pPr>
+        <w:tabs>
+          <w:tab w:val="num" w:pos="2880"/>
+        </w:tabs>
+        <w:ind w:left="2880" w:hanging="360"/>
+      </w:pPr>
+      <w:rPr>
+        <w:rFonts w:ascii="Wingdings" w:hAnsi="Wingdings" w:hint="default"/>
+        <w:sz w:val="20"/>
+      </w:rPr>
+    </w:lvl>
+    <w:lvl w:ilvl="4" w:tentative="1">
+      <w:start w:val="1"/>
+      <w:numFmt w:val="bullet"/>
+      <w:lvlText w:val=""/>
+      <w:lvlJc w:val="left"/>
+      <w:pPr>
+        <w:tabs>
+          <w:tab w:val="num" w:pos="3600"/>
+        </w:tabs>
+        <w:ind w:left="3600" w:hanging="360"/>
+      </w:pPr>
+      <w:rPr>
+        <w:rFonts w:ascii="Wingdings" w:hAnsi="Wingdings" w:hint="default"/>
+        <w:sz w:val="20"/>
+      </w:rPr>
+    </w:lvl>
+    <w:lvl w:ilvl="5" w:tentative="1">
+      <w:start w:val="1"/>
+      <w:numFmt w:val="bullet"/>
+      <w:lvlText w:val=""/>
+      <w:lvlJc w:val="left"/>
+      <w:pPr>
+        <w:tabs>
+          <w:tab w:val="num" w:pos="4320"/>
+        </w:tabs>
+        <w:ind w:left="4320" w:hanging="360"/>
+      </w:pPr>
+      <w:rPr>
+        <w:rFonts w:ascii="Wingdings" w:hAnsi="Wingdings" w:hint="default"/>
+        <w:sz w:val="20"/>
+      </w:rPr>
+    </w:lvl>
+    <w:lvl w:ilvl="6" w:tentative="1">
+      <w:start w:val="1"/>
+      <w:numFmt w:val="bullet"/>
+      <w:lvlText w:val=""/>
+      <w:lvlJc w:val="left"/>
+      <w:pPr>
+        <w:tabs>
+          <w:tab w:val="num" w:pos="5040"/>
+        </w:tabs>
+        <w:ind w:left="5040" w:hanging="360"/>
+      </w:pPr>
+      <w:rPr>
+        <w:rFonts w:ascii="Wingdings" w:hAnsi="Wingdings" w:hint="default"/>
+        <w:sz w:val="20"/>
+      </w:rPr>
+    </w:lvl>
+    <w:lvl w:ilvl="7" w:tentative="1">
+      <w:start w:val="1"/>
+      <w:numFmt w:val="bullet"/>
+      <w:lvlText w:val=""/>
+      <w:lvlJc w:val="left"/>
+      <w:pPr>
+        <w:tabs>
+          <w:tab w:val="num" w:pos="5760"/>
+        </w:tabs>
+        <w:ind w:left="5760" w:hanging="360"/>
+      </w:pPr>
+      <w:rPr>
+        <w:rFonts w:ascii="Wingdings" w:hAnsi="Wingdings" w:hint="default"/>
+        <w:sz w:val="20"/>
+      </w:rPr>
+    </w:lvl>
+    <w:lvl w:ilvl="8" w:tentative="1">
+      <w:start w:val="1"/>
+      <w:numFmt w:val="bullet"/>
+      <w:lvlText w:val=""/>
+      <w:lvlJc w:val="left"/>
+      <w:pPr>
+        <w:tabs>
+          <w:tab w:val="num" w:pos="6480"/>
+        </w:tabs>
+        <w:ind w:left="6480" w:hanging="360"/>
+      </w:pPr>
+      <w:rPr>
+        <w:rFonts w:ascii="Wingdings" w:hAnsi="Wingdings" w:hint="default"/>
+        <w:sz w:val="20"/>
+      </w:rPr>
+    </w:lvl>
+  </w:abstractNum>
+  <w:abstractNum w:abstractNumId="3" w15:restartNumberingAfterBreak="0">
+    <w:nsid w:val="0B9A52BB"/>
+    <w:multiLevelType w:val="multilevel"/>
+    <w:tmpl w:val="09CC2524"/>
+    <w:lvl w:ilvl="0">
+      <w:start w:val="1"/>
+      <w:numFmt w:val="bullet"/>
+      <w:lvlText w:val=""/>
+      <w:lvlJc w:val="left"/>
+      <w:pPr>
+        <w:tabs>
+          <w:tab w:val="num" w:pos="720"/>
+        </w:tabs>
+        <w:ind w:left="720" w:hanging="360"/>
+      </w:pPr>
+      <w:rPr>
+        <w:rFonts w:ascii="Symbol" w:hAnsi="Symbol" w:hint="default"/>
+        <w:sz w:val="20"/>
+      </w:rPr>
+    </w:lvl>
+    <w:lvl w:ilvl="1" w:tentative="1">
+      <w:start w:val="1"/>
+      <w:numFmt w:val="bullet"/>
+      <w:lvlText w:val="o"/>
+      <w:lvlJc w:val="left"/>
+      <w:pPr>
+        <w:tabs>
+          <w:tab w:val="num" w:pos="1440"/>
+        </w:tabs>
+        <w:ind w:left="1440" w:hanging="360"/>
+      </w:pPr>
+      <w:rPr>
+        <w:rFonts w:ascii="Courier New" w:hAnsi="Courier New" w:hint="default"/>
+        <w:sz w:val="20"/>
+      </w:rPr>
+    </w:lvl>
+    <w:lvl w:ilvl="2" w:tentative="1">
+      <w:start w:val="1"/>
+      <w:numFmt w:val="bullet"/>
+      <w:lvlText w:val=""/>
+      <w:lvlJc w:val="left"/>
+      <w:pPr>
+        <w:tabs>
+          <w:tab w:val="num" w:pos="2160"/>
+        </w:tabs>
+        <w:ind w:left="2160" w:hanging="360"/>
+      </w:pPr>
+      <w:rPr>
+        <w:rFonts w:ascii="Wingdings" w:hAnsi="Wingdings" w:hint="default"/>
+        <w:sz w:val="20"/>
+      </w:rPr>
+    </w:lvl>
+    <w:lvl w:ilvl="3" w:tentative="1">
+      <w:start w:val="1"/>
+      <w:numFmt w:val="bullet"/>
+      <w:lvlText w:val=""/>
+      <w:lvlJc w:val="left"/>
+      <w:pPr>
+        <w:tabs>
+          <w:tab w:val="num" w:pos="2880"/>
+        </w:tabs>
+        <w:ind w:left="2880" w:hanging="360"/>
+      </w:pPr>
+      <w:rPr>
+        <w:rFonts w:ascii="Wingdings" w:hAnsi="Wingdings" w:hint="default"/>
+        <w:sz w:val="20"/>
+      </w:rPr>
+    </w:lvl>
+    <w:lvl w:ilvl="4" w:tentative="1">
+      <w:start w:val="1"/>
+      <w:numFmt w:val="bullet"/>
+      <w:lvlText w:val=""/>
+      <w:lvlJc w:val="left"/>
+      <w:pPr>
+        <w:tabs>
+          <w:tab w:val="num" w:pos="3600"/>
+        </w:tabs>
+        <w:ind w:left="3600" w:hanging="360"/>
+      </w:pPr>
+      <w:rPr>
+        <w:rFonts w:ascii="Wingdings" w:hAnsi="Wingdings" w:hint="default"/>
+        <w:sz w:val="20"/>
+      </w:rPr>
+    </w:lvl>
+    <w:lvl w:ilvl="5" w:tentative="1">
+      <w:start w:val="1"/>
+      <w:numFmt w:val="bullet"/>
+      <w:lvlText w:val=""/>
+      <w:lvlJc w:val="left"/>
+      <w:pPr>
+        <w:tabs>
+          <w:tab w:val="num" w:pos="4320"/>
+        </w:tabs>
+        <w:ind w:left="4320" w:hanging="360"/>
+      </w:pPr>
+      <w:rPr>
+        <w:rFonts w:ascii="Wingdings" w:hAnsi="Wingdings" w:hint="default"/>
+        <w:sz w:val="20"/>
+      </w:rPr>
+    </w:lvl>
+    <w:lvl w:ilvl="6" w:tentative="1">
+      <w:start w:val="1"/>
+      <w:numFmt w:val="bullet"/>
+      <w:lvlText w:val=""/>
+      <w:lvlJc w:val="left"/>
+      <w:pPr>
+        <w:tabs>
+          <w:tab w:val="num" w:pos="5040"/>
+        </w:tabs>
+        <w:ind w:left="5040" w:hanging="360"/>
+      </w:pPr>
+      <w:rPr>
+        <w:rFonts w:ascii="Wingdings" w:hAnsi="Wingdings" w:hint="default"/>
+        <w:sz w:val="20"/>
+      </w:rPr>
+    </w:lvl>
+    <w:lvl w:ilvl="7" w:tentative="1">
+      <w:start w:val="1"/>
+      <w:numFmt w:val="bullet"/>
+      <w:lvlText w:val=""/>
+      <w:lvlJc w:val="left"/>
+      <w:pPr>
+        <w:tabs>
+          <w:tab w:val="num" w:pos="5760"/>
+        </w:tabs>
+        <w:ind w:left="5760" w:hanging="360"/>
+      </w:pPr>
+      <w:rPr>
+        <w:rFonts w:ascii="Wingdings" w:hAnsi="Wingdings" w:hint="default"/>
+        <w:sz w:val="20"/>
+      </w:rPr>
+    </w:lvl>
+    <w:lvl w:ilvl="8" w:tentative="1">
+      <w:start w:val="1"/>
+      <w:numFmt w:val="bullet"/>
+      <w:lvlText w:val=""/>
+      <w:lvlJc w:val="left"/>
+      <w:pPr>
+        <w:tabs>
+          <w:tab w:val="num" w:pos="6480"/>
+        </w:tabs>
+        <w:ind w:left="6480" w:hanging="360"/>
+      </w:pPr>
+      <w:rPr>
+        <w:rFonts w:ascii="Wingdings" w:hAnsi="Wingdings" w:hint="default"/>
+        <w:sz w:val="20"/>
+      </w:rPr>
+    </w:lvl>
+  </w:abstractNum>
+  <w:abstractNum w:abstractNumId="4" w15:restartNumberingAfterBreak="0">
+    <w:nsid w:val="10EA1CC3"/>
+    <w:multiLevelType w:val="multilevel"/>
+    <w:tmpl w:val="359E5D92"/>
+    <w:lvl w:ilvl="0">
+      <w:start w:val="1"/>
+      <w:numFmt w:val="bullet"/>
+      <w:lvlText w:val=""/>
+      <w:lvlJc w:val="left"/>
+      <w:pPr>
+        <w:tabs>
+          <w:tab w:val="num" w:pos="720"/>
+        </w:tabs>
+        <w:ind w:left="720" w:hanging="360"/>
+      </w:pPr>
+      <w:rPr>
+        <w:rFonts w:ascii="Symbol" w:hAnsi="Symbol" w:hint="default"/>
+        <w:sz w:val="20"/>
+      </w:rPr>
+    </w:lvl>
+    <w:lvl w:ilvl="1" w:tentative="1">
+      <w:start w:val="1"/>
+      <w:numFmt w:val="bullet"/>
+      <w:lvlText w:val="o"/>
+      <w:lvlJc w:val="left"/>
+      <w:pPr>
+        <w:tabs>
+          <w:tab w:val="num" w:pos="1440"/>
+        </w:tabs>
+        <w:ind w:left="1440" w:hanging="360"/>
+      </w:pPr>
+      <w:rPr>
+        <w:rFonts w:ascii="Courier New" w:hAnsi="Courier New" w:hint="default"/>
+        <w:sz w:val="20"/>
+      </w:rPr>
+    </w:lvl>
+    <w:lvl w:ilvl="2" w:tentative="1">
+      <w:start w:val="1"/>
+      <w:numFmt w:val="bullet"/>
+      <w:lvlText w:val=""/>
+      <w:lvlJc w:val="left"/>
+      <w:pPr>
+        <w:tabs>
+          <w:tab w:val="num" w:pos="2160"/>
+        </w:tabs>
+        <w:ind w:left="2160" w:hanging="360"/>
+      </w:pPr>
+      <w:rPr>
+        <w:rFonts w:ascii="Wingdings" w:hAnsi="Wingdings" w:hint="default"/>
+        <w:sz w:val="20"/>
+      </w:rPr>
+    </w:lvl>
+    <w:lvl w:ilvl="3" w:tentative="1">
+      <w:start w:val="1"/>
+      <w:numFmt w:val="bullet"/>
+      <w:lvlText w:val=""/>
+      <w:lvlJc w:val="left"/>
+      <w:pPr>
+        <w:tabs>
+          <w:tab w:val="num" w:pos="2880"/>
+        </w:tabs>
+        <w:ind w:left="2880" w:hanging="360"/>
+      </w:pPr>
+      <w:rPr>
+        <w:rFonts w:ascii="Wingdings" w:hAnsi="Wingdings" w:hint="default"/>
+        <w:sz w:val="20"/>
+      </w:rPr>
+    </w:lvl>
+    <w:lvl w:ilvl="4" w:tentative="1">
+      <w:start w:val="1"/>
+      <w:numFmt w:val="bullet"/>
+      <w:lvlText w:val=""/>
+      <w:lvlJc w:val="left"/>
+      <w:pPr>
+        <w:tabs>
+          <w:tab w:val="num" w:pos="3600"/>
+        </w:tabs>
+        <w:ind w:left="3600" w:hanging="360"/>
+      </w:pPr>
+      <w:rPr>
+        <w:rFonts w:ascii="Wingdings" w:hAnsi="Wingdings" w:hint="default"/>
+        <w:sz w:val="20"/>
+      </w:rPr>
+    </w:lvl>
+    <w:lvl w:ilvl="5" w:tentative="1">
+      <w:start w:val="1"/>
+      <w:numFmt w:val="bullet"/>
+      <w:lvlText w:val=""/>
+      <w:lvlJc w:val="left"/>
+      <w:pPr>
+        <w:tabs>
+          <w:tab w:val="num" w:pos="4320"/>
+        </w:tabs>
+        <w:ind w:left="4320" w:hanging="360"/>
+      </w:pPr>
+      <w:rPr>
+        <w:rFonts w:ascii="Wingdings" w:hAnsi="Wingdings" w:hint="default"/>
+        <w:sz w:val="20"/>
+      </w:rPr>
+    </w:lvl>
+    <w:lvl w:ilvl="6" w:tentative="1">
+      <w:start w:val="1"/>
+      <w:numFmt w:val="bullet"/>
+      <w:lvlText w:val=""/>
+      <w:lvlJc w:val="left"/>
+      <w:pPr>
+        <w:tabs>
+          <w:tab w:val="num" w:pos="5040"/>
+        </w:tabs>
+        <w:ind w:left="5040" w:hanging="360"/>
+      </w:pPr>
+      <w:rPr>
+        <w:rFonts w:ascii="Wingdings" w:hAnsi="Wingdings" w:hint="default"/>
+        <w:sz w:val="20"/>
+      </w:rPr>
+    </w:lvl>
+    <w:lvl w:ilvl="7" w:tentative="1">
+      <w:start w:val="1"/>
+      <w:numFmt w:val="bullet"/>
+      <w:lvlText w:val=""/>
+      <w:lvlJc w:val="left"/>
+      <w:pPr>
+        <w:tabs>
+          <w:tab w:val="num" w:pos="5760"/>
+        </w:tabs>
+        <w:ind w:left="5760" w:hanging="360"/>
+      </w:pPr>
+      <w:rPr>
+        <w:rFonts w:ascii="Wingdings" w:hAnsi="Wingdings" w:hint="default"/>
+        <w:sz w:val="20"/>
+      </w:rPr>
+    </w:lvl>
+    <w:lvl w:ilvl="8" w:tentative="1">
+      <w:start w:val="1"/>
+      <w:numFmt w:val="bullet"/>
+      <w:lvlText w:val=""/>
+      <w:lvlJc w:val="left"/>
+      <w:pPr>
+        <w:tabs>
+          <w:tab w:val="num" w:pos="6480"/>
+        </w:tabs>
+        <w:ind w:left="6480" w:hanging="360"/>
+      </w:pPr>
+      <w:rPr>
+        <w:rFonts w:ascii="Wingdings" w:hAnsi="Wingdings" w:hint="default"/>
+        <w:sz w:val="20"/>
+      </w:rPr>
+    </w:lvl>
+  </w:abstractNum>
+  <w:abstractNum w:abstractNumId="5" w15:restartNumberingAfterBreak="0">
+    <w:nsid w:val="24D25839"/>
+    <w:multiLevelType w:val="multilevel"/>
+    <w:tmpl w:val="7840C67C"/>
+    <w:lvl w:ilvl="0">
+      <w:start w:val="1"/>
+      <w:numFmt w:val="bullet"/>
+      <w:lvlText w:val=""/>
+      <w:lvlJc w:val="left"/>
+      <w:pPr>
+        <w:tabs>
+          <w:tab w:val="num" w:pos="720"/>
+        </w:tabs>
+        <w:ind w:left="720" w:hanging="360"/>
+      </w:pPr>
+      <w:rPr>
+        <w:rFonts w:ascii="Symbol" w:hAnsi="Symbol" w:hint="default"/>
+        <w:sz w:val="20"/>
+      </w:rPr>
+    </w:lvl>
+    <w:lvl w:ilvl="1" w:tentative="1">
+      <w:start w:val="1"/>
+      <w:numFmt w:val="bullet"/>
+      <w:lvlText w:val="o"/>
+      <w:lvlJc w:val="left"/>
+      <w:pPr>
+        <w:tabs>
+          <w:tab w:val="num" w:pos="1440"/>
+        </w:tabs>
+        <w:ind w:left="1440" w:hanging="360"/>
+      </w:pPr>
+      <w:rPr>
+        <w:rFonts w:ascii="Courier New" w:hAnsi="Courier New" w:hint="default"/>
+        <w:sz w:val="20"/>
+      </w:rPr>
+    </w:lvl>
+    <w:lvl w:ilvl="2" w:tentative="1">
+      <w:start w:val="1"/>
+      <w:numFmt w:val="bullet"/>
+      <w:lvlText w:val=""/>
+      <w:lvlJc w:val="left"/>
+      <w:pPr>
+        <w:tabs>
+          <w:tab w:val="num" w:pos="2160"/>
+        </w:tabs>
+        <w:ind w:left="2160" w:hanging="360"/>
+      </w:pPr>
+      <w:rPr>
+        <w:rFonts w:ascii="Wingdings" w:hAnsi="Wingdings" w:hint="default"/>
+        <w:sz w:val="20"/>
+      </w:rPr>
+    </w:lvl>
+    <w:lvl w:ilvl="3" w:tentative="1">
+      <w:start w:val="1"/>
+      <w:numFmt w:val="bullet"/>
+      <w:lvlText w:val=""/>
+      <w:lvlJc w:val="left"/>
+      <w:pPr>
+        <w:tabs>
+          <w:tab w:val="num" w:pos="2880"/>
+        </w:tabs>
+        <w:ind w:left="2880" w:hanging="360"/>
+      </w:pPr>
+      <w:rPr>
+        <w:rFonts w:ascii="Wingdings" w:hAnsi="Wingdings" w:hint="default"/>
+        <w:sz w:val="20"/>
+      </w:rPr>
+    </w:lvl>
+    <w:lvl w:ilvl="4" w:tentative="1">
+      <w:start w:val="1"/>
+      <w:numFmt w:val="bullet"/>
+      <w:lvlText w:val=""/>
+      <w:lvlJc w:val="left"/>
+      <w:pPr>
+        <w:tabs>
+          <w:tab w:val="num" w:pos="3600"/>
+        </w:tabs>
+        <w:ind w:left="3600" w:hanging="360"/>
+      </w:pPr>
+      <w:rPr>
+        <w:rFonts w:ascii="Wingdings" w:hAnsi="Wingdings" w:hint="default"/>
+        <w:sz w:val="20"/>
+      </w:rPr>
+    </w:lvl>
+    <w:lvl w:ilvl="5" w:tentative="1">
+      <w:start w:val="1"/>
+      <w:numFmt w:val="bullet"/>
+      <w:lvlText w:val=""/>
+      <w:lvlJc w:val="left"/>
+      <w:pPr>
+        <w:tabs>
+          <w:tab w:val="num" w:pos="4320"/>
+        </w:tabs>
+        <w:ind w:left="4320" w:hanging="360"/>
+      </w:pPr>
+      <w:rPr>
+        <w:rFonts w:ascii="Wingdings" w:hAnsi="Wingdings" w:hint="default"/>
+        <w:sz w:val="20"/>
+      </w:rPr>
+    </w:lvl>
+    <w:lvl w:ilvl="6" w:tentative="1">
+      <w:start w:val="1"/>
+      <w:numFmt w:val="bullet"/>
+      <w:lvlText w:val=""/>
+      <w:lvlJc w:val="left"/>
+      <w:pPr>
+        <w:tabs>
+          <w:tab w:val="num" w:pos="5040"/>
+        </w:tabs>
+        <w:ind w:left="5040" w:hanging="360"/>
+      </w:pPr>
+      <w:rPr>
+        <w:rFonts w:ascii="Wingdings" w:hAnsi="Wingdings" w:hint="default"/>
+        <w:sz w:val="20"/>
+      </w:rPr>
+    </w:lvl>
+    <w:lvl w:ilvl="7" w:tentative="1">
+      <w:start w:val="1"/>
+      <w:numFmt w:val="bullet"/>
+      <w:lvlText w:val=""/>
+      <w:lvlJc w:val="left"/>
+      <w:pPr>
+        <w:tabs>
+          <w:tab w:val="num" w:pos="5760"/>
+        </w:tabs>
+        <w:ind w:left="5760" w:hanging="360"/>
+      </w:pPr>
+      <w:rPr>
+        <w:rFonts w:ascii="Wingdings" w:hAnsi="Wingdings" w:hint="default"/>
+        <w:sz w:val="20"/>
+      </w:rPr>
+    </w:lvl>
+    <w:lvl w:ilvl="8" w:tentative="1">
+      <w:start w:val="1"/>
+      <w:numFmt w:val="bullet"/>
+      <w:lvlText w:val=""/>
+      <w:lvlJc w:val="left"/>
+      <w:pPr>
+        <w:tabs>
+          <w:tab w:val="num" w:pos="6480"/>
+        </w:tabs>
+        <w:ind w:left="6480" w:hanging="360"/>
+      </w:pPr>
+      <w:rPr>
+        <w:rFonts w:ascii="Wingdings" w:hAnsi="Wingdings" w:hint="default"/>
+        <w:sz w:val="20"/>
+      </w:rPr>
+    </w:lvl>
+  </w:abstractNum>
+  <w:abstractNum w:abstractNumId="6" w15:restartNumberingAfterBreak="0">
     <w:nsid w:val="2FAA36A7"/>
     <w:multiLevelType w:val="multilevel"/>
     <w:tmpl w:val="D4649026"/>
@@ -1084,7 +8456,865 @@
       </w:rPr>
     </w:lvl>
   </w:abstractNum>
-  <w:abstractNum w:abstractNumId="1" w15:restartNumberingAfterBreak="0">
+  <w:abstractNum w:abstractNumId="7" w15:restartNumberingAfterBreak="0">
+    <w:nsid w:val="34CF1F7F"/>
+    <w:multiLevelType w:val="multilevel"/>
+    <w:tmpl w:val="F1668F88"/>
+    <w:lvl w:ilvl="0">
+      <w:start w:val="1"/>
+      <w:numFmt w:val="bullet"/>
+      <w:lvlText w:val=""/>
+      <w:lvlJc w:val="left"/>
+      <w:pPr>
+        <w:tabs>
+          <w:tab w:val="num" w:pos="720"/>
+        </w:tabs>
+        <w:ind w:left="720" w:hanging="360"/>
+      </w:pPr>
+      <w:rPr>
+        <w:rFonts w:ascii="Symbol" w:hAnsi="Symbol" w:hint="default"/>
+        <w:sz w:val="20"/>
+      </w:rPr>
+    </w:lvl>
+    <w:lvl w:ilvl="1">
+      <w:start w:val="1"/>
+      <w:numFmt w:val="bullet"/>
+      <w:lvlText w:val="o"/>
+      <w:lvlJc w:val="left"/>
+      <w:pPr>
+        <w:tabs>
+          <w:tab w:val="num" w:pos="1440"/>
+        </w:tabs>
+        <w:ind w:left="1440" w:hanging="360"/>
+      </w:pPr>
+      <w:rPr>
+        <w:rFonts w:ascii="Courier New" w:hAnsi="Courier New" w:hint="default"/>
+        <w:sz w:val="20"/>
+      </w:rPr>
+    </w:lvl>
+    <w:lvl w:ilvl="2" w:tentative="1">
+      <w:start w:val="1"/>
+      <w:numFmt w:val="bullet"/>
+      <w:lvlText w:val=""/>
+      <w:lvlJc w:val="left"/>
+      <w:pPr>
+        <w:tabs>
+          <w:tab w:val="num" w:pos="2160"/>
+        </w:tabs>
+        <w:ind w:left="2160" w:hanging="360"/>
+      </w:pPr>
+      <w:rPr>
+        <w:rFonts w:ascii="Wingdings" w:hAnsi="Wingdings" w:hint="default"/>
+        <w:sz w:val="20"/>
+      </w:rPr>
+    </w:lvl>
+    <w:lvl w:ilvl="3" w:tentative="1">
+      <w:start w:val="1"/>
+      <w:numFmt w:val="bullet"/>
+      <w:lvlText w:val=""/>
+      <w:lvlJc w:val="left"/>
+      <w:pPr>
+        <w:tabs>
+          <w:tab w:val="num" w:pos="2880"/>
+        </w:tabs>
+        <w:ind w:left="2880" w:hanging="360"/>
+      </w:pPr>
+      <w:rPr>
+        <w:rFonts w:ascii="Wingdings" w:hAnsi="Wingdings" w:hint="default"/>
+        <w:sz w:val="20"/>
+      </w:rPr>
+    </w:lvl>
+    <w:lvl w:ilvl="4" w:tentative="1">
+      <w:start w:val="1"/>
+      <w:numFmt w:val="bullet"/>
+      <w:lvlText w:val=""/>
+      <w:lvlJc w:val="left"/>
+      <w:pPr>
+        <w:tabs>
+          <w:tab w:val="num" w:pos="3600"/>
+        </w:tabs>
+        <w:ind w:left="3600" w:hanging="360"/>
+      </w:pPr>
+      <w:rPr>
+        <w:rFonts w:ascii="Wingdings" w:hAnsi="Wingdings" w:hint="default"/>
+        <w:sz w:val="20"/>
+      </w:rPr>
+    </w:lvl>
+    <w:lvl w:ilvl="5" w:tentative="1">
+      <w:start w:val="1"/>
+      <w:numFmt w:val="bullet"/>
+      <w:lvlText w:val=""/>
+      <w:lvlJc w:val="left"/>
+      <w:pPr>
+        <w:tabs>
+          <w:tab w:val="num" w:pos="4320"/>
+        </w:tabs>
+        <w:ind w:left="4320" w:hanging="360"/>
+      </w:pPr>
+      <w:rPr>
+        <w:rFonts w:ascii="Wingdings" w:hAnsi="Wingdings" w:hint="default"/>
+        <w:sz w:val="20"/>
+      </w:rPr>
+    </w:lvl>
+    <w:lvl w:ilvl="6" w:tentative="1">
+      <w:start w:val="1"/>
+      <w:numFmt w:val="bullet"/>
+      <w:lvlText w:val=""/>
+      <w:lvlJc w:val="left"/>
+      <w:pPr>
+        <w:tabs>
+          <w:tab w:val="num" w:pos="5040"/>
+        </w:tabs>
+        <w:ind w:left="5040" w:hanging="360"/>
+      </w:pPr>
+      <w:rPr>
+        <w:rFonts w:ascii="Wingdings" w:hAnsi="Wingdings" w:hint="default"/>
+        <w:sz w:val="20"/>
+      </w:rPr>
+    </w:lvl>
+    <w:lvl w:ilvl="7" w:tentative="1">
+      <w:start w:val="1"/>
+      <w:numFmt w:val="bullet"/>
+      <w:lvlText w:val=""/>
+      <w:lvlJc w:val="left"/>
+      <w:pPr>
+        <w:tabs>
+          <w:tab w:val="num" w:pos="5760"/>
+        </w:tabs>
+        <w:ind w:left="5760" w:hanging="360"/>
+      </w:pPr>
+      <w:rPr>
+        <w:rFonts w:ascii="Wingdings" w:hAnsi="Wingdings" w:hint="default"/>
+        <w:sz w:val="20"/>
+      </w:rPr>
+    </w:lvl>
+    <w:lvl w:ilvl="8" w:tentative="1">
+      <w:start w:val="1"/>
+      <w:numFmt w:val="bullet"/>
+      <w:lvlText w:val=""/>
+      <w:lvlJc w:val="left"/>
+      <w:pPr>
+        <w:tabs>
+          <w:tab w:val="num" w:pos="6480"/>
+        </w:tabs>
+        <w:ind w:left="6480" w:hanging="360"/>
+      </w:pPr>
+      <w:rPr>
+        <w:rFonts w:ascii="Wingdings" w:hAnsi="Wingdings" w:hint="default"/>
+        <w:sz w:val="20"/>
+      </w:rPr>
+    </w:lvl>
+  </w:abstractNum>
+  <w:abstractNum w:abstractNumId="8" w15:restartNumberingAfterBreak="0">
+    <w:nsid w:val="493B2479"/>
+    <w:multiLevelType w:val="multilevel"/>
+    <w:tmpl w:val="DDC0B676"/>
+    <w:lvl w:ilvl="0">
+      <w:start w:val="1"/>
+      <w:numFmt w:val="bullet"/>
+      <w:lvlText w:val=""/>
+      <w:lvlJc w:val="left"/>
+      <w:pPr>
+        <w:tabs>
+          <w:tab w:val="num" w:pos="720"/>
+        </w:tabs>
+        <w:ind w:left="720" w:hanging="360"/>
+      </w:pPr>
+      <w:rPr>
+        <w:rFonts w:ascii="Symbol" w:hAnsi="Symbol" w:hint="default"/>
+        <w:sz w:val="20"/>
+      </w:rPr>
+    </w:lvl>
+    <w:lvl w:ilvl="1" w:tentative="1">
+      <w:start w:val="1"/>
+      <w:numFmt w:val="bullet"/>
+      <w:lvlText w:val="o"/>
+      <w:lvlJc w:val="left"/>
+      <w:pPr>
+        <w:tabs>
+          <w:tab w:val="num" w:pos="1440"/>
+        </w:tabs>
+        <w:ind w:left="1440" w:hanging="360"/>
+      </w:pPr>
+      <w:rPr>
+        <w:rFonts w:ascii="Courier New" w:hAnsi="Courier New" w:hint="default"/>
+        <w:sz w:val="20"/>
+      </w:rPr>
+    </w:lvl>
+    <w:lvl w:ilvl="2" w:tentative="1">
+      <w:start w:val="1"/>
+      <w:numFmt w:val="bullet"/>
+      <w:lvlText w:val=""/>
+      <w:lvlJc w:val="left"/>
+      <w:pPr>
+        <w:tabs>
+          <w:tab w:val="num" w:pos="2160"/>
+        </w:tabs>
+        <w:ind w:left="2160" w:hanging="360"/>
+      </w:pPr>
+      <w:rPr>
+        <w:rFonts w:ascii="Wingdings" w:hAnsi="Wingdings" w:hint="default"/>
+        <w:sz w:val="20"/>
+      </w:rPr>
+    </w:lvl>
+    <w:lvl w:ilvl="3" w:tentative="1">
+      <w:start w:val="1"/>
+      <w:numFmt w:val="bullet"/>
+      <w:lvlText w:val=""/>
+      <w:lvlJc w:val="left"/>
+      <w:pPr>
+        <w:tabs>
+          <w:tab w:val="num" w:pos="2880"/>
+        </w:tabs>
+        <w:ind w:left="2880" w:hanging="360"/>
+      </w:pPr>
+      <w:rPr>
+        <w:rFonts w:ascii="Wingdings" w:hAnsi="Wingdings" w:hint="default"/>
+        <w:sz w:val="20"/>
+      </w:rPr>
+    </w:lvl>
+    <w:lvl w:ilvl="4" w:tentative="1">
+      <w:start w:val="1"/>
+      <w:numFmt w:val="bullet"/>
+      <w:lvlText w:val=""/>
+      <w:lvlJc w:val="left"/>
+      <w:pPr>
+        <w:tabs>
+          <w:tab w:val="num" w:pos="3600"/>
+        </w:tabs>
+        <w:ind w:left="3600" w:hanging="360"/>
+      </w:pPr>
+      <w:rPr>
+        <w:rFonts w:ascii="Wingdings" w:hAnsi="Wingdings" w:hint="default"/>
+        <w:sz w:val="20"/>
+      </w:rPr>
+    </w:lvl>
+    <w:lvl w:ilvl="5" w:tentative="1">
+      <w:start w:val="1"/>
+      <w:numFmt w:val="bullet"/>
+      <w:lvlText w:val=""/>
+      <w:lvlJc w:val="left"/>
+      <w:pPr>
+        <w:tabs>
+          <w:tab w:val="num" w:pos="4320"/>
+        </w:tabs>
+        <w:ind w:left="4320" w:hanging="360"/>
+      </w:pPr>
+      <w:rPr>
+        <w:rFonts w:ascii="Wingdings" w:hAnsi="Wingdings" w:hint="default"/>
+        <w:sz w:val="20"/>
+      </w:rPr>
+    </w:lvl>
+    <w:lvl w:ilvl="6" w:tentative="1">
+      <w:start w:val="1"/>
+      <w:numFmt w:val="bullet"/>
+      <w:lvlText w:val=""/>
+      <w:lvlJc w:val="left"/>
+      <w:pPr>
+        <w:tabs>
+          <w:tab w:val="num" w:pos="5040"/>
+        </w:tabs>
+        <w:ind w:left="5040" w:hanging="360"/>
+      </w:pPr>
+      <w:rPr>
+        <w:rFonts w:ascii="Wingdings" w:hAnsi="Wingdings" w:hint="default"/>
+        <w:sz w:val="20"/>
+      </w:rPr>
+    </w:lvl>
+    <w:lvl w:ilvl="7" w:tentative="1">
+      <w:start w:val="1"/>
+      <w:numFmt w:val="bullet"/>
+      <w:lvlText w:val=""/>
+      <w:lvlJc w:val="left"/>
+      <w:pPr>
+        <w:tabs>
+          <w:tab w:val="num" w:pos="5760"/>
+        </w:tabs>
+        <w:ind w:left="5760" w:hanging="360"/>
+      </w:pPr>
+      <w:rPr>
+        <w:rFonts w:ascii="Wingdings" w:hAnsi="Wingdings" w:hint="default"/>
+        <w:sz w:val="20"/>
+      </w:rPr>
+    </w:lvl>
+    <w:lvl w:ilvl="8" w:tentative="1">
+      <w:start w:val="1"/>
+      <w:numFmt w:val="bullet"/>
+      <w:lvlText w:val=""/>
+      <w:lvlJc w:val="left"/>
+      <w:pPr>
+        <w:tabs>
+          <w:tab w:val="num" w:pos="6480"/>
+        </w:tabs>
+        <w:ind w:left="6480" w:hanging="360"/>
+      </w:pPr>
+      <w:rPr>
+        <w:rFonts w:ascii="Wingdings" w:hAnsi="Wingdings" w:hint="default"/>
+        <w:sz w:val="20"/>
+      </w:rPr>
+    </w:lvl>
+  </w:abstractNum>
+  <w:abstractNum w:abstractNumId="9" w15:restartNumberingAfterBreak="0">
+    <w:nsid w:val="597473FD"/>
+    <w:multiLevelType w:val="multilevel"/>
+    <w:tmpl w:val="F25A2DF2"/>
+    <w:lvl w:ilvl="0">
+      <w:start w:val="1"/>
+      <w:numFmt w:val="bullet"/>
+      <w:lvlText w:val=""/>
+      <w:lvlJc w:val="left"/>
+      <w:pPr>
+        <w:tabs>
+          <w:tab w:val="num" w:pos="720"/>
+        </w:tabs>
+        <w:ind w:left="720" w:hanging="360"/>
+      </w:pPr>
+      <w:rPr>
+        <w:rFonts w:ascii="Symbol" w:hAnsi="Symbol" w:hint="default"/>
+        <w:sz w:val="20"/>
+      </w:rPr>
+    </w:lvl>
+    <w:lvl w:ilvl="1" w:tentative="1">
+      <w:start w:val="1"/>
+      <w:numFmt w:val="bullet"/>
+      <w:lvlText w:val="o"/>
+      <w:lvlJc w:val="left"/>
+      <w:pPr>
+        <w:tabs>
+          <w:tab w:val="num" w:pos="1440"/>
+        </w:tabs>
+        <w:ind w:left="1440" w:hanging="360"/>
+      </w:pPr>
+      <w:rPr>
+        <w:rFonts w:ascii="Courier New" w:hAnsi="Courier New" w:hint="default"/>
+        <w:sz w:val="20"/>
+      </w:rPr>
+    </w:lvl>
+    <w:lvl w:ilvl="2" w:tentative="1">
+      <w:start w:val="1"/>
+      <w:numFmt w:val="bullet"/>
+      <w:lvlText w:val=""/>
+      <w:lvlJc w:val="left"/>
+      <w:pPr>
+        <w:tabs>
+          <w:tab w:val="num" w:pos="2160"/>
+        </w:tabs>
+        <w:ind w:left="2160" w:hanging="360"/>
+      </w:pPr>
+      <w:rPr>
+        <w:rFonts w:ascii="Wingdings" w:hAnsi="Wingdings" w:hint="default"/>
+        <w:sz w:val="20"/>
+      </w:rPr>
+    </w:lvl>
+    <w:lvl w:ilvl="3" w:tentative="1">
+      <w:start w:val="1"/>
+      <w:numFmt w:val="bullet"/>
+      <w:lvlText w:val=""/>
+      <w:lvlJc w:val="left"/>
+      <w:pPr>
+        <w:tabs>
+          <w:tab w:val="num" w:pos="2880"/>
+        </w:tabs>
+        <w:ind w:left="2880" w:hanging="360"/>
+      </w:pPr>
+      <w:rPr>
+        <w:rFonts w:ascii="Wingdings" w:hAnsi="Wingdings" w:hint="default"/>
+        <w:sz w:val="20"/>
+      </w:rPr>
+    </w:lvl>
+    <w:lvl w:ilvl="4" w:tentative="1">
+      <w:start w:val="1"/>
+      <w:numFmt w:val="bullet"/>
+      <w:lvlText w:val=""/>
+      <w:lvlJc w:val="left"/>
+      <w:pPr>
+        <w:tabs>
+          <w:tab w:val="num" w:pos="3600"/>
+        </w:tabs>
+        <w:ind w:left="3600" w:hanging="360"/>
+      </w:pPr>
+      <w:rPr>
+        <w:rFonts w:ascii="Wingdings" w:hAnsi="Wingdings" w:hint="default"/>
+        <w:sz w:val="20"/>
+      </w:rPr>
+    </w:lvl>
+    <w:lvl w:ilvl="5" w:tentative="1">
+      <w:start w:val="1"/>
+      <w:numFmt w:val="bullet"/>
+      <w:lvlText w:val=""/>
+      <w:lvlJc w:val="left"/>
+      <w:pPr>
+        <w:tabs>
+          <w:tab w:val="num" w:pos="4320"/>
+        </w:tabs>
+        <w:ind w:left="4320" w:hanging="360"/>
+      </w:pPr>
+      <w:rPr>
+        <w:rFonts w:ascii="Wingdings" w:hAnsi="Wingdings" w:hint="default"/>
+        <w:sz w:val="20"/>
+      </w:rPr>
+    </w:lvl>
+    <w:lvl w:ilvl="6" w:tentative="1">
+      <w:start w:val="1"/>
+      <w:numFmt w:val="bullet"/>
+      <w:lvlText w:val=""/>
+      <w:lvlJc w:val="left"/>
+      <w:pPr>
+        <w:tabs>
+          <w:tab w:val="num" w:pos="5040"/>
+        </w:tabs>
+        <w:ind w:left="5040" w:hanging="360"/>
+      </w:pPr>
+      <w:rPr>
+        <w:rFonts w:ascii="Wingdings" w:hAnsi="Wingdings" w:hint="default"/>
+        <w:sz w:val="20"/>
+      </w:rPr>
+    </w:lvl>
+    <w:lvl w:ilvl="7" w:tentative="1">
+      <w:start w:val="1"/>
+      <w:numFmt w:val="bullet"/>
+      <w:lvlText w:val=""/>
+      <w:lvlJc w:val="left"/>
+      <w:pPr>
+        <w:tabs>
+          <w:tab w:val="num" w:pos="5760"/>
+        </w:tabs>
+        <w:ind w:left="5760" w:hanging="360"/>
+      </w:pPr>
+      <w:rPr>
+        <w:rFonts w:ascii="Wingdings" w:hAnsi="Wingdings" w:hint="default"/>
+        <w:sz w:val="20"/>
+      </w:rPr>
+    </w:lvl>
+    <w:lvl w:ilvl="8" w:tentative="1">
+      <w:start w:val="1"/>
+      <w:numFmt w:val="bullet"/>
+      <w:lvlText w:val=""/>
+      <w:lvlJc w:val="left"/>
+      <w:pPr>
+        <w:tabs>
+          <w:tab w:val="num" w:pos="6480"/>
+        </w:tabs>
+        <w:ind w:left="6480" w:hanging="360"/>
+      </w:pPr>
+      <w:rPr>
+        <w:rFonts w:ascii="Wingdings" w:hAnsi="Wingdings" w:hint="default"/>
+        <w:sz w:val="20"/>
+      </w:rPr>
+    </w:lvl>
+  </w:abstractNum>
+  <w:abstractNum w:abstractNumId="10" w15:restartNumberingAfterBreak="0">
+    <w:nsid w:val="5D124BB9"/>
+    <w:multiLevelType w:val="hybridMultilevel"/>
+    <w:tmpl w:val="CC6AA872"/>
+    <w:lvl w:ilvl="0" w:tplc="04190001">
+      <w:start w:val="1"/>
+      <w:numFmt w:val="bullet"/>
+      <w:lvlText w:val=""/>
+      <w:lvlJc w:val="left"/>
+      <w:pPr>
+        <w:ind w:left="857" w:hanging="360"/>
+      </w:pPr>
+      <w:rPr>
+        <w:rFonts w:ascii="Symbol" w:hAnsi="Symbol" w:hint="default"/>
+      </w:rPr>
+    </w:lvl>
+    <w:lvl w:ilvl="1" w:tplc="04190003" w:tentative="1">
+      <w:start w:val="1"/>
+      <w:numFmt w:val="bullet"/>
+      <w:lvlText w:val="o"/>
+      <w:lvlJc w:val="left"/>
+      <w:pPr>
+        <w:ind w:left="1577" w:hanging="360"/>
+      </w:pPr>
+      <w:rPr>
+        <w:rFonts w:ascii="Courier New" w:hAnsi="Courier New" w:cs="Courier New" w:hint="default"/>
+      </w:rPr>
+    </w:lvl>
+    <w:lvl w:ilvl="2" w:tplc="04190005" w:tentative="1">
+      <w:start w:val="1"/>
+      <w:numFmt w:val="bullet"/>
+      <w:lvlText w:val=""/>
+      <w:lvlJc w:val="left"/>
+      <w:pPr>
+        <w:ind w:left="2297" w:hanging="360"/>
+      </w:pPr>
+      <w:rPr>
+        <w:rFonts w:ascii="Wingdings" w:hAnsi="Wingdings" w:hint="default"/>
+      </w:rPr>
+    </w:lvl>
+    <w:lvl w:ilvl="3" w:tplc="04190001" w:tentative="1">
+      <w:start w:val="1"/>
+      <w:numFmt w:val="bullet"/>
+      <w:lvlText w:val=""/>
+      <w:lvlJc w:val="left"/>
+      <w:pPr>
+        <w:ind w:left="3017" w:hanging="360"/>
+      </w:pPr>
+      <w:rPr>
+        <w:rFonts w:ascii="Symbol" w:hAnsi="Symbol" w:hint="default"/>
+      </w:rPr>
+    </w:lvl>
+    <w:lvl w:ilvl="4" w:tplc="04190003" w:tentative="1">
+      <w:start w:val="1"/>
+      <w:numFmt w:val="bullet"/>
+      <w:lvlText w:val="o"/>
+      <w:lvlJc w:val="left"/>
+      <w:pPr>
+        <w:ind w:left="3737" w:hanging="360"/>
+      </w:pPr>
+      <w:rPr>
+        <w:rFonts w:ascii="Courier New" w:hAnsi="Courier New" w:cs="Courier New" w:hint="default"/>
+      </w:rPr>
+    </w:lvl>
+    <w:lvl w:ilvl="5" w:tplc="04190005" w:tentative="1">
+      <w:start w:val="1"/>
+      <w:numFmt w:val="bullet"/>
+      <w:lvlText w:val=""/>
+      <w:lvlJc w:val="left"/>
+      <w:pPr>
+        <w:ind w:left="4457" w:hanging="360"/>
+      </w:pPr>
+      <w:rPr>
+        <w:rFonts w:ascii="Wingdings" w:hAnsi="Wingdings" w:hint="default"/>
+      </w:rPr>
+    </w:lvl>
+    <w:lvl w:ilvl="6" w:tplc="04190001" w:tentative="1">
+      <w:start w:val="1"/>
+      <w:numFmt w:val="bullet"/>
+      <w:lvlText w:val=""/>
+      <w:lvlJc w:val="left"/>
+      <w:pPr>
+        <w:ind w:left="5177" w:hanging="360"/>
+      </w:pPr>
+      <w:rPr>
+        <w:rFonts w:ascii="Symbol" w:hAnsi="Symbol" w:hint="default"/>
+      </w:rPr>
+    </w:lvl>
+    <w:lvl w:ilvl="7" w:tplc="04190003" w:tentative="1">
+      <w:start w:val="1"/>
+      <w:numFmt w:val="bullet"/>
+      <w:lvlText w:val="o"/>
+      <w:lvlJc w:val="left"/>
+      <w:pPr>
+        <w:ind w:left="5897" w:hanging="360"/>
+      </w:pPr>
+      <w:rPr>
+        <w:rFonts w:ascii="Courier New" w:hAnsi="Courier New" w:cs="Courier New" w:hint="default"/>
+      </w:rPr>
+    </w:lvl>
+    <w:lvl w:ilvl="8" w:tplc="04190005" w:tentative="1">
+      <w:start w:val="1"/>
+      <w:numFmt w:val="bullet"/>
+      <w:lvlText w:val=""/>
+      <w:lvlJc w:val="left"/>
+      <w:pPr>
+        <w:ind w:left="6617" w:hanging="360"/>
+      </w:pPr>
+      <w:rPr>
+        <w:rFonts w:ascii="Wingdings" w:hAnsi="Wingdings" w:hint="default"/>
+      </w:rPr>
+    </w:lvl>
+  </w:abstractNum>
+  <w:abstractNum w:abstractNumId="11" w15:restartNumberingAfterBreak="0">
+    <w:nsid w:val="5D5845AB"/>
+    <w:multiLevelType w:val="multilevel"/>
+    <w:tmpl w:val="DD7C767E"/>
+    <w:lvl w:ilvl="0">
+      <w:start w:val="1"/>
+      <w:numFmt w:val="bullet"/>
+      <w:lvlText w:val=""/>
+      <w:lvlJc w:val="left"/>
+      <w:pPr>
+        <w:tabs>
+          <w:tab w:val="num" w:pos="720"/>
+        </w:tabs>
+        <w:ind w:left="720" w:hanging="360"/>
+      </w:pPr>
+      <w:rPr>
+        <w:rFonts w:ascii="Symbol" w:hAnsi="Symbol" w:hint="default"/>
+        <w:sz w:val="20"/>
+      </w:rPr>
+    </w:lvl>
+    <w:lvl w:ilvl="1" w:tentative="1">
+      <w:start w:val="1"/>
+      <w:numFmt w:val="bullet"/>
+      <w:lvlText w:val="o"/>
+      <w:lvlJc w:val="left"/>
+      <w:pPr>
+        <w:tabs>
+          <w:tab w:val="num" w:pos="1440"/>
+        </w:tabs>
+        <w:ind w:left="1440" w:hanging="360"/>
+      </w:pPr>
+      <w:rPr>
+        <w:rFonts w:ascii="Courier New" w:hAnsi="Courier New" w:hint="default"/>
+        <w:sz w:val="20"/>
+      </w:rPr>
+    </w:lvl>
+    <w:lvl w:ilvl="2" w:tentative="1">
+      <w:start w:val="1"/>
+      <w:numFmt w:val="bullet"/>
+      <w:lvlText w:val=""/>
+      <w:lvlJc w:val="left"/>
+      <w:pPr>
+        <w:tabs>
+          <w:tab w:val="num" w:pos="2160"/>
+        </w:tabs>
+        <w:ind w:left="2160" w:hanging="360"/>
+      </w:pPr>
+      <w:rPr>
+        <w:rFonts w:ascii="Wingdings" w:hAnsi="Wingdings" w:hint="default"/>
+        <w:sz w:val="20"/>
+      </w:rPr>
+    </w:lvl>
+    <w:lvl w:ilvl="3" w:tentative="1">
+      <w:start w:val="1"/>
+      <w:numFmt w:val="bullet"/>
+      <w:lvlText w:val=""/>
+      <w:lvlJc w:val="left"/>
+      <w:pPr>
+        <w:tabs>
+          <w:tab w:val="num" w:pos="2880"/>
+        </w:tabs>
+        <w:ind w:left="2880" w:hanging="360"/>
+      </w:pPr>
+      <w:rPr>
+        <w:rFonts w:ascii="Wingdings" w:hAnsi="Wingdings" w:hint="default"/>
+        <w:sz w:val="20"/>
+      </w:rPr>
+    </w:lvl>
+    <w:lvl w:ilvl="4" w:tentative="1">
+      <w:start w:val="1"/>
+      <w:numFmt w:val="bullet"/>
+      <w:lvlText w:val=""/>
+      <w:lvlJc w:val="left"/>
+      <w:pPr>
+        <w:tabs>
+          <w:tab w:val="num" w:pos="3600"/>
+        </w:tabs>
+        <w:ind w:left="3600" w:hanging="360"/>
+      </w:pPr>
+      <w:rPr>
+        <w:rFonts w:ascii="Wingdings" w:hAnsi="Wingdings" w:hint="default"/>
+        <w:sz w:val="20"/>
+      </w:rPr>
+    </w:lvl>
+    <w:lvl w:ilvl="5" w:tentative="1">
+      <w:start w:val="1"/>
+      <w:numFmt w:val="bullet"/>
+      <w:lvlText w:val=""/>
+      <w:lvlJc w:val="left"/>
+      <w:pPr>
+        <w:tabs>
+          <w:tab w:val="num" w:pos="4320"/>
+        </w:tabs>
+        <w:ind w:left="4320" w:hanging="360"/>
+      </w:pPr>
+      <w:rPr>
+        <w:rFonts w:ascii="Wingdings" w:hAnsi="Wingdings" w:hint="default"/>
+        <w:sz w:val="20"/>
+      </w:rPr>
+    </w:lvl>
+    <w:lvl w:ilvl="6" w:tentative="1">
+      <w:start w:val="1"/>
+      <w:numFmt w:val="bullet"/>
+      <w:lvlText w:val=""/>
+      <w:lvlJc w:val="left"/>
+      <w:pPr>
+        <w:tabs>
+          <w:tab w:val="num" w:pos="5040"/>
+        </w:tabs>
+        <w:ind w:left="5040" w:hanging="360"/>
+      </w:pPr>
+      <w:rPr>
+        <w:rFonts w:ascii="Wingdings" w:hAnsi="Wingdings" w:hint="default"/>
+        <w:sz w:val="20"/>
+      </w:rPr>
+    </w:lvl>
+    <w:lvl w:ilvl="7" w:tentative="1">
+      <w:start w:val="1"/>
+      <w:numFmt w:val="bullet"/>
+      <w:lvlText w:val=""/>
+      <w:lvlJc w:val="left"/>
+      <w:pPr>
+        <w:tabs>
+          <w:tab w:val="num" w:pos="5760"/>
+        </w:tabs>
+        <w:ind w:left="5760" w:hanging="360"/>
+      </w:pPr>
+      <w:rPr>
+        <w:rFonts w:ascii="Wingdings" w:hAnsi="Wingdings" w:hint="default"/>
+        <w:sz w:val="20"/>
+      </w:rPr>
+    </w:lvl>
+    <w:lvl w:ilvl="8" w:tentative="1">
+      <w:start w:val="1"/>
+      <w:numFmt w:val="bullet"/>
+      <w:lvlText w:val=""/>
+      <w:lvlJc w:val="left"/>
+      <w:pPr>
+        <w:tabs>
+          <w:tab w:val="num" w:pos="6480"/>
+        </w:tabs>
+        <w:ind w:left="6480" w:hanging="360"/>
+      </w:pPr>
+      <w:rPr>
+        <w:rFonts w:ascii="Wingdings" w:hAnsi="Wingdings" w:hint="default"/>
+        <w:sz w:val="20"/>
+      </w:rPr>
+    </w:lvl>
+  </w:abstractNum>
+  <w:abstractNum w:abstractNumId="12" w15:restartNumberingAfterBreak="0">
+    <w:nsid w:val="726C58E6"/>
+    <w:multiLevelType w:val="multilevel"/>
+    <w:tmpl w:val="95AC5E54"/>
+    <w:lvl w:ilvl="0">
+      <w:start w:val="1"/>
+      <w:numFmt w:val="bullet"/>
+      <w:lvlText w:val=""/>
+      <w:lvlJc w:val="left"/>
+      <w:pPr>
+        <w:tabs>
+          <w:tab w:val="num" w:pos="720"/>
+        </w:tabs>
+        <w:ind w:left="720" w:hanging="360"/>
+      </w:pPr>
+      <w:rPr>
+        <w:rFonts w:ascii="Symbol" w:hAnsi="Symbol" w:hint="default"/>
+        <w:sz w:val="20"/>
+      </w:rPr>
+    </w:lvl>
+    <w:lvl w:ilvl="1" w:tentative="1">
+      <w:start w:val="1"/>
+      <w:numFmt w:val="bullet"/>
+      <w:lvlText w:val="o"/>
+      <w:lvlJc w:val="left"/>
+      <w:pPr>
+        <w:tabs>
+          <w:tab w:val="num" w:pos="1440"/>
+        </w:tabs>
+        <w:ind w:left="1440" w:hanging="360"/>
+      </w:pPr>
+      <w:rPr>
+        <w:rFonts w:ascii="Courier New" w:hAnsi="Courier New" w:hint="default"/>
+        <w:sz w:val="20"/>
+      </w:rPr>
+    </w:lvl>
+    <w:lvl w:ilvl="2" w:tentative="1">
+      <w:start w:val="1"/>
+      <w:numFmt w:val="bullet"/>
+      <w:lvlText w:val=""/>
+      <w:lvlJc w:val="left"/>
+      <w:pPr>
+        <w:tabs>
+          <w:tab w:val="num" w:pos="2160"/>
+        </w:tabs>
+        <w:ind w:left="2160" w:hanging="360"/>
+      </w:pPr>
+      <w:rPr>
+        <w:rFonts w:ascii="Wingdings" w:hAnsi="Wingdings" w:hint="default"/>
+        <w:sz w:val="20"/>
+      </w:rPr>
+    </w:lvl>
+    <w:lvl w:ilvl="3" w:tentative="1">
+      <w:start w:val="1"/>
+      <w:numFmt w:val="bullet"/>
+      <w:lvlText w:val=""/>
+      <w:lvlJc w:val="left"/>
+      <w:pPr>
+        <w:tabs>
+          <w:tab w:val="num" w:pos="2880"/>
+        </w:tabs>
+        <w:ind w:left="2880" w:hanging="360"/>
+      </w:pPr>
+      <w:rPr>
+        <w:rFonts w:ascii="Wingdings" w:hAnsi="Wingdings" w:hint="default"/>
+        <w:sz w:val="20"/>
+      </w:rPr>
+    </w:lvl>
+    <w:lvl w:ilvl="4" w:tentative="1">
+      <w:start w:val="1"/>
+      <w:numFmt w:val="bullet"/>
+      <w:lvlText w:val=""/>
+      <w:lvlJc w:val="left"/>
+      <w:pPr>
+        <w:tabs>
+          <w:tab w:val="num" w:pos="3600"/>
+        </w:tabs>
+        <w:ind w:left="3600" w:hanging="360"/>
+      </w:pPr>
+      <w:rPr>
+        <w:rFonts w:ascii="Wingdings" w:hAnsi="Wingdings" w:hint="default"/>
+        <w:sz w:val="20"/>
+      </w:rPr>
+    </w:lvl>
+    <w:lvl w:ilvl="5" w:tentative="1">
+      <w:start w:val="1"/>
+      <w:numFmt w:val="bullet"/>
+      <w:lvlText w:val=""/>
+      <w:lvlJc w:val="left"/>
+      <w:pPr>
+        <w:tabs>
+          <w:tab w:val="num" w:pos="4320"/>
+        </w:tabs>
+        <w:ind w:left="4320" w:hanging="360"/>
+      </w:pPr>
+      <w:rPr>
+        <w:rFonts w:ascii="Wingdings" w:hAnsi="Wingdings" w:hint="default"/>
+        <w:sz w:val="20"/>
+      </w:rPr>
+    </w:lvl>
+    <w:lvl w:ilvl="6" w:tentative="1">
+      <w:start w:val="1"/>
+      <w:numFmt w:val="bullet"/>
+      <w:lvlText w:val=""/>
+      <w:lvlJc w:val="left"/>
+      <w:pPr>
+        <w:tabs>
+          <w:tab w:val="num" w:pos="5040"/>
+        </w:tabs>
+        <w:ind w:left="5040" w:hanging="360"/>
+      </w:pPr>
+      <w:rPr>
+        <w:rFonts w:ascii="Wingdings" w:hAnsi="Wingdings" w:hint="default"/>
+        <w:sz w:val="20"/>
+      </w:rPr>
+    </w:lvl>
+    <w:lvl w:ilvl="7" w:tentative="1">
+      <w:start w:val="1"/>
+      <w:numFmt w:val="bullet"/>
+      <w:lvlText w:val=""/>
+      <w:lvlJc w:val="left"/>
+      <w:pPr>
+        <w:tabs>
+          <w:tab w:val="num" w:pos="5760"/>
+        </w:tabs>
+        <w:ind w:left="5760" w:hanging="360"/>
+      </w:pPr>
+      <w:rPr>
+        <w:rFonts w:ascii="Wingdings" w:hAnsi="Wingdings" w:hint="default"/>
+        <w:sz w:val="20"/>
+      </w:rPr>
+    </w:lvl>
+    <w:lvl w:ilvl="8" w:tentative="1">
+      <w:start w:val="1"/>
+      <w:numFmt w:val="bullet"/>
+      <w:lvlText w:val=""/>
+      <w:lvlJc w:val="left"/>
+      <w:pPr>
+        <w:tabs>
+          <w:tab w:val="num" w:pos="6480"/>
+        </w:tabs>
+        <w:ind w:left="6480" w:hanging="360"/>
+      </w:pPr>
+      <w:rPr>
+        <w:rFonts w:ascii="Wingdings" w:hAnsi="Wingdings" w:hint="default"/>
+        <w:sz w:val="20"/>
+      </w:rPr>
+    </w:lvl>
+  </w:abstractNum>
+  <w:abstractNum w:abstractNumId="13" w15:restartNumberingAfterBreak="0">
     <w:nsid w:val="74081B94"/>
     <w:multiLevelType w:val="multilevel"/>
     <w:tmpl w:val="5E96F93A"/>
@@ -1233,7 +9463,7 @@
       </w:rPr>
     </w:lvl>
   </w:abstractNum>
-  <w:abstractNum w:abstractNumId="2" w15:restartNumberingAfterBreak="0">
+  <w:abstractNum w:abstractNumId="14" w15:restartNumberingAfterBreak="0">
     <w:nsid w:val="7F4308A3"/>
     <w:multiLevelType w:val="multilevel"/>
     <w:tmpl w:val="F29E24A6"/>
@@ -1382,14 +9612,50 @@
       </w:rPr>
     </w:lvl>
   </w:abstractNum>
-  <w:num w:numId="1" w16cid:durableId="660306467">
+  <w:num w:numId="1">
+    <w:abstractNumId w:val="14"/>
+  </w:num>
+  <w:num w:numId="2">
+    <w:abstractNumId w:val="13"/>
+  </w:num>
+  <w:num w:numId="3">
+    <w:abstractNumId w:val="6"/>
+  </w:num>
+  <w:num w:numId="4">
+    <w:abstractNumId w:val="12"/>
+  </w:num>
+  <w:num w:numId="5">
+    <w:abstractNumId w:val="4"/>
+  </w:num>
+  <w:num w:numId="6">
+    <w:abstractNumId w:val="9"/>
+  </w:num>
+  <w:num w:numId="7">
+    <w:abstractNumId w:val="10"/>
+  </w:num>
+  <w:num w:numId="8">
+    <w:abstractNumId w:val="11"/>
+  </w:num>
+  <w:num w:numId="9">
+    <w:abstractNumId w:val="5"/>
+  </w:num>
+  <w:num w:numId="10">
+    <w:abstractNumId w:val="8"/>
+  </w:num>
+  <w:num w:numId="11">
     <w:abstractNumId w:val="2"/>
   </w:num>
-  <w:num w:numId="2" w16cid:durableId="1482236643">
+  <w:num w:numId="12">
     <w:abstractNumId w:val="1"/>
   </w:num>
-  <w:num w:numId="3" w16cid:durableId="1110272253">
+  <w:num w:numId="13">
+    <w:abstractNumId w:val="7"/>
+  </w:num>
+  <w:num w:numId="14">
     <w:abstractNumId w:val="0"/>
+  </w:num>
+  <w:num w:numId="15">
+    <w:abstractNumId w:val="3"/>
   </w:num>
 </w:numbering>
 </file>
@@ -1845,7 +10111,6 @@
     <w:next w:val="a"/>
     <w:link w:val="30"/>
     <w:uiPriority w:val="9"/>
-    <w:semiHidden/>
     <w:unhideWhenUsed/>
     <w:qFormat/>
     <w:rsid w:val="00065E3B"/>
@@ -1997,6 +10262,7 @@
   <w:style w:type="character" w:default="1" w:styleId="a0">
     <w:name w:val="Default Paragraph Font"/>
     <w:uiPriority w:val="1"/>
+    <w:semiHidden/>
     <w:unhideWhenUsed/>
   </w:style>
   <w:style w:type="table" w:default="1" w:styleId="a1">
@@ -2052,7 +10318,6 @@
     <w:basedOn w:val="a0"/>
     <w:link w:val="3"/>
     <w:uiPriority w:val="9"/>
-    <w:semiHidden/>
     <w:rsid w:val="00065E3B"/>
     <w:rPr>
       <w:rFonts w:eastAsiaTheme="majorEastAsia" w:cstheme="majorBidi"/>
@@ -2331,6 +10596,103 @@
     <w:rPr>
       <w:color w:val="605E5C"/>
       <w:shd w:val="clear" w:color="auto" w:fill="E1DFDD"/>
+    </w:rPr>
+  </w:style>
+  <w:style w:type="character" w:styleId="ae">
+    <w:name w:val="Strong"/>
+    <w:basedOn w:val="a0"/>
+    <w:uiPriority w:val="22"/>
+    <w:qFormat/>
+    <w:rsid w:val="00BF3C95"/>
+    <w:rPr>
+      <w:b/>
+      <w:bCs/>
+    </w:rPr>
+  </w:style>
+  <w:style w:type="character" w:styleId="HTML">
+    <w:name w:val="HTML Code"/>
+    <w:basedOn w:val="a0"/>
+    <w:uiPriority w:val="99"/>
+    <w:semiHidden/>
+    <w:unhideWhenUsed/>
+    <w:rsid w:val="00BF3C95"/>
+    <w:rPr>
+      <w:rFonts w:ascii="Courier New" w:eastAsia="Times New Roman" w:hAnsi="Courier New" w:cs="Courier New"/>
+      <w:sz w:val="20"/>
+      <w:szCs w:val="20"/>
+    </w:rPr>
+  </w:style>
+  <w:style w:type="paragraph" w:styleId="af">
+    <w:name w:val="caption"/>
+    <w:basedOn w:val="a"/>
+    <w:next w:val="a"/>
+    <w:uiPriority w:val="35"/>
+    <w:unhideWhenUsed/>
+    <w:qFormat/>
+    <w:rsid w:val="00F550F9"/>
+    <w:pPr>
+      <w:spacing w:after="200" w:line="240" w:lineRule="auto"/>
+    </w:pPr>
+    <w:rPr>
+      <w:i/>
+      <w:iCs/>
+      <w:color w:val="0E2841" w:themeColor="text2"/>
+      <w:sz w:val="18"/>
+      <w:szCs w:val="18"/>
+    </w:rPr>
+  </w:style>
+  <w:style w:type="paragraph" w:styleId="HTML0">
+    <w:name w:val="HTML Preformatted"/>
+    <w:basedOn w:val="a"/>
+    <w:link w:val="HTML1"/>
+    <w:uiPriority w:val="99"/>
+    <w:semiHidden/>
+    <w:unhideWhenUsed/>
+    <w:rsid w:val="00F91FC8"/>
+    <w:pPr>
+      <w:tabs>
+        <w:tab w:val="left" w:pos="916"/>
+        <w:tab w:val="left" w:pos="1832"/>
+        <w:tab w:val="left" w:pos="2748"/>
+        <w:tab w:val="left" w:pos="3664"/>
+        <w:tab w:val="left" w:pos="4580"/>
+        <w:tab w:val="left" w:pos="5496"/>
+        <w:tab w:val="left" w:pos="6412"/>
+        <w:tab w:val="left" w:pos="7328"/>
+        <w:tab w:val="left" w:pos="8244"/>
+        <w:tab w:val="left" w:pos="9160"/>
+        <w:tab w:val="left" w:pos="10076"/>
+        <w:tab w:val="left" w:pos="10992"/>
+        <w:tab w:val="left" w:pos="11908"/>
+        <w:tab w:val="left" w:pos="12824"/>
+        <w:tab w:val="left" w:pos="13740"/>
+        <w:tab w:val="left" w:pos="14656"/>
+      </w:tabs>
+      <w:spacing w:after="0" w:line="240" w:lineRule="auto"/>
+    </w:pPr>
+    <w:rPr>
+      <w:rFonts w:ascii="Courier New" w:eastAsia="Times New Roman" w:hAnsi="Courier New" w:cs="Courier New"/>
+      <w:kern w:val="0"/>
+      <w:sz w:val="20"/>
+      <w:szCs w:val="20"/>
+      <w:lang w:eastAsia="ru-RU"/>
+      <w14:ligatures w14:val="none"/>
+    </w:rPr>
+  </w:style>
+  <w:style w:type="character" w:customStyle="1" w:styleId="HTML1">
+    <w:name w:val="Стандартный HTML Знак"/>
+    <w:basedOn w:val="a0"/>
+    <w:link w:val="HTML0"/>
+    <w:uiPriority w:val="99"/>
+    <w:semiHidden/>
+    <w:rsid w:val="00F91FC8"/>
+    <w:rPr>
+      <w:rFonts w:ascii="Courier New" w:eastAsia="Times New Roman" w:hAnsi="Courier New" w:cs="Courier New"/>
+      <w:kern w:val="0"/>
+      <w:sz w:val="20"/>
+      <w:szCs w:val="20"/>
+      <w:lang w:eastAsia="ru-RU"/>
+      <w14:ligatures w14:val="none"/>
     </w:rPr>
   </w:style>
 </w:styles>
